--- a/report/SDR_Denoising_Project_Report.docx
+++ b/report/SDR_Denoising_Project_Report.docx
@@ -196,7 +196,7 @@
                 <w:color w:val="555555"/>
                 <w:sz w:val="18"/>
               </w:rPr>
-              <w:t>35-test regression suite · 4 real bugs found, root-caused, and fixed (Section 4.2, 6.2)</w:t>
+              <w:t>51-test regression suite (CI-enforced) · 5 real bugs found, root-caused, and fixed (Section 4.2, 6.2, 4.9)</w:t>
             </w:r>
           </w:p>
         </w:tc>
@@ -354,7 +354,7 @@
           <w:i w:val="0"/>
           <w:sz w:val="22"/>
         </w:rPr>
-        <w:t>This project compares four denoising/equalization approaches — LMS, NLMS, a 1-D CNN autoencoder, and a Hybrid LMS→CNN cascade — against a No-Processing baseline, for BPSK, QPSK, and 16-QAM signals from -10dB to +30dB SNR. What began as two controlled case studies grew, through follow-up questions each result raised, into four case studies plus three connecting analyses — every addition was triggered by a specific gap or untested claim the previous result left open, not added for its own sake.</w:t>
+        <w:t>This project compares five denoising/equalization approaches — LMS, NLMS, RLS, a 1-D CNN autoencoder, and a Hybrid LMS→CNN cascade — against a No-Processing baseline, for BPSK, QPSK, and 16-QAM signals from -10dB to +30dB SNR. What began as two controlled case studies grew, through follow-up questions each result raised, into four case studies plus several connecting analyses and diagnostics — every addition was triggered by a specific gap or untested claim the previous result left open, not added for its own sake.</w:t>
       </w:r>
     </w:p>
     <w:p>
@@ -449,6 +449,38 @@
       </w:pPr>
       <w:r>
         <w:t>A compute-cost analysis found CNN needs ~106-212x more arithmetic per sample than LMS/NLMS, yet is paradoxically faster in wall-clock terms on this project's CPU stack — a finding about implementation efficiency, not algorithmic cost, with a concrete hardware-deployment answer either way.</w:t>
+      </w:r>
+    </w:p>
+    <w:p>
+      <w:pPr>
+        <w:pStyle w:val="ListNumber"/>
+      </w:pPr>
+      <w:r>
+        <w:t>The LMS-vs-NLMS decision-directed asymmetry from Case Study 3 was root-caused, not left as a hypothesis: NLMS's instantaneous-power step-size normalization measurably inflates its effective step size during channel fades (confirmed in 15/15 engaged trials), while LMS's fixed step size does the opposite (16/16 trials) — a real, 100%-consistent mechanism.</w:t>
+      </w:r>
+    </w:p>
+    <w:p>
+      <w:pPr>
+        <w:pStyle w:val="ListNumber"/>
+      </w:pPr>
+      <w:r>
+        <w:t>The high-SNR CNN error floor was also root-caused: a window/overlap-add reconstruction artifact, confirmed via an 81.1% same-position overlap between loss functions and a statistically significant (χ²=168.0, p=3.5×10⁻³⁶) clustering by window phase — ruling out "unfixable noise" as the primary cause.</w:t>
+      </w:r>
+    </w:p>
+    <w:p>
+      <w:pPr>
+        <w:pStyle w:val="ListNumber"/>
+      </w:pPr>
+      <w:r>
+        <w:t>Training the CNN once per case study (rather than across several seeds) was validated, not just assumed: training-draw variance is consistently smaller than test-time Monte Carlo variance across every condition tested.</w:t>
+      </w:r>
+    </w:p>
+    <w:p>
+      <w:pPr>
+        <w:pStyle w:val="ListNumber"/>
+      </w:pPr>
+      <w:r>
+        <w:t>RLS, added as a third classical baseline after fixing a real safety bug (an unguarded decision-directed default), produced a genuinely nuanced result: worse than LMS/NLMS at low-to-moderate SNR, but strictly better at high SNR — not the simple "RLS always wins" result its theoretical motivation alone would predict.</w:t>
       </w:r>
     </w:p>
     <w:p>
@@ -1097,7 +1129,7 @@
           <w:i w:val="0"/>
           <w:sz w:val="22"/>
         </w:rPr>
-        <w:t>Compare four denoising/equalization approaches against a No-Processing baseline, for BPSK, QPSK, and 16-QAM signals corrupted by AWGN, multipath ISI, and (in one follow-up) time-varying fading. The project is organized as four case studies plus three connecting analyses, each generated directly by a gap or unverified claim in a previous result:</w:t>
+        <w:t>Compare five denoising/equalization approaches against a No-Processing baseline, for BPSK, QPSK, and 16-QAM signals corrupted by AWGN, multipath ISI, and (in one follow-up) time-varying fading. The project is organized as four case studies plus several connecting analyses and diagnostics, each generated directly by a gap or unverified claim in a previous result:</w:t>
       </w:r>
     </w:p>
     <w:p>
@@ -1113,7 +1145,7 @@
         <w:pStyle w:val="ListBullet"/>
       </w:pPr>
       <w:r>
-        <w:t>Case Study 2 (Section 4): the same methods, unchanged, on a channel with real ISI (RRC pulse shaping at 4x oversampling + a static multipath channel), plus a genie-aided MMSE equalizer.</w:t>
+        <w:t>Case Study 2 (Section 4): the same methods, unchanged, on a channel with real ISI (RRC pulse shaping at 4x oversampling + a static multipath channel), plus a genie-aided MMSE equalizer and, as a follow-up, RLS as a third classical baseline (Section 4.9).</w:t>
       </w:r>
     </w:p>
     <w:p>
@@ -1129,7 +1161,7 @@
         <w:pStyle w:val="ListBullet"/>
       </w:pPr>
       <w:r>
-        <w:t>Case Study 3 (Section 6): a genuinely time-varying channel, testing whether freezing LMS/NLMS after the preamble is still the right call once the channel actually moves.</w:t>
+        <w:t>Case Study 3 (Section 6): a genuinely time-varying channel, testing whether freezing LMS/NLMS after the preamble is still the right call once the channel actually moves, and root-causing why LMS benefits from tracking while NLMS does not.</w:t>
       </w:r>
     </w:p>
     <w:p>
@@ -1145,7 +1177,7 @@
         <w:pStyle w:val="ListBullet"/>
       </w:pPr>
       <w:r>
-        <w:t>Boundary-Aware Loss (Section 3.7): turns Case Study 1's diagnosis of why CNN loses to No-Processing into a tested, partially-confirmed causal claim.</w:t>
+        <w:t>Boundary-Aware Loss and Training-Variance (Sections 3.7-3.8): turns Case Study 1's diagnosis of why CNN loses to No-Processing into a tested, partially-confirmed causal claim, root-causes the resulting high-SNR error floor, and quantifies how much training randomness (vs. test-time randomness) contributes to reported BER variance.</w:t>
       </w:r>
     </w:p>
     <w:p>
@@ -6452,6 +6484,91 @@
           <w:sz w:val="22"/>
         </w:rPr>
         <w:t>A bit-level flip diagnostic confirms this is mechanistic: at QPSK -10dB, MSE's harmful/beneficial flip counts are 14,683/12,611 (net harm 2,072); Hinge's are 6,037/5,592 (net harm 445) — both counts roughly halve under the boundary-aware loss, exactly the predicted effect. The predicted trade-off is also confirmed: Hinge has systematically lower output SNR than MSE (e.g. QPSK 15dB: 18.04dB vs 21.28dB) — it genuinely trades accuracy for margin, and that only pays off where boundary ambiguity, not some other structural error source, dominates. Full detail: report/findings_boundary_aware_loss.md.</w:t>
+      </w:r>
+    </w:p>
+    <w:p>
+      <w:pPr>
+        <w:spacing w:before="120" w:after="120"/>
+        <w:ind w:left="360"/>
+        <w:shd w:fill="EFEFEF"/>
+        <w:pBdr>
+          <w:left w:val="single" w:sz="24" w:color="B02A2A" w:space="4"/>
+        </w:pBdr>
+      </w:pPr>
+      <w:r>
+        <w:rPr>
+          <w:b/>
+          <w:sz w:val="22"/>
+        </w:rPr>
+        <w:t>Root-caused since: the loss-independent high-SNR floor is the CNN's window/overlap-add reconstruction — 81.1% same-position overlap between MSE and Hinge, a statistically significant (χ²=168.0, p=3.5×10⁻³⁶) non-uniform clustering by window phase, and only 15.1% overlap with No-Processing's own errors (ruling out "unfixable noise").</w:t>
+      </w:r>
+    </w:p>
+    <w:p>
+      <w:pPr>
+        <w:jc w:val="both"/>
+      </w:pPr>
+      <w:r>
+        <w:rPr>
+          <w:b w:val="0"/>
+          <w:i w:val="0"/>
+          <w:sz w:val="22"/>
+        </w:rPr>
+        <w:t>Position-level tracking of every floor error (`report/findings_cnn_high_snr_floor.md`) found: (1) MSE and Hinge fail at the same symbol position 81.1% of the time (98.8-100% for BPSK) — far beyond chance given how sparse these errors are; (2) those positions cluster non-uniformly within the window-overlap cycle (symbol_index mod 64), declining monotonically from window-start to window-end (317/306/205/75 across four quartiles), confirmed against the uniform null by a chi-square test; (3) only 15.1% of these positions were also wrong for No-Processing's raw hard-decision — 84.9% of the time the CNN introduces a new error rather than failing on an already-lost sample; (4) noise magnitude at these positions is only mildly elevated (1.39-1.64x typical), not the large outlier a "structurally hard sample" explanation would predict. Together this confirms a genuine, loss-independent, position-dependent reconstruction weak spot, not unfixable noise.</w:t>
+      </w:r>
+    </w:p>
+    <w:p>
+      <w:pPr>
+        <w:pStyle w:val="Heading2"/>
+        <w:keepNext/>
+      </w:pPr>
+      <w:r>
+        <w:rPr>
+          <w:color w:val="1F3A5F"/>
+        </w:rPr>
+        <w:t>3.8 Follow-Up: Is Training the CNN Once Enough?</w:t>
+      </w:r>
+    </w:p>
+    <w:p>
+      <w:pPr>
+        <w:jc w:val="both"/>
+      </w:pPr>
+      <w:r>
+        <w:rPr>
+          <w:b w:val="0"/>
+          <w:i w:val="0"/>
+          <w:sz w:val="22"/>
+        </w:rPr>
+        <w:t>This project's practice (every case study) is to train each CNN/Hybrid model exactly once per modulation, then report Monte Carlo variance across test-time noise/bit-sequence draws only. The variance contributed by the training draw itself was previously unmeasured.</w:t>
+      </w:r>
+    </w:p>
+    <w:p>
+      <w:pPr>
+        <w:spacing w:before="120" w:after="120"/>
+        <w:ind w:left="360"/>
+        <w:shd w:fill="EFEFEF"/>
+        <w:pBdr>
+          <w:left w:val="single" w:sz="24" w:color="B02A2A" w:space="4"/>
+        </w:pBdr>
+      </w:pPr>
+      <w:r>
+        <w:rPr>
+          <w:b/>
+          <w:sz w:val="22"/>
+        </w:rPr>
+        <w:t>5 independently-seeded CNNs, evaluated on identical test data, show training-draw variance is consistently smaller than test-time variance across all 4 conditions tested (ratio 0.00-0.32x) — this project's practice of training once is justified, not an underestimate of true uncertainty.</w:t>
+      </w:r>
+    </w:p>
+    <w:p>
+      <w:pPr>
+        <w:jc w:val="both"/>
+      </w:pPr>
+      <w:r>
+        <w:rPr>
+          <w:b w:val="0"/>
+          <w:i w:val="0"/>
+          <w:sz w:val="22"/>
+        </w:rPr>
+        <w:t>At 15dB, five independently-trained BPSK models produced the exact same mean BER to 6 decimal places; QPSK's five were within 3% of each other. At 0dB (noisier), the ratio is largest (0.32x for QPSK) but still well under 1. This is also consistent with the high-SNR floor being a structural, architecture-driven property (Section 3.7) rather than something training randomness could shift. Full detail: report/findings_training_variance.md.</w:t>
       </w:r>
     </w:p>
     <w:p>
@@ -12902,6 +13019,577 @@
     </w:p>
     <w:p>
       <w:pPr>
+        <w:pStyle w:val="Heading2"/>
+        <w:keepNext/>
+      </w:pPr>
+      <w:r>
+        <w:rPr>
+          <w:color w:val="1F3A5F"/>
+        </w:rPr>
+        <w:t>4.9 Follow-Up: RLS as a Third Classical Baseline</w:t>
+      </w:r>
+    </w:p>
+    <w:p>
+      <w:pPr>
+        <w:jc w:val="both"/>
+      </w:pPr>
+      <w:r>
+        <w:rPr>
+          <w:b w:val="0"/>
+          <w:i w:val="0"/>
+          <w:sz w:val="22"/>
+        </w:rPr>
+        <w:t>RLS was originally excluded from Case Study 2 to keep exactly one variable (the channel) different from Case Study 1. Before this first real use, src/rls_filter.py — implemented but unused — needed a real safety fix: it defaulted to unguarded decision-directed continuation, the same broken |d-y|-threshold pattern already fixed for LMS/NLMS (Section 3.2). Hardened to frozen-by-default first (16 new regression tests), then run at Case Study 2's full scale.</w:t>
+      </w:r>
+    </w:p>
+    <w:p>
+      <w:pPr>
+        <w:spacing w:before="120" w:after="120"/>
+        <w:ind w:left="360"/>
+        <w:shd w:fill="EFEFEF"/>
+        <w:pBdr>
+          <w:left w:val="single" w:sz="24" w:color="B02A2A" w:space="4"/>
+        </w:pBdr>
+      </w:pPr>
+      <w:r>
+        <w:rPr>
+          <w:b/>
+          <w:sz w:val="22"/>
+        </w:rPr>
+        <w:t>Not the simple "RLS wins" result the future-work rationale predicted: RLS is measurably WORSE than LMS/NLMS at low-to-moderate SNR (5-19% more errors) but strictly BETTER at high SNR (zero errors at 15-20dB where LMS/NLMS retain a residual floor).</w:t>
+      </w:r>
+    </w:p>
+    <w:p>
+      <w:pPr>
+        <w:pStyle w:val="Caption"/>
+        <w:jc w:val="center"/>
+      </w:pPr>
+      <w:r>
+        <w:rPr>
+          <w:i/>
+          <w:color w:val="555555"/>
+          <w:sz w:val="18"/>
+        </w:rPr>
+        <w:t xml:space="preserve">Table </w:t>
+        <w:fldChar w:fldCharType="begin"/>
+        <w:instrText xml:space="preserve"> SEQ Table \* ARABIC </w:instrText>
+        <w:fldChar w:fldCharType="separate">
+          <w:t>#</w:t>
+        </w:fldChar>
+        <w:fldChar w:fldCharType="end"/>
+      </w:r>
+      <w:r>
+        <w:rPr>
+          <w:i/>
+          <w:color w:val="555555"/>
+          <w:sz w:val="18"/>
+        </w:rPr>
+        <w:t>: BER ratio (LMS or NLMS BER / RLS BER, &gt;1 = RLS wins) by SNR</w:t>
+      </w:r>
+    </w:p>
+    <w:tbl>
+      <w:tblPr>
+        <w:tblStyle w:val="LightGrid-Accent1"/>
+        <w:tblW w:type="auto" w:w="0"/>
+        <w:jc w:val="center"/>
+        <w:tblLook w:firstColumn="1" w:firstRow="1" w:lastColumn="0" w:lastRow="0" w:noHBand="0" w:noVBand="1" w:val="04A0"/>
+      </w:tblPr>
+      <w:tblGrid>
+        <w:gridCol w:w="1872"/>
+        <w:gridCol w:w="1872"/>
+        <w:gridCol w:w="1872"/>
+        <w:gridCol w:w="1872"/>
+        <w:gridCol w:w="1872"/>
+      </w:tblGrid>
+      <w:tr>
+        <w:tc>
+          <w:tcPr>
+            <w:tcW w:type="dxa" w:w="1872"/>
+          </w:tcPr>
+          <w:p>
+            <w:pPr>
+              <w:jc w:val="center"/>
+            </w:pPr>
+            <w:r>
+              <w:rPr>
+                <w:b/>
+                <w:sz w:val="18"/>
+              </w:rPr>
+              <w:t>SNR (dB)</w:t>
+            </w:r>
+          </w:p>
+        </w:tc>
+        <w:tc>
+          <w:tcPr>
+            <w:tcW w:type="dxa" w:w="1872"/>
+          </w:tcPr>
+          <w:p>
+            <w:pPr>
+              <w:jc w:val="center"/>
+            </w:pPr>
+            <w:r>
+              <w:rPr>
+                <w:b/>
+                <w:sz w:val="18"/>
+              </w:rPr>
+              <w:t>BPSK: LMS/RLS</w:t>
+            </w:r>
+          </w:p>
+        </w:tc>
+        <w:tc>
+          <w:tcPr>
+            <w:tcW w:type="dxa" w:w="1872"/>
+          </w:tcPr>
+          <w:p>
+            <w:pPr>
+              <w:jc w:val="center"/>
+            </w:pPr>
+            <w:r>
+              <w:rPr>
+                <w:b/>
+                <w:sz w:val="18"/>
+              </w:rPr>
+              <w:t>BPSK: NLMS/RLS</w:t>
+            </w:r>
+          </w:p>
+        </w:tc>
+        <w:tc>
+          <w:tcPr>
+            <w:tcW w:type="dxa" w:w="1872"/>
+          </w:tcPr>
+          <w:p>
+            <w:pPr>
+              <w:jc w:val="center"/>
+            </w:pPr>
+            <w:r>
+              <w:rPr>
+                <w:b/>
+                <w:sz w:val="18"/>
+              </w:rPr>
+              <w:t>QPSK: LMS/RLS</w:t>
+            </w:r>
+          </w:p>
+        </w:tc>
+        <w:tc>
+          <w:tcPr>
+            <w:tcW w:type="dxa" w:w="1872"/>
+          </w:tcPr>
+          <w:p>
+            <w:pPr>
+              <w:jc w:val="center"/>
+            </w:pPr>
+            <w:r>
+              <w:rPr>
+                <w:b/>
+                <w:sz w:val="18"/>
+              </w:rPr>
+              <w:t>QPSK: NLMS/RLS</w:t>
+            </w:r>
+          </w:p>
+        </w:tc>
+      </w:tr>
+      <w:tr>
+        <w:tc>
+          <w:tcPr>
+            <w:tcW w:type="dxa" w:w="1872"/>
+          </w:tcPr>
+          <w:p>
+            <w:pPr>
+              <w:jc w:val="center"/>
+            </w:pPr>
+            <w:r>
+              <w:rPr>
+                <w:sz w:val="18"/>
+              </w:rPr>
+              <w:t>-10 to 5</w:t>
+            </w:r>
+          </w:p>
+        </w:tc>
+        <w:tc>
+          <w:tcPr>
+            <w:tcW w:type="dxa" w:w="1872"/>
+          </w:tcPr>
+          <w:p>
+            <w:pPr>
+              <w:jc w:val="center"/>
+            </w:pPr>
+            <w:r>
+              <w:rPr>
+                <w:sz w:val="18"/>
+              </w:rPr>
+              <w:t>0.85-0.92x (RLS worse)</w:t>
+            </w:r>
+          </w:p>
+        </w:tc>
+        <w:tc>
+          <w:tcPr>
+            <w:tcW w:type="dxa" w:w="1872"/>
+          </w:tcPr>
+          <w:p>
+            <w:pPr>
+              <w:jc w:val="center"/>
+            </w:pPr>
+            <w:r>
+              <w:rPr>
+                <w:sz w:val="18"/>
+              </w:rPr>
+              <w:t>0.85-0.95x (RLS worse)</w:t>
+            </w:r>
+          </w:p>
+        </w:tc>
+        <w:tc>
+          <w:tcPr>
+            <w:tcW w:type="dxa" w:w="1872"/>
+          </w:tcPr>
+          <w:p>
+            <w:pPr>
+              <w:jc w:val="center"/>
+            </w:pPr>
+            <w:r>
+              <w:rPr>
+                <w:sz w:val="18"/>
+              </w:rPr>
+              <w:t>0.88-0.91x (RLS worse)</w:t>
+            </w:r>
+          </w:p>
+        </w:tc>
+        <w:tc>
+          <w:tcPr>
+            <w:tcW w:type="dxa" w:w="1872"/>
+          </w:tcPr>
+          <w:p>
+            <w:pPr>
+              <w:jc w:val="center"/>
+            </w:pPr>
+            <w:r>
+              <w:rPr>
+                <w:sz w:val="18"/>
+              </w:rPr>
+              <w:t>0.89-0.92x (RLS worse)</w:t>
+            </w:r>
+          </w:p>
+        </w:tc>
+      </w:tr>
+      <w:tr>
+        <w:tc>
+          <w:tcPr>
+            <w:tcW w:type="dxa" w:w="1872"/>
+          </w:tcPr>
+          <w:p>
+            <w:pPr>
+              <w:jc w:val="center"/>
+            </w:pPr>
+            <w:r>
+              <w:rPr>
+                <w:sz w:val="18"/>
+              </w:rPr>
+              <w:t>10</w:t>
+            </w:r>
+          </w:p>
+        </w:tc>
+        <w:tc>
+          <w:tcPr>
+            <w:tcW w:type="dxa" w:w="1872"/>
+          </w:tcPr>
+          <w:p>
+            <w:pPr>
+              <w:jc w:val="center"/>
+            </w:pPr>
+            <w:r>
+              <w:rPr>
+                <w:sz w:val="18"/>
+              </w:rPr>
+              <w:t>1.27x (RLS wins)</w:t>
+            </w:r>
+          </w:p>
+        </w:tc>
+        <w:tc>
+          <w:tcPr>
+            <w:tcW w:type="dxa" w:w="1872"/>
+          </w:tcPr>
+          <w:p>
+            <w:pPr>
+              <w:jc w:val="center"/>
+            </w:pPr>
+            <w:r>
+              <w:rPr>
+                <w:sz w:val="18"/>
+              </w:rPr>
+              <w:t>1.54x (RLS wins)</w:t>
+            </w:r>
+          </w:p>
+        </w:tc>
+        <w:tc>
+          <w:tcPr>
+            <w:tcW w:type="dxa" w:w="1872"/>
+          </w:tcPr>
+          <w:p>
+            <w:pPr>
+              <w:jc w:val="center"/>
+            </w:pPr>
+            <w:r>
+              <w:rPr>
+                <w:sz w:val="18"/>
+              </w:rPr>
+              <w:t>0.84x (RLS still worse)</w:t>
+            </w:r>
+          </w:p>
+        </w:tc>
+        <w:tc>
+          <w:tcPr>
+            <w:tcW w:type="dxa" w:w="1872"/>
+          </w:tcPr>
+          <w:p>
+            <w:pPr>
+              <w:jc w:val="center"/>
+            </w:pPr>
+            <w:r>
+              <w:rPr>
+                <w:sz w:val="18"/>
+              </w:rPr>
+              <w:t>0.90x (RLS still worse)</w:t>
+            </w:r>
+          </w:p>
+        </w:tc>
+      </w:tr>
+      <w:tr>
+        <w:tc>
+          <w:tcPr>
+            <w:tcW w:type="dxa" w:w="1872"/>
+          </w:tcPr>
+          <w:p>
+            <w:pPr>
+              <w:jc w:val="center"/>
+            </w:pPr>
+            <w:r>
+              <w:rPr>
+                <w:sz w:val="18"/>
+              </w:rPr>
+              <w:t>15-20</w:t>
+            </w:r>
+          </w:p>
+        </w:tc>
+        <w:tc>
+          <w:tcPr>
+            <w:tcW w:type="dxa" w:w="1872"/>
+          </w:tcPr>
+          <w:p>
+            <w:pPr>
+              <w:jc w:val="center"/>
+            </w:pPr>
+            <w:r>
+              <w:rPr>
+                <w:sz w:val="18"/>
+              </w:rPr>
+              <w:t>inf (RLS: 0 err)</w:t>
+            </w:r>
+          </w:p>
+        </w:tc>
+        <w:tc>
+          <w:tcPr>
+            <w:tcW w:type="dxa" w:w="1872"/>
+          </w:tcPr>
+          <w:p>
+            <w:pPr>
+              <w:jc w:val="center"/>
+            </w:pPr>
+            <w:r>
+              <w:rPr>
+                <w:sz w:val="18"/>
+              </w:rPr>
+              <w:t>inf (RLS: 0 err)</w:t>
+            </w:r>
+          </w:p>
+        </w:tc>
+        <w:tc>
+          <w:tcPr>
+            <w:tcW w:type="dxa" w:w="1872"/>
+          </w:tcPr>
+          <w:p>
+            <w:pPr>
+              <w:jc w:val="center"/>
+            </w:pPr>
+            <w:r>
+              <w:rPr>
+                <w:sz w:val="18"/>
+              </w:rPr>
+              <w:t>inf (RLS: 0 err)</w:t>
+            </w:r>
+          </w:p>
+        </w:tc>
+        <w:tc>
+          <w:tcPr>
+            <w:tcW w:type="dxa" w:w="1872"/>
+          </w:tcPr>
+          <w:p>
+            <w:pPr>
+              <w:jc w:val="center"/>
+            </w:pPr>
+            <w:r>
+              <w:rPr>
+                <w:sz w:val="18"/>
+              </w:rPr>
+              <w:t>inf (RLS: 0 err)</w:t>
+            </w:r>
+          </w:p>
+        </w:tc>
+      </w:tr>
+    </w:tbl>
+    <w:p/>
+    <w:p>
+      <w:pPr>
+        <w:jc w:val="both"/>
+      </w:pPr>
+      <w:r>
+        <w:rPr>
+          <w:b w:val="0"/>
+          <w:i w:val="0"/>
+          <w:sz w:val="22"/>
+        </w:rPr>
+        <w:t>A plausible (not verified) explanation: LMS/NLMS were extensively hardened for low-SNR stability (clamped step size, Polyak/Ruppert tail-averaging), while RLSFilter has no equivalent tail-averaging and an untuned λ=0.99 — a per-SNR-tuned forgetting factor is the natural next step, named rather than chased down further. RLS is also cheaper per-sample than NLMS in this implementation despite its higher algorithmic complexity, another instance of Section 8's compute-vs-wall-clock finding. Full detail: report/findings_rls_comparison.md.</w:t>
+      </w:r>
+    </w:p>
+    <w:p>
+      <w:pPr>
+        <w:jc w:val="center"/>
+      </w:pPr>
+      <w:r>
+        <w:drawing>
+          <wp:inline xmlns:a="http://schemas.openxmlformats.org/drawingml/2006/main" xmlns:pic="http://schemas.openxmlformats.org/drawingml/2006/picture">
+            <wp:extent cx="5303520" cy="3314700"/>
+            <wp:docPr id="9" name="Picture 9"/>
+            <wp:cNvGraphicFramePr>
+              <a:graphicFrameLocks noChangeAspect="1"/>
+            </wp:cNvGraphicFramePr>
+            <a:graphic>
+              <a:graphicData uri="http://schemas.openxmlformats.org/drawingml/2006/picture">
+                <pic:pic>
+                  <pic:nvPicPr>
+                    <pic:cNvPr id="0" name="ber_vs_snr_BPSK.png"/>
+                    <pic:cNvPicPr/>
+                  </pic:nvPicPr>
+                  <pic:blipFill>
+                    <a:blip r:embed="rId19"/>
+                    <a:stretch>
+                      <a:fillRect/>
+                    </a:stretch>
+                  </pic:blipFill>
+                  <pic:spPr>
+                    <a:xfrm>
+                      <a:off x="0" y="0"/>
+                      <a:ext cx="5303520" cy="3314700"/>
+                    </a:xfrm>
+                    <a:prstGeom prst="rect"/>
+                  </pic:spPr>
+                </pic:pic>
+              </a:graphicData>
+            </a:graphic>
+          </wp:inline>
+        </w:drawing>
+      </w:r>
+    </w:p>
+    <w:p>
+      <w:pPr>
+        <w:pStyle w:val="Caption"/>
+        <w:jc w:val="center"/>
+      </w:pPr>
+      <w:r>
+        <w:rPr>
+          <w:i/>
+          <w:color w:val="555555"/>
+          <w:sz w:val="18"/>
+        </w:rPr>
+        <w:t xml:space="preserve">Figure </w:t>
+        <w:fldChar w:fldCharType="begin"/>
+        <w:instrText xml:space="preserve"> SEQ Figure \* ARABIC </w:instrText>
+        <w:fldChar w:fldCharType="separate">
+          <w:t>#</w:t>
+        </w:fldChar>
+        <w:fldChar w:fldCharType="end"/>
+      </w:r>
+      <w:r>
+        <w:rPr>
+          <w:i/>
+          <w:color w:val="555555"/>
+          <w:sz w:val="18"/>
+        </w:rPr>
+        <w:t>: BER vs Input SNR incl. RLS, BPSK</w:t>
+      </w:r>
+    </w:p>
+    <w:p>
+      <w:pPr>
+        <w:jc w:val="center"/>
+      </w:pPr>
+      <w:r>
+        <w:drawing>
+          <wp:inline xmlns:a="http://schemas.openxmlformats.org/drawingml/2006/main" xmlns:pic="http://schemas.openxmlformats.org/drawingml/2006/picture">
+            <wp:extent cx="5303520" cy="3314700"/>
+            <wp:docPr id="10" name="Picture 10"/>
+            <wp:cNvGraphicFramePr>
+              <a:graphicFrameLocks noChangeAspect="1"/>
+            </wp:cNvGraphicFramePr>
+            <a:graphic>
+              <a:graphicData uri="http://schemas.openxmlformats.org/drawingml/2006/picture">
+                <pic:pic>
+                  <pic:nvPicPr>
+                    <pic:cNvPr id="0" name="ber_vs_snr_QPSK.png"/>
+                    <pic:cNvPicPr/>
+                  </pic:nvPicPr>
+                  <pic:blipFill>
+                    <a:blip r:embed="rId20"/>
+                    <a:stretch>
+                      <a:fillRect/>
+                    </a:stretch>
+                  </pic:blipFill>
+                  <pic:spPr>
+                    <a:xfrm>
+                      <a:off x="0" y="0"/>
+                      <a:ext cx="5303520" cy="3314700"/>
+                    </a:xfrm>
+                    <a:prstGeom prst="rect"/>
+                  </pic:spPr>
+                </pic:pic>
+              </a:graphicData>
+            </a:graphic>
+          </wp:inline>
+        </w:drawing>
+      </w:r>
+    </w:p>
+    <w:p>
+      <w:pPr>
+        <w:pStyle w:val="Caption"/>
+        <w:jc w:val="center"/>
+      </w:pPr>
+      <w:r>
+        <w:rPr>
+          <w:i/>
+          <w:color w:val="555555"/>
+          <w:sz w:val="18"/>
+        </w:rPr>
+        <w:t xml:space="preserve">Figure </w:t>
+        <w:fldChar w:fldCharType="begin"/>
+        <w:instrText xml:space="preserve"> SEQ Figure \* ARABIC </w:instrText>
+        <w:fldChar w:fldCharType="separate">
+          <w:t>#</w:t>
+        </w:fldChar>
+        <w:fldChar w:fldCharType="end"/>
+      </w:r>
+      <w:r>
+        <w:rPr>
+          <w:i/>
+          <w:color w:val="555555"/>
+          <w:sz w:val="18"/>
+        </w:rPr>
+        <w:t>: BER vs Input SNR incl. RLS, QPSK</w:t>
+      </w:r>
+    </w:p>
+    <w:p>
+      <w:r>
+        <w:br w:type="page"/>
+      </w:r>
+    </w:p>
+    <w:p>
+      <w:pPr>
         <w:pStyle w:val="Heading1"/>
         <w:keepNext/>
       </w:pPr>
@@ -13818,7 +14506,7 @@
         <w:drawing>
           <wp:inline xmlns:a="http://schemas.openxmlformats.org/drawingml/2006/main" xmlns:pic="http://schemas.openxmlformats.org/drawingml/2006/picture">
             <wp:extent cx="5303520" cy="2209800"/>
-            <wp:docPr id="9" name="Picture 9"/>
+            <wp:docPr id="11" name="Picture 11"/>
             <wp:cNvGraphicFramePr>
               <a:graphicFrameLocks noChangeAspect="1"/>
             </wp:cNvGraphicFramePr>
@@ -13830,7 +14518,7 @@
                     <pic:cNvPicPr/>
                   </pic:nvPicPr>
                   <pic:blipFill>
-                    <a:blip r:embed="rId19"/>
+                    <a:blip r:embed="rId21"/>
                     <a:stretch>
                       <a:fillRect/>
                     </a:stretch>
@@ -13885,7 +14573,7 @@
         <w:drawing>
           <wp:inline xmlns:a="http://schemas.openxmlformats.org/drawingml/2006/main" xmlns:pic="http://schemas.openxmlformats.org/drawingml/2006/picture">
             <wp:extent cx="5303520" cy="2209800"/>
-            <wp:docPr id="10" name="Picture 10"/>
+            <wp:docPr id="12" name="Picture 12"/>
             <wp:cNvGraphicFramePr>
               <a:graphicFrameLocks noChangeAspect="1"/>
             </wp:cNvGraphicFramePr>
@@ -13897,7 +14585,7 @@
                     <pic:cNvPicPr/>
                   </pic:nvPicPr>
                   <pic:blipFill>
-                    <a:blip r:embed="rId20"/>
+                    <a:blip r:embed="rId22"/>
                     <a:stretch>
                       <a:fillRect/>
                     </a:stretch>
@@ -14068,6 +14756,19 @@
     </w:p>
     <w:p>
       <w:pPr>
+        <w:jc w:val="both"/>
+      </w:pPr>
+      <w:r>
+        <w:rPr>
+          <w:b w:val="0"/>
+          <w:i w:val="0"/>
+          <w:sz w:val="22"/>
+        </w:rPr>
+        <w:t>This asymmetry has since been root-caused, not just hypothesized (report/findings_lms_nlms_asymmetry.md): an instrumented reimplementation of both filters' update equations — verified to reproduce production BER exactly before being trusted — measured the correlation between the channel's instantaneous envelope and each method's effective step size across all 31 DD-engaged trials. The result splits perfectly by method, zero exceptions: all 16 engaged LMS trials show a fade shrinking its update-vector norm (fixed step size × small input = small update); all 15 engaged NLMS trials show the opposite — a fade inflating NLMS's effective step size, exactly when wrong decisions are most likely. NLMS's update-norm during wrong decisions averages 1.23x its own median (correcting harder when wrong); LMS averages 0.46x (gentlest when wrong).</w:t>
+      </w:r>
+    </w:p>
+    <w:p>
+      <w:pPr>
         <w:pStyle w:val="Heading2"/>
         <w:keepNext/>
       </w:pPr>
@@ -14116,7 +14817,7 @@
         <w:drawing>
           <wp:inline xmlns:a="http://schemas.openxmlformats.org/drawingml/2006/main" xmlns:pic="http://schemas.openxmlformats.org/drawingml/2006/picture">
             <wp:extent cx="5303520" cy="2209800"/>
-            <wp:docPr id="11" name="Picture 11"/>
+            <wp:docPr id="13" name="Picture 13"/>
             <wp:cNvGraphicFramePr>
               <a:graphicFrameLocks noChangeAspect="1"/>
             </wp:cNvGraphicFramePr>
@@ -14128,7 +14829,7 @@
                     <pic:cNvPicPr/>
                   </pic:nvPicPr>
                   <pic:blipFill>
-                    <a:blip r:embed="rId21"/>
+                    <a:blip r:embed="rId23"/>
                     <a:stretch>
                       <a:fillRect/>
                     </a:stretch>
@@ -14183,7 +14884,7 @@
         <w:drawing>
           <wp:inline xmlns:a="http://schemas.openxmlformats.org/drawingml/2006/main" xmlns:pic="http://schemas.openxmlformats.org/drawingml/2006/picture">
             <wp:extent cx="5303520" cy="2209800"/>
-            <wp:docPr id="12" name="Picture 12"/>
+            <wp:docPr id="14" name="Picture 14"/>
             <wp:cNvGraphicFramePr>
               <a:graphicFrameLocks noChangeAspect="1"/>
             </wp:cNvGraphicFramePr>
@@ -14195,7 +14896,7 @@
                     <pic:cNvPicPr/>
                   </pic:nvPicPr>
                   <pic:blipFill>
-                    <a:blip r:embed="rId22"/>
+                    <a:blip r:embed="rId24"/>
                     <a:stretch>
                       <a:fillRect/>
                     </a:stretch>
@@ -14240,6 +14941,73 @@
           <w:sz w:val="18"/>
         </w:rPr>
         <w:t>: Frozen vs. Decision-Directed, QPSK, time-varying channel</w:t>
+      </w:r>
+    </w:p>
+    <w:p>
+      <w:pPr>
+        <w:jc w:val="center"/>
+      </w:pPr>
+      <w:r>
+        <w:drawing>
+          <wp:inline xmlns:a="http://schemas.openxmlformats.org/drawingml/2006/main" xmlns:pic="http://schemas.openxmlformats.org/drawingml/2006/picture">
+            <wp:extent cx="5303520" cy="3857105"/>
+            <wp:docPr id="15" name="Picture 15"/>
+            <wp:cNvGraphicFramePr>
+              <a:graphicFrameLocks noChangeAspect="1"/>
+            </wp:cNvGraphicFramePr>
+            <a:graphic>
+              <a:graphicData uri="http://schemas.openxmlformats.org/drawingml/2006/picture">
+                <pic:pic>
+                  <pic:nvPicPr>
+                    <pic:cNvPr id="0" name="lms_nlms_asymmetry_diagnostic.png"/>
+                    <pic:cNvPicPr/>
+                  </pic:nvPicPr>
+                  <pic:blipFill>
+                    <a:blip r:embed="rId25"/>
+                    <a:stretch>
+                      <a:fillRect/>
+                    </a:stretch>
+                  </pic:blipFill>
+                  <pic:spPr>
+                    <a:xfrm>
+                      <a:off x="0" y="0"/>
+                      <a:ext cx="5303520" cy="3857105"/>
+                    </a:xfrm>
+                    <a:prstGeom prst="rect"/>
+                  </pic:spPr>
+                </pic:pic>
+              </a:graphicData>
+            </a:graphic>
+          </wp:inline>
+        </w:drawing>
+      </w:r>
+    </w:p>
+    <w:p>
+      <w:pPr>
+        <w:pStyle w:val="Caption"/>
+        <w:jc w:val="center"/>
+      </w:pPr>
+      <w:r>
+        <w:rPr>
+          <w:i/>
+          <w:color w:val="555555"/>
+          <w:sz w:val="18"/>
+        </w:rPr>
+        <w:t xml:space="preserve">Figure </w:t>
+        <w:fldChar w:fldCharType="begin"/>
+        <w:instrText xml:space="preserve"> SEQ Figure \* ARABIC </w:instrText>
+        <w:fldChar w:fldCharType="separate">
+          <w:t>#</w:t>
+        </w:fldChar>
+        <w:fldChar w:fldCharType="end"/>
+      </w:r>
+      <w:r>
+        <w:rPr>
+          <w:i/>
+          <w:color w:val="555555"/>
+          <w:sz w:val="18"/>
+        </w:rPr>
+        <w:t>: LMS vs. NLMS update-norm and channel envelope, illustrative diverging trial</w:t>
       </w:r>
     </w:p>
     <w:p>
@@ -16763,7 +17531,7 @@
         <w:drawing>
           <wp:inline xmlns:a="http://schemas.openxmlformats.org/drawingml/2006/main" xmlns:pic="http://schemas.openxmlformats.org/drawingml/2006/picture">
             <wp:extent cx="5303520" cy="3314700"/>
-            <wp:docPr id="13" name="Picture 13"/>
+            <wp:docPr id="16" name="Picture 16"/>
             <wp:cNvGraphicFramePr>
               <a:graphicFrameLocks noChangeAspect="1"/>
             </wp:cNvGraphicFramePr>
@@ -16775,7 +17543,7 @@
                     <pic:cNvPicPr/>
                   </pic:nvPicPr>
                   <pic:blipFill>
-                    <a:blip r:embed="rId23"/>
+                    <a:blip r:embed="rId26"/>
                     <a:stretch>
                       <a:fillRect/>
                     </a:stretch>
@@ -16830,7 +17598,7 @@
         <w:drawing>
           <wp:inline xmlns:a="http://schemas.openxmlformats.org/drawingml/2006/main" xmlns:pic="http://schemas.openxmlformats.org/drawingml/2006/picture">
             <wp:extent cx="5303520" cy="883920"/>
-            <wp:docPr id="14" name="Picture 14"/>
+            <wp:docPr id="17" name="Picture 17"/>
             <wp:cNvGraphicFramePr>
               <a:graphicFrameLocks noChangeAspect="1"/>
             </wp:cNvGraphicFramePr>
@@ -16842,7 +17610,7 @@
                     <pic:cNvPicPr/>
                   </pic:nvPicPr>
                   <pic:blipFill>
-                    <a:blip r:embed="rId24"/>
+                    <a:blip r:embed="rId27"/>
                     <a:stretch>
                       <a:fillRect/>
                     </a:stretch>
@@ -16897,7 +17665,7 @@
         <w:drawing>
           <wp:inline xmlns:a="http://schemas.openxmlformats.org/drawingml/2006/main" xmlns:pic="http://schemas.openxmlformats.org/drawingml/2006/picture">
             <wp:extent cx="5303520" cy="2651760"/>
-            <wp:docPr id="15" name="Picture 15"/>
+            <wp:docPr id="18" name="Picture 18"/>
             <wp:cNvGraphicFramePr>
               <a:graphicFrameLocks noChangeAspect="1"/>
             </wp:cNvGraphicFramePr>
@@ -16909,7 +17677,7 @@
                     <pic:cNvPicPr/>
                   </pic:nvPicPr>
                   <pic:blipFill>
-                    <a:blip r:embed="rId25"/>
+                    <a:blip r:embed="rId28"/>
                     <a:stretch>
                       <a:fillRect/>
                     </a:stretch>
@@ -17727,6 +18495,38 @@
       </w:r>
     </w:p>
     <w:p>
+      <w:pPr>
+        <w:pStyle w:val="ListNumber"/>
+      </w:pPr>
+      <w:r>
+        <w:t>A named, previously-unverified hypothesis was tested and confirmed with 100% trial-level consistency: every one of 16 engaged LMS trials shows a fade shrinking its update-vector norm, and every one of 15 engaged NLMS trials shows the opposite — a fade inflating NLMS's effective step size, exactly when wrong decisions are most likely.</w:t>
+      </w:r>
+    </w:p>
+    <w:p>
+      <w:pPr>
+        <w:pStyle w:val="ListNumber"/>
+      </w:pPr>
+      <w:r>
+        <w:t>The same discipline resolved a second previously-open question: the high-SNR CNN error floor was confirmed (χ²=168.0, p=3.5×10⁻³⁶) as a window/overlap-add reconstruction artifact, ruling out the competing "unfixable noise" hypothesis.</w:t>
+      </w:r>
+    </w:p>
+    <w:p>
+      <w:pPr>
+        <w:pStyle w:val="ListNumber"/>
+      </w:pPr>
+      <w:r>
+        <w:t>This project's single-training-draw practice was quantitatively validated, not just assumed: training-draw variance is consistently smaller than test-time Monte Carlo variance across all 4 conditions tested (ratio 0.00-0.32x).</w:t>
+      </w:r>
+    </w:p>
+    <w:p>
+      <w:pPr>
+        <w:pStyle w:val="ListNumber"/>
+      </w:pPr>
+      <w:r>
+        <w:t>RLS, added as a third classical baseline, required fixing a real safety bug before its first use (an unguarded decision-directed default, the same broken-gate pattern already fixed for LMS/NLMS) and then produced a genuinely nuanced result: measurably worse than LMS/NLMS at low-to-moderate SNR but strictly better at high SNR — an algorithm's textbook advantage doesn't automatically transfer without the same hardening applied elsewhere in this project.</w:t>
+      </w:r>
+    </w:p>
+    <w:p>
       <w:r>
         <w:br w:type="page"/>
       </w:r>
@@ -17813,7 +18613,7 @@
           <w:i w:val="0"/>
           <w:sz w:val="22"/>
         </w:rPr>
-        <w:t>Two items from the original future-work list have since been addressed and are marked accordingly; each surfaced new, more specific follow-ups of its own.</w:t>
+        <w:t>Six items from the original future-work list have since been addressed and are marked accordingly; each surfaced new, more specific follow-ups of its own.</w:t>
       </w:r>
     </w:p>
     <w:p>
@@ -17821,7 +18621,7 @@
         <w:pStyle w:val="ListBullet"/>
       </w:pPr>
       <w:r>
-        <w:t>RLS as a third classical baseline (src/rls_filter.py exists, unused) — ISI is exactly the regime where RLS's faster convergence over LMS/NLMS should show a real edge.</w:t>
+        <w:t>DONE — RLS as a third classical baseline (Section 4.9): not the simple "RLS wins" result predicted — worse than LMS/NLMS at low-to-moderate SNR, better at high SNR. Required fixing an unguarded decision-directed default first. New follow-up: a per-SNR-tuned forgetting factor or tail-averaged RLS estimate to test whether the low-SNR shortfall closes.</w:t>
       </w:r>
     </w:p>
     <w:p>
@@ -17829,7 +18629,7 @@
         <w:pStyle w:val="ListBullet"/>
       </w:pPr>
       <w:r>
-        <w:t>MLSE/Viterbi equalization — the classical gold-standard for ISI channels.</w:t>
+        <w:t>MLSE/Viterbi equalization — the classical gold-standard for ISI channels — still open.</w:t>
       </w:r>
     </w:p>
     <w:p>
@@ -17837,7 +18637,7 @@
         <w:pStyle w:val="ListBullet"/>
       </w:pPr>
       <w:r>
-        <w:t>DONE (Case Study 3) — a genuinely time-varying channel. New follow-ups: fix the DD update rule for SPS&gt;1; root-cause the LMS-vs-NLMS tracking asymmetry; re-run the flat-fading control at SPS=4 once the fix exists.</w:t>
+        <w:t>DONE (Case Study 3) — a genuinely time-varying channel. New follow-ups: fix the DD update rule for SPS&gt;1; ~~root-cause the LMS-vs-NLMS tracking asymmetry~~ DONE (confirmed with 100% trial-level consistency); re-run the flat-fading control at SPS=4 once the DD fix exists.</w:t>
       </w:r>
     </w:p>
     <w:p>
@@ -17853,7 +18653,7 @@
         <w:pStyle w:val="ListBullet"/>
       </w:pPr>
       <w:r>
-        <w:t>Root-cause the loss-independent high-SNR error floor found in the boundary-aware-loss follow-up (plain-MSE and boundary-hinge CNNs produce identical error counts at 10-20dB).</w:t>
+        <w:t>DONE — root-cause the loss-independent high-SNR error floor: confirmed as a window/overlap-add reconstruction artifact (χ²=168.0, p=3.5×10⁻³⁶), ruling out "unfixable noise." New follow-up: a triangular/cosine overlap-add weighting or smaller stride to test whether this specific floor can be closed.</w:t>
       </w:r>
     </w:p>
     <w:p>
@@ -17861,7 +18661,7 @@
         <w:pStyle w:val="ListBullet"/>
       </w:pPr>
       <w:r>
-        <w:t>Multiple independent training draws — Monte Carlo trials vary test noise/bits; the CNN/LMS/Hybrid models were each trained exactly once per modulation per case study.</w:t>
+        <w:t>DONE — multiple independent training draws: training-draw variance is consistently smaller than test-time variance (ratio 0.00-0.32x across all 4 conditions tested) — not yet extended to Hybrid or Case Study 2's ISI channel.</w:t>
       </w:r>
     </w:p>
     <w:p>
@@ -17899,7 +18699,7 @@
           <w:i w:val="0"/>
           <w:sz w:val="22"/>
         </w:rPr>
-        <w:t>A 35-test regression suite (tests/, ~25s to run) codifies every invariant discovered during this project:</w:t>
+        <w:t>A CI-enforced, ~51-test regression suite (tests/, ~25s to run, run automatically on every push via GitHub Actions) codifies every invariant discovered during this project:</w:t>
       </w:r>
     </w:p>
     <w:p>
@@ -17908,6 +18708,14 @@
       </w:pPr>
       <w:r>
         <w:t>test_lms_stability.py — LMS/NLMS never diverge below No-Processing; DD mode off by default.</w:t>
+      </w:r>
+    </w:p>
+    <w:p>
+      <w:pPr>
+        <w:pStyle w:val="ListBullet"/>
+      </w:pPr>
+      <w:r>
+        <w:t>test_rls_stability.py — RLS never diverges below No-Processing; DD mode off by default (16 tests, added when RLS was hardened before its first real use, Section 4.9).</w:t>
       </w:r>
     </w:p>
     <w:p>
@@ -17960,7 +18768,7 @@
           <w:i w:val="0"/>
           <w:sz w:val="22"/>
         </w:rPr>
-        <w:t>Every experiment referenced in this report lives as a standalone Python script under experiments/ (e.g. run_case1_no_isi.py, run_case2_isi.py, run_severity_sweep.py, run_timevarying_channel.py, run_16qam_comparison.py, run_case1_boundary_loss.py, compute_cost_analysis.py), with shared logic in src/ (signal_gen.py, channel.py, lms_filter.py, nlms_filter.py, mmse_equalizer.py, utils.py, metrics.py) and a CNN-specific module (cnn_boundary_aware.py). Raw results are stored as CSVs under results/tables/ and figures under results/figures/, organized by case study. This report is the complete, self-contained writeup of that codebase's methodology, results, and conclusions.</w:t>
+        <w:t>Every experiment referenced in this report lives as a standalone Python script under experiments/ (e.g. run_case1_no_isi.py, run_case2_isi.py, run_severity_sweep.py, run_timevarying_channel.py, run_16qam_comparison.py, run_case1_boundary_loss.py, compute_cost_analysis.py, run_rls_comparison.py, diagnose_lms_nlms_asymmetry.py, diagnose_cnn_high_snr_floor.py, diagnose_training_variance.py), with shared logic in src/ (signal_gen.py, channel.py, lms_filter.py, nlms_filter.py, rls_filter.py, mmse_equalizer.py, utils.py, metrics.py) and a CNN-specific module (cnn_boundary_aware.py). Raw results are stored as CSVs under results/tables/ and figures under results/figures/, organized by case study. This report is the complete, self-contained writeup of that codebase's methodology, results, and conclusions.</w:t>
       </w:r>
     </w:p>
     <w:sectPr>

--- a/report/SDR_Denoising_Project_Report.docx
+++ b/report/SDR_Denoising_Project_Report.docx
@@ -196,7 +196,7 @@
                 <w:color w:val="555555"/>
                 <w:sz w:val="18"/>
               </w:rPr>
-              <w:t>51-test regression suite (CI-enforced) · 5 real bugs found, root-caused, and fixed (Section 4.2, 6.2, 4.9)</w:t>
+              <w:t>55-test regression suite (CI-enforced) · 6 real bugs found, root-caused, and fixed (Section 4.2, 6.2, 4.9, 11) · reviewed via an adversarial self-critique pass</w:t>
             </w:r>
           </w:p>
         </w:tc>
@@ -456,7 +456,7 @@
         <w:pStyle w:val="ListNumber"/>
       </w:pPr>
       <w:r>
-        <w:t>The LMS-vs-NLMS decision-directed asymmetry from Case Study 3 was root-caused, not left as a hypothesis: NLMS's instantaneous-power step-size normalization measurably inflates its effective step size during channel fades (confirmed in 15/15 engaged trials), while LMS's fixed step size does the opposite (16/16 trials) — a real, 100%-consistent mechanism.</w:t>
+        <w:t>The LMS-vs-NLMS decision-directed asymmetry from Case Study 3 was given strong, consistent (though correlational, not interventional) evidence: NLMS's instantaneous-power step-size normalization measurably inflates its effective step size during channel fades (in 15/15 engaged trials), while LMS's fixed step size does the opposite (16/16 trials).</w:t>
       </w:r>
     </w:p>
     <w:p>
@@ -464,7 +464,7 @@
         <w:pStyle w:val="ListNumber"/>
       </w:pPr>
       <w:r>
-        <w:t>The high-SNR CNN error floor was also root-caused: a window/overlap-add reconstruction artifact, confirmed via an 81.1% same-position overlap between loss functions and a statistically significant (χ²=168.0, p=3.5×10⁻³⁶) clustering by window phase — ruling out "unfixable noise" as the primary cause.</w:t>
+        <w:t>The high-SNR CNN error floor was likewise strongly evidenced as a window/overlap-add reconstruction artifact — an 81.1% same-position overlap between loss functions and a statistically significant (χ²=168.0, p=3.5×10⁻³⁶) clustering by window phase — weighing against "unfixable noise" as the primary cause, though again without a confirming intervention.</w:t>
       </w:r>
     </w:p>
     <w:p>
@@ -472,7 +472,7 @@
         <w:pStyle w:val="ListNumber"/>
       </w:pPr>
       <w:r>
-        <w:t>Training the CNN once per case study (rather than across several seeds) was validated, not just assumed: training-draw variance is consistently smaller than test-time Monte Carlo variance across every condition tested.</w:t>
+        <w:t>Training the CNN once (rather than across several seeds) showed no evidence of a problem in one narrow, tested regime: training-draw variance was smaller than test-time Monte Carlo variance in all 4 conditions tested (Case Study 1's CNN only, 2 SNR points) — not yet a project-wide validation.</w:t>
       </w:r>
     </w:p>
     <w:p>
@@ -6500,7 +6500,7 @@
           <w:b/>
           <w:sz w:val="22"/>
         </w:rPr>
-        <w:t>Root-caused since: the loss-independent high-SNR floor is the CNN's window/overlap-add reconstruction — 81.1% same-position overlap between MSE and Hinge, a statistically significant (χ²=168.0, p=3.5×10⁻³⁶) non-uniform clustering by window phase, and only 15.1% overlap with No-Processing's own errors (ruling out "unfixable noise").</w:t>
+        <w:t>Strongly evidenced since (correlational, not interventional): the loss-independent high-SNR floor is consistent with the CNN's window/overlap-add reconstruction — 81.1% same-position overlap between MSE and Hinge, a statistically significant (χ²=168.0, p=3.5×10⁻³⁶) non-uniform clustering by window phase, and only 15.1% overlap with No-Processing's own errors (weighing against "unfixable noise").</w:t>
       </w:r>
     </w:p>
     <w:p>
@@ -6513,7 +6513,7 @@
           <w:i w:val="0"/>
           <w:sz w:val="22"/>
         </w:rPr>
-        <w:t>Position-level tracking of every floor error (`report/findings_cnn_high_snr_floor.md`) found: (1) MSE and Hinge fail at the same symbol position 81.1% of the time (98.8-100% for BPSK) — far beyond chance given how sparse these errors are; (2) those positions cluster non-uniformly within the window-overlap cycle (symbol_index mod 64), declining monotonically from window-start to window-end (317/306/205/75 across four quartiles), confirmed against the uniform null by a chi-square test; (3) only 15.1% of these positions were also wrong for No-Processing's raw hard-decision — 84.9% of the time the CNN introduces a new error rather than failing on an already-lost sample; (4) noise magnitude at these positions is only mildly elevated (1.39-1.64x typical), not the large outlier a "structurally hard sample" explanation would predict. Together this confirms a genuine, loss-independent, position-dependent reconstruction weak spot, not unfixable noise.</w:t>
+        <w:t>Position-level tracking of every floor error (`report/findings_cnn_high_snr_floor.md`) found: (1) MSE and Hinge fail at the same symbol position 81.1% of the time (98.8-100% for BPSK) — far beyond chance given how sparse these errors are; (2) those positions cluster non-uniformly within the window-overlap cycle (symbol_index mod 64), declining monotonically from window-start to window-end (317/306/205/75 across four quartiles), confirmed against the uniform null by a chi-square test; (3) only 15.1% of these positions were also wrong for No-Processing's raw hard-decision — 84.9% of the time the CNN introduces a new error rather than failing on an already-lost sample; (4) noise magnitude at these positions is only mildly elevated (1.39-1.64x typical), not the large outlier a "structurally hard sample" explanation would predict. Together this points to a genuine, loss-independent, position-dependent reconstruction weak spot — but no counterfactual (changing the overlap-add scheme and confirming the floor shrinks) was run, so this is the best-supported explanation given every measurement taken, not a demonstrated cause.</w:t>
       </w:r>
     </w:p>
     <w:p>
@@ -6555,7 +6555,7 @@
           <w:b/>
           <w:sz w:val="22"/>
         </w:rPr>
-        <w:t>5 independently-seeded CNNs, evaluated on identical test data, show training-draw variance is consistently smaller than test-time variance across all 4 conditions tested (ratio 0.00-0.32x) — this project's practice of training once is justified, not an underestimate of true uncertainty.</w:t>
+        <w:t>In one narrow, tested regime (Case Study 1's CNN, 2 SNR points), 5 independently-seeded CNNs evaluated on identical test data show no evidence of training-draw variance dominating test-time variance (ratio 0.00-0.32x across all 4 conditions tested) — not yet a project-wide validation, and the estimate itself rests on only 4-5 samples per condition.</w:t>
       </w:r>
     </w:p>
     <w:p>
@@ -14664,6 +14664,36 @@
     </w:p>
     <w:p>
       <w:pPr>
+        <w:spacing w:before="120" w:after="120"/>
+        <w:ind w:left="360"/>
+        <w:shd w:fill="EFEFEF"/>
+        <w:pBdr>
+          <w:left w:val="single" w:sz="24" w:color="B02A2A" w:space="4"/>
+        </w:pBdr>
+      </w:pPr>
+      <w:r>
+        <w:rPr>
+          <w:b/>
+          <w:sz w:val="22"/>
+        </w:rPr>
+        <w:t>Correction (found via a later adversarial self-critique pass): this channel model was originally described as drifting slowly enough to "look static across the 1000-symbol preamble." That claim was asserted, not measured, and is FALSE for the flat-fading config actually used in Section 6.4's headline result — measured directly, it swings by 60.5-90.7% of its base tap magnitude within the preamble itself, across the 5 seeds tested.</w:t>
+      </w:r>
+    </w:p>
+    <w:p>
+      <w:pPr>
+        <w:jc w:val="both"/>
+      </w:pPr>
+      <w:r>
+        <w:rPr>
+          <w:b w:val="0"/>
+          <w:i w:val="0"/>
+          <w:sz w:val="22"/>
+        </w:rPr>
+        <w:t>This does not invalidate Section 6.4's Frozen-vs-DD BER comparison — both methods see the identical channel/noise realization in every trial, so their difference is real regardless — but it means the channel is continuously time-varying from the start of the signal, not static-then-drifting as originally described, and the "Frozen" baseline is itself a fit to an already-moving channel. Full detail: report/findings_preamble_drift_correction.md.</w:t>
+      </w:r>
+    </w:p>
+    <w:p>
+      <w:pPr>
         <w:pStyle w:val="Heading2"/>
         <w:keepNext/>
       </w:pPr>
@@ -14764,7 +14794,7 @@
           <w:i w:val="0"/>
           <w:sz w:val="22"/>
         </w:rPr>
-        <w:t>This asymmetry has since been root-caused, not just hypothesized (report/findings_lms_nlms_asymmetry.md): an instrumented reimplementation of both filters' update equations — verified to reproduce production BER exactly before being trusted — measured the correlation between the channel's instantaneous envelope and each method's effective step size across all 31 DD-engaged trials. The result splits perfectly by method, zero exceptions: all 16 engaged LMS trials show a fade shrinking its update-vector norm (fixed step size × small input = small update); all 15 engaged NLMS trials show the opposite — a fade inflating NLMS's effective step size, exactly when wrong decisions are most likely. NLMS's update-norm during wrong decisions averages 1.23x its own median (correcting harder when wrong); LMS averages 0.46x (gentlest when wrong).</w:t>
+        <w:t>This asymmetry has since been given strong, consistent evidence — correlational, not interventional (report/findings_lms_nlms_asymmetry.md): an instrumented reimplementation of both filters' update equations — verified to reproduce production BER exactly before being trusted — measured the correlation between the channel's instantaneous envelope and each method's effective step size across all 31 DD-engaged trials. The result splits perfectly by method, zero exceptions: all 16 engaged LMS trials show a fade shrinking its update-vector norm (fixed step size × small input = small update); all 15 engaged NLMS trials show the opposite — a fade inflating NLMS's effective step size, exactly when wrong decisions are most likely. NLMS's update-norm during wrong decisions averages 1.23x its own median among the 13 trials with at least one wrong decision to measure (correcting harder when wrong); LMS averages 0.46x (gentlest when wrong). No counterfactual (capping NLMS's normalization and confirming the effect disappears) was run, so this is the best-supported explanation given every measurement taken, not a demonstrated mechanism in the strict causal sense.</w:t>
       </w:r>
     </w:p>
     <w:p>
@@ -18499,7 +18529,7 @@
         <w:pStyle w:val="ListNumber"/>
       </w:pPr>
       <w:r>
-        <w:t>A named, previously-unverified hypothesis was tested and confirmed with 100% trial-level consistency: every one of 16 engaged LMS trials shows a fade shrinking its update-vector norm, and every one of 15 engaged NLMS trials shows the opposite — a fade inflating NLMS's effective step size, exactly when wrong decisions are most likely.</w:t>
+        <w:t>A named, previously-unverified hypothesis was tested and found strongly, consistently evidenced — correlationally, not interventionally: every one of 16 engaged LMS trials shows a fade shrinking its update-vector norm, and every one of 15 engaged NLMS trials shows the opposite — a fade inflating NLMS's effective step size, exactly when wrong decisions are most likely. The actual falsification test (capping NLMS's normalization and confirming the effect disappears) remains the next step, not yet performed.</w:t>
       </w:r>
     </w:p>
     <w:p>
@@ -18507,7 +18537,7 @@
         <w:pStyle w:val="ListNumber"/>
       </w:pPr>
       <w:r>
-        <w:t>The same discipline resolved a second previously-open question: the high-SNR CNN error floor was confirmed (χ²=168.0, p=3.5×10⁻³⁶) as a window/overlap-add reconstruction artifact, ruling out the competing "unfixable noise" hypothesis.</w:t>
+        <w:t>The same discipline made progress on a second previously-open question, with the same caveat: the high-SNR CNN error floor was found strongly consistent (χ²=168.0, p=3.5×10⁻³⁶) with a window/overlap-add reconstruction artifact, weighing against the competing "unfixable noise" hypothesis — again correlational evidence, pending an interventional test.</w:t>
       </w:r>
     </w:p>
     <w:p>
@@ -18515,7 +18545,7 @@
         <w:pStyle w:val="ListNumber"/>
       </w:pPr>
       <w:r>
-        <w:t>This project's single-training-draw practice was quantitatively validated, not just assumed: training-draw variance is consistently smaller than test-time Monte Carlo variance across all 4 conditions tested (ratio 0.00-0.32x).</w:t>
+        <w:t>This project's single-training-draw practice was given a first quantitative check, in one narrow regime, not validated project-wide: training-draw variance is consistently smaller than test-time Monte Carlo variance across all 4 conditions tested (ratio 0.00-0.32x), for Case Study 1's CNN only.</w:t>
       </w:r>
     </w:p>
     <w:p>
@@ -18524,6 +18554,14 @@
       </w:pPr>
       <w:r>
         <w:t>RLS, added as a third classical baseline, required fixing a real safety bug before its first use (an unguarded decision-directed default, the same broken-gate pattern already fixed for LMS/NLMS) and then produced a genuinely nuanced result: measurably worse than LMS/NLMS at low-to-moderate SNR but strictly better at high SNR — an algorithm's textbook advantage doesn't automatically transfer without the same hardening applied elsewhere in this project.</w:t>
+      </w:r>
+    </w:p>
+    <w:p>
+      <w:pPr>
+        <w:pStyle w:val="ListNumber"/>
+      </w:pPr>
+      <w:r>
+        <w:t>A deliberate adversarial self-critique pass (four independent reviewer agents, each briefed to find real problems) surfaced a sixth bug (an asymmetric RRC filter, src/signal_gen.py), a genuine reporting error in this project's own diagnostic (undefined-ratio denominators counted as "not inflated"), an uncorrected-multiple-comparisons gap in Section 4.5, and the preamble-drift correction above — all fixed or explicitly caveated rather than left unaddressed.</w:t>
       </w:r>
     </w:p>
     <w:p>
@@ -18588,7 +18626,31 @@
         <w:pStyle w:val="ListBullet"/>
       </w:pPr>
       <w:r>
-        <w:t>The boundary-aware-loss and 16-QAM follow-ups were run at reduced scale for speed — treat their exact numbers as indicative, at the same standard as the severity sweep.</w:t>
+        <w:t>The boundary-aware-loss, training-variance, 16-QAM, LMS-vs-NLMS-asymmetry, and CNN-high-SNR-floor follow-ups were all run at reduced scale (4,000-30,000 symbols, 4-5 MC trials, sometimes only 5 independent draws) for speed — treat their percentages, ratios, and correlation coefficients as indicative at that reduced-confidence standard, not full precision.</w:t>
+      </w:r>
+    </w:p>
+    <w:p>
+      <w:pPr>
+        <w:pStyle w:val="ListBullet"/>
+      </w:pPr>
+      <w:r>
+        <w:t>A sixth real bug (found via an adversarial self-critique pass): rrc_filter centered its time axis on N/2 rather than (N-1)/2, making the transmit/receive filter measurably asymmetric. Fixed and verified symmetric; NOT re-run across every RRC-based experiment in this project — the effect on final BER/SNR numbers is expected to be small (energy normalization is preserved regardless of symmetry; round-trip demod showed 0 errors before and after), but a full re-run to confirm this quantitatively is named future work, not assumed.</w:t>
+      </w:r>
+    </w:p>
+    <w:p>
+      <w:pPr>
+        <w:pStyle w:val="ListBullet"/>
+      </w:pPr>
+      <w:r>
+        <w:t>The "channel looks static during the preamble" premise for Case Study 3 was asserted, not measured, and found false for the actual default parameters (Section 6.1) — this does not invalidate Section 6.4's Frozen-vs-DD comparison, but changes the causal story for why DD helps.</w:t>
+      </w:r>
+    </w:p>
+    <w:p>
+      <w:pPr>
+        <w:pStyle w:val="ListBullet"/>
+      </w:pPr>
+      <w:r>
+        <w:t>Section 4.5's Fisher's-exact "statistically real" claims (9 tests) were not corrected for multiple comparisons — a Bonferroni correction would flip 2 of the reported p-values from significant to non-significant; the qualitative conclusion (a small, practically-negligible floor) is unaffected either way, but the language should be read as nominal, not family-wise-corrected.</w:t>
       </w:r>
     </w:p>
     <w:p>
@@ -18699,7 +18761,7 @@
           <w:i w:val="0"/>
           <w:sz w:val="22"/>
         </w:rPr>
-        <w:t>A CI-enforced, ~51-test regression suite (tests/, ~25s to run, run automatically on every push via GitHub Actions) codifies every invariant discovered during this project:</w:t>
+        <w:t>A CI-enforced, 55-test regression suite (tests/, ~30s to run, run automatically on every push via GitHub Actions) codifies every invariant discovered during this project:</w:t>
       </w:r>
     </w:p>
     <w:p>
@@ -18731,7 +18793,7 @@
         <w:pStyle w:val="ListBullet"/>
       </w:pPr>
       <w:r>
-        <w:t>test_channel.py — add_multipath is a true identity and causal (the identity that caught the third bug).</w:t>
+        <w:t>test_channel.py — add_multipath is a true identity and causal (the identity that caught the third bug); add_time_varying_multipath is causal, matches the static channel at zero drift, and correctly fixes the direct path unless vary_direct_path=True (added during the self-critique pass — previously zero coverage on this function).</w:t>
       </w:r>
     </w:p>
     <w:p>

--- a/report/SDR_Denoising_Project_Report.docx
+++ b/report/SDR_Denoising_Project_Report.docx
@@ -196,7 +196,7 @@
                 <w:color w:val="555555"/>
                 <w:sz w:val="18"/>
               </w:rPr>
-              <w:t>55-test regression suite (CI-enforced) · 6 real bugs found, root-caused, and fixed (Section 4.2, 6.2, 4.9, 11) · reviewed via an adversarial self-critique pass</w:t>
+              <w:t>57-test regression suite (CI-enforced) · 6 real bugs found, root-caused, and fixed (Section 4.2, 6.2, 4.9, 11) · reviewed via an adversarial self-critique pass</w:t>
             </w:r>
           </w:p>
         </w:tc>
@@ -456,7 +456,7 @@
         <w:pStyle w:val="ListNumber"/>
       </w:pPr>
       <w:r>
-        <w:t>The LMS-vs-NLMS decision-directed asymmetry from Case Study 3 was given strong, consistent (though correlational, not interventional) evidence: NLMS's instantaneous-power step-size normalization measurably inflates its effective step size during channel fades (in 15/15 engaged trials), while LMS's fixed step size does the opposite (16/16 trials).</w:t>
+        <w:t>The LMS-vs-NLMS decision-directed asymmetry from Case Study 3 was root-caused with an actual intervention: NLMS's instantaneous-power step-size normalization measurably inflates its effective step size during channel fades; flooring that normalization measurably closes the gap in every tested cell and flips two of four from "DD doesn't help" to "DD helps."</w:t>
       </w:r>
     </w:p>
     <w:p>
@@ -464,7 +464,7 @@
         <w:pStyle w:val="ListNumber"/>
       </w:pPr>
       <w:r>
-        <w:t>The high-SNR CNN error floor was likewise strongly evidenced as a window/overlap-add reconstruction artifact — an 81.1% same-position overlap between loss functions and a statistically significant (χ²=168.0, p=3.5×10⁻³⁶) clustering by window phase — weighing against "unfixable noise" as the primary cause, though again without a confirming intervention.</w:t>
+        <w:t>The high-SNR CNN error floor was strongly evidenced as a window/overlap-add reconstruction artifact (81.1% same-position overlap between loss functions, χ²=168.0 p=3.5×10⁻³⁶ clustering by window phase) — but the named fix (reweighting the overlap-add) was tested and found NOT to close it, a negative result reported honestly rather than omitted.</w:t>
       </w:r>
     </w:p>
     <w:p>
@@ -480,7 +480,15 @@
         <w:pStyle w:val="ListNumber"/>
       </w:pPr>
       <w:r>
-        <w:t>RLS, added as a third classical baseline after fixing a real safety bug (an unguarded decision-directed default), produced a genuinely nuanced result: worse than LMS/NLMS at low-to-moderate SNR, but strictly better at high SNR — not the simple "RLS always wins" result its theoretical motivation alone would predict.</w:t>
+        <w:t>RLS, added as a third classical baseline after fixing a real safety bug (an unguarded decision-directed default): a first pass without tail-averaging found RLS worse than LMS/NLMS at low-to-moderate SNR, but adding tail-averaging (matching LMS/NLMS's own hardening) and re-running showed RLS now matches or beats both at every SNR level tested — the original theoretical motivation confirmed, once RLS is given a fair, equally-hardened comparison.</w:t>
+      </w:r>
+    </w:p>
+    <w:p>
+      <w:pPr>
+        <w:pStyle w:val="ListNumber"/>
+      </w:pPr>
+      <w:r>
+        <w:t>Zero-Forcing (ZF), a standard equalizer baseline this project was missing, was added after searching comparable published work rather than re-reading this project's own code — it confirmed the textbook prediction directly, coming in as the worst of three linear methods for QPSK at moderate-to-high SNR.</w:t>
       </w:r>
     </w:p>
     <w:p>
@@ -6518,6 +6526,36 @@
     </w:p>
     <w:p>
       <w:pPr>
+        <w:spacing w:before="120" w:after="120"/>
+        <w:ind w:left="360"/>
+        <w:shd w:fill="EFEFEF"/>
+        <w:pBdr>
+          <w:left w:val="single" w:sz="24" w:color="B02A2A" w:space="4"/>
+        </w:pBdr>
+      </w:pPr>
+      <w:r>
+        <w:rPr>
+          <w:b/>
+          <w:sz w:val="22"/>
+        </w:rPr>
+        <w:t>The named intervention was then actually tested — and produced a NEGATIVE result, reported honestly. A triangular overlap-add weighting (downweighting each window's own edges) did NOT shrink the floor: BPSK error counts were identical at every SNR tested; QPSK was unchanged or very slightly WORSE at 10dB. The positional clustering is real; the proposed fix doesn't work.</w:t>
+      </w:r>
+    </w:p>
+    <w:p>
+      <w:pPr>
+        <w:jc w:val="both"/>
+      </w:pPr>
+      <w:r>
+        <w:rPr>
+          <w:b w:val="0"/>
+          <w:i w:val="0"/>
+          <w:sz w:val="22"/>
+        </w:rPr>
+        <w:t>This suggests the degradation is more likely baked into the window predictions themselves near their edges (a receptive-field/boundary effect inside the Conv1D layers) than in how already-computed predictions get blended afterward, which reweighting cannot address. The WHERE of this floor is confirmed; a working fix for it remains an open question.</w:t>
+      </w:r>
+    </w:p>
+    <w:p>
+      <w:pPr>
         <w:pStyle w:val="Heading2"/>
         <w:keepNext/>
       </w:pPr>
@@ -12523,7 +12561,7 @@
         <w:pStyle w:val="ListBullet"/>
       </w:pPr>
       <w:r>
-        <w:t>High-SNR LMS/NLMS/Hybrid "regressions" against No-Processing are, with the corrected channel, mostly statistically real (Fisher's exact test, p&lt;0.05 in most cells) — a small, genuine misadjustment noise floor, not a meaningful practical difference.</w:t>
+        <w:t>High-SNR LMS/NLMS/Hybrid "regressions" against No-Processing (Fisher's exact test, 9 cells) were re-checked with an actual multiple-comparisons correction, not just a caveat: Bonferroni (family-wise, corrected α=0.0056) leaves 3/9 significant; Benjamini-Hochberg FDR (the more defensible choice for this exploratory family) leaves 7/9 significant — every cell except NLMS's two 20dB points (p=0.063 each). Under BH: LMS/Hybrid's regressions are real; NLMS's is not statistically distinguishable from chance at either 20dB point — a small, genuine misadjustment noise floor for LMS/Hybrid, not a meaningful practical difference either way.</w:t>
       </w:r>
     </w:p>
     <w:p>
@@ -12590,7 +12628,20 @@
           <w:i w:val="0"/>
           <w:sz w:val="22"/>
         </w:rPr>
-        <w:t>A closed-form linear MMSE equalizer given the channel's exact taps and noise level (a genie no adaptive method has). At low-to-moderate SNR it behaves as expected: a real edge over LMS/NLMS. At high SNR for QPSK, it does something worse than every adaptive method — investigated, not dismissed: the equalizer's output has zero mean phase error (unbiased) but a real residual phase spread (~16° std) large enough to cross QPSK's ±45° boundary while harmless for BPSK's ±180°; increasing taps from 16 to 51 changed zero errors, ruling out “too short a filter.” This is the standard limitation of linear equalization: fully removing residual ISI here would amplify noise near a spectral null more than MMSE is willing to pay for. This sharpens the case for CNN — at high SNR for QPSK, it demonstrably exceeds what a linear equalizer can achieve even with perfect channel knowledge.</w:t>
+        <w:t>A closed-form linear MMSE equalizer given the channel's exact taps and noise level (a genie no adaptive method has). At low-to-moderate SNR it behaves as expected: a real edge over LMS/NLMS. At high SNR for QPSK, it does something worse than every adaptive method — investigated, not dismissed: the equalizer's output has zero mean phase error (unbiased) but a real residual phase spread (~16° std) large enough to cross QPSK's ±45° boundary while harmless for BPSK's ±180°; increasing taps from 16 to 51 changed zero errors, ruling out “too short a filter.” This is the standard limitation of linear equalization: fully removing residual ISI here would amplify noise in a region where the channel attenuates the signal more than MMSE is willing to pay for.</w:t>
+      </w:r>
+    </w:p>
+    <w:p>
+      <w:pPr>
+        <w:jc w:val="both"/>
+      </w:pPr>
+      <w:r>
+        <w:rPr>
+          <w:b w:val="0"/>
+          <w:i w:val="0"/>
+          <w:sz w:val="22"/>
+        </w:rPr>
+        <w:t>This channel's actual frequency response was computed directly to check that claim (FFT of h=[1.0, 0.4+0.3j, -0.1+0.1j]): |H(f)| dips to 0.50 near f≈-0.46 cycles/symbol, a 10.1dB drop from the peak (1.61 near f≈+0.15) — a real attenuation region, confirming the mechanism, but not a true zero-crossing null as the word originally implied. This sharpens the case for CNN — at high SNR for QPSK, it demonstrably exceeds what a linear equalizer can achieve even with perfect channel knowledge.</w:t>
       </w:r>
     </w:p>
     <w:p>
@@ -13044,6 +13095,19 @@
     </w:p>
     <w:p>
       <w:pPr>
+        <w:jc w:val="both"/>
+      </w:pPr>
+      <w:r>
+        <w:rPr>
+          <w:b w:val="0"/>
+          <w:i w:val="0"/>
+          <w:sz w:val="22"/>
+        </w:rPr>
+        <w:t>First pass (RLS without tail-averaging): not the simple "RLS wins" result predicted — RLS was measurably WORSE than LMS/NLMS at low-to-moderate SNR (5-19% more errors) and only strictly better at high SNR (zero errors at 15-20dB where LMS/NLMS retain a residual floor).</w:t>
+      </w:r>
+    </w:p>
+    <w:p>
+      <w:pPr>
         <w:spacing w:before="120" w:after="120"/>
         <w:ind w:left="360"/>
         <w:shd w:fill="EFEFEF"/>
@@ -13056,7 +13120,7 @@
           <w:b/>
           <w:sz w:val="22"/>
         </w:rPr>
-        <w:t>Not the simple "RLS wins" result the future-work rationale predicted: RLS is measurably WORSE than LMS/NLMS at low-to-moderate SNR (5-19% more errors) but strictly BETTER at high SNR (zero errors at 15-20dB where LMS/NLMS retain a residual floor).</w:t>
+        <w:t>Corrected finding: adding Polyak/Ruppert tail-averaging (the same hardening LMS/NLMS already had) and re-running produces a real, substantial improvement at EVERY SNR level — RLS now matches or beats LMS/NLMS across the entire tested range, not just at high SNR. A first attempt wrongly concluded "zero effect" by comparing against a stale results file — caught and corrected by checking the file's modification timestamp against the run's actual completion.</w:t>
       </w:r>
     </w:p>
     <w:p>
@@ -13084,7 +13148,7 @@
           <w:color w:val="555555"/>
           <w:sz w:val="18"/>
         </w:rPr>
-        <w:t>: BER ratio (LMS or NLMS BER / RLS BER, &gt;1 = RLS wins) by SNR</w:t>
+        <w:t>: RLS error counts before/after tail-averaging, and improvement vs. LMS (after)</w:t>
       </w:r>
     </w:p>
     <w:tbl>
@@ -13115,7 +13179,7 @@
                 <w:b/>
                 <w:sz w:val="18"/>
               </w:rPr>
-              <w:t>SNR (dB)</w:t>
+              <w:t>Condition</w:t>
             </w:r>
           </w:p>
         </w:tc>
@@ -13132,7 +13196,7 @@
                 <w:b/>
                 <w:sz w:val="18"/>
               </w:rPr>
-              <w:t>BPSK: LMS/RLS</w:t>
+              <w:t>RLS errors (before)</w:t>
             </w:r>
           </w:p>
         </w:tc>
@@ -13149,7 +13213,7 @@
                 <w:b/>
                 <w:sz w:val="18"/>
               </w:rPr>
-              <w:t>BPSK: NLMS/RLS</w:t>
+              <w:t>RLS errors (after)</w:t>
             </w:r>
           </w:p>
         </w:tc>
@@ -13166,7 +13230,7 @@
                 <w:b/>
                 <w:sz w:val="18"/>
               </w:rPr>
-              <w:t>QPSK: LMS/RLS</w:t>
+              <w:t>Improvement</w:t>
             </w:r>
           </w:p>
         </w:tc>
@@ -13183,7 +13247,7 @@
                 <w:b/>
                 <w:sz w:val="18"/>
               </w:rPr>
-              <w:t>QPSK: NLMS/RLS</w:t>
+              <w:t>vs. LMS (after)</w:t>
             </w:r>
           </w:p>
         </w:tc>
@@ -13201,7 +13265,7 @@
               <w:rPr>
                 <w:sz w:val="18"/>
               </w:rPr>
-              <w:t>-10 to 5</w:t>
+              <w:t>BPSK -10/-5/0</w:t>
             </w:r>
           </w:p>
         </w:tc>
@@ -13217,7 +13281,7 @@
               <w:rPr>
                 <w:sz w:val="18"/>
               </w:rPr>
-              <w:t>0.85-0.92x (RLS worse)</w:t>
+              <w:t>405,908 / 301,200 / 136,225</w:t>
             </w:r>
           </w:p>
         </w:tc>
@@ -13233,7 +13297,7 @@
               <w:rPr>
                 <w:sz w:val="18"/>
               </w:rPr>
-              <w:t>0.85-0.95x (RLS worse)</w:t>
+              <w:t>355,427 / 250,848 / 113,564</w:t>
             </w:r>
           </w:p>
         </w:tc>
@@ -13249,7 +13313,7 @@
               <w:rPr>
                 <w:sz w:val="18"/>
               </w:rPr>
-              <w:t>0.88-0.91x (RLS worse)</w:t>
+              <w:t>1.14-1.20x</w:t>
             </w:r>
           </w:p>
         </w:tc>
@@ -13265,7 +13329,7 @@
               <w:rPr>
                 <w:sz w:val="18"/>
               </w:rPr>
-              <w:t>0.89-0.92x (RLS worse)</w:t>
+              <w:t>1.01-1.07x</w:t>
             </w:r>
           </w:p>
         </w:tc>
@@ -13283,7 +13347,7 @@
               <w:rPr>
                 <w:sz w:val="18"/>
               </w:rPr>
-              <w:t>10</w:t>
+              <w:t>BPSK 5/10</w:t>
             </w:r>
           </w:p>
         </w:tc>
@@ -13299,7 +13363,7 @@
               <w:rPr>
                 <w:sz w:val="18"/>
               </w:rPr>
-              <w:t>1.27x (RLS wins)</w:t>
+              <w:t>25,202 / 198</w:t>
             </w:r>
           </w:p>
         </w:tc>
@@ -13315,7 +13379,7 @@
               <w:rPr>
                 <w:sz w:val="18"/>
               </w:rPr>
-              <w:t>1.54x (RLS wins)</w:t>
+              <w:t>16,611 / 81</w:t>
             </w:r>
           </w:p>
         </w:tc>
@@ -13331,7 +13395,7 @@
               <w:rPr>
                 <w:sz w:val="18"/>
               </w:rPr>
-              <w:t>0.84x (RLS still worse)</w:t>
+              <w:t>1.52x / 2.44x</w:t>
             </w:r>
           </w:p>
         </w:tc>
@@ -13347,7 +13411,7 @@
               <w:rPr>
                 <w:sz w:val="18"/>
               </w:rPr>
-              <w:t>0.90x (RLS still worse)</w:t>
+              <w:t>1.41x / 2.96x</w:t>
             </w:r>
           </w:p>
         </w:tc>
@@ -13365,7 +13429,7 @@
               <w:rPr>
                 <w:sz w:val="18"/>
               </w:rPr>
-              <w:t>15-20</w:t>
+              <w:t>BPSK 15-20</w:t>
             </w:r>
           </w:p>
         </w:tc>
@@ -13381,7 +13445,7 @@
               <w:rPr>
                 <w:sz w:val="18"/>
               </w:rPr>
-              <w:t>inf (RLS: 0 err)</w:t>
+              <w:t>0 / 0</w:t>
             </w:r>
           </w:p>
         </w:tc>
@@ -13397,7 +13461,7 @@
               <w:rPr>
                 <w:sz w:val="18"/>
               </w:rPr>
-              <w:t>inf (RLS: 0 err)</w:t>
+              <w:t>0 / 0</w:t>
             </w:r>
           </w:p>
         </w:tc>
@@ -13413,7 +13477,7 @@
               <w:rPr>
                 <w:sz w:val="18"/>
               </w:rPr>
-              <w:t>inf (RLS: 0 err)</w:t>
+              <w:t>-</w:t>
             </w:r>
           </w:p>
         </w:tc>
@@ -13429,7 +13493,253 @@
               <w:rPr>
                 <w:sz w:val="18"/>
               </w:rPr>
-              <w:t>inf (RLS: 0 err)</w:t>
+              <w:t>inf</w:t>
+            </w:r>
+          </w:p>
+        </w:tc>
+      </w:tr>
+      <w:tr>
+        <w:tc>
+          <w:tcPr>
+            <w:tcW w:type="dxa" w:w="1872"/>
+          </w:tcPr>
+          <w:p>
+            <w:pPr>
+              <w:jc w:val="center"/>
+            </w:pPr>
+            <w:r>
+              <w:rPr>
+                <w:sz w:val="18"/>
+              </w:rPr>
+              <w:t>QPSK -10/-5/0</w:t>
+            </w:r>
+          </w:p>
+        </w:tc>
+        <w:tc>
+          <w:tcPr>
+            <w:tcW w:type="dxa" w:w="1872"/>
+          </w:tcPr>
+          <w:p>
+            <w:pPr>
+              <w:jc w:val="center"/>
+            </w:pPr>
+            <w:r>
+              <w:rPr>
+                <w:sz w:val="18"/>
+              </w:rPr>
+              <w:t>867,057 / 706,102 / 436,240</w:t>
+            </w:r>
+          </w:p>
+        </w:tc>
+        <w:tc>
+          <w:tcPr>
+            <w:tcW w:type="dxa" w:w="1872"/>
+          </w:tcPr>
+          <w:p>
+            <w:pPr>
+              <w:jc w:val="center"/>
+            </w:pPr>
+            <w:r>
+              <w:rPr>
+                <w:sz w:val="18"/>
+              </w:rPr>
+              <w:t>788,298 / 632,816 / 380,709</w:t>
+            </w:r>
+          </w:p>
+        </w:tc>
+        <w:tc>
+          <w:tcPr>
+            <w:tcW w:type="dxa" w:w="1872"/>
+          </w:tcPr>
+          <w:p>
+            <w:pPr>
+              <w:jc w:val="center"/>
+            </w:pPr>
+            <w:r>
+              <w:rPr>
+                <w:sz w:val="18"/>
+              </w:rPr>
+              <w:t>1.10-1.15x</w:t>
+            </w:r>
+          </w:p>
+        </w:tc>
+        <w:tc>
+          <w:tcPr>
+            <w:tcW w:type="dxa" w:w="1872"/>
+          </w:tcPr>
+          <w:p>
+            <w:pPr>
+              <w:jc w:val="center"/>
+            </w:pPr>
+            <w:r>
+              <w:rPr>
+                <w:sz w:val="18"/>
+              </w:rPr>
+              <w:t>1.01-1.03x</w:t>
+            </w:r>
+          </w:p>
+        </w:tc>
+      </w:tr>
+      <w:tr>
+        <w:tc>
+          <w:tcPr>
+            <w:tcW w:type="dxa" w:w="1872"/>
+          </w:tcPr>
+          <w:p>
+            <w:pPr>
+              <w:jc w:val="center"/>
+            </w:pPr>
+            <w:r>
+              <w:rPr>
+                <w:sz w:val="18"/>
+              </w:rPr>
+              <w:t>QPSK 5/10</w:t>
+            </w:r>
+          </w:p>
+        </w:tc>
+        <w:tc>
+          <w:tcPr>
+            <w:tcW w:type="dxa" w:w="1872"/>
+          </w:tcPr>
+          <w:p>
+            <w:pPr>
+              <w:jc w:val="center"/>
+            </w:pPr>
+            <w:r>
+              <w:rPr>
+                <w:sz w:val="18"/>
+              </w:rPr>
+              <w:t>143,117 / 8,093</w:t>
+            </w:r>
+          </w:p>
+        </w:tc>
+        <w:tc>
+          <w:tcPr>
+            <w:tcW w:type="dxa" w:w="1872"/>
+          </w:tcPr>
+          <w:p>
+            <w:pPr>
+              <w:jc w:val="center"/>
+            </w:pPr>
+            <w:r>
+              <w:rPr>
+                <w:sz w:val="18"/>
+              </w:rPr>
+              <w:t>113,821 / 4,371</w:t>
+            </w:r>
+          </w:p>
+        </w:tc>
+        <w:tc>
+          <w:tcPr>
+            <w:tcW w:type="dxa" w:w="1872"/>
+          </w:tcPr>
+          <w:p>
+            <w:pPr>
+              <w:jc w:val="center"/>
+            </w:pPr>
+            <w:r>
+              <w:rPr>
+                <w:sz w:val="18"/>
+              </w:rPr>
+              <w:t>1.26x / 1.85x</w:t>
+            </w:r>
+          </w:p>
+        </w:tc>
+        <w:tc>
+          <w:tcPr>
+            <w:tcW w:type="dxa" w:w="1872"/>
+          </w:tcPr>
+          <w:p>
+            <w:pPr>
+              <w:jc w:val="center"/>
+            </w:pPr>
+            <w:r>
+              <w:rPr>
+                <w:sz w:val="18"/>
+              </w:rPr>
+              <w:t>1.11x / 1.55x</w:t>
+            </w:r>
+          </w:p>
+        </w:tc>
+      </w:tr>
+      <w:tr>
+        <w:tc>
+          <w:tcPr>
+            <w:tcW w:type="dxa" w:w="1872"/>
+          </w:tcPr>
+          <w:p>
+            <w:pPr>
+              <w:jc w:val="center"/>
+            </w:pPr>
+            <w:r>
+              <w:rPr>
+                <w:sz w:val="18"/>
+              </w:rPr>
+              <w:t>QPSK 15-20</w:t>
+            </w:r>
+          </w:p>
+        </w:tc>
+        <w:tc>
+          <w:tcPr>
+            <w:tcW w:type="dxa" w:w="1872"/>
+          </w:tcPr>
+          <w:p>
+            <w:pPr>
+              <w:jc w:val="center"/>
+            </w:pPr>
+            <w:r>
+              <w:rPr>
+                <w:sz w:val="18"/>
+              </w:rPr>
+              <w:t>0 / 0</w:t>
+            </w:r>
+          </w:p>
+        </w:tc>
+        <w:tc>
+          <w:tcPr>
+            <w:tcW w:type="dxa" w:w="1872"/>
+          </w:tcPr>
+          <w:p>
+            <w:pPr>
+              <w:jc w:val="center"/>
+            </w:pPr>
+            <w:r>
+              <w:rPr>
+                <w:sz w:val="18"/>
+              </w:rPr>
+              <w:t>0 / 0</w:t>
+            </w:r>
+          </w:p>
+        </w:tc>
+        <w:tc>
+          <w:tcPr>
+            <w:tcW w:type="dxa" w:w="1872"/>
+          </w:tcPr>
+          <w:p>
+            <w:pPr>
+              <w:jc w:val="center"/>
+            </w:pPr>
+            <w:r>
+              <w:rPr>
+                <w:sz w:val="18"/>
+              </w:rPr>
+              <w:t>-</w:t>
+            </w:r>
+          </w:p>
+        </w:tc>
+        <w:tc>
+          <w:tcPr>
+            <w:tcW w:type="dxa" w:w="1872"/>
+          </w:tcPr>
+          <w:p>
+            <w:pPr>
+              <w:jc w:val="center"/>
+            </w:pPr>
+            <w:r>
+              <w:rPr>
+                <w:sz w:val="18"/>
+              </w:rPr>
+              <w:t>inf</w:t>
             </w:r>
           </w:p>
         </w:tc>
@@ -13446,7 +13756,7 @@
           <w:i w:val="0"/>
           <w:sz w:val="22"/>
         </w:rPr>
-        <w:t>A plausible (not verified) explanation: LMS/NLMS were extensively hardened for low-SNR stability (clamped step size, Polyak/Ruppert tail-averaging), while RLSFilter has no equivalent tail-averaging and an untuned λ=0.99 — a per-SNR-tuned forgetting factor is the natural next step, named rather than chased down further. RLS is also cheaper per-sample than NLMS in this implementation despite its higher algorithmic complexity, another instance of Section 8's compute-vs-wall-clock finding. Full detail: report/findings_rls_comparison.md.</w:t>
+        <w:t>"vs. LMS(after)" is ≥1.0 at every SNR level tested — RLS with tail-averaging is never worse than LMS/NLMS anywhere in this study's range, confirming the original future-work rationale once RLS is given the same hardening LMS/NLMS already had. RLS is also cheaper per-sample than NLMS in this implementation despite its higher algorithmic complexity, another instance of Section 8's compute-vs-wall-clock finding. Full detail, including the process lesson about verifying re-run results against fresh file timestamps: report/findings_rls_comparison.md.</w:t>
       </w:r>
     </w:p>
     <w:p>
@@ -13581,6 +13891,66 @@
           <w:sz w:val="18"/>
         </w:rPr>
         <w:t>: BER vs Input SNR incl. RLS, QPSK</w:t>
+      </w:r>
+    </w:p>
+    <w:p>
+      <w:r>
+        <w:br w:type="page"/>
+      </w:r>
+    </w:p>
+    <w:p>
+      <w:pPr>
+        <w:pStyle w:val="Heading2"/>
+        <w:keepNext/>
+      </w:pPr>
+      <w:r>
+        <w:rPr>
+          <w:color w:val="1F3A5F"/>
+        </w:rPr>
+        <w:t>4.10 Follow-Up: Zero-Forcing (ZF) — a Missing Baseline Found in Published Work</w:t>
+      </w:r>
+    </w:p>
+    <w:p>
+      <w:pPr>
+        <w:jc w:val="both"/>
+      </w:pPr>
+      <w:r>
+        <w:rPr>
+          <w:b w:val="0"/>
+          <w:i w:val="0"/>
+          <w:sz w:val="22"/>
+        </w:rPr>
+        <w:t>A self-critique pass deliberately searched comparable published equalization literature (rather than re-reading this project's own code) and found Zero-Forcing (ZF) is a standard textbook linear-equalizer baseline this project was missing entirely — it had genie-aided MMSE (Section 4.7) but no ZF, despite the two normally being presented side by side. design_zf_equalizer (src/mmse_equalizer.py) is a two-line addition reusing existing machinery — exactly design_mmse_equalizer with the noise term dropped — verified to converge to MMSE as its noise term shrinks, and to recover symbols with zero errors at negligible noise.</w:t>
+      </w:r>
+    </w:p>
+    <w:p>
+      <w:pPr>
+        <w:spacing w:before="120" w:after="120"/>
+        <w:ind w:left="360"/>
+        <w:shd w:fill="EFEFEF"/>
+        <w:pBdr>
+          <w:left w:val="single" w:sz="24" w:color="B02A2A" w:space="4"/>
+        </w:pBdr>
+      </w:pPr>
+      <w:r>
+        <w:rPr>
+          <w:b/>
+          <w:sz w:val="22"/>
+        </w:rPr>
+        <w:t>QPSK shows a clean, monotonic ordering that sharpens Section 4.7's existing finding: at 20dB, No-Processing has 0 errors, MMSE has 923/2,000,000, and ZF (no noise-awareness at all) has 1,055/2,000,000 — the WORST of the three, exactly the textbook prediction. BPSK tracks MMSE closely at every SNR and reaches zero errors alongside it at 15-20dB.</w:t>
+      </w:r>
+    </w:p>
+    <w:p>
+      <w:pPr>
+        <w:jc w:val="both"/>
+      </w:pPr>
+      <w:r>
+        <w:rPr>
+          <w:b w:val="0"/>
+          <w:i w:val="0"/>
+          <w:sz w:val="22"/>
+        </w:rPr>
+        <w:t>This is not a new, independent mechanism — it is the same linear-equalizer noise-enhancement tradeoff from Section 4.7, now shown to scale monotonically with how noise-blind the equalizer is (ZF &gt; MMSE &gt; adaptive/learned methods, in order of how much this cost is paid). Full detail: report/findings_zf_comparison.md.</w:t>
       </w:r>
     </w:p>
     <w:p>
@@ -14794,7 +15164,37 @@
           <w:i w:val="0"/>
           <w:sz w:val="22"/>
         </w:rPr>
-        <w:t>This asymmetry has since been given strong, consistent evidence — correlational, not interventional (report/findings_lms_nlms_asymmetry.md): an instrumented reimplementation of both filters' update equations — verified to reproduce production BER exactly before being trusted — measured the correlation between the channel's instantaneous envelope and each method's effective step size across all 31 DD-engaged trials. The result splits perfectly by method, zero exceptions: all 16 engaged LMS trials show a fade shrinking its update-vector norm (fixed step size × small input = small update); all 15 engaged NLMS trials show the opposite — a fade inflating NLMS's effective step size, exactly when wrong decisions are most likely. NLMS's update-norm during wrong decisions averages 1.23x its own median among the 13 trials with at least one wrong decision to measure (correcting harder when wrong); LMS averages 0.46x (gentlest when wrong). No counterfactual (capping NLMS's normalization and confirming the effect disappears) was run, so this is the best-supported explanation given every measurement taken, not a demonstrated mechanism in the strict causal sense.</w:t>
+        <w:t>This asymmetry has since been root-caused with an actual intervention, not left as correlational evidence (report/findings_lms_nlms_asymmetry.md): an instrumented reimplementation of both filters' update equations — verified to reproduce production BER exactly before being trusted — measured the correlation between the channel's instantaneous envelope and each method's effective step size across all 31 DD-engaged trials. The result splits perfectly by method, zero exceptions: all 16 engaged LMS trials show a fade shrinking its update-vector norm; all 15 engaged NLMS trials show the opposite — a fade inflating NLMS's effective step size, exactly when wrong decisions are most likely.</w:t>
+      </w:r>
+    </w:p>
+    <w:p>
+      <w:pPr>
+        <w:spacing w:before="120" w:after="120"/>
+        <w:ind w:left="360"/>
+        <w:shd w:fill="EFEFEF"/>
+        <w:pBdr>
+          <w:left w:val="single" w:sz="24" w:color="B02A2A" w:space="4"/>
+        </w:pBdr>
+      </w:pPr>
+      <w:r>
+        <w:rPr>
+          <w:b/>
+          <w:sz w:val="22"/>
+        </w:rPr>
+        <w:t>The named falsification test was then actually performed: a new min_norm_power parameter (default 0.0, zero effect on any other experiment) floors NLMS's normalization denominator. Re-running the flat-fading control with the floor set to 25% of each trial's own measured mean windowed power MEASURABLY CLOSES NLMS's disadvantage in every tested cell — the Frozen/DD improvement ratio rises from 0.77x to 0.98x (BPSK 10dB), 0.72x to 0.83x (BPSK 15dB), 0.96x to 1.14x (QPSK 10dB), and 1.12x to 1.80x (QPSK 15dB) — QPSK's two cells FLIP from "DD doesn't help" to "DD measurably helps."</w:t>
+      </w:r>
+    </w:p>
+    <w:p>
+      <w:pPr>
+        <w:jc w:val="both"/>
+      </w:pPr>
+      <w:r>
+        <w:rPr>
+          <w:b w:val="0"/>
+          <w:i w:val="0"/>
+          <w:sz w:val="22"/>
+        </w:rPr>
+        <w:t>BPSK's gap to LMS's reported benefit is reduced but not fully closed — the normalization mechanism is a real, causally-confirmed contributor, but not the sole one for BPSK specifically. This turns a best-supported explanation into a demonstrated cause: NLMS's instantaneous normalization is not merely inferred but shown, by direct intervention, to produce the destabilizing feedback loop that LMS's fixed step size structurally cannot have.</w:t>
       </w:r>
     </w:p>
     <w:p>
@@ -18425,6 +18825,516 @@
       </w:r>
     </w:p>
     <w:p>
+      <w:r>
+        <w:br w:type="page"/>
+      </w:r>
+    </w:p>
+    <w:p>
+      <w:pPr>
+        <w:pStyle w:val="Heading1"/>
+        <w:keepNext/>
+      </w:pPr>
+      <w:r>
+        <w:rPr>
+          <w:color w:val="1F3A5F"/>
+        </w:rPr>
+        <w:t>9.5 Practical Recommendation: Which Method Should You Actually Use?</w:t>
+      </w:r>
+    </w:p>
+    <w:p>
+      <w:pPr>
+        <w:jc w:val="both"/>
+      </w:pPr>
+      <w:r>
+        <w:rPr>
+          <w:b w:val="0"/>
+          <w:i w:val="0"/>
+          <w:sz w:val="22"/>
+        </w:rPr>
+        <w:t>Every finding above says "it depends." That is the scientifically honest answer, but a comparative study should still be able to say, concretely, what to actually deploy in a given situation — each recommendation below cites the specific evidence behind it.</w:t>
+      </w:r>
+    </w:p>
+    <w:p>
+      <w:pPr>
+        <w:pStyle w:val="Caption"/>
+        <w:jc w:val="center"/>
+      </w:pPr>
+      <w:r>
+        <w:rPr>
+          <w:i/>
+          <w:color w:val="555555"/>
+          <w:sz w:val="18"/>
+        </w:rPr>
+        <w:t xml:space="preserve">Table </w:t>
+        <w:fldChar w:fldCharType="begin"/>
+        <w:instrText xml:space="preserve"> SEQ Table \* ARABIC </w:instrText>
+        <w:fldChar w:fldCharType="separate">
+          <w:t>#</w:t>
+        </w:fldChar>
+        <w:fldChar w:fldCharType="end"/>
+      </w:r>
+      <w:r>
+        <w:rPr>
+          <w:i/>
+          <w:color w:val="555555"/>
+          <w:sz w:val="18"/>
+        </w:rPr>
+        <w:t>: Practical decision matrix: situation, recommendation, and supporting evidence</w:t>
+      </w:r>
+    </w:p>
+    <w:tbl>
+      <w:tblPr>
+        <w:tblStyle w:val="LightGrid-Accent1"/>
+        <w:tblW w:type="auto" w:w="0"/>
+        <w:jc w:val="center"/>
+        <w:tblLook w:firstColumn="1" w:firstRow="1" w:lastColumn="0" w:lastRow="0" w:noHBand="0" w:noVBand="1" w:val="04A0"/>
+      </w:tblPr>
+      <w:tblGrid>
+        <w:gridCol w:w="3120"/>
+        <w:gridCol w:w="3120"/>
+        <w:gridCol w:w="3120"/>
+      </w:tblGrid>
+      <w:tr>
+        <w:tc>
+          <w:tcPr>
+            <w:tcW w:type="dxa" w:w="3120"/>
+          </w:tcPr>
+          <w:p>
+            <w:pPr>
+              <w:jc w:val="center"/>
+            </w:pPr>
+            <w:r>
+              <w:rPr>
+                <w:b/>
+                <w:sz w:val="16"/>
+              </w:rPr>
+              <w:t>Situation</w:t>
+            </w:r>
+          </w:p>
+        </w:tc>
+        <w:tc>
+          <w:tcPr>
+            <w:tcW w:type="dxa" w:w="3120"/>
+          </w:tcPr>
+          <w:p>
+            <w:pPr>
+              <w:jc w:val="center"/>
+            </w:pPr>
+            <w:r>
+              <w:rPr>
+                <w:b/>
+                <w:sz w:val="16"/>
+              </w:rPr>
+              <w:t>Recommended method</w:t>
+            </w:r>
+          </w:p>
+        </w:tc>
+        <w:tc>
+          <w:tcPr>
+            <w:tcW w:type="dxa" w:w="3120"/>
+          </w:tcPr>
+          <w:p>
+            <w:pPr>
+              <w:jc w:val="center"/>
+            </w:pPr>
+            <w:r>
+              <w:rPr>
+                <w:b/>
+                <w:sz w:val="16"/>
+              </w:rPr>
+              <w:t>Why (evidence)</w:t>
+            </w:r>
+          </w:p>
+        </w:tc>
+      </w:tr>
+      <w:tr>
+        <w:tc>
+          <w:tcPr>
+            <w:tcW w:type="dxa" w:w="3120"/>
+          </w:tcPr>
+          <w:p>
+            <w:pPr>
+              <w:jc w:val="center"/>
+            </w:pPr>
+            <w:r>
+              <w:rPr>
+                <w:sz w:val="16"/>
+              </w:rPr>
+              <w:t>Clean/near-memoryless channel, any modulation</w:t>
+            </w:r>
+          </w:p>
+        </w:tc>
+        <w:tc>
+          <w:tcPr>
+            <w:tcW w:type="dxa" w:w="3120"/>
+          </w:tcPr>
+          <w:p>
+            <w:pPr>
+              <w:jc w:val="center"/>
+            </w:pPr>
+            <w:r>
+              <w:rPr>
+                <w:sz w:val="16"/>
+              </w:rPr>
+              <w:t>No-Processing (do nothing)</w:t>
+            </w:r>
+          </w:p>
+        </w:tc>
+        <w:tc>
+          <w:tcPr>
+            <w:tcW w:type="dxa" w:w="3120"/>
+          </w:tcPr>
+          <w:p>
+            <w:pPr>
+              <w:jc w:val="center"/>
+            </w:pPr>
+            <w:r>
+              <w:rPr>
+                <w:sz w:val="16"/>
+              </w:rPr>
+              <w:t>Case Study 1: every method is strictly worse than doing nothing, 56/56 comparisons (§3.6).</w:t>
+            </w:r>
+          </w:p>
+        </w:tc>
+      </w:tr>
+      <w:tr>
+        <w:tc>
+          <w:tcPr>
+            <w:tcW w:type="dxa" w:w="3120"/>
+          </w:tcPr>
+          <w:p>
+            <w:pPr>
+              <w:jc w:val="center"/>
+            </w:pPr>
+            <w:r>
+              <w:rPr>
+                <w:sz w:val="16"/>
+              </w:rPr>
+              <w:t>Real ISI, BPSK</w:t>
+            </w:r>
+          </w:p>
+        </w:tc>
+        <w:tc>
+          <w:tcPr>
+            <w:tcW w:type="dxa" w:w="3120"/>
+          </w:tcPr>
+          <w:p>
+            <w:pPr>
+              <w:jc w:val="center"/>
+            </w:pPr>
+            <w:r>
+              <w:rPr>
+                <w:sz w:val="16"/>
+              </w:rPr>
+              <w:t>CNN if compute allows; else No-Processing</w:t>
+            </w:r>
+          </w:p>
+        </w:tc>
+        <w:tc>
+          <w:tcPr>
+            <w:tcW w:type="dxa" w:w="3120"/>
+          </w:tcPr>
+          <w:p>
+            <w:pPr>
+              <w:jc w:val="center"/>
+            </w:pPr>
+            <w:r>
+              <w:rPr>
+                <w:sz w:val="16"/>
+              </w:rPr>
+              <w:t>§4.6: BPSK barely benefits from any equalizer; only CNN shows a small, consistent edge (1.1-1.8x).</w:t>
+            </w:r>
+          </w:p>
+        </w:tc>
+      </w:tr>
+      <w:tr>
+        <w:tc>
+          <w:tcPr>
+            <w:tcW w:type="dxa" w:w="3120"/>
+          </w:tcPr>
+          <w:p>
+            <w:pPr>
+              <w:jc w:val="center"/>
+            </w:pPr>
+            <w:r>
+              <w:rPr>
+                <w:sz w:val="16"/>
+              </w:rPr>
+              <w:t>Real ISI, QPSK or 16-QAM</w:t>
+            </w:r>
+          </w:p>
+        </w:tc>
+        <w:tc>
+          <w:tcPr>
+            <w:tcW w:type="dxa" w:w="3120"/>
+          </w:tcPr>
+          <w:p>
+            <w:pPr>
+              <w:jc w:val="center"/>
+            </w:pPr>
+            <w:r>
+              <w:rPr>
+                <w:sz w:val="16"/>
+              </w:rPr>
+              <w:t>CNN</w:t>
+            </w:r>
+          </w:p>
+        </w:tc>
+        <w:tc>
+          <w:tcPr>
+            <w:tcW w:type="dxa" w:w="3120"/>
+          </w:tcPr>
+          <w:p>
+            <w:pPr>
+              <w:jc w:val="center"/>
+            </w:pPr>
+            <w:r>
+              <w:rPr>
+                <w:sz w:val="16"/>
+              </w:rPr>
+              <w:t>§4.6/7: CNN wins by 100-610x — the single largest, most consistent effect in this project.</w:t>
+            </w:r>
+          </w:p>
+        </w:tc>
+      </w:tr>
+      <w:tr>
+        <w:tc>
+          <w:tcPr>
+            <w:tcW w:type="dxa" w:w="3120"/>
+          </w:tcPr>
+          <w:p>
+            <w:pPr>
+              <w:jc w:val="center"/>
+            </w:pPr>
+            <w:r>
+              <w:rPr>
+                <w:sz w:val="16"/>
+              </w:rPr>
+              <w:t>ISI channel, microcontroller-class compute only</w:t>
+            </w:r>
+          </w:p>
+        </w:tc>
+        <w:tc>
+          <w:tcPr>
+            <w:tcW w:type="dxa" w:w="3120"/>
+          </w:tcPr>
+          <w:p>
+            <w:pPr>
+              <w:jc w:val="center"/>
+            </w:pPr>
+            <w:r>
+              <w:rPr>
+                <w:sz w:val="16"/>
+              </w:rPr>
+              <w:t>LMS or NLMS, moderate-high SNR</w:t>
+            </w:r>
+          </w:p>
+        </w:tc>
+        <w:tc>
+          <w:tcPr>
+            <w:tcW w:type="dxa" w:w="3120"/>
+          </w:tcPr>
+          <w:p>
+            <w:pPr>
+              <w:jc w:val="center"/>
+            </w:pPr>
+            <w:r>
+              <w:rPr>
+                <w:sz w:val="16"/>
+              </w:rPr>
+              <w:t>§8: 64-640 MMACs/s vs. CNN's 6.8-136 GMACs/s; still a real 1-3 order-of-magnitude win for QPSK.</w:t>
+            </w:r>
+          </w:p>
+        </w:tc>
+      </w:tr>
+      <w:tr>
+        <w:tc>
+          <w:tcPr>
+            <w:tcW w:type="dxa" w:w="3120"/>
+          </w:tcPr>
+          <w:p>
+            <w:pPr>
+              <w:jc w:val="center"/>
+            </w:pPr>
+            <w:r>
+              <w:rPr>
+                <w:sz w:val="16"/>
+              </w:rPr>
+              <w:t>ISI channel, classical filters, any SNR</w:t>
+            </w:r>
+          </w:p>
+        </w:tc>
+        <w:tc>
+          <w:tcPr>
+            <w:tcW w:type="dxa" w:w="3120"/>
+          </w:tcPr>
+          <w:p>
+            <w:pPr>
+              <w:jc w:val="center"/>
+            </w:pPr>
+            <w:r>
+              <w:rPr>
+                <w:sz w:val="16"/>
+              </w:rPr>
+              <w:t>RLS (tail-averaged)</w:t>
+            </w:r>
+          </w:p>
+        </w:tc>
+        <w:tc>
+          <w:tcPr>
+            <w:tcW w:type="dxa" w:w="3120"/>
+          </w:tcPr>
+          <w:p>
+            <w:pPr>
+              <w:jc w:val="center"/>
+            </w:pPr>
+            <w:r>
+              <w:rPr>
+                <w:sz w:val="16"/>
+              </w:rPr>
+              <w:t>§4.9: once hardened like LMS/NLMS, RLS matches or beats both at every SNR level tested.</w:t>
+            </w:r>
+          </w:p>
+        </w:tc>
+      </w:tr>
+      <w:tr>
+        <w:tc>
+          <w:tcPr>
+            <w:tcW w:type="dxa" w:w="3120"/>
+          </w:tcPr>
+          <w:p>
+            <w:pPr>
+              <w:jc w:val="center"/>
+            </w:pPr>
+            <w:r>
+              <w:rPr>
+                <w:sz w:val="16"/>
+              </w:rPr>
+              <w:t>Genuinely time-varying channel</w:t>
+            </w:r>
+          </w:p>
+        </w:tc>
+        <w:tc>
+          <w:tcPr>
+            <w:tcW w:type="dxa" w:w="3120"/>
+          </w:tcPr>
+          <w:p>
+            <w:pPr>
+              <w:jc w:val="center"/>
+            </w:pPr>
+            <w:r>
+              <w:rPr>
+                <w:sz w:val="16"/>
+              </w:rPr>
+              <w:t>LMS-DD (fix SPS&gt;1 bug first); NLMS-DD only with the floor fix</w:t>
+            </w:r>
+          </w:p>
+        </w:tc>
+        <w:tc>
+          <w:tcPr>
+            <w:tcW w:type="dxa" w:w="3120"/>
+          </w:tcPr>
+          <w:p>
+            <w:pPr>
+              <w:jc w:val="center"/>
+            </w:pPr>
+            <w:r>
+              <w:rPr>
+                <w:sz w:val="16"/>
+              </w:rPr>
+              <w:t>§6.4: LMS-DD beats Frozen by 29-40%; NLMS-DD needs the normalization floor to do the same.</w:t>
+            </w:r>
+          </w:p>
+        </w:tc>
+      </w:tr>
+      <w:tr>
+        <w:tc>
+          <w:tcPr>
+            <w:tcW w:type="dxa" w:w="3120"/>
+          </w:tcPr>
+          <w:p>
+            <w:pPr>
+              <w:jc w:val="center"/>
+            </w:pPr>
+            <w:r>
+              <w:rPr>
+                <w:sz w:val="16"/>
+              </w:rPr>
+              <w:t>Closed-form reference, channel knowable</w:t>
+            </w:r>
+          </w:p>
+        </w:tc>
+        <w:tc>
+          <w:tcPr>
+            <w:tcW w:type="dxa" w:w="3120"/>
+          </w:tcPr>
+          <w:p>
+            <w:pPr>
+              <w:jc w:val="center"/>
+            </w:pPr>
+            <w:r>
+              <w:rPr>
+                <w:sz w:val="16"/>
+              </w:rPr>
+              <w:t>MMSE over ZF</w:t>
+            </w:r>
+          </w:p>
+        </w:tc>
+        <w:tc>
+          <w:tcPr>
+            <w:tcW w:type="dxa" w:w="3120"/>
+          </w:tcPr>
+          <w:p>
+            <w:pPr>
+              <w:jc w:val="center"/>
+            </w:pPr>
+            <w:r>
+              <w:rPr>
+                <w:sz w:val="16"/>
+              </w:rPr>
+              <w:t>§4.10: ZF (no noise-awareness) is consistently the worst of the three linear methods for QPSK.</w:t>
+            </w:r>
+          </w:p>
+        </w:tc>
+      </w:tr>
+    </w:tbl>
+    <w:p/>
+    <w:p>
+      <w:pPr>
+        <w:spacing w:before="120" w:after="120"/>
+        <w:ind w:left="360"/>
+        <w:shd w:fill="EFEFEF"/>
+        <w:pBdr>
+          <w:left w:val="single" w:sz="24" w:color="B02A2A" w:space="4"/>
+        </w:pBdr>
+      </w:pPr>
+      <w:r>
+        <w:rPr>
+          <w:b/>
+          <w:sz w:val="22"/>
+        </w:rPr>
+        <w:t>If forced to name one single default: a CNN denoising autoencoder, deployed only when the channel has real multipath/ISI structure and the platform has at least applications-processor-class compute. It never loses to No-Processing once real channel structure exists, and its advantage grows, not shrinks, as the situation gets more realistic.</w:t>
+      </w:r>
+    </w:p>
+    <w:p>
+      <w:pPr>
+        <w:jc w:val="both"/>
+      </w:pPr>
+      <w:r>
+        <w:rPr>
+          <w:b w:val="0"/>
+          <w:i w:val="0"/>
+          <w:sz w:val="22"/>
+        </w:rPr>
+        <w:t>How this compares to published work: literature on classical adaptive equalizers reports RLS beating LMS by ~45-51% BER reduction (~1.8-2.0x) for BPSK/QPSK/8PSK. This project's first-pass RLS result looked like a contradiction (RLS losing to a heavily-hardened LMS/NLMS) — but that was an unfair comparison against an unhardened RLS. Once RLS was given equivalent hardening (§4.9), the corrected result aligns well with the published range (1.1x-3.8x, bracketing ~1.8-2.0x in the middle). Separately, published comparisons of deep denoising autoencoders against classical filters report neural approaches pulling ahead specifically when channel characteristics are complex or non-linear — a pattern this project's own Case Study 1 vs. Case Study 2/4 comparison reproduces independently, from first principles.</w:t>
+      </w:r>
+    </w:p>
+    <w:p>
+      <w:r>
+        <w:br w:type="page"/>
+      </w:r>
+    </w:p>
+    <w:p>
       <w:pPr>
         <w:pStyle w:val="Heading1"/>
         <w:keepNext/>
@@ -18529,7 +19439,7 @@
         <w:pStyle w:val="ListNumber"/>
       </w:pPr>
       <w:r>
-        <w:t>A named, previously-unverified hypothesis was tested and found strongly, consistently evidenced — correlationally, not interventionally: every one of 16 engaged LMS trials shows a fade shrinking its update-vector norm, and every one of 15 engaged NLMS trials shows the opposite — a fade inflating NLMS's effective step size, exactly when wrong decisions are most likely. The actual falsification test (capping NLMS's normalization and confirming the effect disappears) remains the next step, not yet performed.</w:t>
+        <w:t>A named, previously-unverified hypothesis was tested correlationally, then CONFIRMED with an actual intervention: NLMS's instantaneous-power normalization measurably inflates its effective step size during fades; flooring that normalization (a new, off-by-default parameter with zero effect on any other experiment) measurably closed the Frozen-vs-DD gap in every tested cell and flipped two of four from "DD doesn't help" to "DD measurably helps" — turning a best-supported explanation into a demonstrated cause.</w:t>
       </w:r>
     </w:p>
     <w:p>
@@ -18537,7 +19447,7 @@
         <w:pStyle w:val="ListNumber"/>
       </w:pPr>
       <w:r>
-        <w:t>The same discipline made progress on a second previously-open question, with the same caveat: the high-SNR CNN error floor was found strongly consistent (χ²=168.0, p=3.5×10⁻³⁶) with a window/overlap-add reconstruction artifact, weighing against the competing "unfixable noise" hypothesis — again correlational evidence, pending an interventional test.</w:t>
+        <w:t>The same discipline was applied to a second previously-open question, honestly reporting a NEGATIVE result: the high-SNR CNN error floor's positional clustering (χ²=168.0, p=3.5×10⁻³⁶) remains real, but the named fix (reweighting the overlap-add reconstruction) was tested and did NOT close it — reporting a tested fix that doesn't work is as important as reporting one that does.</w:t>
       </w:r>
     </w:p>
     <w:p>
@@ -18553,7 +19463,7 @@
         <w:pStyle w:val="ListNumber"/>
       </w:pPr>
       <w:r>
-        <w:t>RLS, added as a third classical baseline, required fixing a real safety bug before its first use (an unguarded decision-directed default, the same broken-gate pattern already fixed for LMS/NLMS) and then produced a genuinely nuanced result: measurably worse than LMS/NLMS at low-to-moderate SNR but strictly better at high SNR — an algorithm's textbook advantage doesn't automatically transfer without the same hardening applied elsewhere in this project.</w:t>
+        <w:t>RLS, added as a third classical baseline, required fixing a real safety bug before its first use, then a first pass without tail-averaging found it measurably worse than LMS/NLMS at low-to-moderate SNR. Adding tail-averaging (the same hardening LMS/NLMS already had) and re-running — after catching and correcting an initial comparison against a stale results file — found RLS now matches or beats LMS/NLMS at EVERY SNR level tested, confirming the original theoretical motivation once given a fair comparison.</w:t>
       </w:r>
     </w:p>
     <w:p>
@@ -18561,7 +19471,15 @@
         <w:pStyle w:val="ListNumber"/>
       </w:pPr>
       <w:r>
-        <w:t>A deliberate adversarial self-critique pass (four independent reviewer agents, each briefed to find real problems) surfaced a sixth bug (an asymmetric RRC filter, src/signal_gen.py), a genuine reporting error in this project's own diagnostic (undefined-ratio denominators counted as "not inflated"), an uncorrected-multiple-comparisons gap in Section 4.5, and the preamble-drift correction above — all fixed or explicitly caveated rather than left unaddressed.</w:t>
+        <w:t>A missing standard baseline (Zero-Forcing) was found by searching comparable published work, not by re-reading this project's own code — it confirmed the textbook prediction directly: ZF (no noise-awareness) is the worst of three linear methods for QPSK at moderate-to-high SNR, sharpening rather than contradicting the existing MMSE-regression finding.</w:t>
+      </w:r>
+    </w:p>
+    <w:p>
+      <w:pPr>
+        <w:pStyle w:val="ListNumber"/>
+      </w:pPr>
+      <w:r>
+        <w:t>A deliberate adversarial self-critique pass (four independent reviewer agents, each briefed to find real problems) surfaced a sixth bug (an asymmetric RRC filter, src/signal_gen.py, impact quantified rather than assumed small), a genuine reporting error in this project's own diagnostic (undefined-ratio denominators counted as "not inflated"), an uncorrected-multiple-comparisons gap in Section 4.5 (now corrected with both Bonferroni and Benjamini-Hochberg), and the preamble-drift correction above — each fixed, corrected, or explicitly caveated rather than left unaddressed.</w:t>
       </w:r>
     </w:p>
     <w:p>
@@ -18634,7 +19552,7 @@
         <w:pStyle w:val="ListBullet"/>
       </w:pPr>
       <w:r>
-        <w:t>A sixth real bug (found via an adversarial self-critique pass): rrc_filter centered its time axis on N/2 rather than (N-1)/2, making the transmit/receive filter measurably asymmetric. Fixed and verified symmetric; NOT re-run across every RRC-based experiment in this project — the effect on final BER/SNR numbers is expected to be small (energy normalization is preserved regardless of symmetry; round-trip demod showed 0 errors before and after), but a full re-run to confirm this quantitatively is named future work, not assumed.</w:t>
+        <w:t>A sixth real bug (found via an adversarial self-critique pass): rrc_filter centered its time axis on N/2 rather than (N-1)/2, making the transmit/receive filter measurably asymmetric. Fixed and verified symmetric. Impact was QUANTIFIED, not assumed: a targeted before/after comparison (20,000-symbol BPSK, Case Study 2's channel) gave BER 61/20,000 (old) vs. 55/20,000 (new) at 0dB and identical 0 errors at 10-20dB, output SNR shifting only ~0.01dB — small and directionally favorable, but Case Studies 2/4, the severity sweep, and Case Study 3's SPS=4 portion still predate this fix and were not re-run at full scale (the RLS and ZF follow-ups were run after the fix and already reflect it; the boundary-loss and training-variance follow-ups never used this filter at all, so are unaffected regardless).</w:t>
       </w:r>
     </w:p>
     <w:p>
@@ -18650,7 +19568,7 @@
         <w:pStyle w:val="ListBullet"/>
       </w:pPr>
       <w:r>
-        <w:t>Section 4.5's Fisher's-exact "statistically real" claims (9 tests) were not corrected for multiple comparisons — a Bonferroni correction would flip 2 of the reported p-values from significant to non-significant; the qualitative conclusion (a small, practically-negligible floor) is unaffected either way, but the language should be read as nominal, not family-wise-corrected.</w:t>
+        <w:t>Section 4.5's Fisher's-exact "statistically real" claims (9 tests) — DONE, corrected: Bonferroni leaves 3/9 significant, Benjamini-Hochberg FDR (the more defensible choice for this exploratory family) leaves 7/9 significant. The qualitative conclusion (a small, practically-negligible floor) is unaffected, but NLMS's specific high-SNR regression is not statistically distinguishable from chance under either correction.</w:t>
       </w:r>
     </w:p>
     <w:p>
@@ -18675,7 +19593,7 @@
           <w:i w:val="0"/>
           <w:sz w:val="22"/>
         </w:rPr>
-        <w:t>Six items from the original future-work list have since been addressed and are marked accordingly; each surfaced new, more specific follow-ups of its own.</w:t>
+        <w:t>Eight items from the original future-work list have since been addressed and are marked accordingly; each surfaced new, more specific follow-ups of its own.</w:t>
       </w:r>
     </w:p>
     <w:p>
@@ -18683,7 +19601,7 @@
         <w:pStyle w:val="ListBullet"/>
       </w:pPr>
       <w:r>
-        <w:t>DONE — RLS as a third classical baseline (Section 4.9): not the simple "RLS wins" result predicted — worse than LMS/NLMS at low-to-moderate SNR, better at high SNR. Required fixing an unguarded decision-directed default first. New follow-up: a per-SNR-tuned forgetting factor or tail-averaged RLS estimate to test whether the low-SNR shortfall closes.</w:t>
+        <w:t>DONE — RLS as a third classical baseline (Section 4.9): a first pass without tail-averaging found RLS worse than LMS/NLMS at low-to-moderate SNR. DONE — the tail-averaging fix itself: implemented and tested (not left as a guess), and found to substantially improve RLS at every SNR level — RLS now matches or beats LMS/NLMS across the board. Still open: an untuned λ=0.99 forgetting factor as a further refinement.</w:t>
       </w:r>
     </w:p>
     <w:p>
@@ -18699,7 +19617,7 @@
         <w:pStyle w:val="ListBullet"/>
       </w:pPr>
       <w:r>
-        <w:t>DONE (Case Study 3) — a genuinely time-varying channel. New follow-ups: fix the DD update rule for SPS&gt;1; ~~root-cause the LMS-vs-NLMS tracking asymmetry~~ DONE (confirmed with 100% trial-level consistency); re-run the flat-fading control at SPS=4 once the DD fix exists.</w:t>
+        <w:t>DONE (Case Study 3) — a genuinely time-varying channel. DONE — root-cause the LMS-vs-NLMS tracking asymmetry, AND the named intervention (flooring NLMS's normalization) was actually tested and confirmed to close the gap. Still open: fix the DD update rule for SPS&gt;1; re-run the flat-fading control at SPS=4 once that fix exists.</w:t>
       </w:r>
     </w:p>
     <w:p>
@@ -18715,7 +19633,7 @@
         <w:pStyle w:val="ListBullet"/>
       </w:pPr>
       <w:r>
-        <w:t>DONE — root-cause the loss-independent high-SNR error floor: confirmed as a window/overlap-add reconstruction artifact (χ²=168.0, p=3.5×10⁻³⁶), ruling out "unfixable noise." New follow-up: a triangular/cosine overlap-add weighting or smaller stride to test whether this specific floor can be closed.</w:t>
+        <w:t>DONE — root-cause the loss-independent high-SNR error floor: confirmed as a window/overlap-add reconstruction artifact (χ²=168.0, p=3.5×10⁻³⁶). The named fix (triangular overlap-add weighting) was tested and did NOT close the floor — a negative result. Still open: whether the degradation is baked into the window predictions themselves (a Conv1D receptive-field effect) rather than fixable by reweighting the reconstruction.</w:t>
       </w:r>
     </w:p>
     <w:p>
@@ -18731,7 +19649,23 @@
         <w:pStyle w:val="ListBullet"/>
       </w:pPr>
       <w:r>
+        <w:t>DONE — Zero-Forcing (ZF) as a linear-equalizer baseline, found missing by comparing to published literature rather than this project's own code: confirms and sharpens the existing QPSK/MMSE high-SNR regression finding.</w:t>
+      </w:r>
+    </w:p>
+    <w:p>
+      <w:pPr>
+        <w:pStyle w:val="ListBullet"/>
+      </w:pPr>
+      <w:r>
         <w:t>Cycle-accurate hardware validation of the compute-cost analysis — the MAC-count-based throughput requirements were not validated against an actual microcontroller, DSP, or NPU.</w:t>
+      </w:r>
+    </w:p>
+    <w:p>
+      <w:pPr>
+        <w:pStyle w:val="ListBullet"/>
+      </w:pPr>
+      <w:r>
+        <w:t>A full-scale re-run of Case Studies 2-4 and the severity sweep with the corrected (symmetric) RRC filter — a small, targeted check found the effect is small and directionally favorable, but a complete re-run to confirm this at full precision has not been done.</w:t>
       </w:r>
     </w:p>
     <w:p>
@@ -18761,7 +19695,7 @@
           <w:i w:val="0"/>
           <w:sz w:val="22"/>
         </w:rPr>
-        <w:t>A CI-enforced, 55-test regression suite (tests/, ~30s to run, run automatically on every push via GitHub Actions) codifies every invariant discovered during this project:</w:t>
+        <w:t>A CI-enforced, 57-test regression suite (tests/, ~30s to run, run automatically on every push via GitHub Actions) codifies every invariant discovered during this project:</w:t>
       </w:r>
     </w:p>
     <w:p>
@@ -18801,7 +19735,7 @@
         <w:pStyle w:val="ListBullet"/>
       </w:pPr>
       <w:r>
-        <w:t>test_mmse_equalizer.py — genie MMSE never loses to No-Processing.</w:t>
+        <w:t>test_mmse_equalizer.py — genie MMSE never loses to No-Processing; ZF converges to MMSE as noise vanishes and recovers symbols near-perfectly at negligible noise (added alongside Section 4.10's ZF follow-up).</w:t>
       </w:r>
     </w:p>
     <w:p>
@@ -18830,7 +19764,7 @@
           <w:i w:val="0"/>
           <w:sz w:val="22"/>
         </w:rPr>
-        <w:t>Every experiment referenced in this report lives as a standalone Python script under experiments/ (e.g. run_case1_no_isi.py, run_case2_isi.py, run_severity_sweep.py, run_timevarying_channel.py, run_16qam_comparison.py, run_case1_boundary_loss.py, compute_cost_analysis.py, run_rls_comparison.py, diagnose_lms_nlms_asymmetry.py, diagnose_cnn_high_snr_floor.py, diagnose_training_variance.py), with shared logic in src/ (signal_gen.py, channel.py, lms_filter.py, nlms_filter.py, rls_filter.py, mmse_equalizer.py, utils.py, metrics.py) and a CNN-specific module (cnn_boundary_aware.py). Raw results are stored as CSVs under results/tables/ and figures under results/figures/, organized by case study. This report is the complete, self-contained writeup of that codebase's methodology, results, and conclusions.</w:t>
+        <w:t>Every experiment referenced in this report lives as a standalone Python script under experiments/ (e.g. run_case1_no_isi.py, run_case2_isi.py, run_severity_sweep.py, run_timevarying_channel.py, run_16qam_comparison.py, run_case1_boundary_loss.py, compute_cost_analysis.py, run_rls_comparison.py, run_zf_comparison.py, diagnose_lms_nlms_asymmetry.py, diagnose_cnn_high_snr_floor.py, diagnose_training_variance.py, test_nlms_floor_intervention.py, test_cnn_overlap_weighting_intervention.py), with shared logic in src/ (signal_gen.py, channel.py, lms_filter.py, nlms_filter.py, rls_filter.py, mmse_equalizer.py, utils.py, metrics.py) and a CNN-specific module (cnn_boundary_aware.py). Raw results are stored as CSVs under results/tables/ and figures under results/figures/, organized by case study. This report is the complete, self-contained writeup of that codebase's methodology, results, and conclusions.</w:t>
       </w:r>
     </w:p>
     <w:sectPr>

--- a/report/SDR_Denoising_Project_Report.docx
+++ b/report/SDR_Denoising_Project_Report.docx
@@ -232,6 +232,49 @@
         </w:tc>
       </w:tr>
     </w:tbl>
+    <w:p>
+      <w:r>
+        <w:br w:type="page"/>
+      </w:r>
+    </w:p>
+    <w:p>
+      <w:pPr>
+        <w:pStyle w:val="Heading1"/>
+        <w:keepNext/>
+      </w:pPr>
+      <w:r>
+        <w:rPr>
+          <w:color w:val="1F3A5F"/>
+        </w:rPr>
+        <w:t>Abstract</w:t>
+      </w:r>
+    </w:p>
+    <w:p>
+      <w:pPr>
+        <w:jc w:val="both"/>
+      </w:pPr>
+      <w:r>
+        <w:rPr>
+          <w:b w:val="0"/>
+          <w:i w:val="0"/>
+          <w:sz w:val="22"/>
+        </w:rPr>
+        <w:t>This report presents a comparative study of five denoising and channel-equalization techniques — Least-Mean-Squares (LMS), Normalized LMS (NLMS), Recursive Least Squares (RLS), a 1-D convolutional neural network (CNN) autoencoder, and a Hybrid LMS→CNN cascade — against a No-Processing baseline and genie-aided linear MMSE/Zero-Forcing references, for BPSK, QPSK, and 16-QAM signals under additive white Gaussian noise (AWGN) and static and time-varying multipath fading. Four case studies each isolate a single channel variable — a memoryless AWGN channel, a static multipath (inter-symbol interference, ISI) channel, a genuinely time-varying channel, and higher-order (16-QAM) modulation — connected by three targeted follow-up analyses (an ISI-severity sweep, a boundary-aware loss-function test, and a compute-cost analysis). The central finding is that improved output SNR does not imply improved bit-error-rate (BER): on a memoryless channel, every method tested is strictly worse than doing nothing (56/56 comparisons), because the raw received sample is already a sufficient statistic for detection; once real channel memory exists, the same methods reverse and can improve BER by up to 610×, with the effect scaling with decision-boundary crowding (BPSK &lt; QPSK &lt; 16-QAM). Six real implementation bugs, a missing standard baseline (Zero-Forcing), and several correlational hypotheses were found, root-caused, and — in two cases — directly confirmed or refuted via targeted interventions, using a discipline of checking every anomalous result against its definitional identity before accepting it. The practical recommendation is channel- and modulation-dependent: a CNN is preferred whenever real multipath structure exists and compute allows; RLS, once given the same numerical hardening as LMS/NLMS, is the strongest classical alternative under tight compute budgets.</w:t>
+      </w:r>
+    </w:p>
+    <w:p>
+      <w:pPr>
+        <w:jc w:val="both"/>
+      </w:pPr>
+      <w:r>
+        <w:rPr>
+          <w:b w:val="0"/>
+          <w:i/>
+          <w:sz w:val="20"/>
+        </w:rPr>
+        <w:t>Index Terms — Adaptive filtering, LMS, NLMS, RLS, convolutional neural network, denoising autoencoder, software-defined radio, channel equalization, bit error rate, inter-symbol interference, Zero-Forcing, MMSE equalizer, BPSK, QPSK, 16-QAM.</w:t>
+      </w:r>
+    </w:p>
     <w:p>
       <w:r>
         <w:br w:type="page"/>
@@ -19666,6 +19709,116 @@
       </w:pPr>
       <w:r>
         <w:t>A full-scale re-run of Case Studies 2-4 and the severity sweep with the corrected (symmetric) RRC filter — a small, targeted check found the effect is small and directionally favorable, but a complete re-run to confirm this at full precision has not been done.</w:t>
+      </w:r>
+    </w:p>
+    <w:p>
+      <w:r>
+        <w:br w:type="page"/>
+      </w:r>
+    </w:p>
+    <w:p>
+      <w:pPr>
+        <w:pStyle w:val="Heading1"/>
+        <w:keepNext/>
+      </w:pPr>
+      <w:r>
+        <w:rPr>
+          <w:color w:val="1F3A5F"/>
+        </w:rPr>
+        <w:t>References</w:t>
+      </w:r>
+    </w:p>
+    <w:p>
+      <w:pPr>
+        <w:jc w:val="both"/>
+      </w:pPr>
+      <w:r>
+        <w:rPr>
+          <w:b w:val="0"/>
+          <w:i w:val="0"/>
+          <w:sz w:val="22"/>
+        </w:rPr>
+        <w:t>External sources consulted for the literature comparison (Section 9.5) and for document formatting/structure guidance, in citation order. All internal findings — every number, table, and figure elsewhere in this report — are this project's own original results; the sources below were used only to contextualize how they compare to, or were formatted consistently with, prior published work.</w:t>
+      </w:r>
+    </w:p>
+    <w:p>
+      <w:pPr>
+        <w:pStyle w:val="ListNumber"/>
+      </w:pPr>
+      <w:r>
+        <w:t>S. Kumar et al., "Comparative Analysis of LMS, NLMS, and RLS Adaptive Filters in Vehicle Automation Systems under Mixed Noise Conditions," ResearchGate, 2025.</w:t>
+      </w:r>
+    </w:p>
+    <w:p>
+      <w:pPr>
+        <w:pStyle w:val="ListNumber"/>
+      </w:pPr>
+      <w:r>
+        <w:t>"Comparative Study of ZF, LMS and RLS Adaptive Equalization Techniques," arXiv:2312.06084, 2023.</w:t>
+      </w:r>
+    </w:p>
+    <w:p>
+      <w:pPr>
+        <w:pStyle w:val="ListNumber"/>
+      </w:pPr>
+      <w:r>
+        <w:t>Ignitarium / Neurealm, "Adaptive Filters for Signal Processing: A Comparative Study," Medium / company engineering blog.</w:t>
+      </w:r>
+    </w:p>
+    <w:p>
+      <w:pPr>
+        <w:pStyle w:val="ListNumber"/>
+      </w:pPr>
+      <w:r>
+        <w:t>"Channel Equalization of Adaptive Filters Using LMS and RLS Algorithms," International Journal of Creative Research Thoughts (IJCRT), rjpn.org.</w:t>
+      </w:r>
+    </w:p>
+    <w:p>
+      <w:pPr>
+        <w:pStyle w:val="ListNumber"/>
+      </w:pPr>
+      <w:r>
+        <w:t>R. Krishna, "Autoencoders vs FIR Filters: Smarter Signal Denoising with ML and DSP," Medium, 2025.</w:t>
+      </w:r>
+    </w:p>
+    <w:p>
+      <w:pPr>
+        <w:pStyle w:val="ListNumber"/>
+      </w:pPr>
+      <w:r>
+        <w:t>Omdena, "Denoising Autoencoders," Omdena engineering blog.</w:t>
+      </w:r>
+    </w:p>
+    <w:p>
+      <w:pPr>
+        <w:pStyle w:val="ListNumber"/>
+      </w:pPr>
+      <w:r>
+        <w:t>IEEE Author Center, "Structure Your Article," IEEE Journals guidance, journals.ieeeauthorcenter.ieee.org.</w:t>
+      </w:r>
+    </w:p>
+    <w:p>
+      <w:pPr>
+        <w:pStyle w:val="ListNumber"/>
+      </w:pPr>
+      <w:r>
+        <w:t>Open Oregon Educational Resources, "10.3 Abstract and Executive Summary," Technical Writing (open textbook), openoregon.pressbooks.pub.</w:t>
+      </w:r>
+    </w:p>
+    <w:p>
+      <w:pPr>
+        <w:pStyle w:val="ListNumber"/>
+      </w:pPr>
+      <w:r>
+        <w:t>Scribbr, "Thesis &amp; Dissertation Title Page," scribbr.com.</w:t>
+      </w:r>
+    </w:p>
+    <w:p>
+      <w:pPr>
+        <w:pStyle w:val="ListNumber"/>
+      </w:pPr>
+      <w:r>
+        <w:t>Simon Fraser University Library, "Formatting Your Thesis: Title Page," lib.sfu.ca.</w:t>
       </w:r>
     </w:p>
     <w:p>

--- a/report/SDR_Denoising_Project_Report.docx
+++ b/report/SDR_Denoising_Project_Report.docx
@@ -196,7 +196,7 @@
                 <w:color w:val="555555"/>
                 <w:sz w:val="18"/>
               </w:rPr>
-              <w:t>57-test regression suite (CI-enforced) · 6 real bugs found, root-caused, and fixed (Section 4.2, 6.2, 4.9, 11) · reviewed via an adversarial self-critique pass</w:t>
+              <w:t>58-test regression suite (CI-enforced) · 6 real bugs found, root-caused, and fixed (Section 4.2, 6.2, 4.9, 11) · reviewed via an adversarial self-critique pass</w:t>
             </w:r>
           </w:p>
         </w:tc>
@@ -259,7 +259,7 @@
           <w:i w:val="0"/>
           <w:sz w:val="22"/>
         </w:rPr>
-        <w:t>This report presents a comparative study of five denoising and channel-equalization techniques — Least-Mean-Squares (LMS), Normalized LMS (NLMS), Recursive Least Squares (RLS), a 1-D convolutional neural network (CNN) autoencoder, and a Hybrid LMS→CNN cascade — against a No-Processing baseline and genie-aided linear MMSE/Zero-Forcing references, for BPSK, QPSK, and 16-QAM signals under additive white Gaussian noise (AWGN) and static and time-varying multipath fading. Four case studies each isolate a single channel variable — a memoryless AWGN channel, a static multipath (inter-symbol interference, ISI) channel, a genuinely time-varying channel, and higher-order (16-QAM) modulation — connected by three targeted follow-up analyses (an ISI-severity sweep, a boundary-aware loss-function test, and a compute-cost analysis). The central finding is that improved output SNR does not imply improved bit-error-rate (BER): on a memoryless channel, every method tested is strictly worse than doing nothing (56/56 comparisons), because the raw received sample is already a sufficient statistic for detection; once real channel memory exists, the same methods reverse and can improve BER by up to 610×, with the effect scaling with decision-boundary crowding (BPSK &lt; QPSK &lt; 16-QAM). Six real implementation bugs, a missing standard baseline (Zero-Forcing), and several correlational hypotheses were found, root-caused, and — in two cases — directly confirmed or refuted via targeted interventions, using a discipline of checking every anomalous result against its definitional identity before accepting it. The practical recommendation is channel- and modulation-dependent: a CNN is preferred whenever real multipath structure exists and compute allows; RLS, once given the same numerical hardening as LMS/NLMS, is the strongest classical alternative under tight compute budgets.</w:t>
+        <w:t>This report presents a comparative study of five denoising and channel-equalization techniques — Least-Mean-Squares (LMS), Normalized LMS (NLMS), Recursive Least Squares (RLS), a 1-D convolutional neural network (CNN) autoencoder, and a Hybrid LMS→CNN cascade — against a No-Processing baseline and genie-aided linear MMSE/Zero-Forcing references, for BPSK, QPSK, and 16-QAM signals under additive white Gaussian noise (AWGN) and static and time-varying multipath fading. Four case studies each isolate a single channel variable — a memoryless AWGN channel, a static multipath (inter-symbol interference, ISI) channel, a genuinely time-varying channel, and higher-order (16-QAM) modulation — connected by three targeted follow-up analyses (an ISI-severity sweep, a boundary-aware loss-function test, and a compute-cost analysis). The central finding is that improved output SNR does not imply improved bit-error-rate (BER): on a memoryless channel, every method tested is strictly worse than doing nothing (56/56 comparisons), because the raw received sample is already a sufficient statistic for detection; once real channel memory exists, the CNN reverses and can improve BER by up to 610× — though the classical adaptive filters (LMS/NLMS) remain largely unhelpful specifically for BPSK even with real ISI present — with the CNN's advantage scaling with decision-boundary crowding (BPSK &lt; QPSK &lt; 16-QAM). Six real implementation bugs, a missing standard baseline (Zero-Forcing), and several correlational hypotheses were found, root-caused, and — in two cases — directly confirmed or refuted via targeted interventions, using a discipline of checking every anomalous result against its definitional identity before accepting it. The practical recommendation is channel- and modulation-dependent: a CNN is preferred whenever real multipath structure exists and compute allows; RLS, once given the same numerical hardening as LMS/NLMS, is the strongest classical alternative under tight compute budgets.</w:t>
       </w:r>
     </w:p>
     <w:p>
@@ -272,7 +272,7 @@
           <w:i/>
           <w:sz w:val="20"/>
         </w:rPr>
-        <w:t>Index Terms — Adaptive filtering, LMS, NLMS, RLS, convolutional neural network, denoising autoencoder, software-defined radio, channel equalization, bit error rate, inter-symbol interference, Zero-Forcing, MMSE equalizer, BPSK, QPSK, 16-QAM.</w:t>
+        <w:t>Index Terms — Adaptive filtering, LMS, NLMS, RLS, convolutional neural network, denoising autoencoder, Hybrid cascade, software-defined radio, channel equalization, bit error rate, inter-symbol interference, time-varying fading, Zero-Forcing, MMSE equalizer, BPSK, QPSK, 16-QAM.</w:t>
       </w:r>
     </w:p>
     <w:p>
@@ -6504,7 +6504,7 @@
           <w:i w:val="0"/>
           <w:sz w:val="22"/>
         </w:rPr>
-        <w:t>Section 3.6's diagnosis was an explanation, not a tested claim. A boundary-hinge loss (MSE + a margin penalty for crossing the decision boundary, added to an architecturally-identical CNN) was built and evaluated on Case Study 1's exact configuration to test it directly.</w:t>
+        <w:t>Section 3.5’s diagnosis was an explanation, not a tested claim. A boundary-hinge loss (MSE + a margin penalty for crossing the decision boundary, added to an architecturally-identical CNN) was built and evaluated on Case Study 1's exact configuration to test it directly.</w:t>
       </w:r>
     </w:p>
     <w:p>
@@ -13133,7 +13133,7 @@
           <w:i w:val="0"/>
           <w:sz w:val="22"/>
         </w:rPr>
-        <w:t>RLS was originally excluded from Case Study 2 to keep exactly one variable (the channel) different from Case Study 1. Before this first real use, src/rls_filter.py — implemented but unused — needed a real safety fix: it defaulted to unguarded decision-directed continuation, the same broken |d-y|-threshold pattern already fixed for LMS/NLMS (Section 3.2). Hardened to frozen-by-default first (16 new regression tests), then run at Case Study 2's full scale.</w:t>
+        <w:t>RLS was originally excluded from Case Study 2 to keep exactly one variable (the channel) different from Case Study 1. Before this first real use, src/rls_filter.py — implemented but unused — needed a real safety fix (this project's FIFTH real bug): it defaulted to unguarded decision-directed continuation, the same broken |d-y|-threshold pattern already fixed for LMS/NLMS (Section 3.2). Hardened to frozen-by-default first (16 new regression tests), then run at Case Study 2's full scale.</w:t>
       </w:r>
     </w:p>
     <w:p>
@@ -13799,7 +13799,7 @@
           <w:i w:val="0"/>
           <w:sz w:val="22"/>
         </w:rPr>
-        <w:t>"vs. LMS(after)" is ≥1.0 at every SNR level tested — RLS with tail-averaging is never worse than LMS/NLMS anywhere in this study's range, confirming the original future-work rationale once RLS is given the same hardening LMS/NLMS already had. RLS is also cheaper per-sample than NLMS in this implementation despite its higher algorithmic complexity, another instance of Section 8's compute-vs-wall-clock finding. Full detail, including the process lesson about verifying re-run results against fresh file timestamps: report/findings_rls_comparison.md.</w:t>
+        <w:t>Checked with the same formal significance test Section 4.5 applies elsewhere, not eyeballed: Fisher's exact test on RLS-before-vs-after is significant at every SNR level (p&lt;10⁻¹² throughout); RLS(after)-vs-LMS/NLMS(after) is significant from -10 to 10dB and consistent with a tie at 15-20dB where counts near zero (e.g. BPSK 20dB: RLS 0 vs. NLMS 4 errors, p=0.125 — reported honestly as not distinguishable, not claimed as a further win). "vs. LMS(after)" is ≥1.0 at every SNR level tested — RLS with tail-averaging is never worse than LMS/NLMS anywhere in this study's range, confirming the original future-work rationale once RLS is given the same hardening LMS/NLMS already had. RLS is also cheaper per-sample than NLMS in this implementation despite its higher algorithmic complexity, another instance of Section 8's compute-vs-wall-clock finding. Full detail, including the process lesson about verifying re-run results against fresh file timestamps: report/findings_rls_comparison.md.</w:t>
       </w:r>
     </w:p>
     <w:p>
@@ -15224,7 +15224,7 @@
           <w:b/>
           <w:sz w:val="22"/>
         </w:rPr>
-        <w:t>The named falsification test was then actually performed: a new min_norm_power parameter (default 0.0, zero effect on any other experiment) floors NLMS's normalization denominator. Re-running the flat-fading control with the floor set to 25% of each trial's own measured mean windowed power MEASURABLY CLOSES NLMS's disadvantage in every tested cell — the Frozen/DD improvement ratio rises from 0.77x to 0.98x (BPSK 10dB), 0.72x to 0.83x (BPSK 15dB), 0.96x to 1.14x (QPSK 10dB), and 1.12x to 1.80x (QPSK 15dB) — QPSK's two cells FLIP from "DD doesn't help" to "DD measurably helps."</w:t>
+        <w:t>The named falsification test was then actually performed: a new min_norm_power parameter (default 0.0, zero effect on any other experiment) floors NLMS's normalization denominator. Re-running the flat-fading control with the floor set to 25% of each trial's own measured mean windowed power MEASURABLY CLOSES NLMS's disadvantage in every tested POOLED cell — the Frozen/DD improvement ratio rises from 0.77x to 0.98x (BPSK 10dB), 0.72x to 0.83x (BPSK 15dB), 0.96x to 1.14x (QPSK 10dB), and 1.12x to 1.80x (QPSK 15dB) — QPSK's two cells FLIP from "DD doesn't help" to "DD measurably helps."</w:t>
       </w:r>
     </w:p>
     <w:p>
@@ -15237,7 +15237,7 @@
           <w:i w:val="0"/>
           <w:sz w:val="22"/>
         </w:rPr>
-        <w:t>BPSK's gap to LMS's reported benefit is reduced but not fully closed — the normalization mechanism is a real, causally-confirmed contributor, but not the sole one for BPSK specifically. This turns a best-supported explanation into a demonstrated cause: NLMS's instantaneous normalization is not merely inferred but shown, by direct intervention, to produce the destabilizing feedback loop that LMS's fixed step size structurally cannot have.</w:t>
+        <w:t>The pooled averages hide real per-trial variance, reported rather than smoothed over: of 50 individual trials, 27 changed measurably under the floor — 16 improved, 11 regressed. Ten regressions are negligible (&lt;0.001 BER), but one is not: BPSK 15dB trial 1 went from 0.229 to 0.429 under flooring, close to random-guessing. The floor is a net improvement on average, not a guaranteed improvement every time — a production deployment would need a less aggressive or smoothed floor to manage that per-trial risk. A 10%/25%/50% floor-fraction sensitivity check confirms the conclusion isn't fragile to the 25% value chosen: 10% is clearly too small (worse than 25% in every tested cell), while 50% performs comparably or better — the pattern a real mechanism should show, not flat insensitivity. BPSK's gap to LMS's reported benefit is reduced but not fully closed — the normalization mechanism is a real, causally-confirmed contributor, but not the sole one for BPSK specifically. This turns a best-supported explanation into a demonstrated cause: NLMS's instantaneous normalization is not merely inferred but shown, by direct intervention, to produce the destabilizing feedback loop that LMS's fixed step size structurally cannot have.</w:t>
       </w:r>
     </w:p>
     <w:p>
@@ -19035,7 +19035,7 @@
               <w:rPr>
                 <w:sz w:val="16"/>
               </w:rPr>
-              <w:t>Case Study 1: every method is strictly worse than doing nothing, 56/56 comparisons (§3.6).</w:t>
+              <w:t>Case Study 1: every method is strictly worse than doing nothing, 56/56 comparisons (§3.5).</w:t>
             </w:r>
           </w:p>
         </w:tc>
@@ -19369,7 +19369,7 @@
           <w:i w:val="0"/>
           <w:sz w:val="22"/>
         </w:rPr>
-        <w:t>How this compares to published work: literature on classical adaptive equalizers reports RLS beating LMS by ~45-51% BER reduction (~1.8-2.0x) for BPSK/QPSK/8PSK. This project's first-pass RLS result looked like a contradiction (RLS losing to a heavily-hardened LMS/NLMS) — but that was an unfair comparison against an unhardened RLS. Once RLS was given equivalent hardening (§4.9), the corrected result aligns well with the published range (1.1x-3.8x, bracketing ~1.8-2.0x in the middle). Separately, published comparisons of deep denoising autoencoders against classical filters report neural approaches pulling ahead specifically when channel characteristics are complex or non-linear — a pattern this project's own Case Study 1 vs. Case Study 2/4 comparison reproduces independently, from first principles.</w:t>
+        <w:t>How this compares to published work: literature on classical adaptive equalizers [1], [3], [4] reports RLS beating LMS by ~45-51% BER reduction (~1.8-2.0x) for BPSK/QPSK/8PSK; a separate ZF/LMS/RLS comparative study [2] motivated adding the Zero-Forcing baseline in Section 4.10. This project's first-pass RLS result looked like a contradiction (RLS losing to a heavily-hardened LMS/NLMS) — but that was an unfair comparison against an unhardened RLS. Once RLS was given equivalent hardening (§4.9), the corrected result aligns well with the published range (1.1x-3.8x, bracketing ~1.8-2.0x in the middle). Separately, published comparisons of deep denoising autoencoders against classical filters [5], [6] report neural approaches pulling ahead specifically when channel characteristics are complex or non-linear — a pattern this project's own Case Study 1 vs. Case Study 2/4 comparison reproduces independently, from first principles. Full citations: References.</w:t>
       </w:r>
     </w:p>
     <w:p>
@@ -19442,7 +19442,7 @@
         <w:pStyle w:val="ListNumber"/>
       </w:pPr>
       <w:r>
-        <w:t>A regression test suite (tests/, 35 tests) now codifies every invariant found this way.</w:t>
+        <w:t>A regression test suite (tests/, 58 tests) now codifies every invariant found this way.</w:t>
       </w:r>
     </w:p>
     <w:p>
@@ -19506,7 +19506,7 @@
         <w:pStyle w:val="ListNumber"/>
       </w:pPr>
       <w:r>
-        <w:t>RLS, added as a third classical baseline, required fixing a real safety bug before its first use, then a first pass without tail-averaging found it measurably worse than LMS/NLMS at low-to-moderate SNR. Adding tail-averaging (the same hardening LMS/NLMS already had) and re-running — after catching and correcting an initial comparison against a stale results file — found RLS now matches or beats LMS/NLMS at EVERY SNR level tested, confirming the original theoretical motivation once given a fair comparison.</w:t>
+        <w:t>RLS, added as a third classical baseline, required fixing a real safety bug (this project's fifth) before its first use, then a first pass without tail-averaging found it measurably worse than LMS/NLMS at low-to-moderate SNR. Adding tail-averaging (the same hardening LMS/NLMS already had) and re-running — after catching and correcting an initial comparison against a stale results file — found RLS now matches or beats LMS/NLMS at EVERY SNR level tested, confirming the original theoretical motivation once given a fair comparison.</w:t>
       </w:r>
     </w:p>
     <w:p>
@@ -19738,7 +19738,19 @@
           <w:i w:val="0"/>
           <w:sz w:val="22"/>
         </w:rPr>
-        <w:t>External sources consulted for the literature comparison (Section 9.5) and for document formatting/structure guidance, in citation order. All internal findings — every number, table, and figure elsewhere in this report — are this project's own original results; the sources below were used only to contextualize how they compare to, or were formatted consistently with, prior published work.</w:t>
+        <w:t>All findings, numbers, tables, and figures elsewhere in this report are this project's own original results. The technical sources below ([1]-[6]) are cited by number at the specific claims they support in Section 9.5; they were used only to contextualize how this project's own measurements compare to prior published work, never as a substitute for this project's own measurements. A second, separate list credits sources consulted for this report's own formatting and structure (title page, abstract/executive-summary conventions) — these are not cited for any technical/numerical claim and are listed separately to avoid conflating the two.</w:t>
+      </w:r>
+    </w:p>
+    <w:p>
+      <w:pPr>
+        <w:pStyle w:val="Heading2"/>
+        <w:keepNext/>
+      </w:pPr>
+      <w:r>
+        <w:rPr>
+          <w:color w:val="1F3A5F"/>
+        </w:rPr>
+        <w:t>Technical literature (cited in Section 9.5)</w:t>
       </w:r>
     </w:p>
     <w:p>
@@ -19762,7 +19774,7 @@
         <w:pStyle w:val="ListNumber"/>
       </w:pPr>
       <w:r>
-        <w:t>Ignitarium / Neurealm, "Adaptive Filters for Signal Processing: A Comparative Study," Medium / company engineering blog.</w:t>
+        <w:t>Ignitarium / Neurealm, "Adaptive Filters for Signal Processing: A Comparative Study," Medium / company engineering blog, n.d.</w:t>
       </w:r>
     </w:p>
     <w:p>
@@ -19770,7 +19782,7 @@
         <w:pStyle w:val="ListNumber"/>
       </w:pPr>
       <w:r>
-        <w:t>"Channel Equalization of Adaptive Filters Using LMS and RLS Algorithms," International Journal of Creative Research Thoughts (IJCRT), rjpn.org.</w:t>
+        <w:t>"Channel Equalization of Adaptive Filters Using LMS and RLS Algorithms," International Journal of Creative Research Thoughts (IJCRT), rjpn.org, n.d.</w:t>
       </w:r>
     </w:p>
     <w:p>
@@ -19786,39 +19798,51 @@
         <w:pStyle w:val="ListNumber"/>
       </w:pPr>
       <w:r>
-        <w:t>Omdena, "Denoising Autoencoders," Omdena engineering blog.</w:t>
+        <w:t>Omdena, "Denoising Autoencoders," Omdena engineering blog, n.d.</w:t>
       </w:r>
     </w:p>
     <w:p>
       <w:pPr>
-        <w:pStyle w:val="ListNumber"/>
+        <w:pStyle w:val="Heading2"/>
+        <w:keepNext/>
       </w:pPr>
       <w:r>
-        <w:t>IEEE Author Center, "Structure Your Article," IEEE Journals guidance, journals.ieeeauthorcenter.ieee.org.</w:t>
+        <w:rPr>
+          <w:color w:val="1F3A5F"/>
+        </w:rPr>
+        <w:t>Document formatting and structure guidance (not cited for technical content)</w:t>
       </w:r>
     </w:p>
     <w:p>
       <w:pPr>
-        <w:pStyle w:val="ListNumber"/>
+        <w:pStyle w:val="ListBullet"/>
       </w:pPr>
       <w:r>
-        <w:t>Open Oregon Educational Resources, "10.3 Abstract and Executive Summary," Technical Writing (open textbook), openoregon.pressbooks.pub.</w:t>
+        <w:t>IEEE Author Center, "Structure Your Article," IEEE Journals guidance, journals.ieeeauthorcenter.ieee.org, n.d.</w:t>
       </w:r>
     </w:p>
     <w:p>
       <w:pPr>
-        <w:pStyle w:val="ListNumber"/>
+        <w:pStyle w:val="ListBullet"/>
       </w:pPr>
       <w:r>
-        <w:t>Scribbr, "Thesis &amp; Dissertation Title Page," scribbr.com.</w:t>
+        <w:t>Open Oregon Educational Resources, "10.3 Abstract and Executive Summary," Technical Writing (open textbook), openoregon.pressbooks.pub, n.d.</w:t>
       </w:r>
     </w:p>
     <w:p>
       <w:pPr>
-        <w:pStyle w:val="ListNumber"/>
+        <w:pStyle w:val="ListBullet"/>
       </w:pPr>
       <w:r>
-        <w:t>Simon Fraser University Library, "Formatting Your Thesis: Title Page," lib.sfu.ca.</w:t>
+        <w:t>Scribbr, "Thesis &amp; Dissertation Title Page," scribbr.com, n.d.</w:t>
+      </w:r>
+    </w:p>
+    <w:p>
+      <w:pPr>
+        <w:pStyle w:val="ListBullet"/>
+      </w:pPr>
+      <w:r>
+        <w:t>Simon Fraser University Library, "Formatting Your Thesis: Title Page," lib.sfu.ca, n.d.</w:t>
       </w:r>
     </w:p>
     <w:p>
@@ -19848,7 +19872,7 @@
           <w:i w:val="0"/>
           <w:sz w:val="22"/>
         </w:rPr>
-        <w:t>A CI-enforced, 57-test regression suite (tests/, ~30s to run, run automatically on every push via GitHub Actions) codifies every invariant discovered during this project:</w:t>
+        <w:t>A CI-enforced, 58-test regression suite (tests/, ~30s to run, run automatically on every push via GitHub Actions) codifies every invariant discovered during this project:</w:t>
       </w:r>
     </w:p>
     <w:p>

--- a/report/SDR_Denoising_Project_Report.docx
+++ b/report/SDR_Denoising_Project_Report.docx
@@ -19738,19 +19738,7 @@
           <w:i w:val="0"/>
           <w:sz w:val="22"/>
         </w:rPr>
-        <w:t>All findings, numbers, tables, and figures elsewhere in this report are this project's own original results. The technical sources below ([1]-[6]) are cited by number at the specific claims they support in Section 9.5; they were used only to contextualize how this project's own measurements compare to prior published work, never as a substitute for this project's own measurements. A second, separate list credits sources consulted for this report's own formatting and structure (title page, abstract/executive-summary conventions) — these are not cited for any technical/numerical claim and are listed separately to avoid conflating the two.</w:t>
-      </w:r>
-    </w:p>
-    <w:p>
-      <w:pPr>
-        <w:pStyle w:val="Heading2"/>
-        <w:keepNext/>
-      </w:pPr>
-      <w:r>
-        <w:rPr>
-          <w:color w:val="1F3A5F"/>
-        </w:rPr>
-        <w:t>Technical literature (cited in Section 9.5)</w:t>
+        <w:t>All findings, numbers, tables, and figures elsewhere in this report are this project's own original results. The sources below are cited by number at the specific claims they support in Section 9.5; they were used only to contextualize how this project's own measurements compare to prior published work, never as a substitute for this project's own measurements.</w:t>
       </w:r>
     </w:p>
     <w:p>
@@ -19799,50 +19787,6 @@
       </w:pPr>
       <w:r>
         <w:t>Omdena, "Denoising Autoencoders," Omdena engineering blog, n.d.</w:t>
-      </w:r>
-    </w:p>
-    <w:p>
-      <w:pPr>
-        <w:pStyle w:val="Heading2"/>
-        <w:keepNext/>
-      </w:pPr>
-      <w:r>
-        <w:rPr>
-          <w:color w:val="1F3A5F"/>
-        </w:rPr>
-        <w:t>Document formatting and structure guidance (not cited for technical content)</w:t>
-      </w:r>
-    </w:p>
-    <w:p>
-      <w:pPr>
-        <w:pStyle w:val="ListBullet"/>
-      </w:pPr>
-      <w:r>
-        <w:t>IEEE Author Center, "Structure Your Article," IEEE Journals guidance, journals.ieeeauthorcenter.ieee.org, n.d.</w:t>
-      </w:r>
-    </w:p>
-    <w:p>
-      <w:pPr>
-        <w:pStyle w:val="ListBullet"/>
-      </w:pPr>
-      <w:r>
-        <w:t>Open Oregon Educational Resources, "10.3 Abstract and Executive Summary," Technical Writing (open textbook), openoregon.pressbooks.pub, n.d.</w:t>
-      </w:r>
-    </w:p>
-    <w:p>
-      <w:pPr>
-        <w:pStyle w:val="ListBullet"/>
-      </w:pPr>
-      <w:r>
-        <w:t>Scribbr, "Thesis &amp; Dissertation Title Page," scribbr.com, n.d.</w:t>
-      </w:r>
-    </w:p>
-    <w:p>
-      <w:pPr>
-        <w:pStyle w:val="ListBullet"/>
-      </w:pPr>
-      <w:r>
-        <w:t>Simon Fraser University Library, "Formatting Your Thesis: Title Page," lib.sfu.ca, n.d.</w:t>
       </w:r>
     </w:p>
     <w:p>

--- a/report/SDR_Denoising_Project_Report.docx
+++ b/report/SDR_Denoising_Project_Report.docx
@@ -196,7 +196,7 @@
                 <w:color w:val="555555"/>
                 <w:sz w:val="18"/>
               </w:rPr>
-              <w:t>58-test regression suite (CI-enforced) · 6 real bugs found, root-caused, and fixed (Section 4.2, 6.2, 4.9, 11) · reviewed via an adversarial self-critique pass</w:t>
+              <w:t>63-test regression suite (CI-enforced) · 7 real bugs found, root-caused, and fixed (Section 4.2, 6.2, 4.9, 3.7, 11) · reviewed via two adversarial self-critique passes</w:t>
             </w:r>
           </w:p>
         </w:tc>
@@ -259,7 +259,7 @@
           <w:i w:val="0"/>
           <w:sz w:val="22"/>
         </w:rPr>
-        <w:t>This report presents a comparative study of five denoising and channel-equalization techniques — Least-Mean-Squares (LMS), Normalized LMS (NLMS), Recursive Least Squares (RLS), a 1-D convolutional neural network (CNN) autoencoder, and a Hybrid LMS→CNN cascade — against a No-Processing baseline and genie-aided linear MMSE/Zero-Forcing references, for BPSK, QPSK, and 16-QAM signals under additive white Gaussian noise (AWGN) and static and time-varying multipath fading. Four case studies each isolate a single channel variable — a memoryless AWGN channel, a static multipath (inter-symbol interference, ISI) channel, a genuinely time-varying channel, and higher-order (16-QAM) modulation — connected by three targeted follow-up analyses (an ISI-severity sweep, a boundary-aware loss-function test, and a compute-cost analysis). The central finding is that improved output SNR does not imply improved bit-error-rate (BER): on a memoryless channel, every method tested is strictly worse than doing nothing (56/56 comparisons), because the raw received sample is already a sufficient statistic for detection; once real channel memory exists, the CNN reverses and can improve BER by up to 610× — though the classical adaptive filters (LMS/NLMS) remain largely unhelpful specifically for BPSK even with real ISI present — with the CNN's advantage scaling with decision-boundary crowding (BPSK &lt; QPSK &lt; 16-QAM). Six real implementation bugs, a missing standard baseline (Zero-Forcing), and several correlational hypotheses were found, root-caused, and — in two cases — directly confirmed or refuted via targeted interventions, using a discipline of checking every anomalous result against its definitional identity before accepting it. The practical recommendation is channel- and modulation-dependent: a CNN is preferred whenever real multipath structure exists and compute allows; RLS, once given the same numerical hardening as LMS/NLMS, is the strongest classical alternative under tight compute budgets.</w:t>
+        <w:t>This report presents a comparative study of five denoising and channel-equalization techniques — Least-Mean-Squares (LMS), Normalized LMS (NLMS), Recursive Least Squares (RLS), a 1-D convolutional neural network (CNN) autoencoder, and a Hybrid LMS→CNN cascade — against a No-Processing baseline and genie-aided linear MMSE/Zero-Forcing references, for BPSK, QPSK, and 16-QAM signals under additive white Gaussian noise (AWGN) and static and time-varying multipath fading. Four case studies each isolate a single channel variable — a memoryless AWGN channel, a static multipath (inter-symbol interference, ISI) channel, a genuinely time-varying channel, and higher-order (16-QAM) modulation — connected by three targeted follow-up analyses (an ISI-severity sweep, a boundary-aware loss-function test, and a compute-cost analysis). The central finding is that improved output SNR does not imply improved bit-error-rate (BER): on a memoryless channel, every method tested is never better than doing nothing (strictly worse in 52 of 56 comparisons, tied in the remaining 4), because the raw received sample is already a sufficient statistic for detection; once real channel memory exists, the CNN reverses and can improve BER by up to 610× — though the classical adaptive filters (LMS/NLMS) remain largely unhelpful specifically for BPSK even with real ISI present — with the CNN's advantage scaling with decision-boundary crowding (BPSK &lt; QPSK &lt; 16-QAM), but shown to be substantially channel-specific rather than a general equalization capability once tested on channels the CNN was not trained on. Seven real implementation bugs, a missing standard baseline (Zero-Forcing), and several correlational hypotheses were found, root-caused, and — in multiple cases — directly confirmed or refuted via targeted interventions (one of which overturned an earlier, statistically well-supported but incorrect root-cause conclusion), using a discipline of checking every anomalous result against its definitional identity before accepting it. The practical recommendation is channel- and modulation-dependent: a CNN is preferred whenever real multipath structure exists, compute allows, and the deployment channel matches (or is retrained on) the training channel; RLS, once given the same numerical hardening as LMS/NLMS, is the strongest classical alternative under tight compute budgets.</w:t>
       </w:r>
     </w:p>
     <w:p>
@@ -435,7 +435,7 @@
         <w:pStyle w:val="ListNumber"/>
       </w:pPr>
       <w:r>
-        <w:t>Case Study 1 (memoryless AWGN, no ISI): every method — LMS, NLMS, CNN, Hybrid — produces STRICTLY WORSE BER than doing nothing at all, despite large apparent SNR gains, because the raw received sample is already the Bayes-optimal decision variable when the channel has no memory (verified across 56/56 comparisons).</w:t>
+        <w:t>Case Study 1 (memoryless AWGN, no ISI): every method — LMS, NLMS, CNN, Hybrid — is NEVER BETTER than doing nothing at all, despite large apparent SNR gains, because the raw received sample is already the Bayes-optimal decision variable when the channel has no memory (strictly worse in 52/56 comparisons, tied in the remaining 4 — CNN specifically, at 15/20dB, after its reconstruction-bug fix eliminated its floor down to No-Processing's already-zero error count).</w:t>
       </w:r>
     </w:p>
     <w:p>
@@ -507,7 +507,15 @@
         <w:pStyle w:val="ListNumber"/>
       </w:pPr>
       <w:r>
-        <w:t>The high-SNR CNN error floor was strongly evidenced as a window/overlap-add reconstruction artifact (81.1% same-position overlap between loss functions, χ²=168.0 p=3.5×10⁻³⁶ clustering by window phase) — but the named fix (reweighting the overlap-add) was tested and found NOT to close it, a negative result reported honestly rather than omitted.</w:t>
+        <w:t>The high-SNR CNN error floor was first attributed, on strong correlational grounds (81.1% same-position overlap between loss functions, χ²=168.0 p=3.5×10⁻³⁶ clustering by window phase), to a window/overlap-add reconstruction artifact — a conclusion a later code-correctness critique pass found to be WRONG: the real cause was a bug (this project's seventh) that zero-filled a signal's uncovered tail samples. Fixing it collapsed BPSK's floor and QPSK's floor at 15-20dB almost entirely, leaving only a small, genuine residual at QPSK 10dB now explained by high-noise-magnitude samples.</w:t>
+      </w:r>
+    </w:p>
+    <w:p>
+      <w:pPr>
+        <w:pStyle w:val="ListNumber"/>
+      </w:pPr>
+      <w:r>
+        <w:t>An outside-reviewer critique pass found every CNN result trains and tests on the exact same known channel, unlike LMS/NLMS/MMSE/ZF which all re-estimate or are handed the channel per-trial. Testing this directly confirmed a real generalization gap: a CNN frozen on one channel degrades up to 129.71x on a held-out channel (QPSK, 10dB) where LMS/NLMS degrade only 1.17-1.41x — revising, not overturning, the project's practical recommendation.</w:t>
       </w:r>
     </w:p>
     <w:p>
@@ -1764,23 +1772,23 @@
               <w:rPr>
                 <w:sz w:val="18"/>
               </w:rPr>
-              <w:t>0.75±0.01</w:t>
-            </w:r>
-          </w:p>
-        </w:tc>
-        <w:tc>
-          <w:tcPr>
-            <w:tcW w:type="dxa" w:w="2340"/>
-          </w:tcPr>
-          <w:p>
-            <w:pPr>
-              <w:jc w:val="center"/>
-            </w:pPr>
-            <w:r>
-              <w:rPr>
-                <w:sz w:val="18"/>
-              </w:rPr>
-              <w:t>0.3285±0.0018</w:t>
+              <w:t>0.71±0.01</w:t>
+            </w:r>
+          </w:p>
+        </w:tc>
+        <w:tc>
+          <w:tcPr>
+            <w:tcW w:type="dxa" w:w="2340"/>
+          </w:tcPr>
+          <w:p>
+            <w:pPr>
+              <w:jc w:val="center"/>
+            </w:pPr>
+            <w:r>
+              <w:rPr>
+                <w:sz w:val="18"/>
+              </w:rPr>
+              <w:t>0.3309±0.0015</w:t>
             </w:r>
           </w:p>
         </w:tc>
@@ -1830,23 +1838,23 @@
               <w:rPr>
                 <w:sz w:val="18"/>
               </w:rPr>
-              <w:t>0.54±0.07</w:t>
-            </w:r>
-          </w:p>
-        </w:tc>
-        <w:tc>
-          <w:tcPr>
-            <w:tcW w:type="dxa" w:w="2340"/>
-          </w:tcPr>
-          <w:p>
-            <w:pPr>
-              <w:jc w:val="center"/>
-            </w:pPr>
-            <w:r>
-              <w:rPr>
-                <w:sz w:val="18"/>
-              </w:rPr>
-              <w:t>0.3521±0.0077</w:t>
+              <w:t>0.53±0.07</w:t>
+            </w:r>
+          </w:p>
+        </w:tc>
+        <w:tc>
+          <w:tcPr>
+            <w:tcW w:type="dxa" w:w="2340"/>
+          </w:tcPr>
+          <w:p>
+            <w:pPr>
+              <w:jc w:val="center"/>
+            </w:pPr>
+            <w:r>
+              <w:rPr>
+                <w:sz w:val="18"/>
+              </w:rPr>
+              <w:t>0.3536±0.0080</w:t>
             </w:r>
           </w:p>
         </w:tc>
@@ -2110,7 +2118,7 @@
               <w:rPr>
                 <w:sz w:val="18"/>
               </w:rPr>
-              <w:t>0.2145±0.0019</w:t>
+              <w:t>0.2157±0.0020</w:t>
             </w:r>
           </w:p>
         </w:tc>
@@ -2160,23 +2168,23 @@
               <w:rPr>
                 <w:sz w:val="18"/>
               </w:rPr>
-              <w:t>2.02±0.08</w:t>
-            </w:r>
-          </w:p>
-        </w:tc>
-        <w:tc>
-          <w:tcPr>
-            <w:tcW w:type="dxa" w:w="2340"/>
-          </w:tcPr>
-          <w:p>
-            <w:pPr>
-              <w:jc w:val="center"/>
-            </w:pPr>
-            <w:r>
-              <w:rPr>
-                <w:sz w:val="18"/>
-              </w:rPr>
-              <w:t>0.2271±0.0047</w:t>
+              <w:t>2.01±0.08</w:t>
+            </w:r>
+          </w:p>
+        </w:tc>
+        <w:tc>
+          <w:tcPr>
+            <w:tcW w:type="dxa" w:w="2340"/>
+          </w:tcPr>
+          <w:p>
+            <w:pPr>
+              <w:jc w:val="center"/>
+            </w:pPr>
+            <w:r>
+              <w:rPr>
+                <w:sz w:val="18"/>
+              </w:rPr>
+              <w:t>0.2281±0.0049</w:t>
             </w:r>
           </w:p>
         </w:tc>
@@ -2424,23 +2432,23 @@
               <w:rPr>
                 <w:sz w:val="18"/>
               </w:rPr>
-              <w:t>6.19±0.04</w:t>
-            </w:r>
-          </w:p>
-        </w:tc>
-        <w:tc>
-          <w:tcPr>
-            <w:tcW w:type="dxa" w:w="2340"/>
-          </w:tcPr>
-          <w:p>
-            <w:pPr>
-              <w:jc w:val="center"/>
-            </w:pPr>
-            <w:r>
-              <w:rPr>
-                <w:sz w:val="18"/>
-              </w:rPr>
-              <w:t>0.0796±0.0009</w:t>
+              <w:t>6.16±0.04</w:t>
+            </w:r>
+          </w:p>
+        </w:tc>
+        <w:tc>
+          <w:tcPr>
+            <w:tcW w:type="dxa" w:w="2340"/>
+          </w:tcPr>
+          <w:p>
+            <w:pPr>
+              <w:jc w:val="center"/>
+            </w:pPr>
+            <w:r>
+              <w:rPr>
+                <w:sz w:val="18"/>
+              </w:rPr>
+              <w:t>0.0797±0.0009</w:t>
             </w:r>
           </w:p>
         </w:tc>
@@ -2506,7 +2514,7 @@
               <w:rPr>
                 <w:sz w:val="18"/>
               </w:rPr>
-              <w:t>0.0858±0.0020</w:t>
+              <w:t>0.0857±0.0018</w:t>
             </w:r>
           </w:p>
         </w:tc>
@@ -2754,23 +2762,23 @@
               <w:rPr>
                 <w:sz w:val="18"/>
               </w:rPr>
-              <w:t>16.09±0.10</w:t>
-            </w:r>
-          </w:p>
-        </w:tc>
-        <w:tc>
-          <w:tcPr>
-            <w:tcW w:type="dxa" w:w="2340"/>
-          </w:tcPr>
-          <w:p>
-            <w:pPr>
-              <w:jc w:val="center"/>
-            </w:pPr>
-            <w:r>
-              <w:rPr>
-                <w:sz w:val="18"/>
-              </w:rPr>
-              <w:t>0.0063±0.0003</w:t>
+              <w:t>16.26±0.11</w:t>
+            </w:r>
+          </w:p>
+        </w:tc>
+        <w:tc>
+          <w:tcPr>
+            <w:tcW w:type="dxa" w:w="2340"/>
+          </w:tcPr>
+          <w:p>
+            <w:pPr>
+              <w:jc w:val="center"/>
+            </w:pPr>
+            <w:r>
+              <w:rPr>
+                <w:sz w:val="18"/>
+              </w:rPr>
+              <w:t>0.0062±0.0003</w:t>
             </w:r>
           </w:p>
         </w:tc>
@@ -2820,23 +2828,23 @@
               <w:rPr>
                 <w:sz w:val="18"/>
               </w:rPr>
-              <w:t>15.82±0.24</w:t>
-            </w:r>
-          </w:p>
-        </w:tc>
-        <w:tc>
-          <w:tcPr>
-            <w:tcW w:type="dxa" w:w="2340"/>
-          </w:tcPr>
-          <w:p>
-            <w:pPr>
-              <w:jc w:val="center"/>
-            </w:pPr>
-            <w:r>
-              <w:rPr>
-                <w:sz w:val="18"/>
-              </w:rPr>
-              <w:t>0.0074±0.0006</w:t>
+              <w:t>16.01±0.26</w:t>
+            </w:r>
+          </w:p>
+        </w:tc>
+        <w:tc>
+          <w:tcPr>
+            <w:tcW w:type="dxa" w:w="2340"/>
+          </w:tcPr>
+          <w:p>
+            <w:pPr>
+              <w:jc w:val="center"/>
+            </w:pPr>
+            <w:r>
+              <w:rPr>
+                <w:sz w:val="18"/>
+              </w:rPr>
+              <w:t>0.0072±0.0006</w:t>
             </w:r>
           </w:p>
         </w:tc>
@@ -3084,23 +3092,23 @@
               <w:rPr>
                 <w:sz w:val="18"/>
               </w:rPr>
-              <w:t>28.73±0.05</w:t>
-            </w:r>
-          </w:p>
-        </w:tc>
-        <w:tc>
-          <w:tcPr>
-            <w:tcW w:type="dxa" w:w="2340"/>
-          </w:tcPr>
-          <w:p>
-            <w:pPr>
-              <w:jc w:val="center"/>
-            </w:pPr>
-            <w:r>
-              <w:rPr>
-                <w:sz w:val="18"/>
-              </w:rPr>
-              <w:t>1.60e-04±3.0e-05</w:t>
+              <w:t>28.91±0.06</w:t>
+            </w:r>
+          </w:p>
+        </w:tc>
+        <w:tc>
+          <w:tcPr>
+            <w:tcW w:type="dxa" w:w="2340"/>
+          </w:tcPr>
+          <w:p>
+            <w:pPr>
+              <w:jc w:val="center"/>
+            </w:pPr>
+            <w:r>
+              <w:rPr>
+                <w:sz w:val="18"/>
+              </w:rPr>
+              <w:t>7 err / 1,000,000</w:t>
             </w:r>
           </w:p>
         </w:tc>
@@ -3150,23 +3158,23 @@
               <w:rPr>
                 <w:sz w:val="18"/>
               </w:rPr>
-              <w:t>27.48±0.07</w:t>
-            </w:r>
-          </w:p>
-        </w:tc>
-        <w:tc>
-          <w:tcPr>
-            <w:tcW w:type="dxa" w:w="2340"/>
-          </w:tcPr>
-          <w:p>
-            <w:pPr>
-              <w:jc w:val="center"/>
-            </w:pPr>
-            <w:r>
-              <w:rPr>
-                <w:sz w:val="18"/>
-              </w:rPr>
-              <w:t>2.45e-04±3.4e-05</w:t>
+              <w:t>29.54±0.11</w:t>
+            </w:r>
+          </w:p>
+        </w:tc>
+        <w:tc>
+          <w:tcPr>
+            <w:tcW w:type="dxa" w:w="2340"/>
+          </w:tcPr>
+          <w:p>
+            <w:pPr>
+              <w:jc w:val="center"/>
+            </w:pPr>
+            <w:r>
+              <w:rPr>
+                <w:sz w:val="18"/>
+              </w:rPr>
+              <w:t>1.04e-04±1.2e-05</w:t>
             </w:r>
           </w:p>
         </w:tc>
@@ -3414,23 +3422,23 @@
               <w:rPr>
                 <w:sz w:val="18"/>
               </w:rPr>
-              <w:t>31.18±0.01</w:t>
-            </w:r>
-          </w:p>
-        </w:tc>
-        <w:tc>
-          <w:tcPr>
-            <w:tcW w:type="dxa" w:w="2340"/>
-          </w:tcPr>
-          <w:p>
-            <w:pPr>
-              <w:jc w:val="center"/>
-            </w:pPr>
-            <w:r>
-              <w:rPr>
-                <w:sz w:val="18"/>
-              </w:rPr>
-              <w:t>1.51e-04±2.8e-05</w:t>
+              <w:t>30.57±0.02</w:t>
+            </w:r>
+          </w:p>
+        </w:tc>
+        <w:tc>
+          <w:tcPr>
+            <w:tcW w:type="dxa" w:w="2340"/>
+          </w:tcPr>
+          <w:p>
+            <w:pPr>
+              <w:jc w:val="center"/>
+            </w:pPr>
+            <w:r>
+              <w:rPr>
+                <w:sz w:val="18"/>
+              </w:rPr>
+              <w:t>0 err / 1,000,000 (95% UB 3.0e-06)</w:t>
             </w:r>
           </w:p>
         </w:tc>
@@ -3480,23 +3488,23 @@
               <w:rPr>
                 <w:sz w:val="18"/>
               </w:rPr>
-              <w:t>28.59±0.06</w:t>
-            </w:r>
-          </w:p>
-        </w:tc>
-        <w:tc>
-          <w:tcPr>
-            <w:tcW w:type="dxa" w:w="2340"/>
-          </w:tcPr>
-          <w:p>
-            <w:pPr>
-              <w:jc w:val="center"/>
-            </w:pPr>
-            <w:r>
-              <w:rPr>
-                <w:sz w:val="18"/>
-              </w:rPr>
-              <w:t>2.34e-04±3.4e-05</w:t>
+              <w:t>31.33±0.08</w:t>
+            </w:r>
+          </w:p>
+        </w:tc>
+        <w:tc>
+          <w:tcPr>
+            <w:tcW w:type="dxa" w:w="2340"/>
+          </w:tcPr>
+          <w:p>
+            <w:pPr>
+              <w:jc w:val="center"/>
+            </w:pPr>
+            <w:r>
+              <w:rPr>
+                <w:sz w:val="18"/>
+              </w:rPr>
+              <w:t>8.70e-05±1.4e-05</w:t>
             </w:r>
           </w:p>
         </w:tc>
@@ -3744,23 +3752,23 @@
               <w:rPr>
                 <w:sz w:val="18"/>
               </w:rPr>
-              <w:t>31.76±0.01</w:t>
-            </w:r>
-          </w:p>
-        </w:tc>
-        <w:tc>
-          <w:tcPr>
-            <w:tcW w:type="dxa" w:w="2340"/>
-          </w:tcPr>
-          <w:p>
-            <w:pPr>
-              <w:jc w:val="center"/>
-            </w:pPr>
-            <w:r>
-              <w:rPr>
-                <w:sz w:val="18"/>
-              </w:rPr>
-              <w:t>1.51e-04±2.8e-05</w:t>
+              <w:t>30.87±0.02</w:t>
+            </w:r>
+          </w:p>
+        </w:tc>
+        <w:tc>
+          <w:tcPr>
+            <w:tcW w:type="dxa" w:w="2340"/>
+          </w:tcPr>
+          <w:p>
+            <w:pPr>
+              <w:jc w:val="center"/>
+            </w:pPr>
+            <w:r>
+              <w:rPr>
+                <w:sz w:val="18"/>
+              </w:rPr>
+              <w:t>0 err / 1,000,000 (95% UB 3.0e-06)</w:t>
             </w:r>
           </w:p>
         </w:tc>
@@ -3810,23 +3818,23 @@
               <w:rPr>
                 <w:sz w:val="18"/>
               </w:rPr>
-              <w:t>28.83±0.04</w:t>
-            </w:r>
-          </w:p>
-        </w:tc>
-        <w:tc>
-          <w:tcPr>
-            <w:tcW w:type="dxa" w:w="2340"/>
-          </w:tcPr>
-          <w:p>
-            <w:pPr>
-              <w:jc w:val="center"/>
-            </w:pPr>
-            <w:r>
-              <w:rPr>
-                <w:sz w:val="18"/>
-              </w:rPr>
-              <w:t>2.30e-04±2.7e-05</w:t>
+              <w:t>31.82±0.08</w:t>
+            </w:r>
+          </w:p>
+        </w:tc>
+        <w:tc>
+          <w:tcPr>
+            <w:tcW w:type="dxa" w:w="2340"/>
+          </w:tcPr>
+          <w:p>
+            <w:pPr>
+              <w:jc w:val="center"/>
+            </w:pPr>
+            <w:r>
+              <w:rPr>
+                <w:sz w:val="18"/>
+              </w:rPr>
+              <w:t>7.70e-05±1.3e-05</w:t>
             </w:r>
           </w:p>
         </w:tc>
@@ -4203,7 +4211,7 @@
               <w:rPr>
                 <w:sz w:val="18"/>
               </w:rPr>
-              <w:t>0.36±0.01</w:t>
+              <w:t>0.35±0.01</w:t>
             </w:r>
           </w:p>
         </w:tc>
@@ -4269,23 +4277,23 @@
               <w:rPr>
                 <w:sz w:val="18"/>
               </w:rPr>
-              <w:t>0.26±0.02</w:t>
-            </w:r>
-          </w:p>
-        </w:tc>
-        <w:tc>
-          <w:tcPr>
-            <w:tcW w:type="dxa" w:w="2340"/>
-          </w:tcPr>
-          <w:p>
-            <w:pPr>
-              <w:jc w:val="center"/>
-            </w:pPr>
-            <w:r>
-              <w:rPr>
-                <w:sz w:val="18"/>
-              </w:rPr>
-              <w:t>0.3944±0.0023</w:t>
+              <w:t>0.27±0.02</w:t>
+            </w:r>
+          </w:p>
+        </w:tc>
+        <w:tc>
+          <w:tcPr>
+            <w:tcW w:type="dxa" w:w="2340"/>
+          </w:tcPr>
+          <w:p>
+            <w:pPr>
+              <w:jc w:val="center"/>
+            </w:pPr>
+            <w:r>
+              <w:rPr>
+                <w:sz w:val="18"/>
+              </w:rPr>
+              <w:t>0.3936±0.0024</w:t>
             </w:r>
           </w:p>
         </w:tc>
@@ -4533,23 +4541,23 @@
               <w:rPr>
                 <w:sz w:val="18"/>
               </w:rPr>
-              <w:t>1.12±0.01</w:t>
-            </w:r>
-          </w:p>
-        </w:tc>
-        <w:tc>
-          <w:tcPr>
-            <w:tcW w:type="dxa" w:w="2340"/>
-          </w:tcPr>
-          <w:p>
-            <w:pPr>
-              <w:jc w:val="center"/>
-            </w:pPr>
-            <w:r>
-              <w:rPr>
-                <w:sz w:val="18"/>
-              </w:rPr>
-              <w:t>0.2882±0.0010</w:t>
+              <w:t>1.11±0.01</w:t>
+            </w:r>
+          </w:p>
+        </w:tc>
+        <w:tc>
+          <w:tcPr>
+            <w:tcW w:type="dxa" w:w="2340"/>
+          </w:tcPr>
+          <w:p>
+            <w:pPr>
+              <w:jc w:val="center"/>
+            </w:pPr>
+            <w:r>
+              <w:rPr>
+                <w:sz w:val="18"/>
+              </w:rPr>
+              <w:t>0.2884±0.0009</w:t>
             </w:r>
           </w:p>
         </w:tc>
@@ -4615,7 +4623,7 @@
               <w:rPr>
                 <w:sz w:val="18"/>
               </w:rPr>
-              <w:t>0.3000±0.0026</w:t>
+              <w:t>0.3003±0.0027</w:t>
             </w:r>
           </w:p>
         </w:tc>
@@ -4863,23 +4871,23 @@
               <w:rPr>
                 <w:sz w:val="18"/>
               </w:rPr>
-              <w:t>3.25±0.01</w:t>
-            </w:r>
-          </w:p>
-        </w:tc>
-        <w:tc>
-          <w:tcPr>
-            <w:tcW w:type="dxa" w:w="2340"/>
-          </w:tcPr>
-          <w:p>
-            <w:pPr>
-              <w:jc w:val="center"/>
-            </w:pPr>
-            <w:r>
-              <w:rPr>
-                <w:sz w:val="18"/>
-              </w:rPr>
-              <w:t>0.1597±0.0007</w:t>
+              <w:t>3.27±0.02</w:t>
+            </w:r>
+          </w:p>
+        </w:tc>
+        <w:tc>
+          <w:tcPr>
+            <w:tcW w:type="dxa" w:w="2340"/>
+          </w:tcPr>
+          <w:p>
+            <w:pPr>
+              <w:jc w:val="center"/>
+            </w:pPr>
+            <w:r>
+              <w:rPr>
+                <w:sz w:val="18"/>
+              </w:rPr>
+              <w:t>0.1599±0.0008</w:t>
             </w:r>
           </w:p>
         </w:tc>
@@ -4945,7 +4953,7 @@
               <w:rPr>
                 <w:sz w:val="18"/>
               </w:rPr>
-              <w:t>0.1673±0.0017</w:t>
+              <w:t>0.1670±0.0019</w:t>
             </w:r>
           </w:p>
         </w:tc>
@@ -5193,23 +5201,23 @@
               <w:rPr>
                 <w:sz w:val="18"/>
               </w:rPr>
-              <w:t>9.12±0.04</w:t>
-            </w:r>
-          </w:p>
-        </w:tc>
-        <w:tc>
-          <w:tcPr>
-            <w:tcW w:type="dxa" w:w="2340"/>
-          </w:tcPr>
-          <w:p>
-            <w:pPr>
-              <w:jc w:val="center"/>
-            </w:pPr>
-            <w:r>
-              <w:rPr>
-                <w:sz w:val="18"/>
-              </w:rPr>
-              <w:t>0.0380±0.0004</w:t>
+              <w:t>9.18±0.04</w:t>
+            </w:r>
+          </w:p>
+        </w:tc>
+        <w:tc>
+          <w:tcPr>
+            <w:tcW w:type="dxa" w:w="2340"/>
+          </w:tcPr>
+          <w:p>
+            <w:pPr>
+              <w:jc w:val="center"/>
+            </w:pPr>
+            <w:r>
+              <w:rPr>
+                <w:sz w:val="18"/>
+              </w:rPr>
+              <w:t>0.0379±0.0005</w:t>
             </w:r>
           </w:p>
         </w:tc>
@@ -5259,23 +5267,23 @@
               <w:rPr>
                 <w:sz w:val="18"/>
               </w:rPr>
-              <w:t>8.80±0.08</w:t>
-            </w:r>
-          </w:p>
-        </w:tc>
-        <w:tc>
-          <w:tcPr>
-            <w:tcW w:type="dxa" w:w="2340"/>
-          </w:tcPr>
-          <w:p>
-            <w:pPr>
-              <w:jc w:val="center"/>
-            </w:pPr>
-            <w:r>
-              <w:rPr>
-                <w:sz w:val="18"/>
-              </w:rPr>
-              <w:t>0.0408±0.0008</w:t>
+              <w:t>8.93±0.08</w:t>
+            </w:r>
+          </w:p>
+        </w:tc>
+        <w:tc>
+          <w:tcPr>
+            <w:tcW w:type="dxa" w:w="2340"/>
+          </w:tcPr>
+          <w:p>
+            <w:pPr>
+              <w:jc w:val="center"/>
+            </w:pPr>
+            <w:r>
+              <w:rPr>
+                <w:sz w:val="18"/>
+              </w:rPr>
+              <w:t>0.0403±0.0008</w:t>
             </w:r>
           </w:p>
         </w:tc>
@@ -5523,23 +5531,23 @@
               <w:rPr>
                 <w:sz w:val="18"/>
               </w:rPr>
-              <w:t>19.96±0.07</w:t>
-            </w:r>
-          </w:p>
-        </w:tc>
-        <w:tc>
-          <w:tcPr>
-            <w:tcW w:type="dxa" w:w="2340"/>
-          </w:tcPr>
-          <w:p>
-            <w:pPr>
-              <w:jc w:val="center"/>
-            </w:pPr>
-            <w:r>
-              <w:rPr>
-                <w:sz w:val="18"/>
-              </w:rPr>
-              <w:t>0.0011±0.0001</w:t>
+              <w:t>20.82±0.08</w:t>
+            </w:r>
+          </w:p>
+        </w:tc>
+        <w:tc>
+          <w:tcPr>
+            <w:tcW w:type="dxa" w:w="2340"/>
+          </w:tcPr>
+          <w:p>
+            <w:pPr>
+              <w:jc w:val="center"/>
+            </w:pPr>
+            <w:r>
+              <w:rPr>
+                <w:sz w:val="18"/>
+              </w:rPr>
+              <w:t>9.28e-04±6.6e-05</w:t>
             </w:r>
           </w:p>
         </w:tc>
@@ -5589,23 +5597,23 @@
               <w:rPr>
                 <w:sz w:val="18"/>
               </w:rPr>
-              <w:t>19.43±0.13</w:t>
-            </w:r>
-          </w:p>
-        </w:tc>
-        <w:tc>
-          <w:tcPr>
-            <w:tcW w:type="dxa" w:w="2340"/>
-          </w:tcPr>
-          <w:p>
-            <w:pPr>
-              <w:jc w:val="center"/>
-            </w:pPr>
-            <w:r>
-              <w:rPr>
-                <w:sz w:val="18"/>
-              </w:rPr>
-              <w:t>0.0014±0.0001</w:t>
+              <w:t>20.29±0.13</w:t>
+            </w:r>
+          </w:p>
+        </w:tc>
+        <w:tc>
+          <w:tcPr>
+            <w:tcW w:type="dxa" w:w="2340"/>
+          </w:tcPr>
+          <w:p>
+            <w:pPr>
+              <w:jc w:val="center"/>
+            </w:pPr>
+            <w:r>
+              <w:rPr>
+                <w:sz w:val="18"/>
+              </w:rPr>
+              <w:t>0.0012±0.0001</w:t>
             </w:r>
           </w:p>
         </w:tc>
@@ -5853,23 +5861,23 @@
               <w:rPr>
                 <w:sz w:val="18"/>
               </w:rPr>
-              <w:t>26.64±0.02</w:t>
-            </w:r>
-          </w:p>
-        </w:tc>
-        <w:tc>
-          <w:tcPr>
-            <w:tcW w:type="dxa" w:w="2340"/>
-          </w:tcPr>
-          <w:p>
-            <w:pPr>
-              <w:jc w:val="center"/>
-            </w:pPr>
-            <w:r>
-              <w:rPr>
-                <w:sz w:val="18"/>
-              </w:rPr>
-              <w:t>1.71e-04±1.9e-05</w:t>
+              <w:t>28.01±0.02</w:t>
+            </w:r>
+          </w:p>
+        </w:tc>
+        <w:tc>
+          <w:tcPr>
+            <w:tcW w:type="dxa" w:w="2340"/>
+          </w:tcPr>
+          <w:p>
+            <w:pPr>
+              <w:jc w:val="center"/>
+            </w:pPr>
+            <w:r>
+              <w:rPr>
+                <w:sz w:val="18"/>
+              </w:rPr>
+              <w:t>0 err / 2,000,000 (95% UB 1.5e-06)</w:t>
             </w:r>
           </w:p>
         </w:tc>
@@ -5919,23 +5927,23 @@
               <w:rPr>
                 <w:sz w:val="18"/>
               </w:rPr>
-              <w:t>26.24±0.03</w:t>
-            </w:r>
-          </w:p>
-        </w:tc>
-        <w:tc>
-          <w:tcPr>
-            <w:tcW w:type="dxa" w:w="2340"/>
-          </w:tcPr>
-          <w:p>
-            <w:pPr>
-              <w:jc w:val="center"/>
-            </w:pPr>
-            <w:r>
-              <w:rPr>
-                <w:sz w:val="18"/>
-              </w:rPr>
-              <w:t>2.63e-04±2.6e-05</w:t>
+              <w:t>26.86±0.04</w:t>
+            </w:r>
+          </w:p>
+        </w:tc>
+        <w:tc>
+          <w:tcPr>
+            <w:tcW w:type="dxa" w:w="2340"/>
+          </w:tcPr>
+          <w:p>
+            <w:pPr>
+              <w:jc w:val="center"/>
+            </w:pPr>
+            <w:r>
+              <w:rPr>
+                <w:sz w:val="18"/>
+              </w:rPr>
+              <w:t>8.95e-05±1.8e-05</w:t>
             </w:r>
           </w:p>
         </w:tc>
@@ -6183,23 +6191,23 @@
               <w:rPr>
                 <w:sz w:val="18"/>
               </w:rPr>
-              <w:t>28.04±0.02</w:t>
-            </w:r>
-          </w:p>
-        </w:tc>
-        <w:tc>
-          <w:tcPr>
-            <w:tcW w:type="dxa" w:w="2340"/>
-          </w:tcPr>
-          <w:p>
-            <w:pPr>
-              <w:jc w:val="center"/>
-            </w:pPr>
-            <w:r>
-              <w:rPr>
-                <w:sz w:val="18"/>
-              </w:rPr>
-              <w:t>1.71e-04±1.9e-05</w:t>
+              <w:t>28.61±0.02</w:t>
+            </w:r>
+          </w:p>
+        </w:tc>
+        <w:tc>
+          <w:tcPr>
+            <w:tcW w:type="dxa" w:w="2340"/>
+          </w:tcPr>
+          <w:p>
+            <w:pPr>
+              <w:jc w:val="center"/>
+            </w:pPr>
+            <w:r>
+              <w:rPr>
+                <w:sz w:val="18"/>
+              </w:rPr>
+              <w:t>0 err / 2,000,000 (95% UB 1.5e-06)</w:t>
             </w:r>
           </w:p>
         </w:tc>
@@ -6249,23 +6257,23 @@
               <w:rPr>
                 <w:sz w:val="18"/>
               </w:rPr>
-              <w:t>27.00±0.03</w:t>
-            </w:r>
-          </w:p>
-        </w:tc>
-        <w:tc>
-          <w:tcPr>
-            <w:tcW w:type="dxa" w:w="2340"/>
-          </w:tcPr>
-          <w:p>
-            <w:pPr>
-              <w:jc w:val="center"/>
-            </w:pPr>
-            <w:r>
-              <w:rPr>
-                <w:sz w:val="18"/>
-              </w:rPr>
-              <w:t>2.54e-04±1.8e-05</w:t>
+              <w:t>27.54±0.02</w:t>
+            </w:r>
+          </w:p>
+        </w:tc>
+        <w:tc>
+          <w:tcPr>
+            <w:tcW w:type="dxa" w:w="2340"/>
+          </w:tcPr>
+          <w:p>
+            <w:pPr>
+              <w:jc w:val="center"/>
+            </w:pPr>
+            <w:r>
+              <w:rPr>
+                <w:sz w:val="18"/>
+              </w:rPr>
+              <w:t>8.65e-05±1.4e-05</w:t>
             </w:r>
           </w:p>
         </w:tc>
@@ -6453,7 +6461,7 @@
           <w:b/>
           <w:sz w:val="22"/>
         </w:rPr>
-        <w:t>Every single method, at every SNR level, for both modulations — 56/56 comparisons — produces strictly worse BER than doing nothing at all, despite CNN posting up to +18.74dB of apparent SNR gain. Verified exhaustively, not sampled.</w:t>
+        <w:t>Every single method, at every SNR level, for both modulations, is never better than doing nothing at all — strictly worse in 52/56 comparisons, tied (both zero errors) in the remaining 4 — despite CNN posting up to +18.92dB of apparent SNR gain. Verified exhaustively, not sampled. The 4 ties are CNN at BPSK/QPSK's two highest SNRs, after Section 3.7's reconstruction-bug fix collapsed its floor there to exactly 0.</w:t>
       </w:r>
     </w:p>
     <w:p>
@@ -6551,7 +6559,7 @@
           <w:b/>
           <w:sz w:val="22"/>
         </w:rPr>
-        <w:t>Strongly evidenced since (correlational, not interventional): the loss-independent high-SNR floor is consistent with the CNN's window/overlap-add reconstruction — 81.1% same-position overlap between MSE and Hinge, a statistically significant (χ²=168.0, p=3.5×10⁻³⁶) non-uniform clustering by window phase, and only 15.1% overlap with No-Processing's own errors (weighing against "unfixable noise").</w:t>
+        <w:t>CORRECTED FINDING. This floor was first attributed, on strong correlational grounds (81.1% same-position overlap between MSE/Hinge, χ²=168.0 p=3.5×10⁻³⁶ non-uniform phase clustering, only 15.1% overlap with No-Processing), to a window/overlap-add reconstruction artifact. A later code-correctness critique pass found the real cause: a bug, not a reconstruction property — this project's SEVENTH real bug.</w:t>
       </w:r>
     </w:p>
     <w:p>
@@ -6564,7 +6572,7 @@
           <w:i w:val="0"/>
           <w:sz w:val="22"/>
         </w:rPr>
-        <w:t>Position-level tracking of every floor error (`report/findings_cnn_high_snr_floor.md`) found: (1) MSE and Hinge fail at the same symbol position 81.1% of the time (98.8-100% for BPSK) — far beyond chance given how sparse these errors are; (2) those positions cluster non-uniformly within the window-overlap cycle (symbol_index mod 64), declining monotonically from window-start to window-end (317/306/205/75 across four quartiles), confirmed against the uniform null by a chi-square test; (3) only 15.1% of these positions were also wrong for No-Processing's raw hard-decision — 84.9% of the time the CNN introduces a new error rather than failing on an already-lost sample; (4) noise magnitude at these positions is only mildly elevated (1.39-1.64x typical), not the large outlier a "structurally hard sample" explanation would predict. Together this points to a genuine, loss-independent, position-dependent reconstruction weak spot — but no counterfactual (changing the overlap-add scheme and confirming the floor shrinks) was run, so this is the best-supported explanation given every measurement taken, not a demonstrated cause.</w:t>
+        <w:t>`reconstruct_from_windows` (`src/cnn_autoencoder.py`) silently left any trailing samples not covered by a full window at their initialized value of exactly 0.0 — for this diagnostic's configuration, the last 40 samples of every processed signal, every trial. A hard-decision demodulator reads a raw 0.0 as a fixed, deterministic bit (BPSK's real&gt;=0 rule always decides bit 1) regardless of what was transmitted — a constant, SNR-independent error source hiding exactly in the 10-20dB range where a "floor" would be visible. Fixed by giving reconstruct_from_windows a fallback array (the noisy input) so uncovered positions pass through unmodified instead of zero — matching the convention src/mmse_equalizer.py already used. Five new regression tests (tests/test_cnn_autoencoder.py) lock in both the gap and the fix.</w:t>
       </w:r>
     </w:p>
     <w:p>
@@ -6581,7 +6589,7 @@
           <w:b/>
           <w:sz w:val="22"/>
         </w:rPr>
-        <w:t>The named intervention was then actually tested — and produced a NEGATIVE result, reported honestly. A triangular overlap-add weighting (downweighting each window's own edges) did NOT shrink the floor: BPSK error counts were identical at every SNR tested; QPSK was unchanged or very slightly WORSE at 10dB. The positional clustering is real; the proposed fix doesn't work.</w:t>
+        <w:t>Re-running the exact diagnostic with the fix: BPSK's floor (a constant 83/100,000 errors at 10, 15, AND 20dB) collapses to 1/100,000 and 0/100,000. QPSK's floor at 15-20dB (161/200,000) collapses completely to 0. The phase-clustering statistic recomputes to χ²≈0.74 (p≈0.86, indistinguishable from uniform) on the corrected error population — the original χ²=168.0 result was itself manufactured by the bug: the always-wrong zero-filled tail sits at a fixed, narrow range of window-phase values, fabricating spurious clustering out of deterministic tail errors.</w:t>
       </w:r>
     </w:p>
     <w:p>
@@ -6594,7 +6602,24 @@
           <w:i w:val="0"/>
           <w:sz w:val="22"/>
         </w:rPr>
-        <w:t>This suggests the degradation is more likely baked into the window predictions themselves near their edges (a receptive-field/boundary effect inside the Conv1D layers) than in how already-computed predictions get blended afterward, which reweighting cannot address. The WHERE of this floor is confirmed; a working fix for it remains an open question.</w:t>
+        <w:t>One genuine, smaller residual floor survives the fix, at QPSK 10dB only (365→218/200,000, a real ~40% reduction, not full elimination). Re-examining just this population now points to the OTHER original hypothesis: 43.7% of remaining error positions are also wrong for No-Processing (up from 15.1%), and noise magnitude at these positions averages 2.83x typical (up from 1.39-1.64x) — consistent with genuinely hard noise realizations, not a positional artifact. This also retroactively explains the triangular-weighting intervention's negative result below: it could never have worked, since reweighting cannot restore a sample no window covers at all. Full corrected detail: report/findings_cnn_high_snr_floor.md.</w:t>
+      </w:r>
+    </w:p>
+    <w:p>
+      <w:pPr>
+        <w:spacing w:before="120" w:after="120"/>
+        <w:ind w:left="360"/>
+        <w:shd w:fill="EFEFEF"/>
+        <w:pBdr>
+          <w:left w:val="single" w:sz="24" w:color="B02A2A" w:space="4"/>
+        </w:pBdr>
+      </w:pPr>
+      <w:r>
+        <w:rPr>
+          <w:b/>
+          <w:sz w:val="22"/>
+        </w:rPr>
+        <w:t>The named intervention was tested before this correction, and produced a NEGATIVE result at the time, reported honestly. A triangular overlap-add weighting (downweighting each window's own edges) did NOT shrink the floor: BPSK error counts were identical at every SNR tested; QPSK was unchanged or very slightly WORSE at 10dB. As the correction above explains, this was the correct result for a different reason than originally understood.</w:t>
       </w:r>
     </w:p>
     <w:p>
@@ -13994,6 +14019,96 @@
           <w:sz w:val="22"/>
         </w:rPr>
         <w:t>This is not a new, independent mechanism — it is the same linear-equalizer noise-enhancement tradeoff from Section 4.7, now shown to scale monotonically with how noise-blind the equalizer is (ZF &gt; MMSE &gt; adaptive/learned methods, in order of how much this cost is paid). Full detail: report/findings_zf_comparison.md.</w:t>
+      </w:r>
+    </w:p>
+    <w:p>
+      <w:r>
+        <w:br w:type="page"/>
+      </w:r>
+    </w:p>
+    <w:p>
+      <w:pPr>
+        <w:pStyle w:val="Heading2"/>
+        <w:keepNext/>
+      </w:pPr>
+      <w:r>
+        <w:rPr>
+          <w:color w:val="1F3A5F"/>
+        </w:rPr>
+        <w:t>4.11 Follow-Up: Does the CNN Generalize Across Channels, or Memorize the One It Was Trained On?</w:t>
+      </w:r>
+    </w:p>
+    <w:p>
+      <w:pPr>
+        <w:jc w:val="both"/>
+      </w:pPr>
+      <w:r>
+        <w:rPr>
+          <w:b w:val="0"/>
+          <w:i w:val="0"/>
+          <w:sz w:val="22"/>
+        </w:rPr>
+        <w:t>An outside-reviewer critique pass — deliberately unfamiliar with this project's internal history, briefed to find the single biggest weakness a viva examiner would raise — flagged a gap no prior self-critique round had named: every CNN result in this report trains and evaluates on the exact same known channel (MULTIPATH in run_case2_isi.py, reused verbatim for training and every test trial). LMS/NLMS re-estimate the channel from the preamble every trial; genie MMSE/ZF are handed the true channel every trial. Only the CNN implicitly assumes train-time and test-time channels match — untested, despite feeding directly into Section 9.5's central recommendation.</w:t>
+      </w:r>
+    </w:p>
+    <w:p>
+      <w:pPr>
+        <w:jc w:val="both"/>
+      </w:pPr>
+      <w:r>
+        <w:rPr>
+          <w:b w:val="0"/>
+          <w:i w:val="0"/>
+          <w:sz w:val="22"/>
+        </w:rPr>
+        <w:t>One CNN is trained once per modulation on the matched (Case Study 2) channel, then evaluated — with NO retraining — on five held-out channels differing in delay spread, tap count, and tap phase (not just a severity-scaled version of the same taps, which Section 5 already covers and always trains/tests at matched severity). LMS, NLMS, and genie MMSE are run on the identical held-out channels as a like-for-like reference, since they adapt/measure regardless of which channel is presented (experiments/test_cnn_channel_generalization.py, reduced scale).</w:t>
+      </w:r>
+    </w:p>
+    <w:p>
+      <w:pPr>
+        <w:spacing w:before="120" w:after="120"/>
+        <w:ind w:left="360"/>
+        <w:shd w:fill="EFEFEF"/>
+        <w:pBdr>
+          <w:left w:val="single" w:sz="24" w:color="B02A2A" w:space="4"/>
+        </w:pBdr>
+      </w:pPr>
+      <w:r>
+        <w:rPr>
+          <w:b/>
+          <w:sz w:val="22"/>
+        </w:rPr>
+        <w:t>CONFIRMED: the CNN's advantage is substantially channel-specific, not a general equalization capability. At QPSK 10dB, a channel with sign-flipped tap phases degrades CNN BER by 129.71x relative to its own matched-channel performance (1.65e-3 -&gt; 2.14e-1), while LMS and NLMS on the IDENTICAL held-out channel degrade only 1.17x and 1.41x. Across all five held-out channels at this SNR, CNN degradation ranges 5.16x-129.71x versus LMS/NLMS's tight 0.67x-1.41x band.</w:t>
+      </w:r>
+    </w:p>
+    <w:p>
+      <w:pPr>
+        <w:jc w:val="both"/>
+      </w:pPr>
+      <w:r>
+        <w:rPr>
+          <w:b w:val="0"/>
+          <w:i w:val="0"/>
+          <w:sz w:val="22"/>
+        </w:rPr>
+        <w:t>The held-out channel is objectively somewhat harder for every method (even No-Processing degrades 6.19x there), but catastrophically so only for the frozen CNN. The effect is smaller at BPSK (worst-case 2.08x vs. LMS/NLMS's 0.98-1.10x), consistent with BPSK's wide margin being less sensitive to mechanisms this project keeps finding QPSK sensitive to (Sections 3.7, 4.6, 4.7, 7), and vanishes at 20dB where every method reaches near-zero BER on every channel.</w:t>
+      </w:r>
+    </w:p>
+    <w:p>
+      <w:pPr>
+        <w:spacing w:before="120" w:after="120"/>
+        <w:ind w:left="360"/>
+        <w:shd w:fill="EFEFEF"/>
+        <w:pBdr>
+          <w:left w:val="single" w:sz="24" w:color="B02A2A" w:space="4"/>
+        </w:pBdr>
+      </w:pPr>
+      <w:r>
+        <w:rPr>
+          <w:b/>
+          <w:sz w:val="22"/>
+        </w:rPr>
+        <w:t>This does not overturn Case Study 2's headline finding -- the CNN still substantially outperforms LMS/NLMS whenever train and test channels match, the condition every prior case study actually tested. But that advantage has been measured under an unrealistic best case: a receiver that already knows, implicitly, exactly which channel it will face. Section 9.5's recommendation is revised accordingly. Full detail: report/findings_cnn_channel_generalization.md.</w:t>
       </w:r>
     </w:p>
     <w:p>
@@ -19035,7 +19150,7 @@
               <w:rPr>
                 <w:sz w:val="16"/>
               </w:rPr>
-              <w:t>Case Study 1: every method is strictly worse than doing nothing, 56/56 comparisons (§3.5).</w:t>
+              <w:t>Case Study 1: no method ever beats doing nothing -- strictly worse in 52/56 comparisons, tied in the remaining 4 (§3.6).</w:t>
             </w:r>
           </w:p>
         </w:tc>
@@ -19336,6 +19451,56 @@
                 <w:sz w:val="16"/>
               </w:rPr>
               <w:t>§4.10: ZF (no noise-awareness) is consistently the worst of the three linear methods for QPSK.</w:t>
+            </w:r>
+          </w:p>
+        </w:tc>
+      </w:tr>
+      <w:tr>
+        <w:tc>
+          <w:tcPr>
+            <w:tcW w:type="dxa" w:w="3120"/>
+          </w:tcPr>
+          <w:p>
+            <w:pPr>
+              <w:jc w:val="center"/>
+            </w:pPr>
+            <w:r>
+              <w:rPr>
+                <w:sz w:val="16"/>
+              </w:rPr>
+              <w:t>Deployment channel may drift from the training channel</w:t>
+            </w:r>
+          </w:p>
+        </w:tc>
+        <w:tc>
+          <w:tcPr>
+            <w:tcW w:type="dxa" w:w="3120"/>
+          </w:tcPr>
+          <w:p>
+            <w:pPr>
+              <w:jc w:val="center"/>
+            </w:pPr>
+            <w:r>
+              <w:rPr>
+                <w:sz w:val="16"/>
+              </w:rPr>
+              <w:t>Retrain the CNN on the deployment channel, or budget for degraded BER</w:t>
+            </w:r>
+          </w:p>
+        </w:tc>
+        <w:tc>
+          <w:tcPr>
+            <w:tcW w:type="dxa" w:w="3120"/>
+          </w:tcPr>
+          <w:p>
+            <w:pPr>
+              <w:jc w:val="center"/>
+            </w:pPr>
+            <w:r>
+              <w:rPr>
+                <w:sz w:val="16"/>
+              </w:rPr>
+              <w:t>§4.11: a CNN frozen on one channel degrades up to 129.71x on a held-out channel (QPSK, 10dB) vs. 1.17-1.41x for LMS/NLMS on the same channel.</w:t>
             </w:r>
           </w:p>
         </w:tc>
@@ -19356,7 +19521,7 @@
           <w:b/>
           <w:sz w:val="22"/>
         </w:rPr>
-        <w:t>If forced to name one single default: a CNN denoising autoencoder, deployed only when the channel has real multipath/ISI structure and the platform has at least applications-processor-class compute. It never loses to No-Processing once real channel structure exists, and its advantage grows, not shrinks, as the situation gets more realistic.</w:t>
+        <w:t>If forced to name one single default: a CNN denoising autoencoder, deployed only when the channel has real multipath/ISI structure, the deployment channel is expected to match (or be retrained on) the training channel, and the platform has at least applications-processor-class compute. It never loses to No-Processing once real channel structure exists, and its advantage grows, not shrinks, as the situation gets more realistic -- but that advantage is measurably channel-specific (§4.11), not a general equalization capability.</w:t>
       </w:r>
     </w:p>
     <w:p>
@@ -19442,7 +19607,7 @@
         <w:pStyle w:val="ListNumber"/>
       </w:pPr>
       <w:r>
-        <w:t>A regression test suite (tests/, 58 tests) now codifies every invariant found this way.</w:t>
+        <w:t>A regression test suite (tests/, 63 tests) now codifies every invariant found this way.</w:t>
       </w:r>
     </w:p>
     <w:p>
@@ -19490,7 +19655,7 @@
         <w:pStyle w:val="ListNumber"/>
       </w:pPr>
       <w:r>
-        <w:t>The same discipline was applied to a second previously-open question, honestly reporting a NEGATIVE result: the high-SNR CNN error floor's positional clustering (χ²=168.0, p=3.5×10⁻³⁶) remains real, but the named fix (reweighting the overlap-add reconstruction) was tested and did NOT close it — reporting a tested fix that doesn't work is as important as reporting one that does.</w:t>
+        <w:t>The same discipline was applied to a second previously-open question — and this time the 'confirmed' root cause turned out to be wrong. The high-SNR CNN error floor was first attributed, on strong correlational grounds (χ²=168.0, p=3.5×10⁻³⁶ positional clustering), to a window/overlap-add reconstruction artifact. A code-correctness critique pass found the real cause: reconstruct_from_windows silently zero-filled trailing samples no window covered, read by a hard-decision demodulator as a fixed, wrong-half-the-time bit — this project's SEVENTH real bug. Fixing it collapsed BPSK's floor (constant 83/100,000 errors at 10-20dB) to 0-1/100,000, and QPSK's floor at 15-20dB to 0; the clustering statistic recomputes to χ²≈0.74 (p≈0.86, indistinguishable from uniform) on the corrected data — the original result was itself manufactured by the bug. A smaller, genuine residual floor survives only at QPSK 10dB, now explained by high-noise-magnitude samples rather than reconstruction position. The negative result on the triangular-weighting intervention was correct, but for a different reason than understood at the time: reweighting cannot fix a sample no window covers at all.</w:t>
       </w:r>
     </w:p>
     <w:p>
@@ -19523,6 +19688,14 @@
       </w:pPr>
       <w:r>
         <w:t>A deliberate adversarial self-critique pass (four independent reviewer agents, each briefed to find real problems) surfaced a sixth bug (an asymmetric RRC filter, src/signal_gen.py, impact quantified rather than assumed small), a genuine reporting error in this project's own diagnostic (undefined-ratio denominators counted as "not inflated"), an uncorrected-multiple-comparisons gap in Section 4.5 (now corrected with both Bonferroni and Benjamini-Hochberg), and the preamble-drift correction above — each fixed, corrected, or explicitly caveated rather than left unaddressed.</w:t>
+      </w:r>
+    </w:p>
+    <w:p>
+      <w:pPr>
+        <w:pStyle w:val="ListNumber"/>
+      </w:pPr>
+      <w:r>
+        <w:t>An outside-reviewer critique pass (deliberately unfamiliar with this project's internal history) found a gap none of the prior self-critique rounds had named: every CNN result trains and tests on the exact same known channel, while LMS/NLMS/MMSE/ZF all re-estimate or are handed the channel per-trial regardless. Testing this directly confirmed it is a real, substantial effect: a CNN frozen after training on one channel degrades up to 129.71x on a held-out channel with a different tap-phase structure (QPSK, 10dB), while LMS and NLMS on the identical held-out channel degrade only 1.17x and 1.41x. This revises, rather than overturns, Section 9.5's practical recommendation: the CNN's advantage is real when training and deployment channels match, but should not be assumed to survive a channel that drifts from that training distribution.</w:t>
       </w:r>
     </w:p>
     <w:p>
@@ -19612,6 +19785,14 @@
       </w:pPr>
       <w:r>
         <w:t>Section 4.5's Fisher's-exact "statistically real" claims (9 tests) — DONE, corrected: Bonferroni leaves 3/9 significant, Benjamini-Hochberg FDR (the more defensible choice for this exploratory family) leaves 7/9 significant. The qualitative conclusion (a small, practically-negligible floor) is unaffected, but NLMS's specific high-SNR regression is not statistically distinguishable from chance under either correction.</w:t>
+      </w:r>
+    </w:p>
+    <w:p>
+      <w:pPr>
+        <w:pStyle w:val="ListBullet"/>
+      </w:pPr>
+      <w:r>
+        <w:t>The reconstruction-tail-fill bug (Section 3.7's correction, this project's seventh) affects any CNN/Hybrid experiment whose signal length isn't an exact multiple of the 64-sample stride relative to the 128-sample window, not just the diagnostic that found it. Case Study 1 (100,000 symbols, SPS=1, a 32-sample uncovered tail) HAS been re-run with the fix and its tables reflect it: CNN's floor at both modulations' 15-20dB is now exactly 0 (previously 1.51e-4/1.71e-4); Hybrid's floor dropped substantially but not to zero, now matching LMS's own residual misadjustment floor. Case Study 4 (25,000 symbols, SPS=4, also a 32-sample tail) and the boundary-aware-loss/training-variance follow-ups (25,000/15,000 symbols, SPS=1) have NOT yet been re-run and still show pre-fix numbers — Case Study 2, the severity sweep, and Case Study 3's SPS=4 portion use signal lengths that divide the stride exactly and were never affected regardless of when they were run.</w:t>
       </w:r>
     </w:p>
     <w:p>
@@ -19816,7 +19997,7 @@
           <w:i w:val="0"/>
           <w:sz w:val="22"/>
         </w:rPr>
-        <w:t>A CI-enforced, 58-test regression suite (tests/, ~30s to run, run automatically on every push via GitHub Actions) codifies every invariant discovered during this project:</w:t>
+        <w:t>A CI-enforced, 63-test regression suite (tests/, ~40s to run, run automatically on every push via GitHub Actions) codifies every invariant discovered during this project:</w:t>
       </w:r>
     </w:p>
     <w:p>
@@ -19864,6 +20045,14 @@
         <w:pStyle w:val="ListBullet"/>
       </w:pPr>
       <w:r>
+        <w:t>test_cnn_autoencoder.py — reconstruct_from_windows' uncovered-tail gap and its fallback fix are locked in with 5 tests (skipped, not failed, when TensorFlow isn't installed, matching this project's lightweight-CI convention) — previously zero coverage on this function, the gap that produced Section 3.7's seventh bug.</w:t>
+      </w:r>
+    </w:p>
+    <w:p>
+      <w:pPr>
+        <w:pStyle w:val="ListBullet"/>
+      </w:pPr>
+      <w:r>
         <w:t>test_no_leakage.py — no train/test bit-sequence collisions.</w:t>
       </w:r>
     </w:p>
@@ -19885,7 +20074,7 @@
           <w:i w:val="0"/>
           <w:sz w:val="22"/>
         </w:rPr>
-        <w:t>Every experiment referenced in this report lives as a standalone Python script under experiments/ (e.g. run_case1_no_isi.py, run_case2_isi.py, run_severity_sweep.py, run_timevarying_channel.py, run_16qam_comparison.py, run_case1_boundary_loss.py, compute_cost_analysis.py, run_rls_comparison.py, run_zf_comparison.py, diagnose_lms_nlms_asymmetry.py, diagnose_cnn_high_snr_floor.py, diagnose_training_variance.py, test_nlms_floor_intervention.py, test_cnn_overlap_weighting_intervention.py), with shared logic in src/ (signal_gen.py, channel.py, lms_filter.py, nlms_filter.py, rls_filter.py, mmse_equalizer.py, utils.py, metrics.py) and a CNN-specific module (cnn_boundary_aware.py). Raw results are stored as CSVs under results/tables/ and figures under results/figures/, organized by case study. This report is the complete, self-contained writeup of that codebase's methodology, results, and conclusions.</w:t>
+        <w:t>Every experiment referenced in this report lives as a standalone Python script under experiments/ (e.g. run_case1_no_isi.py, run_case2_isi.py, run_severity_sweep.py, run_timevarying_channel.py, run_16qam_comparison.py, run_case1_boundary_loss.py, compute_cost_analysis.py, run_rls_comparison.py, run_zf_comparison.py, diagnose_lms_nlms_asymmetry.py, diagnose_cnn_high_snr_floor.py, diagnose_training_variance.py, test_nlms_floor_intervention.py, test_cnn_overlap_weighting_intervention.py, test_cnn_channel_generalization.py), with shared logic in src/ (signal_gen.py, channel.py, lms_filter.py, nlms_filter.py, rls_filter.py, mmse_equalizer.py, utils.py, metrics.py) and a CNN-specific module (cnn_boundary_aware.py). Raw results are stored as CSVs under results/tables/ and figures under results/figures/, organized by case study. This report is the complete, self-contained writeup of that codebase's methodology, results, and conclusions.</w:t>
       </w:r>
     </w:p>
     <w:sectPr>

--- a/report/SDR_Denoising_Project_Report.docx
+++ b/report/SDR_Denoising_Project_Report.docx
@@ -196,7 +196,7 @@
                 <w:color w:val="555555"/>
                 <w:sz w:val="18"/>
               </w:rPr>
-              <w:t>63-test regression suite (CI-enforced) · 7 real bugs found, root-caused, and fixed (Section 4.2, 6.2, 4.9, 3.7, 11) · reviewed via two adversarial self-critique passes</w:t>
+              <w:t>68-test regression suite (CI-enforced) · 8 real bugs found, root-caused, and fixed (Section 4.2, 6.1, 4.9, 3.7, 4.7, 11) · reviewed via two adversarial self-critique passes</w:t>
             </w:r>
           </w:p>
         </w:tc>
@@ -259,7 +259,7 @@
           <w:i w:val="0"/>
           <w:sz w:val="22"/>
         </w:rPr>
-        <w:t>This report presents a comparative study of five denoising and channel-equalization techniques — Least-Mean-Squares (LMS), Normalized LMS (NLMS), Recursive Least Squares (RLS), a 1-D convolutional neural network (CNN) autoencoder, and a Hybrid LMS→CNN cascade — against a No-Processing baseline and genie-aided linear MMSE/Zero-Forcing references, for BPSK, QPSK, and 16-QAM signals under additive white Gaussian noise (AWGN) and static and time-varying multipath fading. Four case studies each isolate a single channel variable — a memoryless AWGN channel, a static multipath (inter-symbol interference, ISI) channel, a genuinely time-varying channel, and higher-order (16-QAM) modulation — connected by three targeted follow-up analyses (an ISI-severity sweep, a boundary-aware loss-function test, and a compute-cost analysis). The central finding is that improved output SNR does not imply improved bit-error-rate (BER): on a memoryless channel, every method tested is never better than doing nothing (strictly worse in 52 of 56 comparisons, tied in the remaining 4), because the raw received sample is already a sufficient statistic for detection; once real channel memory exists, the CNN reverses and can improve BER by up to 610× — though the classical adaptive filters (LMS/NLMS) remain largely unhelpful specifically for BPSK even with real ISI present — with the CNN's advantage scaling with decision-boundary crowding (BPSK &lt; QPSK &lt; 16-QAM), but shown to be substantially channel-specific rather than a general equalization capability once tested on channels the CNN was not trained on. Seven real implementation bugs, a missing standard baseline (Zero-Forcing), and several correlational hypotheses were found, root-caused, and — in multiple cases — directly confirmed or refuted via targeted interventions (one of which overturned an earlier, statistically well-supported but incorrect root-cause conclusion), using a discipline of checking every anomalous result against its definitional identity before accepting it. The practical recommendation is channel- and modulation-dependent: a CNN is preferred whenever real multipath structure exists, compute allows, and the deployment channel matches (or is retrained on) the training channel; RLS, once given the same numerical hardening as LMS/NLMS, is the strongest classical alternative under tight compute budgets.</w:t>
+        <w:t>This report presents a comparative study of five denoising and channel-equalization techniques — Least-Mean-Squares (LMS), Normalized LMS (NLMS), Recursive Least Squares (RLS), a 1-D convolutional neural network (CNN) autoencoder, and a Hybrid LMS→CNN cascade — against a No-Processing baseline and genie-aided linear MMSE/Zero-Forcing references, for BPSK, QPSK, and 16-QAM signals under additive white Gaussian noise (AWGN) and static and time-varying multipath fading. Four case studies each isolate a single channel variable — a memoryless AWGN channel, a static multipath (inter-symbol interference, ISI) channel, a genuinely time-varying channel, and higher-order (16-QAM) modulation — connected by three targeted follow-up analyses (an ISI-severity sweep, a boundary-aware loss-function test, and a compute-cost analysis). The central finding is that improved output SNR does not imply improved bit-error-rate (BER): on a memoryless channel, every method tested is never better than doing nothing (strictly worse in 52 of 56 comparisons, tied in the remaining 4), because the raw received sample is already a sufficient statistic for detection; once real channel memory exists, the CNN reverses and can improve BER by up to 610× — though the classical adaptive filters (LMS/NLMS) remain largely unhelpful specifically for BPSK even with real ISI present — with the CNN's advantage scaling with decision-boundary crowding (BPSK &lt; QPSK &lt; 16-QAM), but shown to be substantially channel-specific rather than a general equalization capability once tested on channels the CNN was not trained on. Eight real implementation bugs, a missing standard baseline (Zero-Forcing), and several correlational hypotheses were found, root-caused, and — in multiple cases — directly confirmed or refuted via targeted interventions (one of which overturned an earlier, statistically well-supported but incorrect root-cause conclusion), using a discipline of checking every anomalous result against its definitional identity before accepting it. The practical recommendation is channel- and modulation-dependent: a CNN is preferred whenever real multipath structure exists, compute allows, and the deployment channel matches (or is retrained on) the training channel; RLS, once given the same numerical hardening as LMS/NLMS, is the strongest classical alternative under tight compute budgets.</w:t>
       </w:r>
     </w:p>
     <w:p>
@@ -475,7 +475,7 @@
         <w:pStyle w:val="ListNumber"/>
       </w:pPr>
       <w:r>
-        <w:t>Case Study 4 (16-QAM) confirmed the decision-boundary-crowding hypothesis more dramatically than BPSK/QPSK alone predicted, and revealed two new effects: a hard, un-closeable BER floor for No-Processing, and the genie MMSE ceiling turning into an outright regression.</w:t>
+        <w:t>Case Study 4 (16-QAM) confirmed the decision-boundary-crowding hypothesis more dramatically than BPSK/QPSK alone predicted, revealing a hard, un-closeable BER floor for No-Processing not seen for BPSK/QPSK. (An earlier version of this finding also claimed the genie MMSE ceiling turns into an outright regression here -- that was this project's eighth real bug, corrected: the properly-computed genie MMSE bound stays close to optimal at every modulation tested, not a regression at any of them.)</w:t>
       </w:r>
     </w:p>
     <w:p>
@@ -6512,7 +6512,7 @@
           <w:i w:val="0"/>
           <w:sz w:val="22"/>
         </w:rPr>
-        <w:t>Section 3.5’s diagnosis was an explanation, not a tested claim. A boundary-hinge loss (MSE + a margin penalty for crossing the decision boundary, added to an architecturally-identical CNN) was built and evaluated on Case Study 1's exact configuration to test it directly.</w:t>
+        <w:t>Section 3.6’s diagnosis was an explanation, not a tested claim. A boundary-hinge loss (MSE + a margin penalty for crossing the decision boundary, added to an architecturally-identical CNN) was built and evaluated on Case Study 1's exact configuration to test it directly.</w:t>
       </w:r>
     </w:p>
     <w:p>
@@ -6970,7 +6970,7 @@
               <w:rPr>
                 <w:sz w:val="18"/>
               </w:rPr>
-              <w:t>0.3345±0.0013</w:t>
+              <w:t>0.3346±0.0014</w:t>
             </w:r>
           </w:p>
         </w:tc>
@@ -7036,7 +7036,7 @@
               <w:rPr>
                 <w:sz w:val="18"/>
               </w:rPr>
-              <w:t>0.3567±0.0060</w:t>
+              <w:t>0.3572±0.0058</w:t>
             </w:r>
           </w:p>
         </w:tc>
@@ -7102,7 +7102,7 @@
               <w:rPr>
                 <w:sz w:val="18"/>
               </w:rPr>
-              <w:t>0.3592±0.0070</w:t>
+              <w:t>0.3597±0.0069</w:t>
             </w:r>
           </w:p>
         </w:tc>
@@ -7168,7 +7168,7 @@
               <w:rPr>
                 <w:sz w:val="18"/>
               </w:rPr>
-              <w:t>0.3320±0.0010</w:t>
+              <w:t>0.3317±0.0011</w:t>
             </w:r>
           </w:p>
         </w:tc>
@@ -7234,7 +7234,7 @@
               <w:rPr>
                 <w:sz w:val="18"/>
               </w:rPr>
-              <w:t>0.3449±0.0062</w:t>
+              <w:t>0.3444±0.0070</w:t>
             </w:r>
           </w:p>
         </w:tc>
@@ -7300,7 +7300,7 @@
               <w:rPr>
                 <w:sz w:val="18"/>
               </w:rPr>
-              <w:t>0.3281±0.0011</w:t>
+              <w:t>0.3281±0.0008</w:t>
             </w:r>
           </w:p>
         </w:tc>
@@ -7350,23 +7350,23 @@
               <w:rPr>
                 <w:sz w:val="18"/>
               </w:rPr>
-              <w:t>-4.98±0.01</w:t>
-            </w:r>
-          </w:p>
-        </w:tc>
-        <w:tc>
-          <w:tcPr>
-            <w:tcW w:type="dxa" w:w="2340"/>
-          </w:tcPr>
-          <w:p>
-            <w:pPr>
-              <w:jc w:val="center"/>
-            </w:pPr>
-            <w:r>
-              <w:rPr>
-                <w:sz w:val="18"/>
-              </w:rPr>
-              <w:t>0.2218±0.0006</w:t>
+              <w:t>-4.99±0.02</w:t>
+            </w:r>
+          </w:p>
+        </w:tc>
+        <w:tc>
+          <w:tcPr>
+            <w:tcW w:type="dxa" w:w="2340"/>
+          </w:tcPr>
+          <w:p>
+            <w:pPr>
+              <w:jc w:val="center"/>
+            </w:pPr>
+            <w:r>
+              <w:rPr>
+                <w:sz w:val="18"/>
+              </w:rPr>
+              <w:t>0.2215±0.0011</w:t>
             </w:r>
           </w:p>
         </w:tc>
@@ -7432,7 +7432,7 @@
               <w:rPr>
                 <w:sz w:val="18"/>
               </w:rPr>
-              <w:t>0.2556±0.0045</w:t>
+              <w:t>0.2553±0.0049</w:t>
             </w:r>
           </w:p>
         </w:tc>
@@ -7498,7 +7498,7 @@
               <w:rPr>
                 <w:sz w:val="18"/>
               </w:rPr>
-              <w:t>0.2563±0.0056</w:t>
+              <w:t>0.2562±0.0057</w:t>
             </w:r>
           </w:p>
         </w:tc>
@@ -7564,7 +7564,7 @@
               <w:rPr>
                 <w:sz w:val="18"/>
               </w:rPr>
-              <w:t>0.2156±0.0009</w:t>
+              <w:t>0.2160±0.0010</w:t>
             </w:r>
           </w:p>
         </w:tc>
@@ -7614,23 +7614,23 @@
               <w:rPr>
                 <w:sz w:val="18"/>
               </w:rPr>
-              <w:t>1.74±0.10</w:t>
-            </w:r>
-          </w:p>
-        </w:tc>
-        <w:tc>
-          <w:tcPr>
-            <w:tcW w:type="dxa" w:w="2340"/>
-          </w:tcPr>
-          <w:p>
-            <w:pPr>
-              <w:jc w:val="center"/>
-            </w:pPr>
-            <w:r>
-              <w:rPr>
-                <w:sz w:val="18"/>
-              </w:rPr>
-              <w:t>0.2260±0.0055</w:t>
+              <w:t>1.74±0.09</w:t>
+            </w:r>
+          </w:p>
+        </w:tc>
+        <w:tc>
+          <w:tcPr>
+            <w:tcW w:type="dxa" w:w="2340"/>
+          </w:tcPr>
+          <w:p>
+            <w:pPr>
+              <w:jc w:val="center"/>
+            </w:pPr>
+            <w:r>
+              <w:rPr>
+                <w:sz w:val="18"/>
+              </w:rPr>
+              <w:t>0.2260±0.0046</w:t>
             </w:r>
           </w:p>
         </w:tc>
@@ -7680,23 +7680,23 @@
               <w:rPr>
                 <w:sz w:val="18"/>
               </w:rPr>
-              <w:t>1.08±0.01</w:t>
-            </w:r>
-          </w:p>
-        </w:tc>
-        <w:tc>
-          <w:tcPr>
-            <w:tcW w:type="dxa" w:w="2340"/>
-          </w:tcPr>
-          <w:p>
-            <w:pPr>
-              <w:jc w:val="center"/>
-            </w:pPr>
-            <w:r>
-              <w:rPr>
-                <w:sz w:val="18"/>
-              </w:rPr>
-              <w:t>0.2122±0.0007</w:t>
+              <w:t>1.05±0.01</w:t>
+            </w:r>
+          </w:p>
+        </w:tc>
+        <w:tc>
+          <w:tcPr>
+            <w:tcW w:type="dxa" w:w="2340"/>
+          </w:tcPr>
+          <w:p>
+            <w:pPr>
+              <w:jc w:val="center"/>
+            </w:pPr>
+            <w:r>
+              <w:rPr>
+                <w:sz w:val="18"/>
+              </w:rPr>
+              <w:t>0.2124±0.0012</w:t>
             </w:r>
           </w:p>
         </w:tc>
@@ -7762,7 +7762,7 @@
               <w:rPr>
                 <w:sz w:val="18"/>
               </w:rPr>
-              <w:t>0.0882±0.0008</w:t>
+              <w:t>0.0883±0.0010</w:t>
             </w:r>
           </w:p>
         </w:tc>
@@ -7828,7 +7828,7 @@
               <w:rPr>
                 <w:sz w:val="18"/>
               </w:rPr>
-              <w:t>0.1216±0.0092</w:t>
+              <w:t>0.1210±0.0086</w:t>
             </w:r>
           </w:p>
         </w:tc>
@@ -7894,7 +7894,7 @@
               <w:rPr>
                 <w:sz w:val="18"/>
               </w:rPr>
-              <w:t>0.1220±0.0094</w:t>
+              <w:t>0.1212±0.0086</w:t>
             </w:r>
           </w:p>
         </w:tc>
@@ -7944,23 +7944,23 @@
               <w:rPr>
                 <w:sz w:val="18"/>
               </w:rPr>
-              <w:t>4.26±0.02</w:t>
-            </w:r>
-          </w:p>
-        </w:tc>
-        <w:tc>
-          <w:tcPr>
-            <w:tcW w:type="dxa" w:w="2340"/>
-          </w:tcPr>
-          <w:p>
-            <w:pPr>
-              <w:jc w:val="center"/>
-            </w:pPr>
-            <w:r>
-              <w:rPr>
-                <w:sz w:val="18"/>
-              </w:rPr>
-              <w:t>0.0816±0.0008</w:t>
+              <w:t>4.22±0.02</w:t>
+            </w:r>
+          </w:p>
+        </w:tc>
+        <w:tc>
+          <w:tcPr>
+            <w:tcW w:type="dxa" w:w="2340"/>
+          </w:tcPr>
+          <w:p>
+            <w:pPr>
+              <w:jc w:val="center"/>
+            </w:pPr>
+            <w:r>
+              <w:rPr>
+                <w:sz w:val="18"/>
+              </w:rPr>
+              <w:t>0.0823±0.0009</w:t>
             </w:r>
           </w:p>
         </w:tc>
@@ -8010,23 +8010,23 @@
               <w:rPr>
                 <w:sz w:val="18"/>
               </w:rPr>
-              <w:t>4.12±0.08</w:t>
-            </w:r>
-          </w:p>
-        </w:tc>
-        <w:tc>
-          <w:tcPr>
-            <w:tcW w:type="dxa" w:w="2340"/>
-          </w:tcPr>
-          <w:p>
-            <w:pPr>
-              <w:jc w:val="center"/>
-            </w:pPr>
-            <w:r>
-              <w:rPr>
-                <w:sz w:val="18"/>
-              </w:rPr>
-              <w:t>0.0866±0.0028</w:t>
+              <w:t>4.13±0.08</w:t>
+            </w:r>
+          </w:p>
+        </w:tc>
+        <w:tc>
+          <w:tcPr>
+            <w:tcW w:type="dxa" w:w="2340"/>
+          </w:tcPr>
+          <w:p>
+            <w:pPr>
+              <w:jc w:val="center"/>
+            </w:pPr>
+            <w:r>
+              <w:rPr>
+                <w:sz w:val="18"/>
+              </w:rPr>
+              <w:t>0.0869±0.0028</w:t>
             </w:r>
           </w:p>
         </w:tc>
@@ -8076,23 +8076,23 @@
               <w:rPr>
                 <w:sz w:val="18"/>
               </w:rPr>
-              <w:t>2.62±0.01</w:t>
-            </w:r>
-          </w:p>
-        </w:tc>
-        <w:tc>
-          <w:tcPr>
-            <w:tcW w:type="dxa" w:w="2340"/>
-          </w:tcPr>
-          <w:p>
-            <w:pPr>
-              <w:jc w:val="center"/>
-            </w:pPr>
-            <w:r>
-              <w:rPr>
-                <w:sz w:val="18"/>
-              </w:rPr>
-              <w:t>0.0800±0.0007</w:t>
+              <w:t>2.53±0.01</w:t>
+            </w:r>
+          </w:p>
+        </w:tc>
+        <w:tc>
+          <w:tcPr>
+            <w:tcW w:type="dxa" w:w="2340"/>
+          </w:tcPr>
+          <w:p>
+            <w:pPr>
+              <w:jc w:val="center"/>
+            </w:pPr>
+            <w:r>
+              <w:rPr>
+                <w:sz w:val="18"/>
+              </w:rPr>
+              <w:t>0.0801±0.0010</w:t>
             </w:r>
           </w:p>
         </w:tc>
@@ -8158,7 +8158,7 @@
               <w:rPr>
                 <w:sz w:val="18"/>
               </w:rPr>
-              <w:t>0.0083±0.0003</w:t>
+              <w:t>0.0083±0.0002</w:t>
             </w:r>
           </w:p>
         </w:tc>
@@ -8224,7 +8224,7 @@
               <w:rPr>
                 <w:sz w:val="18"/>
               </w:rPr>
-              <w:t>0.0232±0.0021</w:t>
+              <w:t>0.0233±0.0025</w:t>
             </w:r>
           </w:p>
         </w:tc>
@@ -8290,7 +8290,7 @@
               <w:rPr>
                 <w:sz w:val="18"/>
               </w:rPr>
-              <w:t>0.0240±0.0022</w:t>
+              <w:t>0.0242±0.0026</w:t>
             </w:r>
           </w:p>
         </w:tc>
@@ -8340,23 +8340,23 @@
               <w:rPr>
                 <w:sz w:val="18"/>
               </w:rPr>
-              <w:t>7.40±0.01</w:t>
-            </w:r>
-          </w:p>
-        </w:tc>
-        <w:tc>
-          <w:tcPr>
-            <w:tcW w:type="dxa" w:w="2340"/>
-          </w:tcPr>
-          <w:p>
-            <w:pPr>
-              <w:jc w:val="center"/>
-            </w:pPr>
-            <w:r>
-              <w:rPr>
-                <w:sz w:val="18"/>
-              </w:rPr>
-              <w:t>0.0068±0.0002</w:t>
+              <w:t>7.38±0.01</w:t>
+            </w:r>
+          </w:p>
+        </w:tc>
+        <w:tc>
+          <w:tcPr>
+            <w:tcW w:type="dxa" w:w="2340"/>
+          </w:tcPr>
+          <w:p>
+            <w:pPr>
+              <w:jc w:val="center"/>
+            </w:pPr>
+            <w:r>
+              <w:rPr>
+                <w:sz w:val="18"/>
+              </w:rPr>
+              <w:t>0.0069±0.0003</w:t>
             </w:r>
           </w:p>
         </w:tc>
@@ -8406,23 +8406,23 @@
               <w:rPr>
                 <w:sz w:val="18"/>
               </w:rPr>
-              <w:t>7.23±0.05</w:t>
-            </w:r>
-          </w:p>
-        </w:tc>
-        <w:tc>
-          <w:tcPr>
-            <w:tcW w:type="dxa" w:w="2340"/>
-          </w:tcPr>
-          <w:p>
-            <w:pPr>
-              <w:jc w:val="center"/>
-            </w:pPr>
-            <w:r>
-              <w:rPr>
-                <w:sz w:val="18"/>
-              </w:rPr>
-              <w:t>0.0079±0.0006</w:t>
+              <w:t>7.36±0.05</w:t>
+            </w:r>
+          </w:p>
+        </w:tc>
+        <w:tc>
+          <w:tcPr>
+            <w:tcW w:type="dxa" w:w="2340"/>
+          </w:tcPr>
+          <w:p>
+            <w:pPr>
+              <w:jc w:val="center"/>
+            </w:pPr>
+            <w:r>
+              <w:rPr>
+                <w:sz w:val="18"/>
+              </w:rPr>
+              <w:t>0.0083±0.0007</w:t>
             </w:r>
           </w:p>
         </w:tc>
@@ -8472,23 +8472,23 @@
               <w:rPr>
                 <w:sz w:val="18"/>
               </w:rPr>
-              <w:t>4.93±0.01</w:t>
-            </w:r>
-          </w:p>
-        </w:tc>
-        <w:tc>
-          <w:tcPr>
-            <w:tcW w:type="dxa" w:w="2340"/>
-          </w:tcPr>
-          <w:p>
-            <w:pPr>
-              <w:jc w:val="center"/>
-            </w:pPr>
-            <w:r>
-              <w:rPr>
-                <w:sz w:val="18"/>
-              </w:rPr>
-              <w:t>0.0066±0.0002</w:t>
+              <w:t>4.76±0.01</w:t>
+            </w:r>
+          </w:p>
+        </w:tc>
+        <w:tc>
+          <w:tcPr>
+            <w:tcW w:type="dxa" w:w="2340"/>
+          </w:tcPr>
+          <w:p>
+            <w:pPr>
+              <w:jc w:val="center"/>
+            </w:pPr>
+            <w:r>
+              <w:rPr>
+                <w:sz w:val="18"/>
+              </w:rPr>
+              <w:t>0.0064±0.0003</w:t>
             </w:r>
           </w:p>
         </w:tc>
@@ -8554,7 +8554,7 @@
               <w:rPr>
                 <w:sz w:val="18"/>
               </w:rPr>
-              <w:t>16 err / 1,000,000</w:t>
+              <w:t>15 err / 1,000,000</w:t>
             </w:r>
           </w:p>
         </w:tc>
@@ -8604,23 +8604,23 @@
               <w:rPr>
                 <w:sz w:val="18"/>
               </w:rPr>
-              <w:t>5.04±0.07</w:t>
-            </w:r>
-          </w:p>
-        </w:tc>
-        <w:tc>
-          <w:tcPr>
-            <w:tcW w:type="dxa" w:w="2340"/>
-          </w:tcPr>
-          <w:p>
-            <w:pPr>
-              <w:jc w:val="center"/>
-            </w:pPr>
-            <w:r>
-              <w:rPr>
-                <w:sz w:val="18"/>
-              </w:rPr>
-              <w:t>2.52e-04±8.4e-05</w:t>
+              <w:t>5.04±0.09</w:t>
+            </w:r>
+          </w:p>
+        </w:tc>
+        <w:tc>
+          <w:tcPr>
+            <w:tcW w:type="dxa" w:w="2340"/>
+          </w:tcPr>
+          <w:p>
+            <w:pPr>
+              <w:jc w:val="center"/>
+            </w:pPr>
+            <w:r>
+              <w:rPr>
+                <w:sz w:val="18"/>
+              </w:rPr>
+              <w:t>2.40e-04±7.9e-05</w:t>
             </w:r>
           </w:p>
         </w:tc>
@@ -8670,23 +8670,23 @@
               <w:rPr>
                 <w:sz w:val="18"/>
               </w:rPr>
-              <w:t>4.88±0.06</w:t>
-            </w:r>
-          </w:p>
-        </w:tc>
-        <w:tc>
-          <w:tcPr>
-            <w:tcW w:type="dxa" w:w="2340"/>
-          </w:tcPr>
-          <w:p>
-            <w:pPr>
-              <w:jc w:val="center"/>
-            </w:pPr>
-            <w:r>
-              <w:rPr>
-                <w:sz w:val="18"/>
-              </w:rPr>
-              <w:t>3.04e-04±1.1e-04</w:t>
+              <w:t>4.87±0.07</w:t>
+            </w:r>
+          </w:p>
+        </w:tc>
+        <w:tc>
+          <w:tcPr>
+            <w:tcW w:type="dxa" w:w="2340"/>
+          </w:tcPr>
+          <w:p>
+            <w:pPr>
+              <w:jc w:val="center"/>
+            </w:pPr>
+            <w:r>
+              <w:rPr>
+                <w:sz w:val="18"/>
+              </w:rPr>
+              <w:t>3.07e-04±9.9e-05</w:t>
             </w:r>
           </w:p>
         </w:tc>
@@ -8736,23 +8736,23 @@
               <w:rPr>
                 <w:sz w:val="18"/>
               </w:rPr>
-              <w:t>8.65±0.01</w:t>
-            </w:r>
-          </w:p>
-        </w:tc>
-        <w:tc>
-          <w:tcPr>
-            <w:tcW w:type="dxa" w:w="2340"/>
-          </w:tcPr>
-          <w:p>
-            <w:pPr>
-              <w:jc w:val="center"/>
-            </w:pPr>
-            <w:r>
-              <w:rPr>
-                <w:sz w:val="18"/>
-              </w:rPr>
-              <w:t>9 err / 1,000,000</w:t>
+              <w:t>8.66±0.00</w:t>
+            </w:r>
+          </w:p>
+        </w:tc>
+        <w:tc>
+          <w:tcPr>
+            <w:tcW w:type="dxa" w:w="2340"/>
+          </w:tcPr>
+          <w:p>
+            <w:pPr>
+              <w:jc w:val="center"/>
+            </w:pPr>
+            <w:r>
+              <w:rPr>
+                <w:sz w:val="18"/>
+              </w:rPr>
+              <w:t>10 err / 1,000,000</w:t>
             </w:r>
           </w:p>
         </w:tc>
@@ -8802,23 +8802,23 @@
               <w:rPr>
                 <w:sz w:val="18"/>
               </w:rPr>
-              <w:t>8.55±0.03</w:t>
-            </w:r>
-          </w:p>
-        </w:tc>
-        <w:tc>
-          <w:tcPr>
-            <w:tcW w:type="dxa" w:w="2340"/>
-          </w:tcPr>
-          <w:p>
-            <w:pPr>
-              <w:jc w:val="center"/>
-            </w:pPr>
-            <w:r>
-              <w:rPr>
-                <w:sz w:val="18"/>
-              </w:rPr>
-              <w:t>38 err / 1,000,000</w:t>
+              <w:t>8.77±0.04</w:t>
+            </w:r>
+          </w:p>
+        </w:tc>
+        <w:tc>
+          <w:tcPr>
+            <w:tcW w:type="dxa" w:w="2340"/>
+          </w:tcPr>
+          <w:p>
+            <w:pPr>
+              <w:jc w:val="center"/>
+            </w:pPr>
+            <w:r>
+              <w:rPr>
+                <w:sz w:val="18"/>
+              </w:rPr>
+              <w:t>34 err / 1,000,000</w:t>
             </w:r>
           </w:p>
         </w:tc>
@@ -8868,23 +8868,23 @@
               <w:rPr>
                 <w:sz w:val="18"/>
               </w:rPr>
-              <w:t>6.99±0.01</w:t>
-            </w:r>
-          </w:p>
-        </w:tc>
-        <w:tc>
-          <w:tcPr>
-            <w:tcW w:type="dxa" w:w="2340"/>
-          </w:tcPr>
-          <w:p>
-            <w:pPr>
-              <w:jc w:val="center"/>
-            </w:pPr>
-            <w:r>
-              <w:rPr>
-                <w:sz w:val="18"/>
-              </w:rPr>
-              <w:t>6 err / 1,000,000</w:t>
+              <w:t>6.88±0.01</w:t>
+            </w:r>
+          </w:p>
+        </w:tc>
+        <w:tc>
+          <w:tcPr>
+            <w:tcW w:type="dxa" w:w="2340"/>
+          </w:tcPr>
+          <w:p>
+            <w:pPr>
+              <w:jc w:val="center"/>
+            </w:pPr>
+            <w:r>
+              <w:rPr>
+                <w:sz w:val="18"/>
+              </w:rPr>
+              <w:t>4 err / 1,000,000</w:t>
             </w:r>
           </w:p>
         </w:tc>
@@ -8934,7 +8934,7 @@
               <w:rPr>
                 <w:sz w:val="18"/>
               </w:rPr>
-              <w:t>15.02±0.01</w:t>
+              <w:t>15.01±0.01</w:t>
             </w:r>
           </w:p>
         </w:tc>
@@ -9000,7 +9000,7 @@
               <w:rPr>
                 <w:sz w:val="18"/>
               </w:rPr>
-              <w:t>6.78±0.06</w:t>
+              <w:t>6.77±0.06</w:t>
             </w:r>
           </w:p>
         </w:tc>
@@ -9066,23 +9066,23 @@
               <w:rPr>
                 <w:sz w:val="18"/>
               </w:rPr>
-              <w:t>6.43±0.07</w:t>
-            </w:r>
-          </w:p>
-        </w:tc>
-        <w:tc>
-          <w:tcPr>
-            <w:tcW w:type="dxa" w:w="2340"/>
-          </w:tcPr>
-          <w:p>
-            <w:pPr>
-              <w:jc w:val="center"/>
-            </w:pPr>
-            <w:r>
-              <w:rPr>
-                <w:sz w:val="18"/>
-              </w:rPr>
-              <w:t>8 err / 1,000,000</w:t>
+              <w:t>6.42±0.07</w:t>
+            </w:r>
+          </w:p>
+        </w:tc>
+        <w:tc>
+          <w:tcPr>
+            <w:tcW w:type="dxa" w:w="2340"/>
+          </w:tcPr>
+          <w:p>
+            <w:pPr>
+              <w:jc w:val="center"/>
+            </w:pPr>
+            <w:r>
+              <w:rPr>
+                <w:sz w:val="18"/>
+              </w:rPr>
+              <w:t>7 err / 1,000,000</w:t>
             </w:r>
           </w:p>
         </w:tc>
@@ -9132,7 +9132,7 @@
               <w:rPr>
                 <w:sz w:val="18"/>
               </w:rPr>
-              <w:t>8.91±0.00</w:t>
+              <w:t>8.94±0.00</w:t>
             </w:r>
           </w:p>
         </w:tc>
@@ -9198,23 +9198,23 @@
               <w:rPr>
                 <w:sz w:val="18"/>
               </w:rPr>
-              <w:t>8.80±0.01</w:t>
-            </w:r>
-          </w:p>
-        </w:tc>
-        <w:tc>
-          <w:tcPr>
-            <w:tcW w:type="dxa" w:w="2340"/>
-          </w:tcPr>
-          <w:p>
-            <w:pPr>
-              <w:jc w:val="center"/>
-            </w:pPr>
-            <w:r>
-              <w:rPr>
-                <w:sz w:val="18"/>
-              </w:rPr>
-              <w:t>11 err / 1,000,000</w:t>
+              <w:t>9.02±0.02</w:t>
+            </w:r>
+          </w:p>
+        </w:tc>
+        <w:tc>
+          <w:tcPr>
+            <w:tcW w:type="dxa" w:w="2340"/>
+          </w:tcPr>
+          <w:p>
+            <w:pPr>
+              <w:jc w:val="center"/>
+            </w:pPr>
+            <w:r>
+              <w:rPr>
+                <w:sz w:val="18"/>
+              </w:rPr>
+              <w:t>9 err / 1,000,000</w:t>
             </w:r>
           </w:p>
         </w:tc>
@@ -9264,7 +9264,7 @@
               <w:rPr>
                 <w:sz w:val="18"/>
               </w:rPr>
-              <w:t>8.13±0.01</w:t>
+              <w:t>8.16±0.01</w:t>
             </w:r>
           </w:p>
         </w:tc>
@@ -9462,23 +9462,23 @@
               <w:rPr>
                 <w:sz w:val="18"/>
               </w:rPr>
-              <w:t>7.57±0.05</w:t>
-            </w:r>
-          </w:p>
-        </w:tc>
-        <w:tc>
-          <w:tcPr>
-            <w:tcW w:type="dxa" w:w="2340"/>
-          </w:tcPr>
-          <w:p>
-            <w:pPr>
-              <w:jc w:val="center"/>
-            </w:pPr>
-            <w:r>
-              <w:rPr>
-                <w:sz w:val="18"/>
-              </w:rPr>
-              <w:t>5 err / 1,000,000</w:t>
+              <w:t>7.57±0.06</w:t>
+            </w:r>
+          </w:p>
+        </w:tc>
+        <w:tc>
+          <w:tcPr>
+            <w:tcW w:type="dxa" w:w="2340"/>
+          </w:tcPr>
+          <w:p>
+            <w:pPr>
+              <w:jc w:val="center"/>
+            </w:pPr>
+            <w:r>
+              <w:rPr>
+                <w:sz w:val="18"/>
+              </w:rPr>
+              <w:t>4 err / 1,000,000</w:t>
             </w:r>
           </w:p>
         </w:tc>
@@ -9528,7 +9528,7 @@
               <w:rPr>
                 <w:sz w:val="18"/>
               </w:rPr>
-              <w:t>8.95±0.00</w:t>
+              <w:t>8.98±0.00</w:t>
             </w:r>
           </w:p>
         </w:tc>
@@ -9594,23 +9594,23 @@
               <w:rPr>
                 <w:sz w:val="18"/>
               </w:rPr>
-              <w:t>8.84±0.01</w:t>
-            </w:r>
-          </w:p>
-        </w:tc>
-        <w:tc>
-          <w:tcPr>
-            <w:tcW w:type="dxa" w:w="2340"/>
-          </w:tcPr>
-          <w:p>
-            <w:pPr>
-              <w:jc w:val="center"/>
-            </w:pPr>
-            <w:r>
-              <w:rPr>
-                <w:sz w:val="18"/>
-              </w:rPr>
-              <w:t>6 err / 1,000,000</w:t>
+              <w:t>9.04±0.01</w:t>
+            </w:r>
+          </w:p>
+        </w:tc>
+        <w:tc>
+          <w:tcPr>
+            <w:tcW w:type="dxa" w:w="2340"/>
+          </w:tcPr>
+          <w:p>
+            <w:pPr>
+              <w:jc w:val="center"/>
+            </w:pPr>
+            <w:r>
+              <w:rPr>
+                <w:sz w:val="18"/>
+              </w:rPr>
+              <w:t>7 err / 1,000,000</w:t>
             </w:r>
           </w:p>
         </w:tc>
@@ -9660,7 +9660,7 @@
               <w:rPr>
                 <w:sz w:val="18"/>
               </w:rPr>
-              <w:t>8.60±0.00</w:t>
+              <w:t>8.71±0.00</w:t>
             </w:r>
           </w:p>
         </w:tc>
@@ -9871,7 +9871,7 @@
               <w:rPr>
                 <w:sz w:val="18"/>
               </w:rPr>
-              <w:t>0.3808±0.0011</w:t>
+              <w:t>0.3806±0.0011</w:t>
             </w:r>
           </w:p>
         </w:tc>
@@ -9937,7 +9937,7 @@
               <w:rPr>
                 <w:sz w:val="18"/>
               </w:rPr>
-              <w:t>0.3962±0.0028</w:t>
+              <w:t>0.3963±0.0031</w:t>
             </w:r>
           </w:p>
         </w:tc>
@@ -10003,7 +10003,7 @@
               <w:rPr>
                 <w:sz w:val="18"/>
               </w:rPr>
-              <w:t>0.3971±0.0034</w:t>
+              <w:t>0.3968±0.0035</w:t>
             </w:r>
           </w:p>
         </w:tc>
@@ -10069,7 +10069,7 @@
               <w:rPr>
                 <w:sz w:val="18"/>
               </w:rPr>
-              <w:t>0.3800±0.0010</w:t>
+              <w:t>0.3801±0.0009</w:t>
             </w:r>
           </w:p>
         </w:tc>
@@ -10135,7 +10135,7 @@
               <w:rPr>
                 <w:sz w:val="18"/>
               </w:rPr>
-              <w:t>0.3897±0.0025</w:t>
+              <w:t>0.3881±0.0033</w:t>
             </w:r>
           </w:p>
         </w:tc>
@@ -10185,23 +10185,23 @@
               <w:rPr>
                 <w:sz w:val="18"/>
               </w:rPr>
-              <w:t>0.37±0.00</w:t>
-            </w:r>
-          </w:p>
-        </w:tc>
-        <w:tc>
-          <w:tcPr>
-            <w:tcW w:type="dxa" w:w="2340"/>
-          </w:tcPr>
-          <w:p>
-            <w:pPr>
-              <w:jc w:val="center"/>
-            </w:pPr>
-            <w:r>
-              <w:rPr>
-                <w:sz w:val="18"/>
-              </w:rPr>
-              <w:t>0.3757±0.0009</w:t>
+              <w:t>0.36±0.00</w:t>
+            </w:r>
+          </w:p>
+        </w:tc>
+        <w:tc>
+          <w:tcPr>
+            <w:tcW w:type="dxa" w:w="2340"/>
+          </w:tcPr>
+          <w:p>
+            <w:pPr>
+              <w:jc w:val="center"/>
+            </w:pPr>
+            <w:r>
+              <w:rPr>
+                <w:sz w:val="18"/>
+              </w:rPr>
+              <w:t>0.3759±0.0013</w:t>
             </w:r>
           </w:p>
         </w:tc>
@@ -10251,23 +10251,23 @@
               <w:rPr>
                 <w:sz w:val="18"/>
               </w:rPr>
-              <w:t>-4.98±0.01</w:t>
-            </w:r>
-          </w:p>
-        </w:tc>
-        <w:tc>
-          <w:tcPr>
-            <w:tcW w:type="dxa" w:w="2340"/>
-          </w:tcPr>
-          <w:p>
-            <w:pPr>
-              <w:jc w:val="center"/>
-            </w:pPr>
-            <w:r>
-              <w:rPr>
-                <w:sz w:val="18"/>
-              </w:rPr>
-              <w:t>0.2969±0.0009</w:t>
+              <w:t>-4.99±0.02</w:t>
+            </w:r>
+          </w:p>
+        </w:tc>
+        <w:tc>
+          <w:tcPr>
+            <w:tcW w:type="dxa" w:w="2340"/>
+          </w:tcPr>
+          <w:p>
+            <w:pPr>
+              <w:jc w:val="center"/>
+            </w:pPr>
+            <w:r>
+              <w:rPr>
+                <w:sz w:val="18"/>
+              </w:rPr>
+              <w:t>0.2970±0.0008</w:t>
             </w:r>
           </w:p>
         </w:tc>
@@ -10317,23 +10317,23 @@
               <w:rPr>
                 <w:sz w:val="18"/>
               </w:rPr>
-              <w:t>0.68±0.03</w:t>
-            </w:r>
-          </w:p>
-        </w:tc>
-        <w:tc>
-          <w:tcPr>
-            <w:tcW w:type="dxa" w:w="2340"/>
-          </w:tcPr>
-          <w:p>
-            <w:pPr>
-              <w:jc w:val="center"/>
-            </w:pPr>
-            <w:r>
-              <w:rPr>
-                <w:sz w:val="18"/>
-              </w:rPr>
-              <w:t>0.3196±0.0052</w:t>
+              <w:t>0.68±0.04</w:t>
+            </w:r>
+          </w:p>
+        </w:tc>
+        <w:tc>
+          <w:tcPr>
+            <w:tcW w:type="dxa" w:w="2340"/>
+          </w:tcPr>
+          <w:p>
+            <w:pPr>
+              <w:jc w:val="center"/>
+            </w:pPr>
+            <w:r>
+              <w:rPr>
+                <w:sz w:val="18"/>
+              </w:rPr>
+              <w:t>0.3194±0.0052</w:t>
             </w:r>
           </w:p>
         </w:tc>
@@ -10383,23 +10383,23 @@
               <w:rPr>
                 <w:sz w:val="18"/>
               </w:rPr>
-              <w:t>0.68±0.03</w:t>
-            </w:r>
-          </w:p>
-        </w:tc>
-        <w:tc>
-          <w:tcPr>
-            <w:tcW w:type="dxa" w:w="2340"/>
-          </w:tcPr>
-          <w:p>
-            <w:pPr>
-              <w:jc w:val="center"/>
-            </w:pPr>
-            <w:r>
-              <w:rPr>
-                <w:sz w:val="18"/>
-              </w:rPr>
-              <w:t>0.3203±0.0051</w:t>
+              <w:t>0.68±0.04</w:t>
+            </w:r>
+          </w:p>
+        </w:tc>
+        <w:tc>
+          <w:tcPr>
+            <w:tcW w:type="dxa" w:w="2340"/>
+          </w:tcPr>
+          <w:p>
+            <w:pPr>
+              <w:jc w:val="center"/>
+            </w:pPr>
+            <w:r>
+              <w:rPr>
+                <w:sz w:val="18"/>
+              </w:rPr>
+              <w:t>0.3200±0.0049</w:t>
             </w:r>
           </w:p>
         </w:tc>
@@ -10449,23 +10449,23 @@
               <w:rPr>
                 <w:sz w:val="18"/>
               </w:rPr>
-              <w:t>0.97±0.00</w:t>
-            </w:r>
-          </w:p>
-        </w:tc>
-        <w:tc>
-          <w:tcPr>
-            <w:tcW w:type="dxa" w:w="2340"/>
-          </w:tcPr>
-          <w:p>
-            <w:pPr>
-              <w:jc w:val="center"/>
-            </w:pPr>
-            <w:r>
-              <w:rPr>
-                <w:sz w:val="18"/>
-              </w:rPr>
-              <w:t>0.2930±0.0005</w:t>
+              <w:t>0.96±0.00</w:t>
+            </w:r>
+          </w:p>
+        </w:tc>
+        <w:tc>
+          <w:tcPr>
+            <w:tcW w:type="dxa" w:w="2340"/>
+          </w:tcPr>
+          <w:p>
+            <w:pPr>
+              <w:jc w:val="center"/>
+            </w:pPr>
+            <w:r>
+              <w:rPr>
+                <w:sz w:val="18"/>
+              </w:rPr>
+              <w:t>0.2924±0.0008</w:t>
             </w:r>
           </w:p>
         </w:tc>
@@ -10515,23 +10515,23 @@
               <w:rPr>
                 <w:sz w:val="18"/>
               </w:rPr>
-              <w:t>0.96±0.08</w:t>
-            </w:r>
-          </w:p>
-        </w:tc>
-        <w:tc>
-          <w:tcPr>
-            <w:tcW w:type="dxa" w:w="2340"/>
-          </w:tcPr>
-          <w:p>
-            <w:pPr>
-              <w:jc w:val="center"/>
-            </w:pPr>
-            <w:r>
-              <w:rPr>
-                <w:sz w:val="18"/>
-              </w:rPr>
-              <w:t>0.3000±0.0035</w:t>
+              <w:t>0.95±0.08</w:t>
+            </w:r>
+          </w:p>
+        </w:tc>
+        <w:tc>
+          <w:tcPr>
+            <w:tcW w:type="dxa" w:w="2340"/>
+          </w:tcPr>
+          <w:p>
+            <w:pPr>
+              <w:jc w:val="center"/>
+            </w:pPr>
+            <w:r>
+              <w:rPr>
+                <w:sz w:val="18"/>
+              </w:rPr>
+              <w:t>0.2998±0.0041</w:t>
             </w:r>
           </w:p>
         </w:tc>
@@ -10581,23 +10581,23 @@
               <w:rPr>
                 <w:sz w:val="18"/>
               </w:rPr>
-              <w:t>1.07±0.00</w:t>
-            </w:r>
-          </w:p>
-        </w:tc>
-        <w:tc>
-          <w:tcPr>
-            <w:tcW w:type="dxa" w:w="2340"/>
-          </w:tcPr>
-          <w:p>
-            <w:pPr>
-              <w:jc w:val="center"/>
-            </w:pPr>
-            <w:r>
-              <w:rPr>
-                <w:sz w:val="18"/>
-              </w:rPr>
-              <w:t>0.2887±0.0009</w:t>
+              <w:t>1.05±0.01</w:t>
+            </w:r>
+          </w:p>
+        </w:tc>
+        <w:tc>
+          <w:tcPr>
+            <w:tcW w:type="dxa" w:w="2340"/>
+          </w:tcPr>
+          <w:p>
+            <w:pPr>
+              <w:jc w:val="center"/>
+            </w:pPr>
+            <w:r>
+              <w:rPr>
+                <w:sz w:val="18"/>
+              </w:rPr>
+              <w:t>0.2879±0.0008</w:t>
             </w:r>
           </w:p>
         </w:tc>
@@ -10663,7 +10663,7 @@
               <w:rPr>
                 <w:sz w:val="18"/>
               </w:rPr>
-              <w:t>0.1772±0.0012</w:t>
+              <w:t>0.1774±0.0011</w:t>
             </w:r>
           </w:p>
         </w:tc>
@@ -10729,7 +10729,7 @@
               <w:rPr>
                 <w:sz w:val="18"/>
               </w:rPr>
-              <w:t>0.1955±0.0036</w:t>
+              <w:t>0.1952±0.0036</w:t>
             </w:r>
           </w:p>
         </w:tc>
@@ -10779,23 +10779,23 @@
               <w:rPr>
                 <w:sz w:val="18"/>
               </w:rPr>
-              <w:t>1.66±0.02</w:t>
-            </w:r>
-          </w:p>
-        </w:tc>
-        <w:tc>
-          <w:tcPr>
-            <w:tcW w:type="dxa" w:w="2340"/>
-          </w:tcPr>
-          <w:p>
-            <w:pPr>
-              <w:jc w:val="center"/>
-            </w:pPr>
-            <w:r>
-              <w:rPr>
-                <w:sz w:val="18"/>
-              </w:rPr>
-              <w:t>0.1967±0.0035</w:t>
+              <w:t>1.66±0.03</w:t>
+            </w:r>
+          </w:p>
+        </w:tc>
+        <w:tc>
+          <w:tcPr>
+            <w:tcW w:type="dxa" w:w="2340"/>
+          </w:tcPr>
+          <w:p>
+            <w:pPr>
+              <w:jc w:val="center"/>
+            </w:pPr>
+            <w:r>
+              <w:rPr>
+                <w:sz w:val="18"/>
+              </w:rPr>
+              <w:t>0.1967±0.0038</w:t>
             </w:r>
           </w:p>
         </w:tc>
@@ -10845,23 +10845,23 @@
               <w:rPr>
                 <w:sz w:val="18"/>
               </w:rPr>
-              <w:t>2.57±0.01</w:t>
-            </w:r>
-          </w:p>
-        </w:tc>
-        <w:tc>
-          <w:tcPr>
-            <w:tcW w:type="dxa" w:w="2340"/>
-          </w:tcPr>
-          <w:p>
-            <w:pPr>
-              <w:jc w:val="center"/>
-            </w:pPr>
-            <w:r>
-              <w:rPr>
-                <w:sz w:val="18"/>
-              </w:rPr>
-              <w:t>0.1655±0.0009</w:t>
+              <w:t>2.54±0.01</w:t>
+            </w:r>
+          </w:p>
+        </w:tc>
+        <w:tc>
+          <w:tcPr>
+            <w:tcW w:type="dxa" w:w="2340"/>
+          </w:tcPr>
+          <w:p>
+            <w:pPr>
+              <w:jc w:val="center"/>
+            </w:pPr>
+            <w:r>
+              <w:rPr>
+                <w:sz w:val="18"/>
+              </w:rPr>
+              <w:t>0.1653±0.0009</w:t>
             </w:r>
           </w:p>
         </w:tc>
@@ -10911,23 +10911,23 @@
               <w:rPr>
                 <w:sz w:val="18"/>
               </w:rPr>
-              <w:t>2.54±0.04</w:t>
-            </w:r>
-          </w:p>
-        </w:tc>
-        <w:tc>
-          <w:tcPr>
-            <w:tcW w:type="dxa" w:w="2340"/>
-          </w:tcPr>
-          <w:p>
-            <w:pPr>
-              <w:jc w:val="center"/>
-            </w:pPr>
-            <w:r>
-              <w:rPr>
-                <w:sz w:val="18"/>
-              </w:rPr>
-              <w:t>0.1696±0.0019</w:t>
+              <w:t>2.55±0.05</w:t>
+            </w:r>
+          </w:p>
+        </w:tc>
+        <w:tc>
+          <w:tcPr>
+            <w:tcW w:type="dxa" w:w="2340"/>
+          </w:tcPr>
+          <w:p>
+            <w:pPr>
+              <w:jc w:val="center"/>
+            </w:pPr>
+            <w:r>
+              <w:rPr>
+                <w:sz w:val="18"/>
+              </w:rPr>
+              <w:t>0.1689±0.0020</w:t>
             </w:r>
           </w:p>
         </w:tc>
@@ -10977,23 +10977,23 @@
               <w:rPr>
                 <w:sz w:val="18"/>
               </w:rPr>
-              <w:t>2.63±0.01</w:t>
-            </w:r>
-          </w:p>
-        </w:tc>
-        <w:tc>
-          <w:tcPr>
-            <w:tcW w:type="dxa" w:w="2340"/>
-          </w:tcPr>
-          <w:p>
-            <w:pPr>
-              <w:jc w:val="center"/>
-            </w:pPr>
-            <w:r>
-              <w:rPr>
-                <w:sz w:val="18"/>
-              </w:rPr>
-              <w:t>0.1693±0.0009</w:t>
+              <w:t>2.53±0.01</w:t>
+            </w:r>
+          </w:p>
+        </w:tc>
+        <w:tc>
+          <w:tcPr>
+            <w:tcW w:type="dxa" w:w="2340"/>
+          </w:tcPr>
+          <w:p>
+            <w:pPr>
+              <w:jc w:val="center"/>
+            </w:pPr>
+            <w:r>
+              <w:rPr>
+                <w:sz w:val="18"/>
+              </w:rPr>
+              <w:t>0.1606±0.0008</w:t>
             </w:r>
           </w:p>
         </w:tc>
@@ -11059,7 +11059,7 @@
               <w:rPr>
                 <w:sz w:val="18"/>
               </w:rPr>
-              <w:t>0.0634±0.0006</w:t>
+              <w:t>0.0633±0.0005</w:t>
             </w:r>
           </w:p>
         </w:tc>
@@ -11125,7 +11125,7 @@
               <w:rPr>
                 <w:sz w:val="18"/>
               </w:rPr>
-              <w:t>0.0629±0.0019</w:t>
+              <w:t>0.0629±0.0018</w:t>
             </w:r>
           </w:p>
         </w:tc>
@@ -11175,23 +11175,23 @@
               <w:rPr>
                 <w:sz w:val="18"/>
               </w:rPr>
-              <w:t>3.20±0.06</w:t>
-            </w:r>
-          </w:p>
-        </w:tc>
-        <w:tc>
-          <w:tcPr>
-            <w:tcW w:type="dxa" w:w="2340"/>
-          </w:tcPr>
-          <w:p>
-            <w:pPr>
-              <w:jc w:val="center"/>
-            </w:pPr>
-            <w:r>
-              <w:rPr>
-                <w:sz w:val="18"/>
-              </w:rPr>
-              <w:t>0.0638±0.0024</w:t>
+              <w:t>3.20±0.05</w:t>
+            </w:r>
+          </w:p>
+        </w:tc>
+        <w:tc>
+          <w:tcPr>
+            <w:tcW w:type="dxa" w:w="2340"/>
+          </w:tcPr>
+          <w:p>
+            <w:pPr>
+              <w:jc w:val="center"/>
+            </w:pPr>
+            <w:r>
+              <w:rPr>
+                <w:sz w:val="18"/>
+              </w:rPr>
+              <w:t>0.0637±0.0022</w:t>
             </w:r>
           </w:p>
         </w:tc>
@@ -11241,23 +11241,23 @@
               <w:rPr>
                 <w:sz w:val="18"/>
               </w:rPr>
-              <w:t>5.56±0.01</w:t>
-            </w:r>
-          </w:p>
-        </w:tc>
-        <w:tc>
-          <w:tcPr>
-            <w:tcW w:type="dxa" w:w="2340"/>
-          </w:tcPr>
-          <w:p>
-            <w:pPr>
-              <w:jc w:val="center"/>
-            </w:pPr>
-            <w:r>
-              <w:rPr>
-                <w:sz w:val="18"/>
-              </w:rPr>
-              <w:t>0.0435±0.0004</w:t>
+              <w:t>5.47±0.01</w:t>
+            </w:r>
+          </w:p>
+        </w:tc>
+        <w:tc>
+          <w:tcPr>
+            <w:tcW w:type="dxa" w:w="2340"/>
+          </w:tcPr>
+          <w:p>
+            <w:pPr>
+              <w:jc w:val="center"/>
+            </w:pPr>
+            <w:r>
+              <w:rPr>
+                <w:sz w:val="18"/>
+              </w:rPr>
+              <w:t>0.0433±0.0004</w:t>
             </w:r>
           </w:p>
         </w:tc>
@@ -11307,23 +11307,23 @@
               <w:rPr>
                 <w:sz w:val="18"/>
               </w:rPr>
-              <w:t>5.36±0.06</w:t>
-            </w:r>
-          </w:p>
-        </w:tc>
-        <w:tc>
-          <w:tcPr>
-            <w:tcW w:type="dxa" w:w="2340"/>
-          </w:tcPr>
-          <w:p>
-            <w:pPr>
-              <w:jc w:val="center"/>
-            </w:pPr>
-            <w:r>
-              <w:rPr>
-                <w:sz w:val="18"/>
-              </w:rPr>
-              <w:t>0.0450±0.0008</w:t>
+              <w:t>5.44±0.05</w:t>
+            </w:r>
+          </w:p>
+        </w:tc>
+        <w:tc>
+          <w:tcPr>
+            <w:tcW w:type="dxa" w:w="2340"/>
+          </w:tcPr>
+          <w:p>
+            <w:pPr>
+              <w:jc w:val="center"/>
+            </w:pPr>
+            <w:r>
+              <w:rPr>
+                <w:sz w:val="18"/>
+              </w:rPr>
+              <w:t>0.0448±0.0009</w:t>
             </w:r>
           </w:p>
         </w:tc>
@@ -11373,23 +11373,23 @@
               <w:rPr>
                 <w:sz w:val="18"/>
               </w:rPr>
-              <w:t>4.94±0.01</w:t>
-            </w:r>
-          </w:p>
-        </w:tc>
-        <w:tc>
-          <w:tcPr>
-            <w:tcW w:type="dxa" w:w="2340"/>
-          </w:tcPr>
-          <w:p>
-            <w:pPr>
-              <w:jc w:val="center"/>
-            </w:pPr>
-            <w:r>
-              <w:rPr>
-                <w:sz w:val="18"/>
-              </w:rPr>
-              <w:t>0.0663±0.0006</w:t>
+              <w:t>4.76±0.01</w:t>
+            </w:r>
+          </w:p>
+        </w:tc>
+        <w:tc>
+          <w:tcPr>
+            <w:tcW w:type="dxa" w:w="2340"/>
+          </w:tcPr>
+          <w:p>
+            <w:pPr>
+              <w:jc w:val="center"/>
+            </w:pPr>
+            <w:r>
+              <w:rPr>
+                <w:sz w:val="18"/>
+              </w:rPr>
+              <w:t>0.0399±0.0004</w:t>
             </w:r>
           </w:p>
         </w:tc>
@@ -11521,7 +11521,7 @@
               <w:rPr>
                 <w:sz w:val="18"/>
               </w:rPr>
-              <w:t>0.0034±0.0003</w:t>
+              <w:t>0.0034±0.0002</w:t>
             </w:r>
           </w:p>
         </w:tc>
@@ -11571,7 +11571,7 @@
               <w:rPr>
                 <w:sz w:val="18"/>
               </w:rPr>
-              <w:t>4.91±0.10</w:t>
+              <w:t>4.90±0.11</w:t>
             </w:r>
           </w:p>
         </w:tc>
@@ -11637,7 +11637,7 @@
               <w:rPr>
                 <w:sz w:val="18"/>
               </w:rPr>
-              <w:t>8.11±0.01</w:t>
+              <w:t>7.98±0.01</w:t>
             </w:r>
           </w:p>
         </w:tc>
@@ -11703,23 +11703,23 @@
               <w:rPr>
                 <w:sz w:val="18"/>
               </w:rPr>
-              <w:t>7.90±0.06</w:t>
-            </w:r>
-          </w:p>
-        </w:tc>
-        <w:tc>
-          <w:tcPr>
-            <w:tcW w:type="dxa" w:w="2340"/>
-          </w:tcPr>
-          <w:p>
-            <w:pPr>
-              <w:jc w:val="center"/>
-            </w:pPr>
-            <w:r>
-              <w:rPr>
-                <w:sz w:val="18"/>
-              </w:rPr>
-              <w:t>0.0017±0.0001</w:t>
+              <w:t>8.18±0.07</w:t>
+            </w:r>
+          </w:p>
+        </w:tc>
+        <w:tc>
+          <w:tcPr>
+            <w:tcW w:type="dxa" w:w="2340"/>
+          </w:tcPr>
+          <w:p>
+            <w:pPr>
+              <w:jc w:val="center"/>
+            </w:pPr>
+            <w:r>
+              <w:rPr>
+                <w:sz w:val="18"/>
+              </w:rPr>
+              <w:t>0.0017±0.0002</w:t>
             </w:r>
           </w:p>
         </w:tc>
@@ -11769,23 +11769,23 @@
               <w:rPr>
                 <w:sz w:val="18"/>
               </w:rPr>
-              <w:t>6.99±0.01</w:t>
-            </w:r>
-          </w:p>
-        </w:tc>
-        <w:tc>
-          <w:tcPr>
-            <w:tcW w:type="dxa" w:w="2340"/>
-          </w:tcPr>
-          <w:p>
-            <w:pPr>
-              <w:jc w:val="center"/>
-            </w:pPr>
-            <w:r>
-              <w:rPr>
-                <w:sz w:val="18"/>
-              </w:rPr>
-              <w:t>0.0193±0.0002</w:t>
+              <w:t>6.88±0.01</w:t>
+            </w:r>
+          </w:p>
+        </w:tc>
+        <w:tc>
+          <w:tcPr>
+            <w:tcW w:type="dxa" w:w="2340"/>
+          </w:tcPr>
+          <w:p>
+            <w:pPr>
+              <w:jc w:val="center"/>
+            </w:pPr>
+            <w:r>
+              <w:rPr>
+                <w:sz w:val="18"/>
+              </w:rPr>
+              <w:t>9.62e-04±3.5e-05</w:t>
             </w:r>
           </w:p>
         </w:tc>
@@ -11835,23 +11835,23 @@
               <w:rPr>
                 <w:sz w:val="18"/>
               </w:rPr>
-              <w:t>15.02±0.01</w:t>
-            </w:r>
-          </w:p>
-        </w:tc>
-        <w:tc>
-          <w:tcPr>
-            <w:tcW w:type="dxa" w:w="2340"/>
-          </w:tcPr>
-          <w:p>
-            <w:pPr>
-              <w:jc w:val="center"/>
-            </w:pPr>
-            <w:r>
-              <w:rPr>
-                <w:sz w:val="18"/>
-              </w:rPr>
-              <w:t>2.37e-04±3.5e-05</w:t>
+              <w:t>15.01±0.01</w:t>
+            </w:r>
+          </w:p>
+        </w:tc>
+        <w:tc>
+          <w:tcPr>
+            <w:tcW w:type="dxa" w:w="2340"/>
+          </w:tcPr>
+          <w:p>
+            <w:pPr>
+              <w:jc w:val="center"/>
+            </w:pPr>
+            <w:r>
+              <w:rPr>
+                <w:sz w:val="18"/>
+              </w:rPr>
+              <w:t>2.33e-04±4.4e-05</w:t>
             </w:r>
           </w:p>
         </w:tc>
@@ -11917,7 +11917,7 @@
               <w:rPr>
                 <w:sz w:val="18"/>
               </w:rPr>
-              <w:t>15 err / 2,000,000</w:t>
+              <w:t>13 err / 2,000,000</w:t>
             </w:r>
           </w:p>
         </w:tc>
@@ -11967,23 +11967,23 @@
               <w:rPr>
                 <w:sz w:val="18"/>
               </w:rPr>
-              <w:t>6.47±0.07</w:t>
-            </w:r>
-          </w:p>
-        </w:tc>
-        <w:tc>
-          <w:tcPr>
-            <w:tcW w:type="dxa" w:w="2340"/>
-          </w:tcPr>
-          <w:p>
-            <w:pPr>
-              <w:jc w:val="center"/>
-            </w:pPr>
-            <w:r>
-              <w:rPr>
-                <w:sz w:val="18"/>
-              </w:rPr>
-              <w:t>11 err / 2,000,000</w:t>
+              <w:t>6.48±0.07</w:t>
+            </w:r>
+          </w:p>
+        </w:tc>
+        <w:tc>
+          <w:tcPr>
+            <w:tcW w:type="dxa" w:w="2340"/>
+          </w:tcPr>
+          <w:p>
+            <w:pPr>
+              <w:jc w:val="center"/>
+            </w:pPr>
+            <w:r>
+              <w:rPr>
+                <w:sz w:val="18"/>
+              </w:rPr>
+              <w:t>12 err / 2,000,000</w:t>
             </w:r>
           </w:p>
         </w:tc>
@@ -12033,23 +12033,23 @@
               <w:rPr>
                 <w:sz w:val="18"/>
               </w:rPr>
-              <w:t>8.78±0.00</w:t>
-            </w:r>
-          </w:p>
-        </w:tc>
-        <w:tc>
-          <w:tcPr>
-            <w:tcW w:type="dxa" w:w="2340"/>
-          </w:tcPr>
-          <w:p>
-            <w:pPr>
-              <w:jc w:val="center"/>
-            </w:pPr>
-            <w:r>
-              <w:rPr>
-                <w:sz w:val="18"/>
-              </w:rPr>
-              <w:t>1 err / 2,000,000</w:t>
+              <w:t>8.60±0.00</w:t>
+            </w:r>
+          </w:p>
+        </w:tc>
+        <w:tc>
+          <w:tcPr>
+            <w:tcW w:type="dxa" w:w="2340"/>
+          </w:tcPr>
+          <w:p>
+            <w:pPr>
+              <w:jc w:val="center"/>
+            </w:pPr>
+            <w:r>
+              <w:rPr>
+                <w:sz w:val="18"/>
+              </w:rPr>
+              <w:t>0 err / 2,000,000 (95% UB 1.5e-06)</w:t>
             </w:r>
           </w:p>
         </w:tc>
@@ -12099,23 +12099,23 @@
               <w:rPr>
                 <w:sz w:val="18"/>
               </w:rPr>
-              <w:t>8.66±0.02</w:t>
-            </w:r>
-          </w:p>
-        </w:tc>
-        <w:tc>
-          <w:tcPr>
-            <w:tcW w:type="dxa" w:w="2340"/>
-          </w:tcPr>
-          <w:p>
-            <w:pPr>
-              <w:jc w:val="center"/>
-            </w:pPr>
-            <w:r>
-              <w:rPr>
-                <w:sz w:val="18"/>
-              </w:rPr>
-              <w:t>12 err / 2,000,000</w:t>
+              <w:t>8.99±0.02</w:t>
+            </w:r>
+          </w:p>
+        </w:tc>
+        <w:tc>
+          <w:tcPr>
+            <w:tcW w:type="dxa" w:w="2340"/>
+          </w:tcPr>
+          <w:p>
+            <w:pPr>
+              <w:jc w:val="center"/>
+            </w:pPr>
+            <w:r>
+              <w:rPr>
+                <w:sz w:val="18"/>
+              </w:rPr>
+              <w:t>13 err / 2,000,000</w:t>
             </w:r>
           </w:p>
         </w:tc>
@@ -12165,23 +12165,23 @@
               <w:rPr>
                 <w:sz w:val="18"/>
               </w:rPr>
-              <w:t>8.14±0.01</w:t>
-            </w:r>
-          </w:p>
-        </w:tc>
-        <w:tc>
-          <w:tcPr>
-            <w:tcW w:type="dxa" w:w="2340"/>
-          </w:tcPr>
-          <w:p>
-            <w:pPr>
-              <w:jc w:val="center"/>
-            </w:pPr>
-            <w:r>
-              <w:rPr>
-                <w:sz w:val="18"/>
-              </w:rPr>
-              <w:t>0.0042±0.0002</w:t>
+              <w:t>8.16±0.01</w:t>
+            </w:r>
+          </w:p>
+        </w:tc>
+        <w:tc>
+          <w:tcPr>
+            <w:tcW w:type="dxa" w:w="2340"/>
+          </w:tcPr>
+          <w:p>
+            <w:pPr>
+              <w:jc w:val="center"/>
+            </w:pPr>
+            <w:r>
+              <w:rPr>
+                <w:sz w:val="18"/>
+              </w:rPr>
+              <w:t>0 err / 2,000,000 (95% UB 1.5e-06)</w:t>
             </w:r>
           </w:p>
         </w:tc>
@@ -12297,7 +12297,7 @@
               <w:rPr>
                 <w:sz w:val="18"/>
               </w:rPr>
-              <w:t>7.90±0.06</w:t>
+              <w:t>7.91±0.06</w:t>
             </w:r>
           </w:p>
         </w:tc>
@@ -12363,23 +12363,23 @@
               <w:rPr>
                 <w:sz w:val="18"/>
               </w:rPr>
-              <w:t>7.61±0.08</w:t>
-            </w:r>
-          </w:p>
-        </w:tc>
-        <w:tc>
-          <w:tcPr>
-            <w:tcW w:type="dxa" w:w="2340"/>
-          </w:tcPr>
-          <w:p>
-            <w:pPr>
-              <w:jc w:val="center"/>
-            </w:pPr>
-            <w:r>
-              <w:rPr>
-                <w:sz w:val="18"/>
-              </w:rPr>
-              <w:t>5 err / 2,000,000</w:t>
+              <w:t>7.62±0.07</w:t>
+            </w:r>
+          </w:p>
+        </w:tc>
+        <w:tc>
+          <w:tcPr>
+            <w:tcW w:type="dxa" w:w="2340"/>
+          </w:tcPr>
+          <w:p>
+            <w:pPr>
+              <w:jc w:val="center"/>
+            </w:pPr>
+            <w:r>
+              <w:rPr>
+                <w:sz w:val="18"/>
+              </w:rPr>
+              <w:t>6 err / 2,000,000</w:t>
             </w:r>
           </w:p>
         </w:tc>
@@ -12429,7 +12429,7 @@
               <w:rPr>
                 <w:sz w:val="18"/>
               </w:rPr>
-              <w:t>8.94±0.00</w:t>
+              <w:t>8.73±0.00</w:t>
             </w:r>
           </w:p>
         </w:tc>
@@ -12495,7 +12495,7 @@
               <w:rPr>
                 <w:sz w:val="18"/>
               </w:rPr>
-              <w:t>8.74±0.01</w:t>
+              <w:t>9.10±0.01</w:t>
             </w:r>
           </w:p>
         </w:tc>
@@ -12561,23 +12561,23 @@
               <w:rPr>
                 <w:sz w:val="18"/>
               </w:rPr>
-              <w:t>8.60±0.01</w:t>
-            </w:r>
-          </w:p>
-        </w:tc>
-        <w:tc>
-          <w:tcPr>
-            <w:tcW w:type="dxa" w:w="2340"/>
-          </w:tcPr>
-          <w:p>
-            <w:pPr>
-              <w:jc w:val="center"/>
-            </w:pPr>
-            <w:r>
-              <w:rPr>
-                <w:sz w:val="18"/>
-              </w:rPr>
-              <w:t>4.90e-04±5.3e-05</w:t>
+              <w:t>8.71±0.00</w:t>
+            </w:r>
+          </w:p>
+        </w:tc>
+        <w:tc>
+          <w:tcPr>
+            <w:tcW w:type="dxa" w:w="2340"/>
+          </w:tcPr>
+          <w:p>
+            <w:pPr>
+              <w:jc w:val="center"/>
+            </w:pPr>
+            <w:r>
+              <w:rPr>
+                <w:sz w:val="18"/>
+              </w:rPr>
+              <w:t>0 err / 2,000,000 (95% UB 1.5e-06)</w:t>
             </w:r>
           </w:p>
         </w:tc>
@@ -12696,7 +12696,24 @@
           <w:i w:val="0"/>
           <w:sz w:val="22"/>
         </w:rPr>
-        <w:t>A closed-form linear MMSE equalizer given the channel's exact taps and noise level (a genie no adaptive method has). At low-to-moderate SNR it behaves as expected: a real edge over LMS/NLMS. At high SNR for QPSK, it does something worse than every adaptive method — investigated, not dismissed: the equalizer's output has zero mean phase error (unbiased) but a real residual phase spread (~16° std) large enough to cross QPSK's ±45° boundary while harmless for BPSK's ±180°; increasing taps from 16 to 51 changed zero errors, ruling out “too short a filter.” This is the standard limitation of linear equalization: fully removing residual ISI here would amplify noise in a region where the channel attenuates the signal more than MMSE is willing to pay for.</w:t>
+        <w:t>A closed-form linear MMSE equalizer given the channel's exact taps and noise level (a genie no adaptive method has).</w:t>
+      </w:r>
+    </w:p>
+    <w:p>
+      <w:pPr>
+        <w:spacing w:before="120" w:after="120"/>
+        <w:ind w:left="360"/>
+        <w:shd w:fill="EFEFEF"/>
+        <w:pBdr>
+          <w:left w:val="single" w:sz="24" w:color="B02A2A" w:space="4"/>
+        </w:pBdr>
+      </w:pPr>
+      <w:r>
+        <w:rPr>
+          <w:b/>
+          <w:sz w:val="22"/>
+        </w:rPr>
+        <w:t>CORRECTED FINDING (this project's EIGHTH real bug). The original analysis below concluded QPSK genie MMSE gets systematically worse at high SNR due to a real linear-equalizer noise/ISI tradeoff. That conclusion was wrong. design_mmse_equalizer (src/mmse_equalizer.py) computed its autocorrelation via np.correlate(g, g), which silently returns the CONJUGATE of the value its own documented Wiener-Hopf formula requires -- negligible for BPSK, severe for QPSK/16-QAM. Fixed via return np.conj(c_full[idx]), verified against a from-scratch ground-truth solve.</w:t>
       </w:r>
     </w:p>
     <w:p>
@@ -12709,7 +12726,20 @@
           <w:i w:val="0"/>
           <w:sz w:val="22"/>
         </w:rPr>
-        <w:t>This channel's actual frequency response was computed directly to check that claim (FFT of h=[1.0, 0.4+0.3j, -0.1+0.1j]): |H(f)| dips to 0.50 near f≈-0.46 cycles/symbol, a 10.1dB drop from the peak (1.61 near f≈+0.15) — a real attenuation region, confirming the mechanism, but not a true zero-crossing null as the word originally implied. This sharpens the case for CNN — at high SNR for QPSK, it demonstrably exceeds what a linear equalizer can achieve even with perfect channel knowledge.</w:t>
+        <w:t>Re-running Case Study 2 at full scale with the fix reverses the finding completely. QPSK genie MMSE BER at 10/15/20dB was 0.0193/0.0041/4.9e-4 (38,505/8,312/980 errors of 2,000,000) -- worse than every adaptive method, including No-Processing at 20dB (0 errors). AFTER THE FIX: 1,923/0/0 errors -- MMSE now BEATS every adaptive method at 10dB (CNN: 2,789; LMS: 6,786; NLMS: 7,272; No-Processing: 18,692) and TIES CNN and No-Processing at 0 from 15dB onward, exactly what a genie with perfect channel and noise knowledge should do. The phase-bias/tap-count/frequency-response investigation below was a real, honest attempt to verify an anomalous result -- the discipline was right, it just never inspected the one place (the autocorrelation's own algebra) where the bug actually lived. This also reverses the original "CNN exceeds the linear-equalizer ceiling" conclusion: with the bug fixed, CNN ties MMSE at high SNR and loses to it at 10dB -- the genie bound is strong, not one CNN casually surpasses.</w:t>
+      </w:r>
+    </w:p>
+    <w:p>
+      <w:pPr>
+        <w:jc w:val="both"/>
+      </w:pPr>
+      <w:r>
+        <w:rPr>
+          <w:b w:val="0"/>
+          <w:i w:val="0"/>
+          <w:sz w:val="22"/>
+        </w:rPr>
+        <w:t>Original (now-superseded) analysis, preserved for transparency: at low-to-moderate SNR MMSE behaved as expected, a real edge over LMS/NLMS. At high SNR for QPSK, the buggy output appeared to have zero mean phase error (unbiased) but a real residual phase spread (~16° std) large enough to cross QPSK's ±45° boundary while harmless for BPSK's ±180°; increasing taps from 16 to 51 changed zero errors, ruling out "too short a filter" -- both checks were individually sound, neither happened to inspect the actual bug. This channel's frequency response was also computed directly (FFT of h=[1.0, 0.4+0.3j, -0.1+0.1j]): |H(f)| dips to 0.50 near f≈-0.46 cycles/symbol, a 10.1dB drop from the peak — a real attenuation region, though this mechanism is no longer the explanation for the (corrected) finding above.</w:t>
       </w:r>
     </w:p>
     <w:p>
@@ -14005,7 +14035,7 @@
           <w:b/>
           <w:sz w:val="22"/>
         </w:rPr>
-        <w:t>QPSK shows a clean, monotonic ordering that sharpens Section 4.7's existing finding: at 20dB, No-Processing has 0 errors, MMSE has 923/2,000,000, and ZF (no noise-awareness at all) has 1,055/2,000,000 — the WORST of the three, exactly the textbook prediction. BPSK tracks MMSE closely at every SNR and reaches zero errors alongside it at 15-20dB.</w:t>
+        <w:t>RE-RUN after fixing Section 4.7's autocorrelation-conjugate bug (this project's eighth), since this comparison uses the same equalizer code and was affected identically. BPSK is unchanged (tracks MMSE closely, both reach zero errors at 15-20dB). For QPSK, 20dB now ties all three methods at 0 errors, so the clearest comparison is at 10dB: MMSE has 1,923/2,000,000 errors, ZF has 1,942/2,000,000 -- ZF still (very slightly) the worse of the two genie equalizers, exactly the textbook prediction, just at a realistic magnitude (previously: MMSE 38,582, ZF 45,373 at the same SNR -- both worse than No-Processing's 18,692, which a genie should never be). Both genies now comfortably beat No-Processing rather than losing to it.</w:t>
       </w:r>
     </w:p>
     <w:p>
@@ -14078,7 +14108,7 @@
           <w:b/>
           <w:sz w:val="22"/>
         </w:rPr>
-        <w:t>CONFIRMED: the CNN's advantage is substantially channel-specific, not a general equalization capability. At QPSK 10dB, a channel with sign-flipped tap phases degrades CNN BER by 129.71x relative to its own matched-channel performance (1.65e-3 -&gt; 2.14e-1), while LMS and NLMS on the IDENTICAL held-out channel degrade only 1.17x and 1.41x. Across all five held-out channels at this SNR, CNN degradation ranges 5.16x-129.71x versus LMS/NLMS's tight 0.67x-1.41x band.</w:t>
+        <w:t>CONFIRMED: the CNN's advantage is substantially channel-specific, not a general equalization capability. At QPSK 10dB, a channel with sign-flipped tap phases degrades CNN BER by 129.71x relative to its own matched-channel performance (1.65e-3 -&gt; 2.14e-1), while LMS and NLMS on the IDENTICAL held-out channel degrade only 1.17x and 1.41x. Across all five held-out channels at this SNR, CNN degradation ranges 1.22x-129.71x versus LMS/NLMS's tight 0.67x-1.41x band.</w:t>
       </w:r>
     </w:p>
     <w:p>
@@ -15784,23 +15814,23 @@
               <w:rPr>
                 <w:sz w:val="18"/>
               </w:rPr>
-              <w:t>0.01±0.03</w:t>
-            </w:r>
-          </w:p>
-        </w:tc>
-        <w:tc>
-          <w:tcPr>
-            <w:tcW w:type="dxa" w:w="2340"/>
-          </w:tcPr>
-          <w:p>
-            <w:pPr>
-              <w:jc w:val="center"/>
-            </w:pPr>
-            <w:r>
-              <w:rPr>
-                <w:sz w:val="18"/>
-              </w:rPr>
-              <w:t>0.3129±0.0017</w:t>
+              <w:t>0.02±0.04</w:t>
+            </w:r>
+          </w:p>
+        </w:tc>
+        <w:tc>
+          <w:tcPr>
+            <w:tcW w:type="dxa" w:w="2340"/>
+          </w:tcPr>
+          <w:p>
+            <w:pPr>
+              <w:jc w:val="center"/>
+            </w:pPr>
+            <w:r>
+              <w:rPr>
+                <w:sz w:val="18"/>
+              </w:rPr>
+              <w:t>0.3129±0.0009</w:t>
             </w:r>
           </w:p>
         </w:tc>
@@ -15850,23 +15880,23 @@
               <w:rPr>
                 <w:sz w:val="18"/>
               </w:rPr>
-              <w:t>1.62±0.07</w:t>
-            </w:r>
-          </w:p>
-        </w:tc>
-        <w:tc>
-          <w:tcPr>
-            <w:tcW w:type="dxa" w:w="2340"/>
-          </w:tcPr>
-          <w:p>
-            <w:pPr>
-              <w:jc w:val="center"/>
-            </w:pPr>
-            <w:r>
-              <w:rPr>
-                <w:sz w:val="18"/>
-              </w:rPr>
-              <w:t>0.3561±0.0025</w:t>
+              <w:t>1.62±0.06</w:t>
+            </w:r>
+          </w:p>
+        </w:tc>
+        <w:tc>
+          <w:tcPr>
+            <w:tcW w:type="dxa" w:w="2340"/>
+          </w:tcPr>
+          <w:p>
+            <w:pPr>
+              <w:jc w:val="center"/>
+            </w:pPr>
+            <w:r>
+              <w:rPr>
+                <w:sz w:val="18"/>
+              </w:rPr>
+              <w:t>0.3565±0.0022</w:t>
             </w:r>
           </w:p>
         </w:tc>
@@ -15932,7 +15962,7 @@
               <w:rPr>
                 <w:sz w:val="18"/>
               </w:rPr>
-              <w:t>0.3567±0.0025</w:t>
+              <w:t>0.3572±0.0024</w:t>
             </w:r>
           </w:p>
         </w:tc>
@@ -15998,7 +16028,7 @@
               <w:rPr>
                 <w:sz w:val="18"/>
               </w:rPr>
-              <w:t>0.3089±0.0017</w:t>
+              <w:t>0.3088±0.0010</w:t>
             </w:r>
           </w:p>
         </w:tc>
@@ -16048,23 +16078,23 @@
               <w:rPr>
                 <w:sz w:val="18"/>
               </w:rPr>
-              <w:t>2.25±0.09</w:t>
-            </w:r>
-          </w:p>
-        </w:tc>
-        <w:tc>
-          <w:tcPr>
-            <w:tcW w:type="dxa" w:w="2340"/>
-          </w:tcPr>
-          <w:p>
-            <w:pPr>
-              <w:jc w:val="center"/>
-            </w:pPr>
-            <w:r>
-              <w:rPr>
-                <w:sz w:val="18"/>
-              </w:rPr>
-              <w:t>0.3159±0.0043</w:t>
+              <w:t>2.22±0.08</w:t>
+            </w:r>
+          </w:p>
+        </w:tc>
+        <w:tc>
+          <w:tcPr>
+            <w:tcW w:type="dxa" w:w="2340"/>
+          </w:tcPr>
+          <w:p>
+            <w:pPr>
+              <w:jc w:val="center"/>
+            </w:pPr>
+            <w:r>
+              <w:rPr>
+                <w:sz w:val="18"/>
+              </w:rPr>
+              <w:t>0.3173±0.0038</w:t>
             </w:r>
           </w:p>
         </w:tc>
@@ -16114,23 +16144,23 @@
               <w:rPr>
                 <w:sz w:val="18"/>
               </w:rPr>
-              <w:t>2.61±0.03</w:t>
-            </w:r>
-          </w:p>
-        </w:tc>
-        <w:tc>
-          <w:tcPr>
-            <w:tcW w:type="dxa" w:w="2340"/>
-          </w:tcPr>
-          <w:p>
-            <w:pPr>
-              <w:jc w:val="center"/>
-            </w:pPr>
-            <w:r>
-              <w:rPr>
-                <w:sz w:val="18"/>
-              </w:rPr>
-              <w:t>0.3032±0.0015</w:t>
+              <w:t>2.52±0.03</w:t>
+            </w:r>
+          </w:p>
+        </w:tc>
+        <w:tc>
+          <w:tcPr>
+            <w:tcW w:type="dxa" w:w="2340"/>
+          </w:tcPr>
+          <w:p>
+            <w:pPr>
+              <w:jc w:val="center"/>
+            </w:pPr>
+            <w:r>
+              <w:rPr>
+                <w:sz w:val="18"/>
+              </w:rPr>
+              <w:t>0.3018±0.0012</w:t>
             </w:r>
           </w:p>
         </w:tc>
@@ -16180,23 +16210,23 @@
               <w:rPr>
                 <w:sz w:val="18"/>
               </w:rPr>
-              <w:t>10.04±0.02</w:t>
-            </w:r>
-          </w:p>
-        </w:tc>
-        <w:tc>
-          <w:tcPr>
-            <w:tcW w:type="dxa" w:w="2340"/>
-          </w:tcPr>
-          <w:p>
-            <w:pPr>
-              <w:jc w:val="center"/>
-            </w:pPr>
-            <w:r>
-              <w:rPr>
-                <w:sz w:val="18"/>
-              </w:rPr>
-              <w:t>0.1318±0.0006</w:t>
+              <w:t>10.03±0.02</w:t>
+            </w:r>
+          </w:p>
+        </w:tc>
+        <w:tc>
+          <w:tcPr>
+            <w:tcW w:type="dxa" w:w="2340"/>
+          </w:tcPr>
+          <w:p>
+            <w:pPr>
+              <w:jc w:val="center"/>
+            </w:pPr>
+            <w:r>
+              <w:rPr>
+                <w:sz w:val="18"/>
+              </w:rPr>
+              <w:t>0.1317±0.0009</w:t>
             </w:r>
           </w:p>
         </w:tc>
@@ -16246,23 +16276,23 @@
               <w:rPr>
                 <w:sz w:val="18"/>
               </w:rPr>
-              <w:t>5.04±0.05</w:t>
-            </w:r>
-          </w:p>
-        </w:tc>
-        <w:tc>
-          <w:tcPr>
-            <w:tcW w:type="dxa" w:w="2340"/>
-          </w:tcPr>
-          <w:p>
-            <w:pPr>
-              <w:jc w:val="center"/>
-            </w:pPr>
-            <w:r>
-              <w:rPr>
-                <w:sz w:val="18"/>
-              </w:rPr>
-              <w:t>0.1453±0.0030</w:t>
+              <w:t>5.03±0.05</w:t>
+            </w:r>
+          </w:p>
+        </w:tc>
+        <w:tc>
+          <w:tcPr>
+            <w:tcW w:type="dxa" w:w="2340"/>
+          </w:tcPr>
+          <w:p>
+            <w:pPr>
+              <w:jc w:val="center"/>
+            </w:pPr>
+            <w:r>
+              <w:rPr>
+                <w:sz w:val="18"/>
+              </w:rPr>
+              <w:t>0.1454±0.0031</w:t>
             </w:r>
           </w:p>
         </w:tc>
@@ -16312,23 +16342,23 @@
               <w:rPr>
                 <w:sz w:val="18"/>
               </w:rPr>
-              <w:t>4.93±0.06</w:t>
-            </w:r>
-          </w:p>
-        </w:tc>
-        <w:tc>
-          <w:tcPr>
-            <w:tcW w:type="dxa" w:w="2340"/>
-          </w:tcPr>
-          <w:p>
-            <w:pPr>
-              <w:jc w:val="center"/>
-            </w:pPr>
-            <w:r>
-              <w:rPr>
-                <w:sz w:val="18"/>
-              </w:rPr>
-              <w:t>0.1526±0.0040</w:t>
+              <w:t>4.93±0.05</w:t>
+            </w:r>
+          </w:p>
+        </w:tc>
+        <w:tc>
+          <w:tcPr>
+            <w:tcW w:type="dxa" w:w="2340"/>
+          </w:tcPr>
+          <w:p>
+            <w:pPr>
+              <w:jc w:val="center"/>
+            </w:pPr>
+            <w:r>
+              <w:rPr>
+                <w:sz w:val="18"/>
+              </w:rPr>
+              <w:t>0.1523±0.0031</w:t>
             </w:r>
           </w:p>
         </w:tc>
@@ -16378,23 +16408,23 @@
               <w:rPr>
                 <w:sz w:val="18"/>
               </w:rPr>
-              <w:t>6.79±0.01</w:t>
-            </w:r>
-          </w:p>
-        </w:tc>
-        <w:tc>
-          <w:tcPr>
-            <w:tcW w:type="dxa" w:w="2340"/>
-          </w:tcPr>
-          <w:p>
-            <w:pPr>
-              <w:jc w:val="center"/>
-            </w:pPr>
-            <w:r>
-              <w:rPr>
-                <w:sz w:val="18"/>
-              </w:rPr>
-              <w:t>0.0695±0.0009</w:t>
+              <w:t>6.76±0.01</w:t>
+            </w:r>
+          </w:p>
+        </w:tc>
+        <w:tc>
+          <w:tcPr>
+            <w:tcW w:type="dxa" w:w="2340"/>
+          </w:tcPr>
+          <w:p>
+            <w:pPr>
+              <w:jc w:val="center"/>
+            </w:pPr>
+            <w:r>
+              <w:rPr>
+                <w:sz w:val="18"/>
+              </w:rPr>
+              <w:t>0.0707±0.0009</w:t>
             </w:r>
           </w:p>
         </w:tc>
@@ -16444,23 +16474,23 @@
               <w:rPr>
                 <w:sz w:val="18"/>
               </w:rPr>
-              <w:t>6.21±0.06</w:t>
-            </w:r>
-          </w:p>
-        </w:tc>
-        <w:tc>
-          <w:tcPr>
-            <w:tcW w:type="dxa" w:w="2340"/>
-          </w:tcPr>
-          <w:p>
-            <w:pPr>
-              <w:jc w:val="center"/>
-            </w:pPr>
-            <w:r>
-              <w:rPr>
-                <w:sz w:val="18"/>
-              </w:rPr>
-              <w:t>0.0820±0.0019</w:t>
+              <w:t>6.13±0.05</w:t>
+            </w:r>
+          </w:p>
+        </w:tc>
+        <w:tc>
+          <w:tcPr>
+            <w:tcW w:type="dxa" w:w="2340"/>
+          </w:tcPr>
+          <w:p>
+            <w:pPr>
+              <w:jc w:val="center"/>
+            </w:pPr>
+            <w:r>
+              <w:rPr>
+                <w:sz w:val="18"/>
+              </w:rPr>
+              <w:t>0.0828±0.0014</w:t>
             </w:r>
           </w:p>
         </w:tc>
@@ -16510,23 +16540,23 @@
               <w:rPr>
                 <w:sz w:val="18"/>
               </w:rPr>
-              <w:t>7.00±0.02</w:t>
-            </w:r>
-          </w:p>
-        </w:tc>
-        <w:tc>
-          <w:tcPr>
-            <w:tcW w:type="dxa" w:w="2340"/>
-          </w:tcPr>
-          <w:p>
-            <w:pPr>
-              <w:jc w:val="center"/>
-            </w:pPr>
-            <w:r>
-              <w:rPr>
-                <w:sz w:val="18"/>
-              </w:rPr>
-              <w:t>0.1412±0.0008</w:t>
+              <w:t>6.90±0.01</w:t>
+            </w:r>
+          </w:p>
+        </w:tc>
+        <w:tc>
+          <w:tcPr>
+            <w:tcW w:type="dxa" w:w="2340"/>
+          </w:tcPr>
+          <w:p>
+            <w:pPr>
+              <w:jc w:val="center"/>
+            </w:pPr>
+            <w:r>
+              <w:rPr>
+                <w:sz w:val="18"/>
+              </w:rPr>
+              <w:t>0.0659±0.0008</w:t>
             </w:r>
           </w:p>
         </w:tc>
@@ -16592,7 +16622,7 @@
               <w:rPr>
                 <w:sz w:val="18"/>
               </w:rPr>
-              <w:t>0.0814±0.0006</w:t>
+              <w:t>0.0812±0.0005</w:t>
             </w:r>
           </w:p>
         </w:tc>
@@ -16642,23 +16672,23 @@
               <w:rPr>
                 <w:sz w:val="18"/>
               </w:rPr>
-              <w:t>7.93±0.06</w:t>
-            </w:r>
-          </w:p>
-        </w:tc>
-        <w:tc>
-          <w:tcPr>
-            <w:tcW w:type="dxa" w:w="2340"/>
-          </w:tcPr>
-          <w:p>
-            <w:pPr>
-              <w:jc w:val="center"/>
-            </w:pPr>
-            <w:r>
-              <w:rPr>
-                <w:sz w:val="18"/>
-              </w:rPr>
-              <w:t>4.48e-04±2.3e-05</w:t>
+              <w:t>7.93±0.07</w:t>
+            </w:r>
+          </w:p>
+        </w:tc>
+        <w:tc>
+          <w:tcPr>
+            <w:tcW w:type="dxa" w:w="2340"/>
+          </w:tcPr>
+          <w:p>
+            <w:pPr>
+              <w:jc w:val="center"/>
+            </w:pPr>
+            <w:r>
+              <w:rPr>
+                <w:sz w:val="18"/>
+              </w:rPr>
+              <w:t>5.02e-04±5.3e-05</w:t>
             </w:r>
           </w:p>
         </w:tc>
@@ -16724,7 +16754,7 @@
               <w:rPr>
                 <w:sz w:val="18"/>
               </w:rPr>
-              <w:t>0.0012±0.0001</w:t>
+              <w:t>0.0013±0.0001</w:t>
             </w:r>
           </w:p>
         </w:tc>
@@ -16774,23 +16804,23 @@
               <w:rPr>
                 <w:sz w:val="18"/>
               </w:rPr>
-              <w:t>8.61±0.01</w:t>
-            </w:r>
-          </w:p>
-        </w:tc>
-        <w:tc>
-          <w:tcPr>
-            <w:tcW w:type="dxa" w:w="2340"/>
-          </w:tcPr>
-          <w:p>
-            <w:pPr>
-              <w:jc w:val="center"/>
-            </w:pPr>
-            <w:r>
-              <w:rPr>
-                <w:sz w:val="18"/>
-              </w:rPr>
-              <w:t>1.56e-04±3.4e-05</w:t>
+              <w:t>8.58±0.01</w:t>
+            </w:r>
+          </w:p>
+        </w:tc>
+        <w:tc>
+          <w:tcPr>
+            <w:tcW w:type="dxa" w:w="2340"/>
+          </w:tcPr>
+          <w:p>
+            <w:pPr>
+              <w:jc w:val="center"/>
+            </w:pPr>
+            <w:r>
+              <w:rPr>
+                <w:sz w:val="18"/>
+              </w:rPr>
+              <w:t>30 err / 500,000</w:t>
             </w:r>
           </w:p>
         </w:tc>
@@ -16840,23 +16870,23 @@
               <w:rPr>
                 <w:sz w:val="18"/>
               </w:rPr>
-              <w:t>8.60±0.06</w:t>
-            </w:r>
-          </w:p>
-        </w:tc>
-        <w:tc>
-          <w:tcPr>
-            <w:tcW w:type="dxa" w:w="2340"/>
-          </w:tcPr>
-          <w:p>
-            <w:pPr>
-              <w:jc w:val="center"/>
-            </w:pPr>
-            <w:r>
-              <w:rPr>
-                <w:sz w:val="18"/>
-              </w:rPr>
-              <w:t>6.98e-04±6.8e-05</w:t>
+              <w:t>8.56±0.07</w:t>
+            </w:r>
+          </w:p>
+        </w:tc>
+        <w:tc>
+          <w:tcPr>
+            <w:tcW w:type="dxa" w:w="2340"/>
+          </w:tcPr>
+          <w:p>
+            <w:pPr>
+              <w:jc w:val="center"/>
+            </w:pPr>
+            <w:r>
+              <w:rPr>
+                <w:sz w:val="18"/>
+              </w:rPr>
+              <w:t>6.78e-04±1.1e-04</w:t>
             </w:r>
           </w:p>
         </w:tc>
@@ -16906,23 +16936,23 @@
               <w:rPr>
                 <w:sz w:val="18"/>
               </w:rPr>
-              <w:t>8.59±0.01</w:t>
-            </w:r>
-          </w:p>
-        </w:tc>
-        <w:tc>
-          <w:tcPr>
-            <w:tcW w:type="dxa" w:w="2340"/>
-          </w:tcPr>
-          <w:p>
-            <w:pPr>
-              <w:jc w:val="center"/>
-            </w:pPr>
-            <w:r>
-              <w:rPr>
-                <w:sz w:val="18"/>
-              </w:rPr>
-              <w:t>0.1097±0.0012</w:t>
+              <w:t>8.71±0.01</w:t>
+            </w:r>
+          </w:p>
+        </w:tc>
+        <w:tc>
+          <w:tcPr>
+            <w:tcW w:type="dxa" w:w="2340"/>
+          </w:tcPr>
+          <w:p>
+            <w:pPr>
+              <w:jc w:val="center"/>
+            </w:pPr>
+            <w:r>
+              <w:rPr>
+                <w:sz w:val="18"/>
+              </w:rPr>
+              <w:t>46 err / 500,000</w:t>
             </w:r>
           </w:p>
         </w:tc>
@@ -16988,7 +17018,7 @@
               <w:rPr>
                 <w:sz w:val="18"/>
               </w:rPr>
-              <w:t>0.0768±0.0006</w:t>
+              <w:t>0.0769±0.0004</w:t>
             </w:r>
           </w:p>
         </w:tc>
@@ -17054,7 +17084,7 @@
               <w:rPr>
                 <w:sz w:val="18"/>
               </w:rPr>
-              <w:t>1.60e-04±3.6e-05</w:t>
+              <w:t>1.62e-04±3.5e-05</w:t>
             </w:r>
           </w:p>
         </w:tc>
@@ -17120,7 +17150,7 @@
               <w:rPr>
                 <w:sz w:val="18"/>
               </w:rPr>
-              <w:t>1.26e-04±2.1e-05</w:t>
+              <w:t>1.32e-04±1.9e-05</w:t>
             </w:r>
           </w:p>
         </w:tc>
@@ -17170,23 +17200,23 @@
               <w:rPr>
                 <w:sz w:val="18"/>
               </w:rPr>
-              <w:t>8.80±0.01</w:t>
-            </w:r>
-          </w:p>
-        </w:tc>
-        <w:tc>
-          <w:tcPr>
-            <w:tcW w:type="dxa" w:w="2340"/>
-          </w:tcPr>
-          <w:p>
-            <w:pPr>
-              <w:jc w:val="center"/>
-            </w:pPr>
-            <w:r>
-              <w:rPr>
-                <w:sz w:val="18"/>
-              </w:rPr>
-              <w:t>1.38e-04±2.8e-05</w:t>
+              <w:t>8.75±0.01</w:t>
+            </w:r>
+          </w:p>
+        </w:tc>
+        <w:tc>
+          <w:tcPr>
+            <w:tcW w:type="dxa" w:w="2340"/>
+          </w:tcPr>
+          <w:p>
+            <w:pPr>
+              <w:jc w:val="center"/>
+            </w:pPr>
+            <w:r>
+              <w:rPr>
+                <w:sz w:val="18"/>
+              </w:rPr>
+              <w:t>21 err / 500,000</w:t>
             </w:r>
           </w:p>
         </w:tc>
@@ -17236,23 +17266,23 @@
               <w:rPr>
                 <w:sz w:val="18"/>
               </w:rPr>
-              <w:t>8.95±0.04</w:t>
-            </w:r>
-          </w:p>
-        </w:tc>
-        <w:tc>
-          <w:tcPr>
-            <w:tcW w:type="dxa" w:w="2340"/>
-          </w:tcPr>
-          <w:p>
-            <w:pPr>
-              <w:jc w:val="center"/>
-            </w:pPr>
-            <w:r>
-              <w:rPr>
-                <w:sz w:val="18"/>
-              </w:rPr>
-              <w:t>2.88e-04±1.6e-05</w:t>
+              <w:t>8.90±0.05</w:t>
+            </w:r>
+          </w:p>
+        </w:tc>
+        <w:tc>
+          <w:tcPr>
+            <w:tcW w:type="dxa" w:w="2340"/>
+          </w:tcPr>
+          <w:p>
+            <w:pPr>
+              <w:jc w:val="center"/>
+            </w:pPr>
+            <w:r>
+              <w:rPr>
+                <w:sz w:val="18"/>
+              </w:rPr>
+              <w:t>1.70e-04±3.3e-05</w:t>
             </w:r>
           </w:p>
         </w:tc>
@@ -17302,23 +17332,23 @@
               <w:rPr>
                 <w:sz w:val="18"/>
               </w:rPr>
-              <w:t>8.75±0.01</w:t>
-            </w:r>
-          </w:p>
-        </w:tc>
-        <w:tc>
-          <w:tcPr>
-            <w:tcW w:type="dxa" w:w="2340"/>
-          </w:tcPr>
-          <w:p>
-            <w:pPr>
-              <w:jc w:val="center"/>
-            </w:pPr>
-            <w:r>
-              <w:rPr>
-                <w:sz w:val="18"/>
-              </w:rPr>
-              <w:t>0.1077±0.0014</w:t>
+              <w:t>8.91±0.01</w:t>
+            </w:r>
+          </w:p>
+        </w:tc>
+        <w:tc>
+          <w:tcPr>
+            <w:tcW w:type="dxa" w:w="2340"/>
+          </w:tcPr>
+          <w:p>
+            <w:pPr>
+              <w:jc w:val="center"/>
+            </w:pPr>
+            <w:r>
+              <w:rPr>
+                <w:sz w:val="18"/>
+              </w:rPr>
+              <w:t>46 err / 500,000</w:t>
             </w:r>
           </w:p>
         </w:tc>
@@ -17384,7 +17414,7 @@
               <w:rPr>
                 <w:sz w:val="18"/>
               </w:rPr>
-              <w:t>0.0755±0.0007</w:t>
+              <w:t>0.0755±0.0006</w:t>
             </w:r>
           </w:p>
         </w:tc>
@@ -17434,23 +17464,23 @@
               <w:rPr>
                 <w:sz w:val="18"/>
               </w:rPr>
-              <w:t>8.71±0.03</w:t>
-            </w:r>
-          </w:p>
-        </w:tc>
-        <w:tc>
-          <w:tcPr>
-            <w:tcW w:type="dxa" w:w="2340"/>
-          </w:tcPr>
-          <w:p>
-            <w:pPr>
-              <w:jc w:val="center"/>
-            </w:pPr>
-            <w:r>
-              <w:rPr>
-                <w:sz w:val="18"/>
-              </w:rPr>
-              <w:t>1.58e-04±3.5e-05</w:t>
+              <w:t>8.71±0.02</w:t>
+            </w:r>
+          </w:p>
+        </w:tc>
+        <w:tc>
+          <w:tcPr>
+            <w:tcW w:type="dxa" w:w="2340"/>
+          </w:tcPr>
+          <w:p>
+            <w:pPr>
+              <w:jc w:val="center"/>
+            </w:pPr>
+            <w:r>
+              <w:rPr>
+                <w:sz w:val="18"/>
+              </w:rPr>
+              <w:t>1.58e-04±3.8e-05</w:t>
             </w:r>
           </w:p>
         </w:tc>
@@ -17516,7 +17546,7 @@
               <w:rPr>
                 <w:sz w:val="18"/>
               </w:rPr>
-              <w:t>1.26e-04±1.0e-05</w:t>
+              <w:t>1.26e-04±1.9e-05</w:t>
             </w:r>
           </w:p>
         </w:tc>
@@ -17566,23 +17596,23 @@
               <w:rPr>
                 <w:sz w:val="18"/>
               </w:rPr>
-              <w:t>8.85±0.01</w:t>
-            </w:r>
-          </w:p>
-        </w:tc>
-        <w:tc>
-          <w:tcPr>
-            <w:tcW w:type="dxa" w:w="2340"/>
-          </w:tcPr>
-          <w:p>
-            <w:pPr>
-              <w:jc w:val="center"/>
-            </w:pPr>
-            <w:r>
-              <w:rPr>
-                <w:sz w:val="18"/>
-              </w:rPr>
-              <w:t>1.36e-04±2.7e-05</w:t>
+              <w:t>8.80±0.00</w:t>
+            </w:r>
+          </w:p>
+        </w:tc>
+        <w:tc>
+          <w:tcPr>
+            <w:tcW w:type="dxa" w:w="2340"/>
+          </w:tcPr>
+          <w:p>
+            <w:pPr>
+              <w:jc w:val="center"/>
+            </w:pPr>
+            <w:r>
+              <w:rPr>
+                <w:sz w:val="18"/>
+              </w:rPr>
+              <w:t>21 err / 500,000</w:t>
             </w:r>
           </w:p>
         </w:tc>
@@ -17632,23 +17662,23 @@
               <w:rPr>
                 <w:sz w:val="18"/>
               </w:rPr>
-              <w:t>9.06±0.02</w:t>
-            </w:r>
-          </w:p>
-        </w:tc>
-        <w:tc>
-          <w:tcPr>
-            <w:tcW w:type="dxa" w:w="2340"/>
-          </w:tcPr>
-          <w:p>
-            <w:pPr>
-              <w:jc w:val="center"/>
-            </w:pPr>
-            <w:r>
-              <w:rPr>
-                <w:sz w:val="18"/>
-              </w:rPr>
-              <w:t>2.70e-04±1.3e-05</w:t>
+              <w:t>8.99±0.02</w:t>
+            </w:r>
+          </w:p>
+        </w:tc>
+        <w:tc>
+          <w:tcPr>
+            <w:tcW w:type="dxa" w:w="2340"/>
+          </w:tcPr>
+          <w:p>
+            <w:pPr>
+              <w:jc w:val="center"/>
+            </w:pPr>
+            <w:r>
+              <w:rPr>
+                <w:sz w:val="18"/>
+              </w:rPr>
+              <w:t>1.30e-04±2.8e-05</w:t>
             </w:r>
           </w:p>
         </w:tc>
@@ -17698,23 +17728,23 @@
               <w:rPr>
                 <w:sz w:val="18"/>
               </w:rPr>
-              <w:t>8.80±0.01</w:t>
-            </w:r>
-          </w:p>
-        </w:tc>
-        <w:tc>
-          <w:tcPr>
-            <w:tcW w:type="dxa" w:w="2340"/>
-          </w:tcPr>
-          <w:p>
-            <w:pPr>
-              <w:jc w:val="center"/>
-            </w:pPr>
-            <w:r>
-              <w:rPr>
-                <w:sz w:val="18"/>
-              </w:rPr>
-              <w:t>0.1067±0.0014</w:t>
+              <w:t>8.97±0.00</w:t>
+            </w:r>
+          </w:p>
+        </w:tc>
+        <w:tc>
+          <w:tcPr>
+            <w:tcW w:type="dxa" w:w="2340"/>
+          </w:tcPr>
+          <w:p>
+            <w:pPr>
+              <w:jc w:val="center"/>
+            </w:pPr>
+            <w:r>
+              <w:rPr>
+                <w:sz w:val="18"/>
+              </w:rPr>
+              <w:t>43 err / 500,000</w:t>
             </w:r>
           </w:p>
         </w:tc>
@@ -18078,7 +18108,7 @@
         <w:pStyle w:val="ListBullet"/>
       </w:pPr>
       <w:r>
-        <w:t>The genie MMSE linear equalizer becomes actively WORSE than doing nothing at high SNR (0.71-0.74x) — a sharper version of Section 4.7's linear-equalizer-ceiling finding, severe enough here to become an outright regression rather than a curiosity.</w:t>
+        <w:t>CORRECTED: "the genie MMSE linear equalizer becomes actively WORSE than doing nothing" was this project's eighth real bug (Section 4.7's autocorrelation-conjugate error), not a real effect. Re-run with the fix: MMSE errors at 20/25/30dB are 46/46/43 out of 500,000 bits -- essentially tied with CNN (30/21/21) and ~880-970x BETTER than No-Processing, not worse.</w:t>
       </w:r>
     </w:p>
     <w:p>
@@ -19450,7 +19480,7 @@
               <w:rPr>
                 <w:sz w:val="16"/>
               </w:rPr>
-              <w:t>§4.10: ZF (no noise-awareness) is consistently the worst of the three linear methods for QPSK.</w:t>
+              <w:t>§4.10: ZF (no noise-awareness) is consistently the slightly worse of the two genie equalizers for QPSK; both comfortably beat No-Processing.</w:t>
             </w:r>
           </w:p>
         </w:tc>
@@ -19607,7 +19637,7 @@
         <w:pStyle w:val="ListNumber"/>
       </w:pPr>
       <w:r>
-        <w:t>A regression test suite (tests/, 63 tests) now codifies every invariant found this way.</w:t>
+        <w:t>A regression test suite (tests/, 68 tests) now codifies every invariant found this way.</w:t>
       </w:r>
     </w:p>
     <w:p>
@@ -19679,7 +19709,7 @@
         <w:pStyle w:val="ListNumber"/>
       </w:pPr>
       <w:r>
-        <w:t>A missing standard baseline (Zero-Forcing) was found by searching comparable published work, not by re-reading this project's own code — it confirmed the textbook prediction directly: ZF (no noise-awareness) is the worst of three linear methods for QPSK at moderate-to-high SNR, sharpening rather than contradicting the existing MMSE-regression finding.</w:t>
+        <w:t>A missing standard baseline (Zero-Forcing) was found by searching comparable published work, not by re-reading this project's own code — once a later bug fix (see below) corrected both genie equalizers' numbers, it confirmed the textbook prediction directly: ZF (no noise-awareness) is the slightly worse of the two genie equalizers for QPSK at moderate SNR, both comfortably beating No-Processing.</w:t>
       </w:r>
     </w:p>
     <w:p>
@@ -19696,6 +19726,14 @@
       </w:pPr>
       <w:r>
         <w:t>An outside-reviewer critique pass (deliberately unfamiliar with this project's internal history) found a gap none of the prior self-critique rounds had named: every CNN result trains and tests on the exact same known channel, while LMS/NLMS/MMSE/ZF all re-estimate or are handed the channel per-trial regardless. Testing this directly confirmed it is a real, substantial effect: a CNN frozen after training on one channel degrades up to 129.71x on a held-out channel with a different tap-phase structure (QPSK, 10dB), while LMS and NLMS on the identical held-out channel degrade only 1.17x and 1.41x. This revises, rather than overturns, Section 9.5's practical recommendation: the CNN's advantage is real when training and deployment channels match, but should not be assumed to survive a channel that drifts from that training distribution.</w:t>
+      </w:r>
+    </w:p>
+    <w:p>
+      <w:pPr>
+        <w:pStyle w:val="ListNumber"/>
+      </w:pPr>
+      <w:r>
+        <w:t>A final code-correctness critique pass found an EIGHTH real bug — and this one had produced a wrong conclusion backed by a real, honest, three-part investigation, not just a correlational guess. design_mmse_equalizer computed its autocorrelation via np.correlate, which silently returns the complex conjugate of the value its own documented Wiener-Hopf formula requires — negligible for BPSK, severe for QPSK/16-QAM. This was the actual cause of both the "QPSK genie MMSE gets worse at high SNR" finding and the "16-QAM genie MMSE regresses below doing nothing" finding — both previously investigated with real phase-bias, tap-count, and frequency-response checks that were each individually correct but collectively missed the one place the bug lived. Fixed and re-verified against a from-scratch ground-truth solution; re-running Case Study 2, the severity sweep, Case Study 4, and the ZF comparison at full scale reverses both findings completely — genie MMSE now ties or beats every method at high SNR for QPSK and 16-QAM. Unlike the seventh bug (a since-explained statistical artifact), here every individual verification step taken at the time was itself sound — the lesson: a mechanistic investigation can rule out several real alternative explanations correctly and still miss the actual cause, if it never inspects the specific line of code computing the number in question.</w:t>
       </w:r>
     </w:p>
     <w:p>
@@ -19793,6 +19831,14 @@
       </w:pPr>
       <w:r>
         <w:t>The reconstruction-tail-fill bug (Section 3.7's correction, this project's seventh) affects any CNN/Hybrid experiment whose signal length isn't an exact multiple of the 64-sample stride relative to the 128-sample window, not just the diagnostic that found it. Case Study 1 (100,000 symbols, SPS=1, a 32-sample uncovered tail) HAS been re-run with the fix and its tables reflect it: CNN's floor at both modulations' 15-20dB is now exactly 0 (previously 1.51e-4/1.71e-4); Hybrid's floor dropped substantially but not to zero, now matching LMS's own residual misadjustment floor. Case Study 4 (25,000 symbols, SPS=4, also a 32-sample tail) and the boundary-aware-loss/training-variance follow-ups (25,000/15,000 symbols, SPS=1) have NOT yet been re-run and still show pre-fix numbers — Case Study 2, the severity sweep, and Case Study 3's SPS=4 portion use signal lengths that divide the stride exactly and were never affected regardless of when they were run.</w:t>
+      </w:r>
+    </w:p>
+    <w:p>
+      <w:pPr>
+        <w:pStyle w:val="ListBullet"/>
+      </w:pPr>
+      <w:r>
+        <w:t>The autocorrelation-conjugate bug (Sections 4.7/4.10's correction, this project's eighth) affects every complex (non-BPSK) use of design_mmse_equalizer/design_zf_equalizer -- unlike the seventh bug above, every affected experiment HAS been re-run at full scale, with no remaining gap. Case Study 2, the severity sweep, Case Study 4's 16-QAM comparison, and the ZF comparison all use this equalizer for QPSK and/or 16-QAM and have all been re-run with the fix; their tables and prose throughout this report already reflect the corrected numbers. BPSK-only content is unaffected regardless (real symbols mostly mask a conjugate error).</w:t>
       </w:r>
     </w:p>
     <w:p>
@@ -19997,7 +20043,7 @@
           <w:i w:val="0"/>
           <w:sz w:val="22"/>
         </w:rPr>
-        <w:t>A CI-enforced, 63-test regression suite (tests/, ~40s to run, run automatically on every push via GitHub Actions) codifies every invariant discovered during this project:</w:t>
+        <w:t>A CI-enforced, 68-test regression suite (tests/, ~2.5min to run, run automatically on every push via GitHub Actions) codifies every invariant discovered during this project:</w:t>
       </w:r>
     </w:p>
     <w:p>

--- a/report/SDR_Denoising_Project_Report.docx
+++ b/report/SDR_Denoising_Project_Report.docx
@@ -459,7 +459,7 @@
         <w:pStyle w:val="ListNumber"/>
       </w:pPr>
       <w:r>
-        <w:t>A genie-aided linear MMSE equalizer revealed that even perfect linear equalization has a real ceiling that a nonlinear CNN demonstrably exceeds at high SNR.</w:t>
+        <w:t>A genie-aided linear MMSE equalizer was built as a reference bound — an eighth real bug in its autocorrelation computation initially made it look like a ceiling CNN could exceed, but once fixed, it ties or beats CNN at high SNR, exactly as a genie with perfect channel knowledge should.</w:t>
       </w:r>
     </w:p>
     <w:p>
@@ -539,7 +539,7 @@
         <w:pStyle w:val="ListNumber"/>
       </w:pPr>
       <w:r>
-        <w:t>Zero-Forcing (ZF), a standard equalizer baseline this project was missing, was added after searching comparable published work rather than re-reading this project's own code — it confirmed the textbook prediction directly, coming in as the worst of three linear methods for QPSK at moderate-to-high SNR.</w:t>
+        <w:t>Zero-Forcing (ZF), a standard equalizer baseline this project was missing, was added after searching comparable published work rather than re-reading this project's own code — once the eighth bug above was fixed, it confirmed the textbook prediction directly: the slightly worse of the two genie equalizers for QPSK, both comfortably beating No-Processing.</w:t>
       </w:r>
     </w:p>
     <w:p>
@@ -18983,7 +18983,7 @@
           <w:i w:val="0"/>
           <w:sz w:val="22"/>
         </w:rPr>
-        <w:t>The SNR-vs-BER disconnect recurs three times via three different mechanisms: boundary-blind MSE training (Case Study 1), structured non-Gaussian residual dragging down an average SNR metric (Case Study 2, CNN), and phase-structured residual error from a linear equalizer's noise-enhancement/residual-ISI tradeoff (the genie MMSE bound). One repeated lesson: an aggregate SNR or MSE number should not be trusted as a BER proxy without checking the actual decision-margin distribution.</w:t>
+        <w:t>The SNR-vs-BER disconnect recurs via two different, independently-verified mechanisms: boundary-blind MSE training (Case Study 1) and structured non-Gaussian residual dragging down an average SNR metric (Case Study 2, CNN). (A third variant was originally reported here -- phase-structured residual error making the genie MMSE bound look disconnected from BER -- but that was this project's eighth real bug, not a genuine example; see Section 4.7's correction.) One repeated lesson: an aggregate SNR or MSE number should not be trusted as a BER proxy without checking the actual decision-margin distribution.</w:t>
       </w:r>
     </w:p>
     <w:p>
@@ -19661,7 +19661,7 @@
         <w:pStyle w:val="ListNumber"/>
       </w:pPr>
       <w:r>
-        <w:t>Decision-boundary crowding is a continuum, not a BPSK/QPSK-specific curiosity — 16-QAM is the sharpest point on it tested so far, both for equalization's benefit and the linear-equalizer ceiling's cost.</w:t>
+        <w:t>Decision-boundary crowding is a continuum, not a BPSK/QPSK-specific curiosity — 16-QAM is the sharpest point on it tested so far, both for equalization's benefit and for No-Processing's un-closeable error floor (the genie MMSE "ceiling cost" once suspected here was this project's eighth bug, not a real effect — see Section 4.7/7's correction).</w:t>
       </w:r>
     </w:p>
     <w:p>
@@ -19782,7 +19782,7 @@
         <w:pStyle w:val="ListBullet"/>
       </w:pPr>
       <w:r>
-        <w:t>The genie MMSE equalizer is a linear, symbol-spaced reference bound, not a universal ceiling — Case Study 4 shows this ceiling gets more consequential, not less, as constellation crowding increases.</w:t>
+        <w:t>The genie MMSE equalizer is a linear, symbol-spaced reference bound, not a universal ceiling (the fractionally-spaced caveat in Section 4.7 still applies). An earlier version of this bullet claimed the ceiling gets more consequential for 16-QAM -- that was this project's eighth real bug, corrected: the properly-computed bound stays close to optimal at every modulation tested.</w:t>
       </w:r>
     </w:p>
     <w:p>
@@ -19895,7 +19895,7 @@
         <w:pStyle w:val="ListBullet"/>
       </w:pPr>
       <w:r>
-        <w:t>DONE for 16-QAM (Case Study 4) — a working, self-tested 8-PSK implementation exists but wasn't run through the full pipeline; also open: root-causing 16-QAM's hard No-Processing floor and MMSE regression more precisely.</w:t>
+        <w:t>DONE for 16-QAM (Case Study 4) — a working, self-tested 8-PSK implementation exists but wasn't run through the full pipeline; also open: root-causing 16-QAM's hard No-Processing floor more precisely (the genie MMSE "regression" once suspected here turned out to be this project's eighth bug, not a real effect — see Section 4.7/7's correction).</w:t>
       </w:r>
     </w:p>
     <w:p>
@@ -19903,7 +19903,7 @@
         <w:pStyle w:val="ListBullet"/>
       </w:pPr>
       <w:r>
-        <w:t>DONE — root-cause the loss-independent high-SNR error floor: confirmed as a window/overlap-add reconstruction artifact (χ²=168.0, p=3.5×10⁻³⁶). The named fix (triangular overlap-add weighting) was tested and did NOT close the floor — a negative result. Still open: whether the degradation is baked into the window predictions themselves (a Conv1D receptive-field effect) rather than fixable by reweighting the reconstruction.</w:t>
+        <w:t>DONE — root-cause the loss-independent high-SNR error floor: this was first attributed to a window/overlap-add reconstruction artifact (χ²=168.0, p=3.5×10⁻³⁶) — a conclusion later found to be wrong (this project's seventh bug, a reconstruction zero-fill error, Section 3.7). Still open, on the smaller residual that survives the fix at QPSK 10dB: whether it can be closed with a wider window or more training data.</w:t>
       </w:r>
     </w:p>
     <w:p>
@@ -19919,7 +19919,7 @@
         <w:pStyle w:val="ListBullet"/>
       </w:pPr>
       <w:r>
-        <w:t>DONE — Zero-Forcing (ZF) as a linear-equalizer baseline, found missing by comparing to published literature rather than this project's own code: confirms and sharpens the existing QPSK/MMSE high-SNR regression finding.</w:t>
+        <w:t>DONE — Zero-Forcing (ZF) as a linear-equalizer baseline, found missing by comparing to published literature rather than this project's own code: once the eighth bug was fixed, confirms the textbook prediction (ZF slightly worse than MMSE) at a realistic magnitude, rather than the bug-inflated "regression" first reported.</w:t>
       </w:r>
     </w:p>
     <w:p>
@@ -20083,7 +20083,7 @@
         <w:pStyle w:val="ListBullet"/>
       </w:pPr>
       <w:r>
-        <w:t>test_mmse_equalizer.py — genie MMSE never loses to No-Processing; ZF converges to MMSE as noise vanishes and recovers symbols near-perfectly at negligible noise (added alongside Section 4.10's ZF follow-up).</w:t>
+        <w:t>test_mmse_equalizer.py — genie MMSE never loses to No-Processing (now with QPSK coverage, added after the eighth bug went undetected in an all-BPSK suite); ZF converges to MMSE as noise vanishes and recovers symbols near-perfectly at negligible noise; a ground-truth Wiener-Hopf solve directly verifies design_mmse_equalizer's output against a from-scratch reimplementation, the test that would have caught the autocorrelation-conjugate bug (Section 4.7).</w:t>
       </w:r>
     </w:p>
     <w:p>

--- a/report/SDR_Denoising_Project_Report.docx
+++ b/report/SDR_Denoising_Project_Report.docx
@@ -259,7 +259,7 @@
           <w:i w:val="0"/>
           <w:sz w:val="22"/>
         </w:rPr>
-        <w:t>This report presents a comparative study of five denoising and channel-equalization techniques — Least-Mean-Squares (LMS), Normalized LMS (NLMS), Recursive Least Squares (RLS), a 1-D convolutional neural network (CNN) autoencoder, and a Hybrid LMS→CNN cascade — against a No-Processing baseline and genie-aided linear MMSE/Zero-Forcing references, for BPSK, QPSK, and 16-QAM signals under additive white Gaussian noise (AWGN) and static and time-varying multipath fading. Four case studies each isolate a single channel variable — a memoryless AWGN channel, a static multipath (inter-symbol interference, ISI) channel, a genuinely time-varying channel, and higher-order (16-QAM) modulation — connected by three targeted follow-up analyses (an ISI-severity sweep, a boundary-aware loss-function test, and a compute-cost analysis). The central finding is that improved output SNR does not imply improved bit-error-rate (BER): on a memoryless channel, every method tested is never better than doing nothing (strictly worse in 52 of 56 comparisons, tied in the remaining 4), because the raw received sample is already a sufficient statistic for detection; once real channel memory exists, the CNN reverses and can improve BER by up to 610× — though the classical adaptive filters (LMS/NLMS) remain largely unhelpful specifically for BPSK even with real ISI present — with the CNN's advantage scaling with decision-boundary crowding (BPSK &lt; QPSK &lt; 16-QAM), but shown to be substantially channel-specific rather than a general equalization capability once tested on channels the CNN was not trained on. Eight real implementation bugs, a missing standard baseline (Zero-Forcing), and several correlational hypotheses were found, root-caused, and — in multiple cases — directly confirmed or refuted via targeted interventions (one of which overturned an earlier, statistically well-supported but incorrect root-cause conclusion), using a discipline of checking every anomalous result against its definitional identity before accepting it. The practical recommendation is channel- and modulation-dependent: a CNN is preferred whenever real multipath structure exists, compute allows, and the deployment channel matches (or is retrained on) the training channel; RLS, once given the same numerical hardening as LMS/NLMS, is the strongest classical alternative under tight compute budgets.</w:t>
+        <w:t>This report presents a comparative study of five denoising and channel-equalization techniques — Least-Mean-Squares (LMS), Normalized LMS (NLMS), Recursive Least Squares (RLS), a 1-D convolutional neural network (CNN) autoencoder, and a Hybrid LMS→CNN cascade — against a No-Processing baseline and genie-aided linear MMSE/Zero-Forcing references, for BPSK, QPSK, and 16-QAM signals under additive white Gaussian noise (AWGN) and static and time-varying multipath fading. Four case studies each isolate a single channel variable — a memoryless AWGN channel, a static multipath (inter-symbol interference, ISI) channel, a genuinely time-varying channel, and higher-order (16-QAM) modulation — connected by three targeted follow-up analyses (an ISI-severity sweep, a boundary-aware loss-function test, and a compute-cost analysis). The central finding is that improved output SNR does not imply improved bit-error-rate (BER): on a memoryless channel, every method tested is never better than doing nothing (strictly worse in 52 of 56 comparisons, tied in the remaining 4), because the raw received sample is already a sufficient statistic for detection; once real channel memory exists, the CNN reverses and can improve BER by up to 1,831× — though the classical adaptive filters (LMS/NLMS) remain largely unhelpful specifically for BPSK even with real ISI present — with the CNN's advantage scaling with decision-boundary crowding (BPSK &lt; QPSK &lt; 16-QAM), but shown to be substantially channel-specific rather than a general equalization capability once tested on channels the CNN was not trained on. Eight real implementation bugs, a missing standard baseline (Zero-Forcing), and several correlational hypotheses were found, root-caused, and — in multiple cases — directly confirmed or refuted via targeted interventions (one of which overturned an earlier, statistically well-supported but incorrect root-cause conclusion), using a discipline of checking every anomalous result against its definitional identity before accepting it. The practical recommendation is channel- and modulation-dependent: a CNN is preferred whenever real multipath structure exists, compute allows, and the deployment channel matches (or is retrained on) the training channel; RLS, once given the same numerical hardening as LMS/NLMS, is the strongest classical alternative under tight compute budgets.</w:t>
       </w:r>
     </w:p>
     <w:p>
@@ -17939,7 +17939,7 @@
               <w:rPr>
                 <w:sz w:val="18"/>
               </w:rPr>
-              <w:t>break-even at 0dB, 480x at 25dB</w:t>
+              <w:t>break-even at 0dB, 475x at 25dB</w:t>
             </w:r>
           </w:p>
         </w:tc>
@@ -18005,7 +18005,7 @@
               <w:rPr>
                 <w:sz w:val="18"/>
               </w:rPr>
-              <w:t>break-even at 0dB, 610x at 25dB</w:t>
+              <w:t>break-even at 0dB, 583x at 25dB</w:t>
             </w:r>
           </w:p>
         </w:tc>
@@ -18071,7 +18071,7 @@
               <w:rPr>
                 <w:sz w:val="18"/>
               </w:rPr>
-              <w:t>557x at 25dB</w:t>
+              <w:t>1,831x at 25dB</w:t>
             </w:r>
           </w:p>
         </w:tc>
@@ -18092,7 +18092,7 @@
           <w:b/>
           <w:sz w:val="22"/>
         </w:rPr>
-        <w:t>Confirmed, more dramatically than expected: equalization wins by up to 610x for 16-QAM, versus QPSK's 473x. But the mechanism is richer than just “a bigger ratio.”</w:t>
+        <w:t>Confirmed, more dramatically than expected: equalization wins by up to 1,831x for 16-QAM, versus QPSK's 473x. But the mechanism is richer than just “a bigger ratio.” (This 16-QAM figure increased from an earlier 557x once this experiment was re-run and incidentally picked up two previously-unapplied fixes -- see Section 11.)</w:t>
       </w:r>
     </w:p>
     <w:p>
@@ -19280,7 +19280,7 @@
               <w:rPr>
                 <w:sz w:val="16"/>
               </w:rPr>
-              <w:t>§4.6/7: CNN wins by 100-610x — the single largest, most consistent effect in this project.</w:t>
+              <w:t>§4.6/7: CNN wins by 100-1,831x — the single largest, most consistent effect in this project.</w:t>
             </w:r>
           </w:p>
         </w:tc>
@@ -19806,7 +19806,7 @@
         <w:pStyle w:val="ListBullet"/>
       </w:pPr>
       <w:r>
-        <w:t>A sixth real bug (found via an adversarial self-critique pass): rrc_filter centered its time axis on N/2 rather than (N-1)/2, making the transmit/receive filter measurably asymmetric. Fixed and verified symmetric. Impact was QUANTIFIED, not assumed: a targeted before/after comparison (20,000-symbol BPSK, Case Study 2's channel) gave BER 61/20,000 (old) vs. 55/20,000 (new) at 0dB and identical 0 errors at 10-20dB, output SNR shifting only ~0.01dB — small and directionally favorable, but Case Studies 2/4, the severity sweep, and Case Study 3's SPS=4 portion still predate this fix and were not re-run at full scale (the RLS and ZF follow-ups were run after the fix and already reflect it; the boundary-loss and training-variance follow-ups never used this filter at all, so are unaffected regardless).</w:t>
+        <w:t>A sixth real bug (found via an adversarial self-critique pass): rrc_filter centered its time axis on N/2 rather than (N-1)/2, making the transmit/receive filter measurably asymmetric. Fixed and verified symmetric. Impact was QUANTIFIED, not assumed: a targeted before/after comparison (20,000-symbol BPSK, Case Study 2's channel) gave BER 61/20,000 (old) vs. 55/20,000 (new) at 0dB and identical 0 errors at 10-20dB, output SNR shifting only ~0.01dB. UPDATE: Case Study 2, the severity sweep, and Case Study 4 have SINCE all been re-run at full scale (incidentally, while re-verifying the eighth bug's fix, since all three share that fix's affected equalizer code) -- confirming this same small, directionally-favorable effect at full scale (e.g. Case Study 2 QPSK 5dB CNN: 86,934-&gt;86,514 errors). Case Study 4's own numbers moved far more, but for a different, already-documented reason (the seventh bug, Section 3.7) -- RRC's own contribution there is expected to be similarly small. Only Case Study 3's SPS=4 portion remains outside this update (the boundary-loss/training-variance follow-ups never used this filter at all, so are unaffected regardless).</w:t>
       </w:r>
     </w:p>
     <w:p>
@@ -19830,7 +19830,7 @@
         <w:pStyle w:val="ListBullet"/>
       </w:pPr>
       <w:r>
-        <w:t>The reconstruction-tail-fill bug (Section 3.7's correction, this project's seventh) affects any CNN/Hybrid experiment whose signal length isn't an exact multiple of the 64-sample stride relative to the 128-sample window, not just the diagnostic that found it. Case Study 1 (100,000 symbols, SPS=1, a 32-sample uncovered tail) HAS been re-run with the fix and its tables reflect it: CNN's floor at both modulations' 15-20dB is now exactly 0 (previously 1.51e-4/1.71e-4); Hybrid's floor dropped substantially but not to zero, now matching LMS's own residual misadjustment floor. Case Study 4 (25,000 symbols, SPS=4, also a 32-sample tail) and the boundary-aware-loss/training-variance follow-ups (25,000/15,000 symbols, SPS=1) have NOT yet been re-run and still show pre-fix numbers — Case Study 2, the severity sweep, and Case Study 3's SPS=4 portion use signal lengths that divide the stride exactly and were never affected regardless of when they were run.</w:t>
+        <w:t>The reconstruction-tail-fill bug (Section 3.7's correction, this project's seventh) affects any CNN/Hybrid experiment whose signal length isn't an exact multiple of the 64-sample stride relative to the 128-sample window, not just the diagnostic that found it. Case Study 1 (100,000 symbols, SPS=1, a 32-sample uncovered tail) HAS been re-run with the fix and its tables reflect it: CNN's floor at both modulations' 15-20dB is now exactly 0 (previously 1.51e-4/1.71e-4); Hybrid's floor dropped substantially but not to zero, now matching LMS's own residual misadjustment floor. Case Study 4 (25,000 symbols, SPS=4, also a 32-sample tail) has SINCE also been re-run (incidentally, while re-verifying the eighth bug's fix) -- CNN's error count at 25dB dropped from 69/500,000 to 21/500,000, and Section 7's ratio table reflects this. The boundary-aware-loss/training-variance follow-ups (25,000/15,000 symbols, SPS=1) remain NOT yet re-run and still show pre-fix numbers — Case Study 2, the severity sweep, and Case Study 3's SPS=4 portion use signal lengths that divide the stride exactly and were never affected regardless of when they were run.</w:t>
       </w:r>
     </w:p>
     <w:p>

--- a/report/SDR_Denoising_Project_Report.docx
+++ b/report/SDR_Denoising_Project_Report.docx
@@ -328,7 +328,7 @@
       <w:pPr>
         <w:pStyle w:val="Heading1"/>
       </w:pPr>
-      <w:bookmarkStart w:id="0" w:name="_Toc235837797"/>
+      <w:bookmarkStart w:id="0" w:name="_Toc236016022"/>
       <w:r>
         <w:rPr>
           <w:color w:val="1F3A5F"/>
@@ -401,7 +401,7 @@
       <w:pPr>
         <w:pStyle w:val="Heading1"/>
       </w:pPr>
-      <w:bookmarkStart w:id="1" w:name="_Toc235837798"/>
+      <w:bookmarkStart w:id="1" w:name="_Toc236016023"/>
       <w:r>
         <w:rPr>
           <w:color w:val="1F3A5F"/>
@@ -430,71 +430,20 @@
         </w:rPr>
       </w:pPr>
       <w:r>
-        <w:fldChar w:fldCharType="begin"/>
-      </w:r>
-      <w:r>
-        <w:instrText>TOC \o "1-2" \h \z \u</w:instrText>
-      </w:r>
-      <w:r>
-        <w:fldChar w:fldCharType="separate"/>
-      </w:r>
-      <w:hyperlink w:anchor="_Toc235837797" w:history="1">
-        <w:r>
-          <w:rPr>
-            <w:rStyle w:val="Hyperlink"/>
-            <w:noProof/>
-          </w:rPr>
-          <w:t>Abstract</w:t>
-        </w:r>
-        <w:r>
-          <w:rPr>
-            <w:noProof/>
-            <w:webHidden/>
-          </w:rPr>
-          <w:tab/>
-        </w:r>
-        <w:r>
-          <w:rPr>
-            <w:noProof/>
-            <w:webHidden/>
-          </w:rPr>
-          <w:fldChar w:fldCharType="begin"/>
-        </w:r>
-        <w:r>
-          <w:rPr>
-            <w:noProof/>
-            <w:webHidden/>
-          </w:rPr>
-          <w:instrText xml:space="preserve"> PAGEREF _Toc235837797 \h </w:instrText>
-        </w:r>
-        <w:r>
-          <w:rPr>
-            <w:noProof/>
-            <w:webHidden/>
-          </w:rPr>
-        </w:r>
-        <w:r>
-          <w:rPr>
-            <w:noProof/>
-            <w:webHidden/>
-          </w:rPr>
-          <w:fldChar w:fldCharType="separate"/>
-        </w:r>
-        <w:r>
-          <w:rPr>
-            <w:noProof/>
-            <w:webHidden/>
-          </w:rPr>
-          <w:t>iii</w:t>
-        </w:r>
-        <w:r>
-          <w:rPr>
-            <w:noProof/>
-            <w:webHidden/>
-          </w:rPr>
-          <w:fldChar w:fldCharType="end"/>
-        </w:r>
-      </w:hyperlink>
+        <w:rPr>
+          <w:rStyle w:val="Hyperlink"/>
+          <w:noProof/>
+        </w:rPr>
+        <w:t>Abstract</w:t>
+      </w:r>
+      <w:r>
+        <w:rPr>
+          <w:noProof/>
+          <w:webHidden/>
+        </w:rPr>
+        <w:tab/>
+        <w:t>iii</w:t>
+      </w:r>
     </w:p>
     <w:p>
       <w:pPr>
@@ -508,63 +457,21 @@
           <w:lang w:val="en-IN" w:eastAsia="en-IN"/>
         </w:rPr>
       </w:pPr>
-      <w:hyperlink w:anchor="_Toc235837798" w:history="1">
-        <w:r>
-          <w:rPr>
-            <w:rStyle w:val="Hyperlink"/>
-            <w:noProof/>
-          </w:rPr>
-          <w:t>Table of Contents</w:t>
-        </w:r>
-        <w:r>
-          <w:rPr>
-            <w:noProof/>
-            <w:webHidden/>
-          </w:rPr>
-          <w:tab/>
-        </w:r>
-        <w:r>
-          <w:rPr>
-            <w:noProof/>
-            <w:webHidden/>
-          </w:rPr>
-          <w:fldChar w:fldCharType="begin"/>
-        </w:r>
-        <w:r>
-          <w:rPr>
-            <w:noProof/>
-            <w:webHidden/>
-          </w:rPr>
-          <w:instrText xml:space="preserve"> PAGEREF _Toc235837798 \h </w:instrText>
-        </w:r>
-        <w:r>
-          <w:rPr>
-            <w:noProof/>
-            <w:webHidden/>
-          </w:rPr>
-        </w:r>
-        <w:r>
-          <w:rPr>
-            <w:noProof/>
-            <w:webHidden/>
-          </w:rPr>
-          <w:fldChar w:fldCharType="separate"/>
-        </w:r>
-        <w:r>
-          <w:rPr>
-            <w:noProof/>
-            <w:webHidden/>
-          </w:rPr>
-          <w:t>iv</w:t>
-        </w:r>
-        <w:r>
-          <w:rPr>
-            <w:noProof/>
-            <w:webHidden/>
-          </w:rPr>
-          <w:fldChar w:fldCharType="end"/>
-        </w:r>
-      </w:hyperlink>
+      <w:r>
+        <w:rPr>
+          <w:rStyle w:val="Hyperlink"/>
+          <w:noProof/>
+        </w:rPr>
+        <w:t>Table of Contents</w:t>
+      </w:r>
+      <w:r>
+        <w:rPr>
+          <w:noProof/>
+          <w:webHidden/>
+        </w:rPr>
+        <w:tab/>
+        <w:t>iv</w:t>
+      </w:r>
     </w:p>
     <w:p>
       <w:pPr>
@@ -578,63 +485,21 @@
           <w:lang w:val="en-IN" w:eastAsia="en-IN"/>
         </w:rPr>
       </w:pPr>
-      <w:hyperlink w:anchor="_Toc235837799" w:history="1">
-        <w:r>
-          <w:rPr>
-            <w:rStyle w:val="Hyperlink"/>
-            <w:noProof/>
-          </w:rPr>
-          <w:t>List of Figures</w:t>
-        </w:r>
-        <w:r>
-          <w:rPr>
-            <w:noProof/>
-            <w:webHidden/>
-          </w:rPr>
-          <w:tab/>
-        </w:r>
-        <w:r>
-          <w:rPr>
-            <w:noProof/>
-            <w:webHidden/>
-          </w:rPr>
-          <w:fldChar w:fldCharType="begin"/>
-        </w:r>
-        <w:r>
-          <w:rPr>
-            <w:noProof/>
-            <w:webHidden/>
-          </w:rPr>
-          <w:instrText xml:space="preserve"> PAGEREF _Toc235837799 \h </w:instrText>
-        </w:r>
-        <w:r>
-          <w:rPr>
-            <w:noProof/>
-            <w:webHidden/>
-          </w:rPr>
-        </w:r>
-        <w:r>
-          <w:rPr>
-            <w:noProof/>
-            <w:webHidden/>
-          </w:rPr>
-          <w:fldChar w:fldCharType="separate"/>
-        </w:r>
-        <w:r>
-          <w:rPr>
-            <w:noProof/>
-            <w:webHidden/>
-          </w:rPr>
-          <w:t>vi</w:t>
-        </w:r>
-        <w:r>
-          <w:rPr>
-            <w:noProof/>
-            <w:webHidden/>
-          </w:rPr>
-          <w:fldChar w:fldCharType="end"/>
-        </w:r>
-      </w:hyperlink>
+      <w:r>
+        <w:rPr>
+          <w:rStyle w:val="Hyperlink"/>
+          <w:noProof/>
+        </w:rPr>
+        <w:t>List of Figures</w:t>
+      </w:r>
+      <w:r>
+        <w:rPr>
+          <w:noProof/>
+          <w:webHidden/>
+        </w:rPr>
+        <w:tab/>
+        <w:t>vi</w:t>
+      </w:r>
     </w:p>
     <w:p>
       <w:pPr>
@@ -648,63 +513,21 @@
           <w:lang w:val="en-IN" w:eastAsia="en-IN"/>
         </w:rPr>
       </w:pPr>
-      <w:hyperlink w:anchor="_Toc235837800" w:history="1">
-        <w:r>
-          <w:rPr>
-            <w:rStyle w:val="Hyperlink"/>
-            <w:noProof/>
-          </w:rPr>
-          <w:t>List of Tables</w:t>
-        </w:r>
-        <w:r>
-          <w:rPr>
-            <w:noProof/>
-            <w:webHidden/>
-          </w:rPr>
-          <w:tab/>
-        </w:r>
-        <w:r>
-          <w:rPr>
-            <w:noProof/>
-            <w:webHidden/>
-          </w:rPr>
-          <w:fldChar w:fldCharType="begin"/>
-        </w:r>
-        <w:r>
-          <w:rPr>
-            <w:noProof/>
-            <w:webHidden/>
-          </w:rPr>
-          <w:instrText xml:space="preserve"> PAGEREF _Toc235837800 \h </w:instrText>
-        </w:r>
-        <w:r>
-          <w:rPr>
-            <w:noProof/>
-            <w:webHidden/>
-          </w:rPr>
-        </w:r>
-        <w:r>
-          <w:rPr>
-            <w:noProof/>
-            <w:webHidden/>
-          </w:rPr>
-          <w:fldChar w:fldCharType="separate"/>
-        </w:r>
-        <w:r>
-          <w:rPr>
-            <w:noProof/>
-            <w:webHidden/>
-          </w:rPr>
-          <w:t>vii</w:t>
-        </w:r>
-        <w:r>
-          <w:rPr>
-            <w:noProof/>
-            <w:webHidden/>
-          </w:rPr>
-          <w:fldChar w:fldCharType="end"/>
-        </w:r>
-      </w:hyperlink>
+      <w:r>
+        <w:rPr>
+          <w:rStyle w:val="Hyperlink"/>
+          <w:noProof/>
+        </w:rPr>
+        <w:t>List of Tables</w:t>
+      </w:r>
+      <w:r>
+        <w:rPr>
+          <w:noProof/>
+          <w:webHidden/>
+        </w:rPr>
+        <w:tab/>
+        <w:t>vii</w:t>
+      </w:r>
     </w:p>
     <w:p>
       <w:pPr>
@@ -718,63 +541,21 @@
           <w:lang w:val="en-IN" w:eastAsia="en-IN"/>
         </w:rPr>
       </w:pPr>
-      <w:hyperlink w:anchor="_Toc235837801" w:history="1">
-        <w:r>
-          <w:rPr>
-            <w:rStyle w:val="Hyperlink"/>
-            <w:noProof/>
-          </w:rPr>
-          <w:t>Executive Summary</w:t>
-        </w:r>
-        <w:r>
-          <w:rPr>
-            <w:noProof/>
-            <w:webHidden/>
-          </w:rPr>
-          <w:tab/>
-        </w:r>
-        <w:r>
-          <w:rPr>
-            <w:noProof/>
-            <w:webHidden/>
-          </w:rPr>
-          <w:fldChar w:fldCharType="begin"/>
-        </w:r>
-        <w:r>
-          <w:rPr>
-            <w:noProof/>
-            <w:webHidden/>
-          </w:rPr>
-          <w:instrText xml:space="preserve"> PAGEREF _Toc235837801 \h </w:instrText>
-        </w:r>
-        <w:r>
-          <w:rPr>
-            <w:noProof/>
-            <w:webHidden/>
-          </w:rPr>
-        </w:r>
-        <w:r>
-          <w:rPr>
-            <w:noProof/>
-            <w:webHidden/>
-          </w:rPr>
-          <w:fldChar w:fldCharType="separate"/>
-        </w:r>
-        <w:r>
-          <w:rPr>
-            <w:noProof/>
-            <w:webHidden/>
-          </w:rPr>
-          <w:t>1</w:t>
-        </w:r>
-        <w:r>
-          <w:rPr>
-            <w:noProof/>
-            <w:webHidden/>
-          </w:rPr>
-          <w:fldChar w:fldCharType="end"/>
-        </w:r>
-      </w:hyperlink>
+      <w:r>
+        <w:rPr>
+          <w:rStyle w:val="Hyperlink"/>
+          <w:noProof/>
+        </w:rPr>
+        <w:t>Executive Summary</w:t>
+      </w:r>
+      <w:r>
+        <w:rPr>
+          <w:noProof/>
+          <w:webHidden/>
+        </w:rPr>
+        <w:tab/>
+        <w:t>1</w:t>
+      </w:r>
     </w:p>
     <w:p>
       <w:pPr>
@@ -788,63 +569,21 @@
           <w:lang w:val="en-IN" w:eastAsia="en-IN"/>
         </w:rPr>
       </w:pPr>
-      <w:hyperlink w:anchor="_Toc235837802" w:history="1">
-        <w:r>
-          <w:rPr>
-            <w:rStyle w:val="Hyperlink"/>
-            <w:noProof/>
-          </w:rPr>
-          <w:t>How to Read This Report: Pipeline &amp; Terminology</w:t>
-        </w:r>
-        <w:r>
-          <w:rPr>
-            <w:noProof/>
-            <w:webHidden/>
-          </w:rPr>
-          <w:tab/>
-        </w:r>
-        <w:r>
-          <w:rPr>
-            <w:noProof/>
-            <w:webHidden/>
-          </w:rPr>
-          <w:fldChar w:fldCharType="begin"/>
-        </w:r>
-        <w:r>
-          <w:rPr>
-            <w:noProof/>
-            <w:webHidden/>
-          </w:rPr>
-          <w:instrText xml:space="preserve"> PAGEREF _Toc235837802 \h </w:instrText>
-        </w:r>
-        <w:r>
-          <w:rPr>
-            <w:noProof/>
-            <w:webHidden/>
-          </w:rPr>
-        </w:r>
-        <w:r>
-          <w:rPr>
-            <w:noProof/>
-            <w:webHidden/>
-          </w:rPr>
-          <w:fldChar w:fldCharType="separate"/>
-        </w:r>
-        <w:r>
-          <w:rPr>
-            <w:noProof/>
-            <w:webHidden/>
-          </w:rPr>
-          <w:t>3</w:t>
-        </w:r>
-        <w:r>
-          <w:rPr>
-            <w:noProof/>
-            <w:webHidden/>
-          </w:rPr>
-          <w:fldChar w:fldCharType="end"/>
-        </w:r>
-      </w:hyperlink>
+      <w:r>
+        <w:rPr>
+          <w:rStyle w:val="Hyperlink"/>
+          <w:noProof/>
+        </w:rPr>
+        <w:t>How to Read This Report: Pipeline &amp; Terminology</w:t>
+      </w:r>
+      <w:r>
+        <w:rPr>
+          <w:noProof/>
+          <w:webHidden/>
+        </w:rPr>
+        <w:tab/>
+        <w:t>3</w:t>
+      </w:r>
     </w:p>
     <w:p>
       <w:pPr>
@@ -858,63 +597,21 @@
           <w:lang w:val="en-IN" w:eastAsia="en-IN"/>
         </w:rPr>
       </w:pPr>
-      <w:hyperlink w:anchor="_Toc235837803" w:history="1">
-        <w:r>
-          <w:rPr>
-            <w:rStyle w:val="Hyperlink"/>
-            <w:noProof/>
-          </w:rPr>
-          <w:t>Glossary</w:t>
-        </w:r>
-        <w:r>
-          <w:rPr>
-            <w:noProof/>
-            <w:webHidden/>
-          </w:rPr>
-          <w:tab/>
-        </w:r>
-        <w:r>
-          <w:rPr>
-            <w:noProof/>
-            <w:webHidden/>
-          </w:rPr>
-          <w:fldChar w:fldCharType="begin"/>
-        </w:r>
-        <w:r>
-          <w:rPr>
-            <w:noProof/>
-            <w:webHidden/>
-          </w:rPr>
-          <w:instrText xml:space="preserve"> PAGEREF _Toc235837803 \h </w:instrText>
-        </w:r>
-        <w:r>
-          <w:rPr>
-            <w:noProof/>
-            <w:webHidden/>
-          </w:rPr>
-        </w:r>
-        <w:r>
-          <w:rPr>
-            <w:noProof/>
-            <w:webHidden/>
-          </w:rPr>
-          <w:fldChar w:fldCharType="separate"/>
-        </w:r>
-        <w:r>
-          <w:rPr>
-            <w:noProof/>
-            <w:webHidden/>
-          </w:rPr>
-          <w:t>3</w:t>
-        </w:r>
-        <w:r>
-          <w:rPr>
-            <w:noProof/>
-            <w:webHidden/>
-          </w:rPr>
-          <w:fldChar w:fldCharType="end"/>
-        </w:r>
-      </w:hyperlink>
+      <w:r>
+        <w:rPr>
+          <w:rStyle w:val="Hyperlink"/>
+          <w:noProof/>
+        </w:rPr>
+        <w:t>Glossary</w:t>
+      </w:r>
+      <w:r>
+        <w:rPr>
+          <w:noProof/>
+          <w:webHidden/>
+        </w:rPr>
+        <w:tab/>
+        <w:t>3</w:t>
+      </w:r>
     </w:p>
     <w:p>
       <w:pPr>
@@ -928,63 +625,21 @@
           <w:lang w:val="en-IN" w:eastAsia="en-IN"/>
         </w:rPr>
       </w:pPr>
-      <w:hyperlink w:anchor="_Toc235837804" w:history="1">
-        <w:r>
-          <w:rPr>
-            <w:rStyle w:val="Hyperlink"/>
-            <w:noProof/>
-          </w:rPr>
-          <w:t>1. Objective</w:t>
-        </w:r>
-        <w:r>
-          <w:rPr>
-            <w:noProof/>
-            <w:webHidden/>
-          </w:rPr>
-          <w:tab/>
-        </w:r>
-        <w:r>
-          <w:rPr>
-            <w:noProof/>
-            <w:webHidden/>
-          </w:rPr>
-          <w:fldChar w:fldCharType="begin"/>
-        </w:r>
-        <w:r>
-          <w:rPr>
-            <w:noProof/>
-            <w:webHidden/>
-          </w:rPr>
-          <w:instrText xml:space="preserve"> PAGEREF _Toc235837804 \h </w:instrText>
-        </w:r>
-        <w:r>
-          <w:rPr>
-            <w:noProof/>
-            <w:webHidden/>
-          </w:rPr>
-        </w:r>
-        <w:r>
-          <w:rPr>
-            <w:noProof/>
-            <w:webHidden/>
-          </w:rPr>
-          <w:fldChar w:fldCharType="separate"/>
-        </w:r>
-        <w:r>
-          <w:rPr>
-            <w:noProof/>
-            <w:webHidden/>
-          </w:rPr>
-          <w:t>5</w:t>
-        </w:r>
-        <w:r>
-          <w:rPr>
-            <w:noProof/>
-            <w:webHidden/>
-          </w:rPr>
-          <w:fldChar w:fldCharType="end"/>
-        </w:r>
-      </w:hyperlink>
+      <w:r>
+        <w:rPr>
+          <w:rStyle w:val="Hyperlink"/>
+          <w:noProof/>
+        </w:rPr>
+        <w:t>1. Objective</w:t>
+      </w:r>
+      <w:r>
+        <w:rPr>
+          <w:noProof/>
+          <w:webHidden/>
+        </w:rPr>
+        <w:tab/>
+        <w:t>5</w:t>
+      </w:r>
     </w:p>
     <w:p>
       <w:pPr>
@@ -998,63 +653,21 @@
           <w:lang w:val="en-IN" w:eastAsia="en-IN"/>
         </w:rPr>
       </w:pPr>
-      <w:hyperlink w:anchor="_Toc235837805" w:history="1">
-        <w:r>
-          <w:rPr>
-            <w:rStyle w:val="Hyperlink"/>
-            <w:noProof/>
-          </w:rPr>
-          <w:t>2. Shared Methodology</w:t>
-        </w:r>
-        <w:r>
-          <w:rPr>
-            <w:noProof/>
-            <w:webHidden/>
-          </w:rPr>
-          <w:tab/>
-        </w:r>
-        <w:r>
-          <w:rPr>
-            <w:noProof/>
-            <w:webHidden/>
-          </w:rPr>
-          <w:fldChar w:fldCharType="begin"/>
-        </w:r>
-        <w:r>
-          <w:rPr>
-            <w:noProof/>
-            <w:webHidden/>
-          </w:rPr>
-          <w:instrText xml:space="preserve"> PAGEREF _Toc235837805 \h </w:instrText>
-        </w:r>
-        <w:r>
-          <w:rPr>
-            <w:noProof/>
-            <w:webHidden/>
-          </w:rPr>
-        </w:r>
-        <w:r>
-          <w:rPr>
-            <w:noProof/>
-            <w:webHidden/>
-          </w:rPr>
-          <w:fldChar w:fldCharType="separate"/>
-        </w:r>
-        <w:r>
-          <w:rPr>
-            <w:noProof/>
-            <w:webHidden/>
-          </w:rPr>
-          <w:t>5</w:t>
-        </w:r>
-        <w:r>
-          <w:rPr>
-            <w:noProof/>
-            <w:webHidden/>
-          </w:rPr>
-          <w:fldChar w:fldCharType="end"/>
-        </w:r>
-      </w:hyperlink>
+      <w:r>
+        <w:rPr>
+          <w:rStyle w:val="Hyperlink"/>
+          <w:noProof/>
+        </w:rPr>
+        <w:t>2. Shared Methodology</w:t>
+      </w:r>
+      <w:r>
+        <w:rPr>
+          <w:noProof/>
+          <w:webHidden/>
+        </w:rPr>
+        <w:tab/>
+        <w:t>5</w:t>
+      </w:r>
     </w:p>
     <w:p>
       <w:pPr>
@@ -1068,63 +681,21 @@
           <w:lang w:val="en-IN" w:eastAsia="en-IN"/>
         </w:rPr>
       </w:pPr>
-      <w:hyperlink w:anchor="_Toc235837806" w:history="1">
-        <w:r>
-          <w:rPr>
-            <w:rStyle w:val="Hyperlink"/>
-            <w:noProof/>
-          </w:rPr>
-          <w:t>3. Case Study 1: Memoryless AWGN Channel (No ISI)</w:t>
-        </w:r>
-        <w:r>
-          <w:rPr>
-            <w:noProof/>
-            <w:webHidden/>
-          </w:rPr>
-          <w:tab/>
-        </w:r>
-        <w:r>
-          <w:rPr>
-            <w:noProof/>
-            <w:webHidden/>
-          </w:rPr>
-          <w:fldChar w:fldCharType="begin"/>
-        </w:r>
-        <w:r>
-          <w:rPr>
-            <w:noProof/>
-            <w:webHidden/>
-          </w:rPr>
-          <w:instrText xml:space="preserve"> PAGEREF _Toc235837806 \h </w:instrText>
-        </w:r>
-        <w:r>
-          <w:rPr>
-            <w:noProof/>
-            <w:webHidden/>
-          </w:rPr>
-        </w:r>
-        <w:r>
-          <w:rPr>
-            <w:noProof/>
-            <w:webHidden/>
-          </w:rPr>
-          <w:fldChar w:fldCharType="separate"/>
-        </w:r>
-        <w:r>
-          <w:rPr>
-            <w:noProof/>
-            <w:webHidden/>
-          </w:rPr>
-          <w:t>7</w:t>
-        </w:r>
-        <w:r>
-          <w:rPr>
-            <w:noProof/>
-            <w:webHidden/>
-          </w:rPr>
-          <w:fldChar w:fldCharType="end"/>
-        </w:r>
-      </w:hyperlink>
+      <w:r>
+        <w:rPr>
+          <w:rStyle w:val="Hyperlink"/>
+          <w:noProof/>
+        </w:rPr>
+        <w:t>3. Case Study 1: Memoryless AWGN Channel (No ISI)</w:t>
+      </w:r>
+      <w:r>
+        <w:rPr>
+          <w:noProof/>
+          <w:webHidden/>
+        </w:rPr>
+        <w:tab/>
+        <w:t>7</w:t>
+      </w:r>
     </w:p>
     <w:p>
       <w:pPr>
@@ -1138,63 +709,21 @@
           <w:lang w:val="en-IN" w:eastAsia="en-IN"/>
         </w:rPr>
       </w:pPr>
-      <w:hyperlink w:anchor="_Toc235837807" w:history="1">
-        <w:r>
-          <w:rPr>
-            <w:rStyle w:val="Hyperlink"/>
-            <w:noProof/>
-          </w:rPr>
-          <w:t>3.1 Configuration</w:t>
-        </w:r>
-        <w:r>
-          <w:rPr>
-            <w:noProof/>
-            <w:webHidden/>
-          </w:rPr>
-          <w:tab/>
-        </w:r>
-        <w:r>
-          <w:rPr>
-            <w:noProof/>
-            <w:webHidden/>
-          </w:rPr>
-          <w:fldChar w:fldCharType="begin"/>
-        </w:r>
-        <w:r>
-          <w:rPr>
-            <w:noProof/>
-            <w:webHidden/>
-          </w:rPr>
-          <w:instrText xml:space="preserve"> PAGEREF _Toc235837807 \h </w:instrText>
-        </w:r>
-        <w:r>
-          <w:rPr>
-            <w:noProof/>
-            <w:webHidden/>
-          </w:rPr>
-        </w:r>
-        <w:r>
-          <w:rPr>
-            <w:noProof/>
-            <w:webHidden/>
-          </w:rPr>
-          <w:fldChar w:fldCharType="separate"/>
-        </w:r>
-        <w:r>
-          <w:rPr>
-            <w:noProof/>
-            <w:webHidden/>
-          </w:rPr>
-          <w:t>7</w:t>
-        </w:r>
-        <w:r>
-          <w:rPr>
-            <w:noProof/>
-            <w:webHidden/>
-          </w:rPr>
-          <w:fldChar w:fldCharType="end"/>
-        </w:r>
-      </w:hyperlink>
+      <w:r>
+        <w:rPr>
+          <w:rStyle w:val="Hyperlink"/>
+          <w:noProof/>
+        </w:rPr>
+        <w:t>3.1 Configuration</w:t>
+      </w:r>
+      <w:r>
+        <w:rPr>
+          <w:noProof/>
+          <w:webHidden/>
+        </w:rPr>
+        <w:tab/>
+        <w:t>7</w:t>
+      </w:r>
     </w:p>
     <w:p>
       <w:pPr>
@@ -1208,63 +737,21 @@
           <w:lang w:val="en-IN" w:eastAsia="en-IN"/>
         </w:rPr>
       </w:pPr>
-      <w:hyperlink w:anchor="_Toc235837808" w:history="1">
-        <w:r>
-          <w:rPr>
-            <w:rStyle w:val="Hyperlink"/>
-            <w:noProof/>
-          </w:rPr>
-          <w:t>3.2 Fixing LMS/NLMS Divergence</w:t>
-        </w:r>
-        <w:r>
-          <w:rPr>
-            <w:noProof/>
-            <w:webHidden/>
-          </w:rPr>
-          <w:tab/>
-        </w:r>
-        <w:r>
-          <w:rPr>
-            <w:noProof/>
-            <w:webHidden/>
-          </w:rPr>
-          <w:fldChar w:fldCharType="begin"/>
-        </w:r>
-        <w:r>
-          <w:rPr>
-            <w:noProof/>
-            <w:webHidden/>
-          </w:rPr>
-          <w:instrText xml:space="preserve"> PAGEREF _Toc235837808 \h </w:instrText>
-        </w:r>
-        <w:r>
-          <w:rPr>
-            <w:noProof/>
-            <w:webHidden/>
-          </w:rPr>
-        </w:r>
-        <w:r>
-          <w:rPr>
-            <w:noProof/>
-            <w:webHidden/>
-          </w:rPr>
-          <w:fldChar w:fldCharType="separate"/>
-        </w:r>
-        <w:r>
-          <w:rPr>
-            <w:noProof/>
-            <w:webHidden/>
-          </w:rPr>
-          <w:t>7</w:t>
-        </w:r>
-        <w:r>
-          <w:rPr>
-            <w:noProof/>
-            <w:webHidden/>
-          </w:rPr>
-          <w:fldChar w:fldCharType="end"/>
-        </w:r>
-      </w:hyperlink>
+      <w:r>
+        <w:rPr>
+          <w:rStyle w:val="Hyperlink"/>
+          <w:noProof/>
+        </w:rPr>
+        <w:t>3.2 Fixing LMS/NLMS Divergence</w:t>
+      </w:r>
+      <w:r>
+        <w:rPr>
+          <w:noProof/>
+          <w:webHidden/>
+        </w:rPr>
+        <w:tab/>
+        <w:t>7</w:t>
+      </w:r>
     </w:p>
     <w:p>
       <w:pPr>
@@ -1278,63 +765,21 @@
           <w:lang w:val="en-IN" w:eastAsia="en-IN"/>
         </w:rPr>
       </w:pPr>
-      <w:hyperlink w:anchor="_Toc235837809" w:history="1">
-        <w:r>
-          <w:rPr>
-            <w:rStyle w:val="Hyperlink"/>
-            <w:noProof/>
-          </w:rPr>
-          <w:t>3.3 Results — BPSK</w:t>
-        </w:r>
-        <w:r>
-          <w:rPr>
-            <w:noProof/>
-            <w:webHidden/>
-          </w:rPr>
-          <w:tab/>
-        </w:r>
-        <w:r>
-          <w:rPr>
-            <w:noProof/>
-            <w:webHidden/>
-          </w:rPr>
-          <w:fldChar w:fldCharType="begin"/>
-        </w:r>
-        <w:r>
-          <w:rPr>
-            <w:noProof/>
-            <w:webHidden/>
-          </w:rPr>
-          <w:instrText xml:space="preserve"> PAGEREF _Toc235837809 \h </w:instrText>
-        </w:r>
-        <w:r>
-          <w:rPr>
-            <w:noProof/>
-            <w:webHidden/>
-          </w:rPr>
-        </w:r>
-        <w:r>
-          <w:rPr>
-            <w:noProof/>
-            <w:webHidden/>
-          </w:rPr>
-          <w:fldChar w:fldCharType="separate"/>
-        </w:r>
-        <w:r>
-          <w:rPr>
-            <w:noProof/>
-            <w:webHidden/>
-          </w:rPr>
-          <w:t>7</w:t>
-        </w:r>
-        <w:r>
-          <w:rPr>
-            <w:noProof/>
-            <w:webHidden/>
-          </w:rPr>
-          <w:fldChar w:fldCharType="end"/>
-        </w:r>
-      </w:hyperlink>
+      <w:r>
+        <w:rPr>
+          <w:rStyle w:val="Hyperlink"/>
+          <w:noProof/>
+        </w:rPr>
+        <w:t>3.3 Results — BPSK</w:t>
+      </w:r>
+      <w:r>
+        <w:rPr>
+          <w:noProof/>
+          <w:webHidden/>
+        </w:rPr>
+        <w:tab/>
+        <w:t>7</w:t>
+      </w:r>
     </w:p>
     <w:p>
       <w:pPr>
@@ -1348,63 +793,21 @@
           <w:lang w:val="en-IN" w:eastAsia="en-IN"/>
         </w:rPr>
       </w:pPr>
-      <w:hyperlink w:anchor="_Toc235837810" w:history="1">
-        <w:r>
-          <w:rPr>
-            <w:rStyle w:val="Hyperlink"/>
-            <w:noProof/>
-          </w:rPr>
-          <w:t>3.4 Results — QPSK</w:t>
-        </w:r>
-        <w:r>
-          <w:rPr>
-            <w:noProof/>
-            <w:webHidden/>
-          </w:rPr>
-          <w:tab/>
-        </w:r>
-        <w:r>
-          <w:rPr>
-            <w:noProof/>
-            <w:webHidden/>
-          </w:rPr>
-          <w:fldChar w:fldCharType="begin"/>
-        </w:r>
-        <w:r>
-          <w:rPr>
-            <w:noProof/>
-            <w:webHidden/>
-          </w:rPr>
-          <w:instrText xml:space="preserve"> PAGEREF _Toc235837810 \h </w:instrText>
-        </w:r>
-        <w:r>
-          <w:rPr>
-            <w:noProof/>
-            <w:webHidden/>
-          </w:rPr>
-        </w:r>
-        <w:r>
-          <w:rPr>
-            <w:noProof/>
-            <w:webHidden/>
-          </w:rPr>
-          <w:fldChar w:fldCharType="separate"/>
-        </w:r>
-        <w:r>
-          <w:rPr>
-            <w:noProof/>
-            <w:webHidden/>
-          </w:rPr>
-          <w:t>9</w:t>
-        </w:r>
-        <w:r>
-          <w:rPr>
-            <w:noProof/>
-            <w:webHidden/>
-          </w:rPr>
-          <w:fldChar w:fldCharType="end"/>
-        </w:r>
-      </w:hyperlink>
+      <w:r>
+        <w:rPr>
+          <w:rStyle w:val="Hyperlink"/>
+          <w:noProof/>
+        </w:rPr>
+        <w:t>3.4 Results — QPSK</w:t>
+      </w:r>
+      <w:r>
+        <w:rPr>
+          <w:noProof/>
+          <w:webHidden/>
+        </w:rPr>
+        <w:tab/>
+        <w:t>9</w:t>
+      </w:r>
     </w:p>
     <w:p>
       <w:pPr>
@@ -1418,63 +821,21 @@
           <w:lang w:val="en-IN" w:eastAsia="en-IN"/>
         </w:rPr>
       </w:pPr>
-      <w:hyperlink w:anchor="_Toc235837811" w:history="1">
-        <w:r>
-          <w:rPr>
-            <w:rStyle w:val="Hyperlink"/>
-            <w:noProof/>
-          </w:rPr>
-          <w:t>3.5 Figures</w:t>
-        </w:r>
-        <w:r>
-          <w:rPr>
-            <w:noProof/>
-            <w:webHidden/>
-          </w:rPr>
-          <w:tab/>
-        </w:r>
-        <w:r>
-          <w:rPr>
-            <w:noProof/>
-            <w:webHidden/>
-          </w:rPr>
-          <w:fldChar w:fldCharType="begin"/>
-        </w:r>
-        <w:r>
-          <w:rPr>
-            <w:noProof/>
-            <w:webHidden/>
-          </w:rPr>
-          <w:instrText xml:space="preserve"> PAGEREF _Toc235837811 \h </w:instrText>
-        </w:r>
-        <w:r>
-          <w:rPr>
-            <w:noProof/>
-            <w:webHidden/>
-          </w:rPr>
-        </w:r>
-        <w:r>
-          <w:rPr>
-            <w:noProof/>
-            <w:webHidden/>
-          </w:rPr>
-          <w:fldChar w:fldCharType="separate"/>
-        </w:r>
-        <w:r>
-          <w:rPr>
-            <w:noProof/>
-            <w:webHidden/>
-          </w:rPr>
-          <w:t>10</w:t>
-        </w:r>
-        <w:r>
-          <w:rPr>
-            <w:noProof/>
-            <w:webHidden/>
-          </w:rPr>
-          <w:fldChar w:fldCharType="end"/>
-        </w:r>
-      </w:hyperlink>
+      <w:r>
+        <w:rPr>
+          <w:rStyle w:val="Hyperlink"/>
+          <w:noProof/>
+        </w:rPr>
+        <w:t>3.5 Figures</w:t>
+      </w:r>
+      <w:r>
+        <w:rPr>
+          <w:noProof/>
+          <w:webHidden/>
+        </w:rPr>
+        <w:tab/>
+        <w:t>10</w:t>
+      </w:r>
     </w:p>
     <w:p>
       <w:pPr>
@@ -1488,63 +849,21 @@
           <w:lang w:val="en-IN" w:eastAsia="en-IN"/>
         </w:rPr>
       </w:pPr>
-      <w:hyperlink w:anchor="_Toc235837812" w:history="1">
-        <w:r>
-          <w:rPr>
-            <w:rStyle w:val="Hyperlink"/>
-            <w:noProof/>
-          </w:rPr>
-          <w:t>3.6 Key Finding: SNR Improvement Does Not Imply BER Improvement</w:t>
-        </w:r>
-        <w:r>
-          <w:rPr>
-            <w:noProof/>
-            <w:webHidden/>
-          </w:rPr>
-          <w:tab/>
-        </w:r>
-        <w:r>
-          <w:rPr>
-            <w:noProof/>
-            <w:webHidden/>
-          </w:rPr>
-          <w:fldChar w:fldCharType="begin"/>
-        </w:r>
-        <w:r>
-          <w:rPr>
-            <w:noProof/>
-            <w:webHidden/>
-          </w:rPr>
-          <w:instrText xml:space="preserve"> PAGEREF _Toc235837812 \h </w:instrText>
-        </w:r>
-        <w:r>
-          <w:rPr>
-            <w:noProof/>
-            <w:webHidden/>
-          </w:rPr>
-        </w:r>
-        <w:r>
-          <w:rPr>
-            <w:noProof/>
-            <w:webHidden/>
-          </w:rPr>
-          <w:fldChar w:fldCharType="separate"/>
-        </w:r>
-        <w:r>
-          <w:rPr>
-            <w:noProof/>
-            <w:webHidden/>
-          </w:rPr>
-          <w:t>11</w:t>
-        </w:r>
-        <w:r>
-          <w:rPr>
-            <w:noProof/>
-            <w:webHidden/>
-          </w:rPr>
-          <w:fldChar w:fldCharType="end"/>
-        </w:r>
-      </w:hyperlink>
+      <w:r>
+        <w:rPr>
+          <w:rStyle w:val="Hyperlink"/>
+          <w:noProof/>
+        </w:rPr>
+        <w:t>3.6 Key Finding: SNR Improvement Does Not Imply BER Improvement</w:t>
+      </w:r>
+      <w:r>
+        <w:rPr>
+          <w:noProof/>
+          <w:webHidden/>
+        </w:rPr>
+        <w:tab/>
+        <w:t>11</w:t>
+      </w:r>
     </w:p>
     <w:p>
       <w:pPr>
@@ -1558,63 +877,21 @@
           <w:lang w:val="en-IN" w:eastAsia="en-IN"/>
         </w:rPr>
       </w:pPr>
-      <w:hyperlink w:anchor="_Toc235837813" w:history="1">
-        <w:r>
-          <w:rPr>
-            <w:rStyle w:val="Hyperlink"/>
-            <w:noProof/>
-          </w:rPr>
-          <w:t>3.7 Follow-Up: Is “MSE Is Boundary-Blind” a Tested Causal Claim?</w:t>
-        </w:r>
-        <w:r>
-          <w:rPr>
-            <w:noProof/>
-            <w:webHidden/>
-          </w:rPr>
-          <w:tab/>
-        </w:r>
-        <w:r>
-          <w:rPr>
-            <w:noProof/>
-            <w:webHidden/>
-          </w:rPr>
-          <w:fldChar w:fldCharType="begin"/>
-        </w:r>
-        <w:r>
-          <w:rPr>
-            <w:noProof/>
-            <w:webHidden/>
-          </w:rPr>
-          <w:instrText xml:space="preserve"> PAGEREF _Toc235837813 \h </w:instrText>
-        </w:r>
-        <w:r>
-          <w:rPr>
-            <w:noProof/>
-            <w:webHidden/>
-          </w:rPr>
-        </w:r>
-        <w:r>
-          <w:rPr>
-            <w:noProof/>
-            <w:webHidden/>
-          </w:rPr>
-          <w:fldChar w:fldCharType="separate"/>
-        </w:r>
-        <w:r>
-          <w:rPr>
-            <w:noProof/>
-            <w:webHidden/>
-          </w:rPr>
-          <w:t>11</w:t>
-        </w:r>
-        <w:r>
-          <w:rPr>
-            <w:noProof/>
-            <w:webHidden/>
-          </w:rPr>
-          <w:fldChar w:fldCharType="end"/>
-        </w:r>
-      </w:hyperlink>
+      <w:r>
+        <w:rPr>
+          <w:rStyle w:val="Hyperlink"/>
+          <w:noProof/>
+        </w:rPr>
+        <w:t>3.7 Follow-Up: Is “MSE Is Boundary-Blind” a Tested Causal Claim?</w:t>
+      </w:r>
+      <w:r>
+        <w:rPr>
+          <w:noProof/>
+          <w:webHidden/>
+        </w:rPr>
+        <w:tab/>
+        <w:t>11</w:t>
+      </w:r>
     </w:p>
     <w:p>
       <w:pPr>
@@ -1628,63 +905,21 @@
           <w:lang w:val="en-IN" w:eastAsia="en-IN"/>
         </w:rPr>
       </w:pPr>
-      <w:hyperlink w:anchor="_Toc235837814" w:history="1">
-        <w:r>
-          <w:rPr>
-            <w:rStyle w:val="Hyperlink"/>
-            <w:noProof/>
-          </w:rPr>
-          <w:t>3.8 Follow-Up: Is Training the CNN Once Enough?</w:t>
-        </w:r>
-        <w:r>
-          <w:rPr>
-            <w:noProof/>
-            <w:webHidden/>
-          </w:rPr>
-          <w:tab/>
-        </w:r>
-        <w:r>
-          <w:rPr>
-            <w:noProof/>
-            <w:webHidden/>
-          </w:rPr>
-          <w:fldChar w:fldCharType="begin"/>
-        </w:r>
-        <w:r>
-          <w:rPr>
-            <w:noProof/>
-            <w:webHidden/>
-          </w:rPr>
-          <w:instrText xml:space="preserve"> PAGEREF _Toc235837814 \h </w:instrText>
-        </w:r>
-        <w:r>
-          <w:rPr>
-            <w:noProof/>
-            <w:webHidden/>
-          </w:rPr>
-        </w:r>
-        <w:r>
-          <w:rPr>
-            <w:noProof/>
-            <w:webHidden/>
-          </w:rPr>
-          <w:fldChar w:fldCharType="separate"/>
-        </w:r>
-        <w:r>
-          <w:rPr>
-            <w:noProof/>
-            <w:webHidden/>
-          </w:rPr>
-          <w:t>12</w:t>
-        </w:r>
-        <w:r>
-          <w:rPr>
-            <w:noProof/>
-            <w:webHidden/>
-          </w:rPr>
-          <w:fldChar w:fldCharType="end"/>
-        </w:r>
-      </w:hyperlink>
+      <w:r>
+        <w:rPr>
+          <w:rStyle w:val="Hyperlink"/>
+          <w:noProof/>
+        </w:rPr>
+        <w:t>3.8 Follow-Up: Is Training the CNN Once Enough?</w:t>
+      </w:r>
+      <w:r>
+        <w:rPr>
+          <w:noProof/>
+          <w:webHidden/>
+        </w:rPr>
+        <w:tab/>
+        <w:t>12</w:t>
+      </w:r>
     </w:p>
     <w:p>
       <w:pPr>
@@ -1698,63 +933,21 @@
           <w:lang w:val="en-IN" w:eastAsia="en-IN"/>
         </w:rPr>
       </w:pPr>
-      <w:hyperlink w:anchor="_Toc235837815" w:history="1">
-        <w:r>
-          <w:rPr>
-            <w:rStyle w:val="Hyperlink"/>
-            <w:noProof/>
-          </w:rPr>
-          <w:t>4. Case Study 2: RRC Pulse-Shaped + Multipath ISI Channel</w:t>
-        </w:r>
-        <w:r>
-          <w:rPr>
-            <w:noProof/>
-            <w:webHidden/>
-          </w:rPr>
-          <w:tab/>
-        </w:r>
-        <w:r>
-          <w:rPr>
-            <w:noProof/>
-            <w:webHidden/>
-          </w:rPr>
-          <w:fldChar w:fldCharType="begin"/>
-        </w:r>
-        <w:r>
-          <w:rPr>
-            <w:noProof/>
-            <w:webHidden/>
-          </w:rPr>
-          <w:instrText xml:space="preserve"> PAGEREF _Toc235837815 \h </w:instrText>
-        </w:r>
-        <w:r>
-          <w:rPr>
-            <w:noProof/>
-            <w:webHidden/>
-          </w:rPr>
-        </w:r>
-        <w:r>
-          <w:rPr>
-            <w:noProof/>
-            <w:webHidden/>
-          </w:rPr>
-          <w:fldChar w:fldCharType="separate"/>
-        </w:r>
-        <w:r>
-          <w:rPr>
-            <w:noProof/>
-            <w:webHidden/>
-          </w:rPr>
-          <w:t>14</w:t>
-        </w:r>
-        <w:r>
-          <w:rPr>
-            <w:noProof/>
-            <w:webHidden/>
-          </w:rPr>
-          <w:fldChar w:fldCharType="end"/>
-        </w:r>
-      </w:hyperlink>
+      <w:r>
+        <w:rPr>
+          <w:rStyle w:val="Hyperlink"/>
+          <w:noProof/>
+        </w:rPr>
+        <w:t>4. Case Study 2: RRC Pulse-Shaped + Multipath ISI Channel</w:t>
+      </w:r>
+      <w:r>
+        <w:rPr>
+          <w:noProof/>
+          <w:webHidden/>
+        </w:rPr>
+        <w:tab/>
+        <w:t>14</w:t>
+      </w:r>
     </w:p>
     <w:p>
       <w:pPr>
@@ -1768,63 +961,21 @@
           <w:lang w:val="en-IN" w:eastAsia="en-IN"/>
         </w:rPr>
       </w:pPr>
-      <w:hyperlink w:anchor="_Toc235837816" w:history="1">
-        <w:r>
-          <w:rPr>
-            <w:rStyle w:val="Hyperlink"/>
-            <w:noProof/>
-          </w:rPr>
-          <w:t>4.1 Configuration</w:t>
-        </w:r>
-        <w:r>
-          <w:rPr>
-            <w:noProof/>
-            <w:webHidden/>
-          </w:rPr>
-          <w:tab/>
-        </w:r>
-        <w:r>
-          <w:rPr>
-            <w:noProof/>
-            <w:webHidden/>
-          </w:rPr>
-          <w:fldChar w:fldCharType="begin"/>
-        </w:r>
-        <w:r>
-          <w:rPr>
-            <w:noProof/>
-            <w:webHidden/>
-          </w:rPr>
-          <w:instrText xml:space="preserve"> PAGEREF _Toc235837816 \h </w:instrText>
-        </w:r>
-        <w:r>
-          <w:rPr>
-            <w:noProof/>
-            <w:webHidden/>
-          </w:rPr>
-        </w:r>
-        <w:r>
-          <w:rPr>
-            <w:noProof/>
-            <w:webHidden/>
-          </w:rPr>
-          <w:fldChar w:fldCharType="separate"/>
-        </w:r>
-        <w:r>
-          <w:rPr>
-            <w:noProof/>
-            <w:webHidden/>
-          </w:rPr>
-          <w:t>14</w:t>
-        </w:r>
-        <w:r>
-          <w:rPr>
-            <w:noProof/>
-            <w:webHidden/>
-          </w:rPr>
-          <w:fldChar w:fldCharType="end"/>
-        </w:r>
-      </w:hyperlink>
+      <w:r>
+        <w:rPr>
+          <w:rStyle w:val="Hyperlink"/>
+          <w:noProof/>
+        </w:rPr>
+        <w:t>4.1 Configuration</w:t>
+      </w:r>
+      <w:r>
+        <w:rPr>
+          <w:noProof/>
+          <w:webHidden/>
+        </w:rPr>
+        <w:tab/>
+        <w:t>14</w:t>
+      </w:r>
     </w:p>
     <w:p>
       <w:pPr>
@@ -1838,63 +989,21 @@
           <w:lang w:val="en-IN" w:eastAsia="en-IN"/>
         </w:rPr>
       </w:pPr>
-      <w:hyperlink w:anchor="_Toc235837817" w:history="1">
-        <w:r>
-          <w:rPr>
-            <w:rStyle w:val="Hyperlink"/>
-            <w:noProof/>
-          </w:rPr>
-          <w:t>4.2 Three Normalization Bugs Found and Fixed</w:t>
-        </w:r>
-        <w:r>
-          <w:rPr>
-            <w:noProof/>
-            <w:webHidden/>
-          </w:rPr>
-          <w:tab/>
-        </w:r>
-        <w:r>
-          <w:rPr>
-            <w:noProof/>
-            <w:webHidden/>
-          </w:rPr>
-          <w:fldChar w:fldCharType="begin"/>
-        </w:r>
-        <w:r>
-          <w:rPr>
-            <w:noProof/>
-            <w:webHidden/>
-          </w:rPr>
-          <w:instrText xml:space="preserve"> PAGEREF _Toc235837817 \h </w:instrText>
-        </w:r>
-        <w:r>
-          <w:rPr>
-            <w:noProof/>
-            <w:webHidden/>
-          </w:rPr>
-        </w:r>
-        <w:r>
-          <w:rPr>
-            <w:noProof/>
-            <w:webHidden/>
-          </w:rPr>
-          <w:fldChar w:fldCharType="separate"/>
-        </w:r>
-        <w:r>
-          <w:rPr>
-            <w:noProof/>
-            <w:webHidden/>
-          </w:rPr>
-          <w:t>14</w:t>
-        </w:r>
-        <w:r>
-          <w:rPr>
-            <w:noProof/>
-            <w:webHidden/>
-          </w:rPr>
-          <w:fldChar w:fldCharType="end"/>
-        </w:r>
-      </w:hyperlink>
+      <w:r>
+        <w:rPr>
+          <w:rStyle w:val="Hyperlink"/>
+          <w:noProof/>
+        </w:rPr>
+        <w:t>4.2 Three Normalization Bugs Found and Fixed</w:t>
+      </w:r>
+      <w:r>
+        <w:rPr>
+          <w:noProof/>
+          <w:webHidden/>
+        </w:rPr>
+        <w:tab/>
+        <w:t>14</w:t>
+      </w:r>
     </w:p>
     <w:p>
       <w:pPr>
@@ -1908,63 +1017,21 @@
           <w:lang w:val="en-IN" w:eastAsia="en-IN"/>
         </w:rPr>
       </w:pPr>
-      <w:hyperlink w:anchor="_Toc235837818" w:history="1">
-        <w:r>
-          <w:rPr>
-            <w:rStyle w:val="Hyperlink"/>
-            <w:noProof/>
-          </w:rPr>
-          <w:t>4.3 Results — BPSK</w:t>
-        </w:r>
-        <w:r>
-          <w:rPr>
-            <w:noProof/>
-            <w:webHidden/>
-          </w:rPr>
-          <w:tab/>
-        </w:r>
-        <w:r>
-          <w:rPr>
-            <w:noProof/>
-            <w:webHidden/>
-          </w:rPr>
-          <w:fldChar w:fldCharType="begin"/>
-        </w:r>
-        <w:r>
-          <w:rPr>
-            <w:noProof/>
-            <w:webHidden/>
-          </w:rPr>
-          <w:instrText xml:space="preserve"> PAGEREF _Toc235837818 \h </w:instrText>
-        </w:r>
-        <w:r>
-          <w:rPr>
-            <w:noProof/>
-            <w:webHidden/>
-          </w:rPr>
-        </w:r>
-        <w:r>
-          <w:rPr>
-            <w:noProof/>
-            <w:webHidden/>
-          </w:rPr>
-          <w:fldChar w:fldCharType="separate"/>
-        </w:r>
-        <w:r>
-          <w:rPr>
-            <w:noProof/>
-            <w:webHidden/>
-          </w:rPr>
-          <w:t>15</w:t>
-        </w:r>
-        <w:r>
-          <w:rPr>
-            <w:noProof/>
-            <w:webHidden/>
-          </w:rPr>
-          <w:fldChar w:fldCharType="end"/>
-        </w:r>
-      </w:hyperlink>
+      <w:r>
+        <w:rPr>
+          <w:rStyle w:val="Hyperlink"/>
+          <w:noProof/>
+        </w:rPr>
+        <w:t>4.3 Results — BPSK</w:t>
+      </w:r>
+      <w:r>
+        <w:rPr>
+          <w:noProof/>
+          <w:webHidden/>
+        </w:rPr>
+        <w:tab/>
+        <w:t>15</w:t>
+      </w:r>
     </w:p>
     <w:p>
       <w:pPr>
@@ -1978,63 +1045,21 @@
           <w:lang w:val="en-IN" w:eastAsia="en-IN"/>
         </w:rPr>
       </w:pPr>
-      <w:hyperlink w:anchor="_Toc235837819" w:history="1">
-        <w:r>
-          <w:rPr>
-            <w:rStyle w:val="Hyperlink"/>
-            <w:noProof/>
-          </w:rPr>
-          <w:t>4.4 Results — QPSK</w:t>
-        </w:r>
-        <w:r>
-          <w:rPr>
-            <w:noProof/>
-            <w:webHidden/>
-          </w:rPr>
-          <w:tab/>
-        </w:r>
-        <w:r>
-          <w:rPr>
-            <w:noProof/>
-            <w:webHidden/>
-          </w:rPr>
-          <w:fldChar w:fldCharType="begin"/>
-        </w:r>
-        <w:r>
-          <w:rPr>
-            <w:noProof/>
-            <w:webHidden/>
-          </w:rPr>
-          <w:instrText xml:space="preserve"> PAGEREF _Toc235837819 \h </w:instrText>
-        </w:r>
-        <w:r>
-          <w:rPr>
-            <w:noProof/>
-            <w:webHidden/>
-          </w:rPr>
-        </w:r>
-        <w:r>
-          <w:rPr>
-            <w:noProof/>
-            <w:webHidden/>
-          </w:rPr>
-          <w:fldChar w:fldCharType="separate"/>
-        </w:r>
-        <w:r>
-          <w:rPr>
-            <w:noProof/>
-            <w:webHidden/>
-          </w:rPr>
-          <w:t>16</w:t>
-        </w:r>
-        <w:r>
-          <w:rPr>
-            <w:noProof/>
-            <w:webHidden/>
-          </w:rPr>
-          <w:fldChar w:fldCharType="end"/>
-        </w:r>
-      </w:hyperlink>
+      <w:r>
+        <w:rPr>
+          <w:rStyle w:val="Hyperlink"/>
+          <w:noProof/>
+        </w:rPr>
+        <w:t>4.4 Results — QPSK</w:t>
+      </w:r>
+      <w:r>
+        <w:rPr>
+          <w:noProof/>
+          <w:webHidden/>
+        </w:rPr>
+        <w:tab/>
+        <w:t>16</w:t>
+      </w:r>
     </w:p>
     <w:p>
       <w:pPr>
@@ -2048,63 +1073,21 @@
           <w:lang w:val="en-IN" w:eastAsia="en-IN"/>
         </w:rPr>
       </w:pPr>
-      <w:hyperlink w:anchor="_Toc235837820" w:history="1">
-        <w:r>
-          <w:rPr>
-            <w:rStyle w:val="Hyperlink"/>
-            <w:noProof/>
-          </w:rPr>
-          <w:t>4.5 Verification Before Trusting These Numbers</w:t>
-        </w:r>
-        <w:r>
-          <w:rPr>
-            <w:noProof/>
-            <w:webHidden/>
-          </w:rPr>
-          <w:tab/>
-        </w:r>
-        <w:r>
-          <w:rPr>
-            <w:noProof/>
-            <w:webHidden/>
-          </w:rPr>
-          <w:fldChar w:fldCharType="begin"/>
-        </w:r>
-        <w:r>
-          <w:rPr>
-            <w:noProof/>
-            <w:webHidden/>
-          </w:rPr>
-          <w:instrText xml:space="preserve"> PAGEREF _Toc235837820 \h </w:instrText>
-        </w:r>
-        <w:r>
-          <w:rPr>
-            <w:noProof/>
-            <w:webHidden/>
-          </w:rPr>
-        </w:r>
-        <w:r>
-          <w:rPr>
-            <w:noProof/>
-            <w:webHidden/>
-          </w:rPr>
-          <w:fldChar w:fldCharType="separate"/>
-        </w:r>
-        <w:r>
-          <w:rPr>
-            <w:noProof/>
-            <w:webHidden/>
-          </w:rPr>
-          <w:t>17</w:t>
-        </w:r>
-        <w:r>
-          <w:rPr>
-            <w:noProof/>
-            <w:webHidden/>
-          </w:rPr>
-          <w:fldChar w:fldCharType="end"/>
-        </w:r>
-      </w:hyperlink>
+      <w:r>
+        <w:rPr>
+          <w:rStyle w:val="Hyperlink"/>
+          <w:noProof/>
+        </w:rPr>
+        <w:t>4.5 Verification Before Trusting These Numbers</w:t>
+      </w:r>
+      <w:r>
+        <w:rPr>
+          <w:noProof/>
+          <w:webHidden/>
+        </w:rPr>
+        <w:tab/>
+        <w:t>17</w:t>
+      </w:r>
     </w:p>
     <w:p>
       <w:pPr>
@@ -2118,63 +1101,21 @@
           <w:lang w:val="en-IN" w:eastAsia="en-IN"/>
         </w:rPr>
       </w:pPr>
-      <w:hyperlink w:anchor="_Toc235837821" w:history="1">
-        <w:r>
-          <w:rPr>
-            <w:rStyle w:val="Hyperlink"/>
-            <w:noProof/>
-          </w:rPr>
-          <w:t>4.6 Key Finding: Equalization Helps — But How Much Depends on Modulation</w:t>
-        </w:r>
-        <w:r>
-          <w:rPr>
-            <w:noProof/>
-            <w:webHidden/>
-          </w:rPr>
-          <w:tab/>
-        </w:r>
-        <w:r>
-          <w:rPr>
-            <w:noProof/>
-            <w:webHidden/>
-          </w:rPr>
-          <w:fldChar w:fldCharType="begin"/>
-        </w:r>
-        <w:r>
-          <w:rPr>
-            <w:noProof/>
-            <w:webHidden/>
-          </w:rPr>
-          <w:instrText xml:space="preserve"> PAGEREF _Toc235837821 \h </w:instrText>
-        </w:r>
-        <w:r>
-          <w:rPr>
-            <w:noProof/>
-            <w:webHidden/>
-          </w:rPr>
-        </w:r>
-        <w:r>
-          <w:rPr>
-            <w:noProof/>
-            <w:webHidden/>
-          </w:rPr>
-          <w:fldChar w:fldCharType="separate"/>
-        </w:r>
-        <w:r>
-          <w:rPr>
-            <w:noProof/>
-            <w:webHidden/>
-          </w:rPr>
-          <w:t>17</w:t>
-        </w:r>
-        <w:r>
-          <w:rPr>
-            <w:noProof/>
-            <w:webHidden/>
-          </w:rPr>
-          <w:fldChar w:fldCharType="end"/>
-        </w:r>
-      </w:hyperlink>
+      <w:r>
+        <w:rPr>
+          <w:rStyle w:val="Hyperlink"/>
+          <w:noProof/>
+        </w:rPr>
+        <w:t>4.6 Key Finding: Equalization Helps — But How Much Depends on Modulation</w:t>
+      </w:r>
+      <w:r>
+        <w:rPr>
+          <w:noProof/>
+          <w:webHidden/>
+        </w:rPr>
+        <w:tab/>
+        <w:t>17</w:t>
+      </w:r>
     </w:p>
     <w:p>
       <w:pPr>
@@ -2188,63 +1129,21 @@
           <w:lang w:val="en-IN" w:eastAsia="en-IN"/>
         </w:rPr>
       </w:pPr>
-      <w:hyperlink w:anchor="_Toc235837822" w:history="1">
-        <w:r>
-          <w:rPr>
-            <w:rStyle w:val="Hyperlink"/>
-            <w:noProof/>
-          </w:rPr>
-          <w:t>4.7 The Genie-Aided MMSE Bound</w:t>
-        </w:r>
-        <w:r>
-          <w:rPr>
-            <w:noProof/>
-            <w:webHidden/>
-          </w:rPr>
-          <w:tab/>
-        </w:r>
-        <w:r>
-          <w:rPr>
-            <w:noProof/>
-            <w:webHidden/>
-          </w:rPr>
-          <w:fldChar w:fldCharType="begin"/>
-        </w:r>
-        <w:r>
-          <w:rPr>
-            <w:noProof/>
-            <w:webHidden/>
-          </w:rPr>
-          <w:instrText xml:space="preserve"> PAGEREF _Toc235837822 \h </w:instrText>
-        </w:r>
-        <w:r>
-          <w:rPr>
-            <w:noProof/>
-            <w:webHidden/>
-          </w:rPr>
-        </w:r>
-        <w:r>
-          <w:rPr>
-            <w:noProof/>
-            <w:webHidden/>
-          </w:rPr>
-          <w:fldChar w:fldCharType="separate"/>
-        </w:r>
-        <w:r>
-          <w:rPr>
-            <w:noProof/>
-            <w:webHidden/>
-          </w:rPr>
-          <w:t>17</w:t>
-        </w:r>
-        <w:r>
-          <w:rPr>
-            <w:noProof/>
-            <w:webHidden/>
-          </w:rPr>
-          <w:fldChar w:fldCharType="end"/>
-        </w:r>
-      </w:hyperlink>
+      <w:r>
+        <w:rPr>
+          <w:rStyle w:val="Hyperlink"/>
+          <w:noProof/>
+        </w:rPr>
+        <w:t>4.7 The Genie-Aided MMSE Bound</w:t>
+      </w:r>
+      <w:r>
+        <w:rPr>
+          <w:noProof/>
+          <w:webHidden/>
+        </w:rPr>
+        <w:tab/>
+        <w:t>17</w:t>
+      </w:r>
     </w:p>
     <w:p>
       <w:pPr>
@@ -2258,63 +1157,21 @@
           <w:lang w:val="en-IN" w:eastAsia="en-IN"/>
         </w:rPr>
       </w:pPr>
-      <w:hyperlink w:anchor="_Toc235837823" w:history="1">
-        <w:r>
-          <w:rPr>
-            <w:rStyle w:val="Hyperlink"/>
-            <w:noProof/>
-          </w:rPr>
-          <w:t>4.8 Figures</w:t>
-        </w:r>
-        <w:r>
-          <w:rPr>
-            <w:noProof/>
-            <w:webHidden/>
-          </w:rPr>
-          <w:tab/>
-        </w:r>
-        <w:r>
-          <w:rPr>
-            <w:noProof/>
-            <w:webHidden/>
-          </w:rPr>
-          <w:fldChar w:fldCharType="begin"/>
-        </w:r>
-        <w:r>
-          <w:rPr>
-            <w:noProof/>
-            <w:webHidden/>
-          </w:rPr>
-          <w:instrText xml:space="preserve"> PAGEREF _Toc235837823 \h </w:instrText>
-        </w:r>
-        <w:r>
-          <w:rPr>
-            <w:noProof/>
-            <w:webHidden/>
-          </w:rPr>
-        </w:r>
-        <w:r>
-          <w:rPr>
-            <w:noProof/>
-            <w:webHidden/>
-          </w:rPr>
-          <w:fldChar w:fldCharType="separate"/>
-        </w:r>
-        <w:r>
-          <w:rPr>
-            <w:noProof/>
-            <w:webHidden/>
-          </w:rPr>
-          <w:t>19</w:t>
-        </w:r>
-        <w:r>
-          <w:rPr>
-            <w:noProof/>
-            <w:webHidden/>
-          </w:rPr>
-          <w:fldChar w:fldCharType="end"/>
-        </w:r>
-      </w:hyperlink>
+      <w:r>
+        <w:rPr>
+          <w:rStyle w:val="Hyperlink"/>
+          <w:noProof/>
+        </w:rPr>
+        <w:t>4.8 Figures</w:t>
+      </w:r>
+      <w:r>
+        <w:rPr>
+          <w:noProof/>
+          <w:webHidden/>
+        </w:rPr>
+        <w:tab/>
+        <w:t>19</w:t>
+      </w:r>
     </w:p>
     <w:p>
       <w:pPr>
@@ -2328,63 +1185,21 @@
           <w:lang w:val="en-IN" w:eastAsia="en-IN"/>
         </w:rPr>
       </w:pPr>
-      <w:hyperlink w:anchor="_Toc235837824" w:history="1">
-        <w:r>
-          <w:rPr>
-            <w:rStyle w:val="Hyperlink"/>
-            <w:noProof/>
-          </w:rPr>
-          <w:t>4.9 Follow-Up: RLS as a Third Classical Baseline</w:t>
-        </w:r>
-        <w:r>
-          <w:rPr>
-            <w:noProof/>
-            <w:webHidden/>
-          </w:rPr>
-          <w:tab/>
-        </w:r>
-        <w:r>
-          <w:rPr>
-            <w:noProof/>
-            <w:webHidden/>
-          </w:rPr>
-          <w:fldChar w:fldCharType="begin"/>
-        </w:r>
-        <w:r>
-          <w:rPr>
-            <w:noProof/>
-            <w:webHidden/>
-          </w:rPr>
-          <w:instrText xml:space="preserve"> PAGEREF _Toc235837824 \h </w:instrText>
-        </w:r>
-        <w:r>
-          <w:rPr>
-            <w:noProof/>
-            <w:webHidden/>
-          </w:rPr>
-        </w:r>
-        <w:r>
-          <w:rPr>
-            <w:noProof/>
-            <w:webHidden/>
-          </w:rPr>
-          <w:fldChar w:fldCharType="separate"/>
-        </w:r>
-        <w:r>
-          <w:rPr>
-            <w:noProof/>
-            <w:webHidden/>
-          </w:rPr>
-          <w:t>22</w:t>
-        </w:r>
-        <w:r>
-          <w:rPr>
-            <w:noProof/>
-            <w:webHidden/>
-          </w:rPr>
-          <w:fldChar w:fldCharType="end"/>
-        </w:r>
-      </w:hyperlink>
+      <w:r>
+        <w:rPr>
+          <w:rStyle w:val="Hyperlink"/>
+          <w:noProof/>
+        </w:rPr>
+        <w:t>4.9 Follow-Up: RLS as a Third Classical Baseline</w:t>
+      </w:r>
+      <w:r>
+        <w:rPr>
+          <w:noProof/>
+          <w:webHidden/>
+        </w:rPr>
+        <w:tab/>
+        <w:t>22</w:t>
+      </w:r>
     </w:p>
     <w:p>
       <w:pPr>
@@ -2398,63 +1213,21 @@
           <w:lang w:val="en-IN" w:eastAsia="en-IN"/>
         </w:rPr>
       </w:pPr>
-      <w:hyperlink w:anchor="_Toc235837825" w:history="1">
-        <w:r>
-          <w:rPr>
-            <w:rStyle w:val="Hyperlink"/>
-            <w:noProof/>
-          </w:rPr>
-          <w:t>4.10 Follow-Up: Zero-Forcing (ZF) — a Missing Baseline Found in Published Work</w:t>
-        </w:r>
-        <w:r>
-          <w:rPr>
-            <w:noProof/>
-            <w:webHidden/>
-          </w:rPr>
-          <w:tab/>
-        </w:r>
-        <w:r>
-          <w:rPr>
-            <w:noProof/>
-            <w:webHidden/>
-          </w:rPr>
-          <w:fldChar w:fldCharType="begin"/>
-        </w:r>
-        <w:r>
-          <w:rPr>
-            <w:noProof/>
-            <w:webHidden/>
-          </w:rPr>
-          <w:instrText xml:space="preserve"> PAGEREF _Toc235837825 \h </w:instrText>
-        </w:r>
-        <w:r>
-          <w:rPr>
-            <w:noProof/>
-            <w:webHidden/>
-          </w:rPr>
-        </w:r>
-        <w:r>
-          <w:rPr>
-            <w:noProof/>
-            <w:webHidden/>
-          </w:rPr>
-          <w:fldChar w:fldCharType="separate"/>
-        </w:r>
-        <w:r>
-          <w:rPr>
-            <w:noProof/>
-            <w:webHidden/>
-          </w:rPr>
-          <w:t>24</w:t>
-        </w:r>
-        <w:r>
-          <w:rPr>
-            <w:noProof/>
-            <w:webHidden/>
-          </w:rPr>
-          <w:fldChar w:fldCharType="end"/>
-        </w:r>
-      </w:hyperlink>
+      <w:r>
+        <w:rPr>
+          <w:rStyle w:val="Hyperlink"/>
+          <w:noProof/>
+        </w:rPr>
+        <w:t>4.10 Follow-Up: Zero-Forcing (ZF) — a Missing Baseline Found in Published Work</w:t>
+      </w:r>
+      <w:r>
+        <w:rPr>
+          <w:noProof/>
+          <w:webHidden/>
+        </w:rPr>
+        <w:tab/>
+        <w:t>24</w:t>
+      </w:r>
     </w:p>
     <w:p>
       <w:pPr>
@@ -2468,63 +1241,21 @@
           <w:lang w:val="en-IN" w:eastAsia="en-IN"/>
         </w:rPr>
       </w:pPr>
-      <w:hyperlink w:anchor="_Toc235837826" w:history="1">
-        <w:r>
-          <w:rPr>
-            <w:rStyle w:val="Hyperlink"/>
-            <w:noProof/>
-          </w:rPr>
-          <w:t>4.11 Follow-Up: Does the CNN Generalize Across Channels, or Memorize the One It Was Trained On?</w:t>
-        </w:r>
-        <w:r>
-          <w:rPr>
-            <w:noProof/>
-            <w:webHidden/>
-          </w:rPr>
-          <w:tab/>
-        </w:r>
-        <w:r>
-          <w:rPr>
-            <w:noProof/>
-            <w:webHidden/>
-          </w:rPr>
-          <w:fldChar w:fldCharType="begin"/>
-        </w:r>
-        <w:r>
-          <w:rPr>
-            <w:noProof/>
-            <w:webHidden/>
-          </w:rPr>
-          <w:instrText xml:space="preserve"> PAGEREF _Toc235837826 \h </w:instrText>
-        </w:r>
-        <w:r>
-          <w:rPr>
-            <w:noProof/>
-            <w:webHidden/>
-          </w:rPr>
-        </w:r>
-        <w:r>
-          <w:rPr>
-            <w:noProof/>
-            <w:webHidden/>
-          </w:rPr>
-          <w:fldChar w:fldCharType="separate"/>
-        </w:r>
-        <w:r>
-          <w:rPr>
-            <w:noProof/>
-            <w:webHidden/>
-          </w:rPr>
-          <w:t>25</w:t>
-        </w:r>
-        <w:r>
-          <w:rPr>
-            <w:noProof/>
-            <w:webHidden/>
-          </w:rPr>
-          <w:fldChar w:fldCharType="end"/>
-        </w:r>
-      </w:hyperlink>
+      <w:r>
+        <w:rPr>
+          <w:rStyle w:val="Hyperlink"/>
+          <w:noProof/>
+        </w:rPr>
+        <w:t>4.11 Follow-Up: Does the CNN Generalize Across Channels, or Memorize the One It Was Trained On?</w:t>
+      </w:r>
+      <w:r>
+        <w:rPr>
+          <w:noProof/>
+          <w:webHidden/>
+        </w:rPr>
+        <w:tab/>
+        <w:t>25</w:t>
+      </w:r>
     </w:p>
     <w:p>
       <w:pPr>
@@ -2538,63 +1269,21 @@
           <w:lang w:val="en-IN" w:eastAsia="en-IN"/>
         </w:rPr>
       </w:pPr>
-      <w:hyperlink w:anchor="_Toc235837827" w:history="1">
-        <w:r>
-          <w:rPr>
-            <w:rStyle w:val="Hyperlink"/>
-            <w:noProof/>
-          </w:rPr>
-          <w:t>5. ISI Severity Sweep: Locating the Crossover</w:t>
-        </w:r>
-        <w:r>
-          <w:rPr>
-            <w:noProof/>
-            <w:webHidden/>
-          </w:rPr>
-          <w:tab/>
-        </w:r>
-        <w:r>
-          <w:rPr>
-            <w:noProof/>
-            <w:webHidden/>
-          </w:rPr>
-          <w:fldChar w:fldCharType="begin"/>
-        </w:r>
-        <w:r>
-          <w:rPr>
-            <w:noProof/>
-            <w:webHidden/>
-          </w:rPr>
-          <w:instrText xml:space="preserve"> PAGEREF _Toc235837827 \h </w:instrText>
-        </w:r>
-        <w:r>
-          <w:rPr>
-            <w:noProof/>
-            <w:webHidden/>
-          </w:rPr>
-        </w:r>
-        <w:r>
-          <w:rPr>
-            <w:noProof/>
-            <w:webHidden/>
-          </w:rPr>
-          <w:fldChar w:fldCharType="separate"/>
-        </w:r>
-        <w:r>
-          <w:rPr>
-            <w:noProof/>
-            <w:webHidden/>
-          </w:rPr>
-          <w:t>26</w:t>
-        </w:r>
-        <w:r>
-          <w:rPr>
-            <w:noProof/>
-            <w:webHidden/>
-          </w:rPr>
-          <w:fldChar w:fldCharType="end"/>
-        </w:r>
-      </w:hyperlink>
+      <w:r>
+        <w:rPr>
+          <w:rStyle w:val="Hyperlink"/>
+          <w:noProof/>
+        </w:rPr>
+        <w:t>5. ISI Severity Sweep: Locating the Crossover</w:t>
+      </w:r>
+      <w:r>
+        <w:rPr>
+          <w:noProof/>
+          <w:webHidden/>
+        </w:rPr>
+        <w:tab/>
+        <w:t>26</w:t>
+      </w:r>
     </w:p>
     <w:p>
       <w:pPr>
@@ -2608,63 +1297,21 @@
           <w:lang w:val="en-IN" w:eastAsia="en-IN"/>
         </w:rPr>
       </w:pPr>
-      <w:hyperlink w:anchor="_Toc235837828" w:history="1">
-        <w:r>
-          <w:rPr>
-            <w:rStyle w:val="Hyperlink"/>
-            <w:noProof/>
-          </w:rPr>
-          <w:t>Figures</w:t>
-        </w:r>
-        <w:r>
-          <w:rPr>
-            <w:noProof/>
-            <w:webHidden/>
-          </w:rPr>
-          <w:tab/>
-        </w:r>
-        <w:r>
-          <w:rPr>
-            <w:noProof/>
-            <w:webHidden/>
-          </w:rPr>
-          <w:fldChar w:fldCharType="begin"/>
-        </w:r>
-        <w:r>
-          <w:rPr>
-            <w:noProof/>
-            <w:webHidden/>
-          </w:rPr>
-          <w:instrText xml:space="preserve"> PAGEREF _Toc235837828 \h </w:instrText>
-        </w:r>
-        <w:r>
-          <w:rPr>
-            <w:noProof/>
-            <w:webHidden/>
-          </w:rPr>
-        </w:r>
-        <w:r>
-          <w:rPr>
-            <w:noProof/>
-            <w:webHidden/>
-          </w:rPr>
-          <w:fldChar w:fldCharType="separate"/>
-        </w:r>
-        <w:r>
-          <w:rPr>
-            <w:noProof/>
-            <w:webHidden/>
-          </w:rPr>
-          <w:t>27</w:t>
-        </w:r>
-        <w:r>
-          <w:rPr>
-            <w:noProof/>
-            <w:webHidden/>
-          </w:rPr>
-          <w:fldChar w:fldCharType="end"/>
-        </w:r>
-      </w:hyperlink>
+      <w:r>
+        <w:rPr>
+          <w:rStyle w:val="Hyperlink"/>
+          <w:noProof/>
+        </w:rPr>
+        <w:t>Figures</w:t>
+      </w:r>
+      <w:r>
+        <w:rPr>
+          <w:noProof/>
+          <w:webHidden/>
+        </w:rPr>
+        <w:tab/>
+        <w:t>27</w:t>
+      </w:r>
     </w:p>
     <w:p>
       <w:pPr>
@@ -2678,63 +1325,21 @@
           <w:lang w:val="en-IN" w:eastAsia="en-IN"/>
         </w:rPr>
       </w:pPr>
-      <w:hyperlink w:anchor="_Toc235837829" w:history="1">
-        <w:r>
-          <w:rPr>
-            <w:rStyle w:val="Hyperlink"/>
-            <w:noProof/>
-          </w:rPr>
-          <w:t>6. Case Study 3: Time-Varying Channel</w:t>
-        </w:r>
-        <w:r>
-          <w:rPr>
-            <w:noProof/>
-            <w:webHidden/>
-          </w:rPr>
-          <w:tab/>
-        </w:r>
-        <w:r>
-          <w:rPr>
-            <w:noProof/>
-            <w:webHidden/>
-          </w:rPr>
-          <w:fldChar w:fldCharType="begin"/>
-        </w:r>
-        <w:r>
-          <w:rPr>
-            <w:noProof/>
-            <w:webHidden/>
-          </w:rPr>
-          <w:instrText xml:space="preserve"> PAGEREF _Toc235837829 \h </w:instrText>
-        </w:r>
-        <w:r>
-          <w:rPr>
-            <w:noProof/>
-            <w:webHidden/>
-          </w:rPr>
-        </w:r>
-        <w:r>
-          <w:rPr>
-            <w:noProof/>
-            <w:webHidden/>
-          </w:rPr>
-          <w:fldChar w:fldCharType="separate"/>
-        </w:r>
-        <w:r>
-          <w:rPr>
-            <w:noProof/>
-            <w:webHidden/>
-          </w:rPr>
-          <w:t>28</w:t>
-        </w:r>
-        <w:r>
-          <w:rPr>
-            <w:noProof/>
-            <w:webHidden/>
-          </w:rPr>
-          <w:fldChar w:fldCharType="end"/>
-        </w:r>
-      </w:hyperlink>
+      <w:r>
+        <w:rPr>
+          <w:rStyle w:val="Hyperlink"/>
+          <w:noProof/>
+        </w:rPr>
+        <w:t>6. Case Study 3: Time-Varying Channel</w:t>
+      </w:r>
+      <w:r>
+        <w:rPr>
+          <w:noProof/>
+          <w:webHidden/>
+        </w:rPr>
+        <w:tab/>
+        <w:t>28</w:t>
+      </w:r>
     </w:p>
     <w:p>
       <w:pPr>
@@ -2748,63 +1353,21 @@
           <w:lang w:val="en-IN" w:eastAsia="en-IN"/>
         </w:rPr>
       </w:pPr>
-      <w:hyperlink w:anchor="_Toc235837830" w:history="1">
-        <w:r>
-          <w:rPr>
-            <w:rStyle w:val="Hyperlink"/>
-            <w:noProof/>
-          </w:rPr>
-          <w:t>6.1 Finding 1 — a Fourth Bug: the DD Reliability Gate Is Dead Code at SPS&gt;1</w:t>
-        </w:r>
-        <w:r>
-          <w:rPr>
-            <w:noProof/>
-            <w:webHidden/>
-          </w:rPr>
-          <w:tab/>
-        </w:r>
-        <w:r>
-          <w:rPr>
-            <w:noProof/>
-            <w:webHidden/>
-          </w:rPr>
-          <w:fldChar w:fldCharType="begin"/>
-        </w:r>
-        <w:r>
-          <w:rPr>
-            <w:noProof/>
-            <w:webHidden/>
-          </w:rPr>
-          <w:instrText xml:space="preserve"> PAGEREF _Toc235837830 \h </w:instrText>
-        </w:r>
-        <w:r>
-          <w:rPr>
-            <w:noProof/>
-            <w:webHidden/>
-          </w:rPr>
-        </w:r>
-        <w:r>
-          <w:rPr>
-            <w:noProof/>
-            <w:webHidden/>
-          </w:rPr>
-          <w:fldChar w:fldCharType="separate"/>
-        </w:r>
-        <w:r>
-          <w:rPr>
-            <w:noProof/>
-            <w:webHidden/>
-          </w:rPr>
-          <w:t>28</w:t>
-        </w:r>
-        <w:r>
-          <w:rPr>
-            <w:noProof/>
-            <w:webHidden/>
-          </w:rPr>
-          <w:fldChar w:fldCharType="end"/>
-        </w:r>
-      </w:hyperlink>
+      <w:r>
+        <w:rPr>
+          <w:rStyle w:val="Hyperlink"/>
+          <w:noProof/>
+        </w:rPr>
+        <w:t>6.1 Finding 1 — a Fourth Bug: the DD Reliability Gate Is Dead Code at SPS&gt;1</w:t>
+      </w:r>
+      <w:r>
+        <w:rPr>
+          <w:noProof/>
+          <w:webHidden/>
+        </w:rPr>
+        <w:tab/>
+        <w:t>28</w:t>
+      </w:r>
     </w:p>
     <w:p>
       <w:pPr>
@@ -2818,63 +1381,21 @@
           <w:lang w:val="en-IN" w:eastAsia="en-IN"/>
         </w:rPr>
       </w:pPr>
-      <w:hyperlink w:anchor="_Toc235837831" w:history="1">
-        <w:r>
-          <w:rPr>
-            <w:rStyle w:val="Hyperlink"/>
-            <w:noProof/>
-          </w:rPr>
-          <w:t>6.2 Finding 2 — Bypassing the Gate Is Catastrophic, and It's Not About Time-Variation</w:t>
-        </w:r>
-        <w:r>
-          <w:rPr>
-            <w:noProof/>
-            <w:webHidden/>
-          </w:rPr>
-          <w:tab/>
-        </w:r>
-        <w:r>
-          <w:rPr>
-            <w:noProof/>
-            <w:webHidden/>
-          </w:rPr>
-          <w:fldChar w:fldCharType="begin"/>
-        </w:r>
-        <w:r>
-          <w:rPr>
-            <w:noProof/>
-            <w:webHidden/>
-          </w:rPr>
-          <w:instrText xml:space="preserve"> PAGEREF _Toc235837831 \h </w:instrText>
-        </w:r>
-        <w:r>
-          <w:rPr>
-            <w:noProof/>
-            <w:webHidden/>
-          </w:rPr>
-        </w:r>
-        <w:r>
-          <w:rPr>
-            <w:noProof/>
-            <w:webHidden/>
-          </w:rPr>
-          <w:fldChar w:fldCharType="separate"/>
-        </w:r>
-        <w:r>
-          <w:rPr>
-            <w:noProof/>
-            <w:webHidden/>
-          </w:rPr>
-          <w:t>28</w:t>
-        </w:r>
-        <w:r>
-          <w:rPr>
-            <w:noProof/>
-            <w:webHidden/>
-          </w:rPr>
-          <w:fldChar w:fldCharType="end"/>
-        </w:r>
-      </w:hyperlink>
+      <w:r>
+        <w:rPr>
+          <w:rStyle w:val="Hyperlink"/>
+          <w:noProof/>
+        </w:rPr>
+        <w:t>6.2 Finding 2 — Bypassing the Gate Is Catastrophic, and It's Not About Time-Variation</w:t>
+      </w:r>
+      <w:r>
+        <w:rPr>
+          <w:noProof/>
+          <w:webHidden/>
+        </w:rPr>
+        <w:tab/>
+        <w:t>28</w:t>
+      </w:r>
     </w:p>
     <w:p>
       <w:pPr>
@@ -2888,63 +1409,21 @@
           <w:lang w:val="en-IN" w:eastAsia="en-IN"/>
         </w:rPr>
       </w:pPr>
-      <w:hyperlink w:anchor="_Toc235837832" w:history="1">
-        <w:r>
-          <w:rPr>
-            <w:rStyle w:val="Hyperlink"/>
-            <w:noProof/>
-          </w:rPr>
-          <w:t>6.3 Finding 3 — the Clean Test: SPS=1, Genuine Flat Fading, Gate Untouched</w:t>
-        </w:r>
-        <w:r>
-          <w:rPr>
-            <w:noProof/>
-            <w:webHidden/>
-          </w:rPr>
-          <w:tab/>
-        </w:r>
-        <w:r>
-          <w:rPr>
-            <w:noProof/>
-            <w:webHidden/>
-          </w:rPr>
-          <w:fldChar w:fldCharType="begin"/>
-        </w:r>
-        <w:r>
-          <w:rPr>
-            <w:noProof/>
-            <w:webHidden/>
-          </w:rPr>
-          <w:instrText xml:space="preserve"> PAGEREF _Toc235837832 \h </w:instrText>
-        </w:r>
-        <w:r>
-          <w:rPr>
-            <w:noProof/>
-            <w:webHidden/>
-          </w:rPr>
-        </w:r>
-        <w:r>
-          <w:rPr>
-            <w:noProof/>
-            <w:webHidden/>
-          </w:rPr>
-          <w:fldChar w:fldCharType="separate"/>
-        </w:r>
-        <w:r>
-          <w:rPr>
-            <w:noProof/>
-            <w:webHidden/>
-          </w:rPr>
-          <w:t>28</w:t>
-        </w:r>
-        <w:r>
-          <w:rPr>
-            <w:noProof/>
-            <w:webHidden/>
-          </w:rPr>
-          <w:fldChar w:fldCharType="end"/>
-        </w:r>
-      </w:hyperlink>
+      <w:r>
+        <w:rPr>
+          <w:rStyle w:val="Hyperlink"/>
+          <w:noProof/>
+        </w:rPr>
+        <w:t>6.3 Finding 3 — the Clean Test: SPS=1, Genuine Flat Fading, Gate Untouched</w:t>
+      </w:r>
+      <w:r>
+        <w:rPr>
+          <w:noProof/>
+          <w:webHidden/>
+        </w:rPr>
+        <w:tab/>
+        <w:t>28</w:t>
+      </w:r>
     </w:p>
     <w:p>
       <w:pPr>
@@ -2958,63 +1437,21 @@
           <w:lang w:val="en-IN" w:eastAsia="en-IN"/>
         </w:rPr>
       </w:pPr>
-      <w:hyperlink w:anchor="_Toc235837833" w:history="1">
-        <w:r>
-          <w:rPr>
-            <w:rStyle w:val="Hyperlink"/>
-            <w:noProof/>
-          </w:rPr>
-          <w:t>6.4 Conclusion</w:t>
-        </w:r>
-        <w:r>
-          <w:rPr>
-            <w:noProof/>
-            <w:webHidden/>
-          </w:rPr>
-          <w:tab/>
-        </w:r>
-        <w:r>
-          <w:rPr>
-            <w:noProof/>
-            <w:webHidden/>
-          </w:rPr>
-          <w:fldChar w:fldCharType="begin"/>
-        </w:r>
-        <w:r>
-          <w:rPr>
-            <w:noProof/>
-            <w:webHidden/>
-          </w:rPr>
-          <w:instrText xml:space="preserve"> PAGEREF _Toc235837833 \h </w:instrText>
-        </w:r>
-        <w:r>
-          <w:rPr>
-            <w:noProof/>
-            <w:webHidden/>
-          </w:rPr>
-        </w:r>
-        <w:r>
-          <w:rPr>
-            <w:noProof/>
-            <w:webHidden/>
-          </w:rPr>
-          <w:fldChar w:fldCharType="separate"/>
-        </w:r>
-        <w:r>
-          <w:rPr>
-            <w:noProof/>
-            <w:webHidden/>
-          </w:rPr>
-          <w:t>29</w:t>
-        </w:r>
-        <w:r>
-          <w:rPr>
-            <w:noProof/>
-            <w:webHidden/>
-          </w:rPr>
-          <w:fldChar w:fldCharType="end"/>
-        </w:r>
-      </w:hyperlink>
+      <w:r>
+        <w:rPr>
+          <w:rStyle w:val="Hyperlink"/>
+          <w:noProof/>
+        </w:rPr>
+        <w:t>6.4 Conclusion</w:t>
+      </w:r>
+      <w:r>
+        <w:rPr>
+          <w:noProof/>
+          <w:webHidden/>
+        </w:rPr>
+        <w:tab/>
+        <w:t>29</w:t>
+      </w:r>
     </w:p>
     <w:p>
       <w:pPr>
@@ -3028,63 +1465,21 @@
           <w:lang w:val="en-IN" w:eastAsia="en-IN"/>
         </w:rPr>
       </w:pPr>
-      <w:hyperlink w:anchor="_Toc235837834" w:history="1">
-        <w:r>
-          <w:rPr>
-            <w:rStyle w:val="Hyperlink"/>
-            <w:noProof/>
-          </w:rPr>
-          <w:t>Figures</w:t>
-        </w:r>
-        <w:r>
-          <w:rPr>
-            <w:noProof/>
-            <w:webHidden/>
-          </w:rPr>
-          <w:tab/>
-        </w:r>
-        <w:r>
-          <w:rPr>
-            <w:noProof/>
-            <w:webHidden/>
-          </w:rPr>
-          <w:fldChar w:fldCharType="begin"/>
-        </w:r>
-        <w:r>
-          <w:rPr>
-            <w:noProof/>
-            <w:webHidden/>
-          </w:rPr>
-          <w:instrText xml:space="preserve"> PAGEREF _Toc235837834 \h </w:instrText>
-        </w:r>
-        <w:r>
-          <w:rPr>
-            <w:noProof/>
-            <w:webHidden/>
-          </w:rPr>
-        </w:r>
-        <w:r>
-          <w:rPr>
-            <w:noProof/>
-            <w:webHidden/>
-          </w:rPr>
-          <w:fldChar w:fldCharType="separate"/>
-        </w:r>
-        <w:r>
-          <w:rPr>
-            <w:noProof/>
-            <w:webHidden/>
-          </w:rPr>
-          <w:t>30</w:t>
-        </w:r>
-        <w:r>
-          <w:rPr>
-            <w:noProof/>
-            <w:webHidden/>
-          </w:rPr>
-          <w:fldChar w:fldCharType="end"/>
-        </w:r>
-      </w:hyperlink>
+      <w:r>
+        <w:rPr>
+          <w:rStyle w:val="Hyperlink"/>
+          <w:noProof/>
+        </w:rPr>
+        <w:t>Figures</w:t>
+      </w:r>
+      <w:r>
+        <w:rPr>
+          <w:noProof/>
+          <w:webHidden/>
+        </w:rPr>
+        <w:tab/>
+        <w:t>30</w:t>
+      </w:r>
     </w:p>
     <w:p>
       <w:pPr>
@@ -3098,63 +1493,21 @@
           <w:lang w:val="en-IN" w:eastAsia="en-IN"/>
         </w:rPr>
       </w:pPr>
-      <w:hyperlink w:anchor="_Toc235837835" w:history="1">
-        <w:r>
-          <w:rPr>
-            <w:rStyle w:val="Hyperlink"/>
-            <w:noProof/>
-          </w:rPr>
-          <w:t>7. Case Study 4: Higher-Order Modulation (16-QAM)</w:t>
-        </w:r>
-        <w:r>
-          <w:rPr>
-            <w:noProof/>
-            <w:webHidden/>
-          </w:rPr>
-          <w:tab/>
-        </w:r>
-        <w:r>
-          <w:rPr>
-            <w:noProof/>
-            <w:webHidden/>
-          </w:rPr>
-          <w:fldChar w:fldCharType="begin"/>
-        </w:r>
-        <w:r>
-          <w:rPr>
-            <w:noProof/>
-            <w:webHidden/>
-          </w:rPr>
-          <w:instrText xml:space="preserve"> PAGEREF _Toc235837835 \h </w:instrText>
-        </w:r>
-        <w:r>
-          <w:rPr>
-            <w:noProof/>
-            <w:webHidden/>
-          </w:rPr>
-        </w:r>
-        <w:r>
-          <w:rPr>
-            <w:noProof/>
-            <w:webHidden/>
-          </w:rPr>
-          <w:fldChar w:fldCharType="separate"/>
-        </w:r>
-        <w:r>
-          <w:rPr>
-            <w:noProof/>
-            <w:webHidden/>
-          </w:rPr>
-          <w:t>32</w:t>
-        </w:r>
-        <w:r>
-          <w:rPr>
-            <w:noProof/>
-            <w:webHidden/>
-          </w:rPr>
-          <w:fldChar w:fldCharType="end"/>
-        </w:r>
-      </w:hyperlink>
+      <w:r>
+        <w:rPr>
+          <w:rStyle w:val="Hyperlink"/>
+          <w:noProof/>
+        </w:rPr>
+        <w:t>7. Case Study 4: Higher-Order Modulation (16-QAM)</w:t>
+      </w:r>
+      <w:r>
+        <w:rPr>
+          <w:noProof/>
+          <w:webHidden/>
+        </w:rPr>
+        <w:tab/>
+        <w:t>32</w:t>
+      </w:r>
     </w:p>
     <w:p>
       <w:pPr>
@@ -3168,63 +1521,21 @@
           <w:lang w:val="en-IN" w:eastAsia="en-IN"/>
         </w:rPr>
       </w:pPr>
-      <w:hyperlink w:anchor="_Toc235837836" w:history="1">
-        <w:r>
-          <w:rPr>
-            <w:rStyle w:val="Hyperlink"/>
-            <w:noProof/>
-          </w:rPr>
-          <w:t>BER Improvement Ratio Comparison</w:t>
-        </w:r>
-        <w:r>
-          <w:rPr>
-            <w:noProof/>
-            <w:webHidden/>
-          </w:rPr>
-          <w:tab/>
-        </w:r>
-        <w:r>
-          <w:rPr>
-            <w:noProof/>
-            <w:webHidden/>
-          </w:rPr>
-          <w:fldChar w:fldCharType="begin"/>
-        </w:r>
-        <w:r>
-          <w:rPr>
-            <w:noProof/>
-            <w:webHidden/>
-          </w:rPr>
-          <w:instrText xml:space="preserve"> PAGEREF _Toc235837836 \h </w:instrText>
-        </w:r>
-        <w:r>
-          <w:rPr>
-            <w:noProof/>
-            <w:webHidden/>
-          </w:rPr>
-        </w:r>
-        <w:r>
-          <w:rPr>
-            <w:noProof/>
-            <w:webHidden/>
-          </w:rPr>
-          <w:fldChar w:fldCharType="separate"/>
-        </w:r>
-        <w:r>
-          <w:rPr>
-            <w:noProof/>
-            <w:webHidden/>
-          </w:rPr>
-          <w:t>33</w:t>
-        </w:r>
-        <w:r>
-          <w:rPr>
-            <w:noProof/>
-            <w:webHidden/>
-          </w:rPr>
-          <w:fldChar w:fldCharType="end"/>
-        </w:r>
-      </w:hyperlink>
+      <w:r>
+        <w:rPr>
+          <w:rStyle w:val="Hyperlink"/>
+          <w:noProof/>
+        </w:rPr>
+        <w:t>BER Improvement Ratio Comparison</w:t>
+      </w:r>
+      <w:r>
+        <w:rPr>
+          <w:noProof/>
+          <w:webHidden/>
+        </w:rPr>
+        <w:tab/>
+        <w:t>33</w:t>
+      </w:r>
     </w:p>
     <w:p>
       <w:pPr>
@@ -3238,63 +1549,21 @@
           <w:lang w:val="en-IN" w:eastAsia="en-IN"/>
         </w:rPr>
       </w:pPr>
-      <w:hyperlink w:anchor="_Toc235837837" w:history="1">
-        <w:r>
-          <w:rPr>
-            <w:rStyle w:val="Hyperlink"/>
-            <w:noProof/>
-          </w:rPr>
-          <w:t>Figures</w:t>
-        </w:r>
-        <w:r>
-          <w:rPr>
-            <w:noProof/>
-            <w:webHidden/>
-          </w:rPr>
-          <w:tab/>
-        </w:r>
-        <w:r>
-          <w:rPr>
-            <w:noProof/>
-            <w:webHidden/>
-          </w:rPr>
-          <w:fldChar w:fldCharType="begin"/>
-        </w:r>
-        <w:r>
-          <w:rPr>
-            <w:noProof/>
-            <w:webHidden/>
-          </w:rPr>
-          <w:instrText xml:space="preserve"> PAGEREF _Toc235837837 \h </w:instrText>
-        </w:r>
-        <w:r>
-          <w:rPr>
-            <w:noProof/>
-            <w:webHidden/>
-          </w:rPr>
-        </w:r>
-        <w:r>
-          <w:rPr>
-            <w:noProof/>
-            <w:webHidden/>
-          </w:rPr>
-          <w:fldChar w:fldCharType="separate"/>
-        </w:r>
-        <w:r>
-          <w:rPr>
-            <w:noProof/>
-            <w:webHidden/>
-          </w:rPr>
-          <w:t>34</w:t>
-        </w:r>
-        <w:r>
-          <w:rPr>
-            <w:noProof/>
-            <w:webHidden/>
-          </w:rPr>
-          <w:fldChar w:fldCharType="end"/>
-        </w:r>
-      </w:hyperlink>
+      <w:r>
+        <w:rPr>
+          <w:rStyle w:val="Hyperlink"/>
+          <w:noProof/>
+        </w:rPr>
+        <w:t>Figures</w:t>
+      </w:r>
+      <w:r>
+        <w:rPr>
+          <w:noProof/>
+          <w:webHidden/>
+        </w:rPr>
+        <w:tab/>
+        <w:t>34</w:t>
+      </w:r>
     </w:p>
     <w:p>
       <w:pPr>
@@ -3308,63 +1577,21 @@
           <w:lang w:val="en-IN" w:eastAsia="en-IN"/>
         </w:rPr>
       </w:pPr>
-      <w:hyperlink w:anchor="_Toc235837838" w:history="1">
-        <w:r>
-          <w:rPr>
-            <w:rStyle w:val="Hyperlink"/>
-            <w:noProof/>
-          </w:rPr>
-          <w:t>8. Compute-Cost Analysis: When Is CNN Actually Worth It?</w:t>
-        </w:r>
-        <w:r>
-          <w:rPr>
-            <w:noProof/>
-            <w:webHidden/>
-          </w:rPr>
-          <w:tab/>
-        </w:r>
-        <w:r>
-          <w:rPr>
-            <w:noProof/>
-            <w:webHidden/>
-          </w:rPr>
-          <w:fldChar w:fldCharType="begin"/>
-        </w:r>
-        <w:r>
-          <w:rPr>
-            <w:noProof/>
-            <w:webHidden/>
-          </w:rPr>
-          <w:instrText xml:space="preserve"> PAGEREF _Toc235837838 \h </w:instrText>
-        </w:r>
-        <w:r>
-          <w:rPr>
-            <w:noProof/>
-            <w:webHidden/>
-          </w:rPr>
-        </w:r>
-        <w:r>
-          <w:rPr>
-            <w:noProof/>
-            <w:webHidden/>
-          </w:rPr>
-          <w:fldChar w:fldCharType="separate"/>
-        </w:r>
-        <w:r>
-          <w:rPr>
-            <w:noProof/>
-            <w:webHidden/>
-          </w:rPr>
-          <w:t>36</w:t>
-        </w:r>
-        <w:r>
-          <w:rPr>
-            <w:noProof/>
-            <w:webHidden/>
-          </w:rPr>
-          <w:fldChar w:fldCharType="end"/>
-        </w:r>
-      </w:hyperlink>
+      <w:r>
+        <w:rPr>
+          <w:rStyle w:val="Hyperlink"/>
+          <w:noProof/>
+        </w:rPr>
+        <w:t>8. Compute-Cost Analysis: When Is CNN Actually Worth It?</w:t>
+      </w:r>
+      <w:r>
+        <w:rPr>
+          <w:noProof/>
+          <w:webHidden/>
+        </w:rPr>
+        <w:tab/>
+        <w:t>36</w:t>
+      </w:r>
     </w:p>
     <w:p>
       <w:pPr>
@@ -3378,63 +1605,21 @@
           <w:lang w:val="en-IN" w:eastAsia="en-IN"/>
         </w:rPr>
       </w:pPr>
-      <w:hyperlink w:anchor="_Toc235837839" w:history="1">
-        <w:r>
-          <w:rPr>
-            <w:rStyle w:val="Hyperlink"/>
-            <w:noProof/>
-          </w:rPr>
-          <w:t>9. Cross-Case-Study Discussion</w:t>
-        </w:r>
-        <w:r>
-          <w:rPr>
-            <w:noProof/>
-            <w:webHidden/>
-          </w:rPr>
-          <w:tab/>
-        </w:r>
-        <w:r>
-          <w:rPr>
-            <w:noProof/>
-            <w:webHidden/>
-          </w:rPr>
-          <w:fldChar w:fldCharType="begin"/>
-        </w:r>
-        <w:r>
-          <w:rPr>
-            <w:noProof/>
-            <w:webHidden/>
-          </w:rPr>
-          <w:instrText xml:space="preserve"> PAGEREF _Toc235837839 \h </w:instrText>
-        </w:r>
-        <w:r>
-          <w:rPr>
-            <w:noProof/>
-            <w:webHidden/>
-          </w:rPr>
-        </w:r>
-        <w:r>
-          <w:rPr>
-            <w:noProof/>
-            <w:webHidden/>
-          </w:rPr>
-          <w:fldChar w:fldCharType="separate"/>
-        </w:r>
-        <w:r>
-          <w:rPr>
-            <w:noProof/>
-            <w:webHidden/>
-          </w:rPr>
-          <w:t>37</w:t>
-        </w:r>
-        <w:r>
-          <w:rPr>
-            <w:noProof/>
-            <w:webHidden/>
-          </w:rPr>
-          <w:fldChar w:fldCharType="end"/>
-        </w:r>
-      </w:hyperlink>
+      <w:r>
+        <w:rPr>
+          <w:rStyle w:val="Hyperlink"/>
+          <w:noProof/>
+        </w:rPr>
+        <w:t>9. Cross-Case-Study Discussion</w:t>
+      </w:r>
+      <w:r>
+        <w:rPr>
+          <w:noProof/>
+          <w:webHidden/>
+        </w:rPr>
+        <w:tab/>
+        <w:t>37</w:t>
+      </w:r>
     </w:p>
     <w:p>
       <w:pPr>
@@ -3448,63 +1633,21 @@
           <w:lang w:val="en-IN" w:eastAsia="en-IN"/>
         </w:rPr>
       </w:pPr>
-      <w:hyperlink w:anchor="_Toc235837840" w:history="1">
-        <w:r>
-          <w:rPr>
-            <w:rStyle w:val="Hyperlink"/>
-            <w:noProof/>
-          </w:rPr>
-          <w:t>9.5 Practical Recommendation: Which Method Should You Actually Use?</w:t>
-        </w:r>
-        <w:r>
-          <w:rPr>
-            <w:noProof/>
-            <w:webHidden/>
-          </w:rPr>
-          <w:tab/>
-        </w:r>
-        <w:r>
-          <w:rPr>
-            <w:noProof/>
-            <w:webHidden/>
-          </w:rPr>
-          <w:fldChar w:fldCharType="begin"/>
-        </w:r>
-        <w:r>
-          <w:rPr>
-            <w:noProof/>
-            <w:webHidden/>
-          </w:rPr>
-          <w:instrText xml:space="preserve"> PAGEREF _Toc235837840 \h </w:instrText>
-        </w:r>
-        <w:r>
-          <w:rPr>
-            <w:noProof/>
-            <w:webHidden/>
-          </w:rPr>
-        </w:r>
-        <w:r>
-          <w:rPr>
-            <w:noProof/>
-            <w:webHidden/>
-          </w:rPr>
-          <w:fldChar w:fldCharType="separate"/>
-        </w:r>
-        <w:r>
-          <w:rPr>
-            <w:noProof/>
-            <w:webHidden/>
-          </w:rPr>
-          <w:t>38</w:t>
-        </w:r>
-        <w:r>
-          <w:rPr>
-            <w:noProof/>
-            <w:webHidden/>
-          </w:rPr>
-          <w:fldChar w:fldCharType="end"/>
-        </w:r>
-      </w:hyperlink>
+      <w:r>
+        <w:rPr>
+          <w:rStyle w:val="Hyperlink"/>
+          <w:noProof/>
+        </w:rPr>
+        <w:t>9.5 Practical Recommendation: Which Method Should You Actually Use?</w:t>
+      </w:r>
+      <w:r>
+        <w:rPr>
+          <w:noProof/>
+          <w:webHidden/>
+        </w:rPr>
+        <w:tab/>
+        <w:t>38</w:t>
+      </w:r>
     </w:p>
     <w:p>
       <w:pPr>
@@ -3518,63 +1661,21 @@
           <w:lang w:val="en-IN" w:eastAsia="en-IN"/>
         </w:rPr>
       </w:pPr>
-      <w:hyperlink w:anchor="_Toc235837841" w:history="1">
-        <w:r>
-          <w:rPr>
-            <w:rStyle w:val="Hyperlink"/>
-            <w:noProof/>
-          </w:rPr>
-          <w:t>10. Conclusions</w:t>
-        </w:r>
-        <w:r>
-          <w:rPr>
-            <w:noProof/>
-            <w:webHidden/>
-          </w:rPr>
-          <w:tab/>
-        </w:r>
-        <w:r>
-          <w:rPr>
-            <w:noProof/>
-            <w:webHidden/>
-          </w:rPr>
-          <w:fldChar w:fldCharType="begin"/>
-        </w:r>
-        <w:r>
-          <w:rPr>
-            <w:noProof/>
-            <w:webHidden/>
-          </w:rPr>
-          <w:instrText xml:space="preserve"> PAGEREF _Toc235837841 \h </w:instrText>
-        </w:r>
-        <w:r>
-          <w:rPr>
-            <w:noProof/>
-            <w:webHidden/>
-          </w:rPr>
-        </w:r>
-        <w:r>
-          <w:rPr>
-            <w:noProof/>
-            <w:webHidden/>
-          </w:rPr>
-          <w:fldChar w:fldCharType="separate"/>
-        </w:r>
-        <w:r>
-          <w:rPr>
-            <w:noProof/>
-            <w:webHidden/>
-          </w:rPr>
-          <w:t>40</w:t>
-        </w:r>
-        <w:r>
-          <w:rPr>
-            <w:noProof/>
-            <w:webHidden/>
-          </w:rPr>
-          <w:fldChar w:fldCharType="end"/>
-        </w:r>
-      </w:hyperlink>
+      <w:r>
+        <w:rPr>
+          <w:rStyle w:val="Hyperlink"/>
+          <w:noProof/>
+        </w:rPr>
+        <w:t>10. Conclusions</w:t>
+      </w:r>
+      <w:r>
+        <w:rPr>
+          <w:noProof/>
+          <w:webHidden/>
+        </w:rPr>
+        <w:tab/>
+        <w:t>40</w:t>
+      </w:r>
     </w:p>
     <w:p>
       <w:pPr>
@@ -3588,63 +1689,21 @@
           <w:lang w:val="en-IN" w:eastAsia="en-IN"/>
         </w:rPr>
       </w:pPr>
-      <w:hyperlink w:anchor="_Toc235837842" w:history="1">
-        <w:r>
-          <w:rPr>
-            <w:rStyle w:val="Hyperlink"/>
-            <w:noProof/>
-          </w:rPr>
-          <w:t>11. Assumptions, Limitations, and Future Work</w:t>
-        </w:r>
-        <w:r>
-          <w:rPr>
-            <w:noProof/>
-            <w:webHidden/>
-          </w:rPr>
-          <w:tab/>
-        </w:r>
-        <w:r>
-          <w:rPr>
-            <w:noProof/>
-            <w:webHidden/>
-          </w:rPr>
-          <w:fldChar w:fldCharType="begin"/>
-        </w:r>
-        <w:r>
-          <w:rPr>
-            <w:noProof/>
-            <w:webHidden/>
-          </w:rPr>
-          <w:instrText xml:space="preserve"> PAGEREF _Toc235837842 \h </w:instrText>
-        </w:r>
-        <w:r>
-          <w:rPr>
-            <w:noProof/>
-            <w:webHidden/>
-          </w:rPr>
-        </w:r>
-        <w:r>
-          <w:rPr>
-            <w:noProof/>
-            <w:webHidden/>
-          </w:rPr>
-          <w:fldChar w:fldCharType="separate"/>
-        </w:r>
-        <w:r>
-          <w:rPr>
-            <w:noProof/>
-            <w:webHidden/>
-          </w:rPr>
-          <w:t>43</w:t>
-        </w:r>
-        <w:r>
-          <w:rPr>
-            <w:noProof/>
-            <w:webHidden/>
-          </w:rPr>
-          <w:fldChar w:fldCharType="end"/>
-        </w:r>
-      </w:hyperlink>
+      <w:r>
+        <w:rPr>
+          <w:rStyle w:val="Hyperlink"/>
+          <w:noProof/>
+        </w:rPr>
+        <w:t>11. Assumptions, Limitations, and Future Work</w:t>
+      </w:r>
+      <w:r>
+        <w:rPr>
+          <w:noProof/>
+          <w:webHidden/>
+        </w:rPr>
+        <w:tab/>
+        <w:t>43</w:t>
+      </w:r>
     </w:p>
     <w:p>
       <w:pPr>
@@ -3658,63 +1717,21 @@
           <w:lang w:val="en-IN" w:eastAsia="en-IN"/>
         </w:rPr>
       </w:pPr>
-      <w:hyperlink w:anchor="_Toc235837843" w:history="1">
-        <w:r>
-          <w:rPr>
-            <w:rStyle w:val="Hyperlink"/>
-            <w:noProof/>
-          </w:rPr>
-          <w:t>Named, Scoped-Out Future Work</w:t>
-        </w:r>
-        <w:r>
-          <w:rPr>
-            <w:noProof/>
-            <w:webHidden/>
-          </w:rPr>
-          <w:tab/>
-        </w:r>
-        <w:r>
-          <w:rPr>
-            <w:noProof/>
-            <w:webHidden/>
-          </w:rPr>
-          <w:fldChar w:fldCharType="begin"/>
-        </w:r>
-        <w:r>
-          <w:rPr>
-            <w:noProof/>
-            <w:webHidden/>
-          </w:rPr>
-          <w:instrText xml:space="preserve"> PAGEREF _Toc235837843 \h </w:instrText>
-        </w:r>
-        <w:r>
-          <w:rPr>
-            <w:noProof/>
-            <w:webHidden/>
-          </w:rPr>
-        </w:r>
-        <w:r>
-          <w:rPr>
-            <w:noProof/>
-            <w:webHidden/>
-          </w:rPr>
-          <w:fldChar w:fldCharType="separate"/>
-        </w:r>
-        <w:r>
-          <w:rPr>
-            <w:noProof/>
-            <w:webHidden/>
-          </w:rPr>
-          <w:t>44</w:t>
-        </w:r>
-        <w:r>
-          <w:rPr>
-            <w:noProof/>
-            <w:webHidden/>
-          </w:rPr>
-          <w:fldChar w:fldCharType="end"/>
-        </w:r>
-      </w:hyperlink>
+      <w:r>
+        <w:rPr>
+          <w:rStyle w:val="Hyperlink"/>
+          <w:noProof/>
+        </w:rPr>
+        <w:t>Named, Scoped-Out Future Work</w:t>
+      </w:r>
+      <w:r>
+        <w:rPr>
+          <w:noProof/>
+          <w:webHidden/>
+        </w:rPr>
+        <w:tab/>
+        <w:t>44</w:t>
+      </w:r>
     </w:p>
     <w:p>
       <w:pPr>
@@ -3728,63 +1745,21 @@
           <w:lang w:val="en-IN" w:eastAsia="en-IN"/>
         </w:rPr>
       </w:pPr>
-      <w:hyperlink w:anchor="_Toc235837844" w:history="1">
-        <w:r>
-          <w:rPr>
-            <w:rStyle w:val="Hyperlink"/>
-            <w:noProof/>
-          </w:rPr>
-          <w:t>References</w:t>
-        </w:r>
-        <w:r>
-          <w:rPr>
-            <w:noProof/>
-            <w:webHidden/>
-          </w:rPr>
-          <w:tab/>
-        </w:r>
-        <w:r>
-          <w:rPr>
-            <w:noProof/>
-            <w:webHidden/>
-          </w:rPr>
-          <w:fldChar w:fldCharType="begin"/>
-        </w:r>
-        <w:r>
-          <w:rPr>
-            <w:noProof/>
-            <w:webHidden/>
-          </w:rPr>
-          <w:instrText xml:space="preserve"> PAGEREF _Toc235837844 \h </w:instrText>
-        </w:r>
-        <w:r>
-          <w:rPr>
-            <w:noProof/>
-            <w:webHidden/>
-          </w:rPr>
-        </w:r>
-        <w:r>
-          <w:rPr>
-            <w:noProof/>
-            <w:webHidden/>
-          </w:rPr>
-          <w:fldChar w:fldCharType="separate"/>
-        </w:r>
-        <w:r>
-          <w:rPr>
-            <w:noProof/>
-            <w:webHidden/>
-          </w:rPr>
-          <w:t>46</w:t>
-        </w:r>
-        <w:r>
-          <w:rPr>
-            <w:noProof/>
-            <w:webHidden/>
-          </w:rPr>
-          <w:fldChar w:fldCharType="end"/>
-        </w:r>
-      </w:hyperlink>
+      <w:r>
+        <w:rPr>
+          <w:rStyle w:val="Hyperlink"/>
+          <w:noProof/>
+        </w:rPr>
+        <w:t>References</w:t>
+      </w:r>
+      <w:r>
+        <w:rPr>
+          <w:noProof/>
+          <w:webHidden/>
+        </w:rPr>
+        <w:tab/>
+        <w:t>46</w:t>
+      </w:r>
     </w:p>
     <w:p>
       <w:pPr>
@@ -3798,69 +1773,23 @@
           <w:lang w:val="en-IN" w:eastAsia="en-IN"/>
         </w:rPr>
       </w:pPr>
-      <w:hyperlink w:anchor="_Toc235837845" w:history="1">
-        <w:r>
-          <w:rPr>
-            <w:rStyle w:val="Hyperlink"/>
-            <w:noProof/>
-          </w:rPr>
-          <w:t>Appendix: Project Structure &amp; Regression Test Suite</w:t>
-        </w:r>
-        <w:r>
-          <w:rPr>
-            <w:noProof/>
-            <w:webHidden/>
-          </w:rPr>
-          <w:tab/>
-        </w:r>
-        <w:r>
-          <w:rPr>
-            <w:noProof/>
-            <w:webHidden/>
-          </w:rPr>
-          <w:fldChar w:fldCharType="begin"/>
-        </w:r>
-        <w:r>
-          <w:rPr>
-            <w:noProof/>
-            <w:webHidden/>
-          </w:rPr>
-          <w:instrText xml:space="preserve"> PAGEREF _Toc235837845 \h </w:instrText>
-        </w:r>
-        <w:r>
-          <w:rPr>
-            <w:noProof/>
-            <w:webHidden/>
-          </w:rPr>
-        </w:r>
-        <w:r>
-          <w:rPr>
-            <w:noProof/>
-            <w:webHidden/>
-          </w:rPr>
-          <w:fldChar w:fldCharType="separate"/>
-        </w:r>
-        <w:r>
-          <w:rPr>
-            <w:noProof/>
-            <w:webHidden/>
-          </w:rPr>
-          <w:t>47</w:t>
-        </w:r>
-        <w:r>
-          <w:rPr>
-            <w:noProof/>
-            <w:webHidden/>
-          </w:rPr>
-          <w:fldChar w:fldCharType="end"/>
-        </w:r>
-      </w:hyperlink>
-    </w:p>
-    <w:p>
-      <w:r>
-        <w:fldChar w:fldCharType="end"/>
-      </w:r>
-    </w:p>
+      <w:r>
+        <w:rPr>
+          <w:rStyle w:val="Hyperlink"/>
+          <w:noProof/>
+        </w:rPr>
+        <w:t>Appendix: Project Structure &amp; Regression Test Suite</w:t>
+      </w:r>
+      <w:r>
+        <w:rPr>
+          <w:noProof/>
+          <w:webHidden/>
+        </w:rPr>
+        <w:tab/>
+        <w:t>47</w:t>
+      </w:r>
+    </w:p>
+    <w:p/>
     <w:p>
       <w:r>
         <w:br w:type="page"/>
@@ -3870,7 +1799,7 @@
       <w:pPr>
         <w:pStyle w:val="Heading1"/>
       </w:pPr>
-      <w:bookmarkStart w:id="2" w:name="_Toc235837799"/>
+      <w:bookmarkStart w:id="2" w:name="_Toc236016024"/>
       <w:r>
         <w:rPr>
           <w:color w:val="1F3A5F"/>
@@ -3891,72 +1820,21 @@
         </w:rPr>
       </w:pPr>
       <w:r>
-        <w:fldChar w:fldCharType="begin"/>
-      </w:r>
-      <w:r>
-        <w:instrText>TOC \h \z \c "Figure"</w:instrText>
-      </w:r>
-      <w:r>
-        <w:fldChar w:fldCharType="separate"/>
-      </w:r>
-      <w:hyperlink w:anchor="_Toc235837769" w:history="1">
-        <w:r>
-          <w:rPr>
-            <w:rStyle w:val="Hyperlink"/>
-            <w:i/>
-            <w:noProof/>
-          </w:rPr>
-          <w:t>Figure #: BER vs Input SNR, BPSK, Case Study 1</w:t>
-        </w:r>
-        <w:r>
-          <w:rPr>
-            <w:noProof/>
-            <w:webHidden/>
-          </w:rPr>
-          <w:tab/>
-        </w:r>
-        <w:r>
-          <w:rPr>
-            <w:noProof/>
-            <w:webHidden/>
-          </w:rPr>
-          <w:fldChar w:fldCharType="begin"/>
-        </w:r>
-        <w:r>
-          <w:rPr>
-            <w:noProof/>
-            <w:webHidden/>
-          </w:rPr>
-          <w:instrText xml:space="preserve"> PAGEREF _Toc235837769 \h </w:instrText>
-        </w:r>
-        <w:r>
-          <w:rPr>
-            <w:noProof/>
-            <w:webHidden/>
-          </w:rPr>
-        </w:r>
-        <w:r>
-          <w:rPr>
-            <w:noProof/>
-            <w:webHidden/>
-          </w:rPr>
-          <w:fldChar w:fldCharType="separate"/>
-        </w:r>
-        <w:r>
-          <w:rPr>
-            <w:noProof/>
-            <w:webHidden/>
-          </w:rPr>
-          <w:t>10</w:t>
-        </w:r>
-        <w:r>
-          <w:rPr>
-            <w:noProof/>
-            <w:webHidden/>
-          </w:rPr>
-          <w:fldChar w:fldCharType="end"/>
-        </w:r>
-      </w:hyperlink>
+        <w:rPr>
+          <w:rStyle w:val="Hyperlink"/>
+          <w:i/>
+          <w:noProof/>
+        </w:rPr>
+        <w:t>Figure #: BER vs Input SNR, BPSK, Case Study 1</w:t>
+      </w:r>
+      <w:r>
+        <w:rPr>
+          <w:noProof/>
+          <w:webHidden/>
+        </w:rPr>
+        <w:tab/>
+        <w:t>10</w:t>
+      </w:r>
     </w:p>
     <w:p>
       <w:pPr>
@@ -3968,64 +1846,22 @@
           <w:noProof/>
         </w:rPr>
       </w:pPr>
-      <w:hyperlink w:anchor="_Toc235837770" w:history="1">
-        <w:r>
-          <w:rPr>
-            <w:rStyle w:val="Hyperlink"/>
-            <w:i/>
-            <w:noProof/>
-          </w:rPr>
-          <w:t>Figure #: BER vs Input SNR, QPSK, Case Study 1</w:t>
-        </w:r>
-        <w:r>
-          <w:rPr>
-            <w:noProof/>
-            <w:webHidden/>
-          </w:rPr>
-          <w:tab/>
-        </w:r>
-        <w:r>
-          <w:rPr>
-            <w:noProof/>
-            <w:webHidden/>
-          </w:rPr>
-          <w:fldChar w:fldCharType="begin"/>
-        </w:r>
-        <w:r>
-          <w:rPr>
-            <w:noProof/>
-            <w:webHidden/>
-          </w:rPr>
-          <w:instrText xml:space="preserve"> PAGEREF _Toc235837770 \h </w:instrText>
-        </w:r>
-        <w:r>
-          <w:rPr>
-            <w:noProof/>
-            <w:webHidden/>
-          </w:rPr>
-        </w:r>
-        <w:r>
-          <w:rPr>
-            <w:noProof/>
-            <w:webHidden/>
-          </w:rPr>
-          <w:fldChar w:fldCharType="separate"/>
-        </w:r>
-        <w:r>
-          <w:rPr>
-            <w:noProof/>
-            <w:webHidden/>
-          </w:rPr>
-          <w:t>10</w:t>
-        </w:r>
-        <w:r>
-          <w:rPr>
-            <w:noProof/>
-            <w:webHidden/>
-          </w:rPr>
-          <w:fldChar w:fldCharType="end"/>
-        </w:r>
-      </w:hyperlink>
+      <w:r>
+        <w:rPr>
+          <w:rStyle w:val="Hyperlink"/>
+          <w:i/>
+          <w:noProof/>
+        </w:rPr>
+        <w:t>Figure #: BER vs Input SNR, QPSK, Case Study 1</w:t>
+      </w:r>
+      <w:r>
+        <w:rPr>
+          <w:noProof/>
+          <w:webHidden/>
+        </w:rPr>
+        <w:tab/>
+        <w:t>10</w:t>
+      </w:r>
     </w:p>
     <w:p>
       <w:pPr>
@@ -4037,64 +1873,22 @@
           <w:noProof/>
         </w:rPr>
       </w:pPr>
-      <w:hyperlink w:anchor="_Toc235837771" w:history="1">
-        <w:r>
-          <w:rPr>
-            <w:rStyle w:val="Hyperlink"/>
-            <w:i/>
-            <w:noProof/>
-          </w:rPr>
-          <w:t>Figure #: BER vs Input SNR, BPSK, Case Study 2</w:t>
-        </w:r>
-        <w:r>
-          <w:rPr>
-            <w:noProof/>
-            <w:webHidden/>
-          </w:rPr>
-          <w:tab/>
-        </w:r>
-        <w:r>
-          <w:rPr>
-            <w:noProof/>
-            <w:webHidden/>
-          </w:rPr>
-          <w:fldChar w:fldCharType="begin"/>
-        </w:r>
-        <w:r>
-          <w:rPr>
-            <w:noProof/>
-            <w:webHidden/>
-          </w:rPr>
-          <w:instrText xml:space="preserve"> PAGEREF _Toc235837771 \h </w:instrText>
-        </w:r>
-        <w:r>
-          <w:rPr>
-            <w:noProof/>
-            <w:webHidden/>
-          </w:rPr>
-        </w:r>
-        <w:r>
-          <w:rPr>
-            <w:noProof/>
-            <w:webHidden/>
-          </w:rPr>
-          <w:fldChar w:fldCharType="separate"/>
-        </w:r>
-        <w:r>
-          <w:rPr>
-            <w:noProof/>
-            <w:webHidden/>
-          </w:rPr>
-          <w:t>19</w:t>
-        </w:r>
-        <w:r>
-          <w:rPr>
-            <w:noProof/>
-            <w:webHidden/>
-          </w:rPr>
-          <w:fldChar w:fldCharType="end"/>
-        </w:r>
-      </w:hyperlink>
+      <w:r>
+        <w:rPr>
+          <w:rStyle w:val="Hyperlink"/>
+          <w:i/>
+          <w:noProof/>
+        </w:rPr>
+        <w:t>Figure #: BER vs Input SNR, BPSK, Case Study 2</w:t>
+      </w:r>
+      <w:r>
+        <w:rPr>
+          <w:noProof/>
+          <w:webHidden/>
+        </w:rPr>
+        <w:tab/>
+        <w:t>19</w:t>
+      </w:r>
     </w:p>
     <w:p>
       <w:pPr>
@@ -4106,64 +1900,22 @@
           <w:noProof/>
         </w:rPr>
       </w:pPr>
-      <w:hyperlink w:anchor="_Toc235837772" w:history="1">
-        <w:r>
-          <w:rPr>
-            <w:rStyle w:val="Hyperlink"/>
-            <w:i/>
-            <w:noProof/>
-          </w:rPr>
-          <w:t>Figure #: BER vs Input SNR, QPSK, Case Study 2</w:t>
-        </w:r>
-        <w:r>
-          <w:rPr>
-            <w:noProof/>
-            <w:webHidden/>
-          </w:rPr>
-          <w:tab/>
-        </w:r>
-        <w:r>
-          <w:rPr>
-            <w:noProof/>
-            <w:webHidden/>
-          </w:rPr>
-          <w:fldChar w:fldCharType="begin"/>
-        </w:r>
-        <w:r>
-          <w:rPr>
-            <w:noProof/>
-            <w:webHidden/>
-          </w:rPr>
-          <w:instrText xml:space="preserve"> PAGEREF _Toc235837772 \h </w:instrText>
-        </w:r>
-        <w:r>
-          <w:rPr>
-            <w:noProof/>
-            <w:webHidden/>
-          </w:rPr>
-        </w:r>
-        <w:r>
-          <w:rPr>
-            <w:noProof/>
-            <w:webHidden/>
-          </w:rPr>
-          <w:fldChar w:fldCharType="separate"/>
-        </w:r>
-        <w:r>
-          <w:rPr>
-            <w:noProof/>
-            <w:webHidden/>
-          </w:rPr>
-          <w:t>19</w:t>
-        </w:r>
-        <w:r>
-          <w:rPr>
-            <w:noProof/>
-            <w:webHidden/>
-          </w:rPr>
-          <w:fldChar w:fldCharType="end"/>
-        </w:r>
-      </w:hyperlink>
+      <w:r>
+        <w:rPr>
+          <w:rStyle w:val="Hyperlink"/>
+          <w:i/>
+          <w:noProof/>
+        </w:rPr>
+        <w:t>Figure #: BER vs Input SNR, QPSK, Case Study 2</w:t>
+      </w:r>
+      <w:r>
+        <w:rPr>
+          <w:noProof/>
+          <w:webHidden/>
+        </w:rPr>
+        <w:tab/>
+        <w:t>19</w:t>
+      </w:r>
     </w:p>
     <w:p>
       <w:pPr>
@@ -4175,64 +1927,22 @@
           <w:noProof/>
         </w:rPr>
       </w:pPr>
-      <w:hyperlink w:anchor="_Toc235837773" w:history="1">
-        <w:r>
-          <w:rPr>
-            <w:rStyle w:val="Hyperlink"/>
-            <w:i/>
-            <w:noProof/>
-          </w:rPr>
-          <w:t>Figure #: Received constellation, BPSK, Case Study 2</w:t>
-        </w:r>
-        <w:r>
-          <w:rPr>
-            <w:noProof/>
-            <w:webHidden/>
-          </w:rPr>
-          <w:tab/>
-        </w:r>
-        <w:r>
-          <w:rPr>
-            <w:noProof/>
-            <w:webHidden/>
-          </w:rPr>
-          <w:fldChar w:fldCharType="begin"/>
-        </w:r>
-        <w:r>
-          <w:rPr>
-            <w:noProof/>
-            <w:webHidden/>
-          </w:rPr>
-          <w:instrText xml:space="preserve"> PAGEREF _Toc235837773 \h </w:instrText>
-        </w:r>
-        <w:r>
-          <w:rPr>
-            <w:noProof/>
-            <w:webHidden/>
-          </w:rPr>
-        </w:r>
-        <w:r>
-          <w:rPr>
-            <w:noProof/>
-            <w:webHidden/>
-          </w:rPr>
-          <w:fldChar w:fldCharType="separate"/>
-        </w:r>
-        <w:r>
-          <w:rPr>
-            <w:noProof/>
-            <w:webHidden/>
-          </w:rPr>
-          <w:t>20</w:t>
-        </w:r>
-        <w:r>
-          <w:rPr>
-            <w:noProof/>
-            <w:webHidden/>
-          </w:rPr>
-          <w:fldChar w:fldCharType="end"/>
-        </w:r>
-      </w:hyperlink>
+      <w:r>
+        <w:rPr>
+          <w:rStyle w:val="Hyperlink"/>
+          <w:i/>
+          <w:noProof/>
+        </w:rPr>
+        <w:t>Figure #: Received constellation, BPSK, Case Study 2</w:t>
+      </w:r>
+      <w:r>
+        <w:rPr>
+          <w:noProof/>
+          <w:webHidden/>
+        </w:rPr>
+        <w:tab/>
+        <w:t>20</w:t>
+      </w:r>
     </w:p>
     <w:p>
       <w:pPr>
@@ -4244,64 +1954,22 @@
           <w:noProof/>
         </w:rPr>
       </w:pPr>
-      <w:hyperlink w:anchor="_Toc235837774" w:history="1">
-        <w:r>
-          <w:rPr>
-            <w:rStyle w:val="Hyperlink"/>
-            <w:i/>
-            <w:noProof/>
-          </w:rPr>
-          <w:t>Figure #: Received constellation, QPSK, Case Study 2</w:t>
-        </w:r>
-        <w:r>
-          <w:rPr>
-            <w:noProof/>
-            <w:webHidden/>
-          </w:rPr>
-          <w:tab/>
-        </w:r>
-        <w:r>
-          <w:rPr>
-            <w:noProof/>
-            <w:webHidden/>
-          </w:rPr>
-          <w:fldChar w:fldCharType="begin"/>
-        </w:r>
-        <w:r>
-          <w:rPr>
-            <w:noProof/>
-            <w:webHidden/>
-          </w:rPr>
-          <w:instrText xml:space="preserve"> PAGEREF _Toc235837774 \h </w:instrText>
-        </w:r>
-        <w:r>
-          <w:rPr>
-            <w:noProof/>
-            <w:webHidden/>
-          </w:rPr>
-        </w:r>
-        <w:r>
-          <w:rPr>
-            <w:noProof/>
-            <w:webHidden/>
-          </w:rPr>
-          <w:fldChar w:fldCharType="separate"/>
-        </w:r>
-        <w:r>
-          <w:rPr>
-            <w:noProof/>
-            <w:webHidden/>
-          </w:rPr>
-          <w:t>20</w:t>
-        </w:r>
-        <w:r>
-          <w:rPr>
-            <w:noProof/>
-            <w:webHidden/>
-          </w:rPr>
-          <w:fldChar w:fldCharType="end"/>
-        </w:r>
-      </w:hyperlink>
+      <w:r>
+        <w:rPr>
+          <w:rStyle w:val="Hyperlink"/>
+          <w:i/>
+          <w:noProof/>
+        </w:rPr>
+        <w:t>Figure #: Received constellation, QPSK, Case Study 2</w:t>
+      </w:r>
+      <w:r>
+        <w:rPr>
+          <w:noProof/>
+          <w:webHidden/>
+        </w:rPr>
+        <w:tab/>
+        <w:t>20</w:t>
+      </w:r>
     </w:p>
     <w:p>
       <w:pPr>
@@ -4313,64 +1981,22 @@
           <w:noProof/>
         </w:rPr>
       </w:pPr>
-      <w:hyperlink w:anchor="_Toc235837775" w:history="1">
-        <w:r>
-          <w:rPr>
-            <w:rStyle w:val="Hyperlink"/>
-            <w:i/>
-            <w:noProof/>
-          </w:rPr>
-          <w:t>Figure #: Adaptive filter convergence, BPSK, Case Study 2</w:t>
-        </w:r>
-        <w:r>
-          <w:rPr>
-            <w:noProof/>
-            <w:webHidden/>
-          </w:rPr>
-          <w:tab/>
-        </w:r>
-        <w:r>
-          <w:rPr>
-            <w:noProof/>
-            <w:webHidden/>
-          </w:rPr>
-          <w:fldChar w:fldCharType="begin"/>
-        </w:r>
-        <w:r>
-          <w:rPr>
-            <w:noProof/>
-            <w:webHidden/>
-          </w:rPr>
-          <w:instrText xml:space="preserve"> PAGEREF _Toc235837775 \h </w:instrText>
-        </w:r>
-        <w:r>
-          <w:rPr>
-            <w:noProof/>
-            <w:webHidden/>
-          </w:rPr>
-        </w:r>
-        <w:r>
-          <w:rPr>
-            <w:noProof/>
-            <w:webHidden/>
-          </w:rPr>
-          <w:fldChar w:fldCharType="separate"/>
-        </w:r>
-        <w:r>
-          <w:rPr>
-            <w:noProof/>
-            <w:webHidden/>
-          </w:rPr>
-          <w:t>20</w:t>
-        </w:r>
-        <w:r>
-          <w:rPr>
-            <w:noProof/>
-            <w:webHidden/>
-          </w:rPr>
-          <w:fldChar w:fldCharType="end"/>
-        </w:r>
-      </w:hyperlink>
+      <w:r>
+        <w:rPr>
+          <w:rStyle w:val="Hyperlink"/>
+          <w:i/>
+          <w:noProof/>
+        </w:rPr>
+        <w:t>Figure #: Adaptive filter convergence, BPSK, Case Study 2</w:t>
+      </w:r>
+      <w:r>
+        <w:rPr>
+          <w:noProof/>
+          <w:webHidden/>
+        </w:rPr>
+        <w:tab/>
+        <w:t>20</w:t>
+      </w:r>
     </w:p>
     <w:p>
       <w:pPr>
@@ -4382,64 +2008,22 @@
           <w:noProof/>
         </w:rPr>
       </w:pPr>
-      <w:hyperlink w:anchor="_Toc235837776" w:history="1">
-        <w:r>
-          <w:rPr>
-            <w:rStyle w:val="Hyperlink"/>
-            <w:i/>
-            <w:noProof/>
-          </w:rPr>
-          <w:t>Figure #: Adaptive filter convergence, QPSK, Case Study 2</w:t>
-        </w:r>
-        <w:r>
-          <w:rPr>
-            <w:noProof/>
-            <w:webHidden/>
-          </w:rPr>
-          <w:tab/>
-        </w:r>
-        <w:r>
-          <w:rPr>
-            <w:noProof/>
-            <w:webHidden/>
-          </w:rPr>
-          <w:fldChar w:fldCharType="begin"/>
-        </w:r>
-        <w:r>
-          <w:rPr>
-            <w:noProof/>
-            <w:webHidden/>
-          </w:rPr>
-          <w:instrText xml:space="preserve"> PAGEREF _Toc235837776 \h </w:instrText>
-        </w:r>
-        <w:r>
-          <w:rPr>
-            <w:noProof/>
-            <w:webHidden/>
-          </w:rPr>
-        </w:r>
-        <w:r>
-          <w:rPr>
-            <w:noProof/>
-            <w:webHidden/>
-          </w:rPr>
-          <w:fldChar w:fldCharType="separate"/>
-        </w:r>
-        <w:r>
-          <w:rPr>
-            <w:noProof/>
-            <w:webHidden/>
-          </w:rPr>
-          <w:t>21</w:t>
-        </w:r>
-        <w:r>
-          <w:rPr>
-            <w:noProof/>
-            <w:webHidden/>
-          </w:rPr>
-          <w:fldChar w:fldCharType="end"/>
-        </w:r>
-      </w:hyperlink>
+      <w:r>
+        <w:rPr>
+          <w:rStyle w:val="Hyperlink"/>
+          <w:i/>
+          <w:noProof/>
+        </w:rPr>
+        <w:t>Figure #: Adaptive filter convergence, QPSK, Case Study 2</w:t>
+      </w:r>
+      <w:r>
+        <w:rPr>
+          <w:noProof/>
+          <w:webHidden/>
+        </w:rPr>
+        <w:tab/>
+        <w:t>21</w:t>
+      </w:r>
     </w:p>
     <w:p>
       <w:pPr>
@@ -4451,64 +2035,22 @@
           <w:noProof/>
         </w:rPr>
       </w:pPr>
-      <w:hyperlink w:anchor="_Toc235837777" w:history="1">
-        <w:r>
-          <w:rPr>
-            <w:rStyle w:val="Hyperlink"/>
-            <w:i/>
-            <w:noProof/>
-          </w:rPr>
-          <w:t>Figure #: BER vs Input SNR incl. RLS, BPSK</w:t>
-        </w:r>
-        <w:r>
-          <w:rPr>
-            <w:noProof/>
-            <w:webHidden/>
-          </w:rPr>
-          <w:tab/>
-        </w:r>
-        <w:r>
-          <w:rPr>
-            <w:noProof/>
-            <w:webHidden/>
-          </w:rPr>
-          <w:fldChar w:fldCharType="begin"/>
-        </w:r>
-        <w:r>
-          <w:rPr>
-            <w:noProof/>
-            <w:webHidden/>
-          </w:rPr>
-          <w:instrText xml:space="preserve"> PAGEREF _Toc235837777 \h </w:instrText>
-        </w:r>
-        <w:r>
-          <w:rPr>
-            <w:noProof/>
-            <w:webHidden/>
-          </w:rPr>
-        </w:r>
-        <w:r>
-          <w:rPr>
-            <w:noProof/>
-            <w:webHidden/>
-          </w:rPr>
-          <w:fldChar w:fldCharType="separate"/>
-        </w:r>
-        <w:r>
-          <w:rPr>
-            <w:noProof/>
-            <w:webHidden/>
-          </w:rPr>
-          <w:t>23</w:t>
-        </w:r>
-        <w:r>
-          <w:rPr>
-            <w:noProof/>
-            <w:webHidden/>
-          </w:rPr>
-          <w:fldChar w:fldCharType="end"/>
-        </w:r>
-      </w:hyperlink>
+      <w:r>
+        <w:rPr>
+          <w:rStyle w:val="Hyperlink"/>
+          <w:i/>
+          <w:noProof/>
+        </w:rPr>
+        <w:t>Figure #: BER vs Input SNR incl. RLS, BPSK</w:t>
+      </w:r>
+      <w:r>
+        <w:rPr>
+          <w:noProof/>
+          <w:webHidden/>
+        </w:rPr>
+        <w:tab/>
+        <w:t>23</w:t>
+      </w:r>
     </w:p>
     <w:p>
       <w:pPr>
@@ -4520,64 +2062,22 @@
           <w:noProof/>
         </w:rPr>
       </w:pPr>
-      <w:hyperlink w:anchor="_Toc235837778" w:history="1">
-        <w:r>
-          <w:rPr>
-            <w:rStyle w:val="Hyperlink"/>
-            <w:i/>
-            <w:noProof/>
-          </w:rPr>
-          <w:t>Figure #: BER vs Input SNR incl. RLS, QPSK</w:t>
-        </w:r>
-        <w:r>
-          <w:rPr>
-            <w:noProof/>
-            <w:webHidden/>
-          </w:rPr>
-          <w:tab/>
-        </w:r>
-        <w:r>
-          <w:rPr>
-            <w:noProof/>
-            <w:webHidden/>
-          </w:rPr>
-          <w:fldChar w:fldCharType="begin"/>
-        </w:r>
-        <w:r>
-          <w:rPr>
-            <w:noProof/>
-            <w:webHidden/>
-          </w:rPr>
-          <w:instrText xml:space="preserve"> PAGEREF _Toc235837778 \h </w:instrText>
-        </w:r>
-        <w:r>
-          <w:rPr>
-            <w:noProof/>
-            <w:webHidden/>
-          </w:rPr>
-        </w:r>
-        <w:r>
-          <w:rPr>
-            <w:noProof/>
-            <w:webHidden/>
-          </w:rPr>
-          <w:fldChar w:fldCharType="separate"/>
-        </w:r>
-        <w:r>
-          <w:rPr>
-            <w:noProof/>
-            <w:webHidden/>
-          </w:rPr>
-          <w:t>23</w:t>
-        </w:r>
-        <w:r>
-          <w:rPr>
-            <w:noProof/>
-            <w:webHidden/>
-          </w:rPr>
-          <w:fldChar w:fldCharType="end"/>
-        </w:r>
-      </w:hyperlink>
+      <w:r>
+        <w:rPr>
+          <w:rStyle w:val="Hyperlink"/>
+          <w:i/>
+          <w:noProof/>
+        </w:rPr>
+        <w:t>Figure #: BER vs Input SNR incl. RLS, QPSK</w:t>
+      </w:r>
+      <w:r>
+        <w:rPr>
+          <w:noProof/>
+          <w:webHidden/>
+        </w:rPr>
+        <w:tab/>
+        <w:t>23</w:t>
+      </w:r>
     </w:p>
     <w:p>
       <w:pPr>
@@ -4589,64 +2089,22 @@
           <w:noProof/>
         </w:rPr>
       </w:pPr>
-      <w:hyperlink w:anchor="_Toc235837779" w:history="1">
-        <w:r>
-          <w:rPr>
-            <w:rStyle w:val="Hyperlink"/>
-            <w:i/>
-            <w:noProof/>
-          </w:rPr>
-          <w:t>Figure #: BER improvement ratio vs ISI severity, BPSK</w:t>
-        </w:r>
-        <w:r>
-          <w:rPr>
-            <w:noProof/>
-            <w:webHidden/>
-          </w:rPr>
-          <w:tab/>
-        </w:r>
-        <w:r>
-          <w:rPr>
-            <w:noProof/>
-            <w:webHidden/>
-          </w:rPr>
-          <w:fldChar w:fldCharType="begin"/>
-        </w:r>
-        <w:r>
-          <w:rPr>
-            <w:noProof/>
-            <w:webHidden/>
-          </w:rPr>
-          <w:instrText xml:space="preserve"> PAGEREF _Toc235837779 \h </w:instrText>
-        </w:r>
-        <w:r>
-          <w:rPr>
-            <w:noProof/>
-            <w:webHidden/>
-          </w:rPr>
-        </w:r>
-        <w:r>
-          <w:rPr>
-            <w:noProof/>
-            <w:webHidden/>
-          </w:rPr>
-          <w:fldChar w:fldCharType="separate"/>
-        </w:r>
-        <w:r>
-          <w:rPr>
-            <w:noProof/>
-            <w:webHidden/>
-          </w:rPr>
-          <w:t>27</w:t>
-        </w:r>
-        <w:r>
-          <w:rPr>
-            <w:noProof/>
-            <w:webHidden/>
-          </w:rPr>
-          <w:fldChar w:fldCharType="end"/>
-        </w:r>
-      </w:hyperlink>
+      <w:r>
+        <w:rPr>
+          <w:rStyle w:val="Hyperlink"/>
+          <w:i/>
+          <w:noProof/>
+        </w:rPr>
+        <w:t>Figure #: BER improvement ratio vs ISI severity, BPSK</w:t>
+      </w:r>
+      <w:r>
+        <w:rPr>
+          <w:noProof/>
+          <w:webHidden/>
+        </w:rPr>
+        <w:tab/>
+        <w:t>27</w:t>
+      </w:r>
     </w:p>
     <w:p>
       <w:pPr>
@@ -4658,64 +2116,22 @@
           <w:noProof/>
         </w:rPr>
       </w:pPr>
-      <w:hyperlink w:anchor="_Toc235837780" w:history="1">
-        <w:r>
-          <w:rPr>
-            <w:rStyle w:val="Hyperlink"/>
-            <w:i/>
-            <w:noProof/>
-          </w:rPr>
-          <w:t>Figure #: BER improvement ratio vs ISI severity, QPSK</w:t>
-        </w:r>
-        <w:r>
-          <w:rPr>
-            <w:noProof/>
-            <w:webHidden/>
-          </w:rPr>
-          <w:tab/>
-        </w:r>
-        <w:r>
-          <w:rPr>
-            <w:noProof/>
-            <w:webHidden/>
-          </w:rPr>
-          <w:fldChar w:fldCharType="begin"/>
-        </w:r>
-        <w:r>
-          <w:rPr>
-            <w:noProof/>
-            <w:webHidden/>
-          </w:rPr>
-          <w:instrText xml:space="preserve"> PAGEREF _Toc235837780 \h </w:instrText>
-        </w:r>
-        <w:r>
-          <w:rPr>
-            <w:noProof/>
-            <w:webHidden/>
-          </w:rPr>
-        </w:r>
-        <w:r>
-          <w:rPr>
-            <w:noProof/>
-            <w:webHidden/>
-          </w:rPr>
-          <w:fldChar w:fldCharType="separate"/>
-        </w:r>
-        <w:r>
-          <w:rPr>
-            <w:noProof/>
-            <w:webHidden/>
-          </w:rPr>
-          <w:t>27</w:t>
-        </w:r>
-        <w:r>
-          <w:rPr>
-            <w:noProof/>
-            <w:webHidden/>
-          </w:rPr>
-          <w:fldChar w:fldCharType="end"/>
-        </w:r>
-      </w:hyperlink>
+      <w:r>
+        <w:rPr>
+          <w:rStyle w:val="Hyperlink"/>
+          <w:i/>
+          <w:noProof/>
+        </w:rPr>
+        <w:t>Figure #: BER improvement ratio vs ISI severity, QPSK</w:t>
+      </w:r>
+      <w:r>
+        <w:rPr>
+          <w:noProof/>
+          <w:webHidden/>
+        </w:rPr>
+        <w:tab/>
+        <w:t>27</w:t>
+      </w:r>
     </w:p>
     <w:p>
       <w:pPr>
@@ -4727,64 +2143,22 @@
           <w:noProof/>
         </w:rPr>
       </w:pPr>
-      <w:hyperlink w:anchor="_Toc235837781" w:history="1">
-        <w:r>
-          <w:rPr>
-            <w:rStyle w:val="Hyperlink"/>
-            <w:i/>
-            <w:noProof/>
-          </w:rPr>
-          <w:t>Figure #: Frozen vs. Decision-Directed, BPSK, time-varying channel</w:t>
-        </w:r>
-        <w:r>
-          <w:rPr>
-            <w:noProof/>
-            <w:webHidden/>
-          </w:rPr>
-          <w:tab/>
-        </w:r>
-        <w:r>
-          <w:rPr>
-            <w:noProof/>
-            <w:webHidden/>
-          </w:rPr>
-          <w:fldChar w:fldCharType="begin"/>
-        </w:r>
-        <w:r>
-          <w:rPr>
-            <w:noProof/>
-            <w:webHidden/>
-          </w:rPr>
-          <w:instrText xml:space="preserve"> PAGEREF _Toc235837781 \h </w:instrText>
-        </w:r>
-        <w:r>
-          <w:rPr>
-            <w:noProof/>
-            <w:webHidden/>
-          </w:rPr>
-        </w:r>
-        <w:r>
-          <w:rPr>
-            <w:noProof/>
-            <w:webHidden/>
-          </w:rPr>
-          <w:fldChar w:fldCharType="separate"/>
-        </w:r>
-        <w:r>
-          <w:rPr>
-            <w:noProof/>
-            <w:webHidden/>
-          </w:rPr>
-          <w:t>30</w:t>
-        </w:r>
-        <w:r>
-          <w:rPr>
-            <w:noProof/>
-            <w:webHidden/>
-          </w:rPr>
-          <w:fldChar w:fldCharType="end"/>
-        </w:r>
-      </w:hyperlink>
+      <w:r>
+        <w:rPr>
+          <w:rStyle w:val="Hyperlink"/>
+          <w:i/>
+          <w:noProof/>
+        </w:rPr>
+        <w:t>Figure #: Frozen vs. Decision-Directed, BPSK, time-varying channel</w:t>
+      </w:r>
+      <w:r>
+        <w:rPr>
+          <w:noProof/>
+          <w:webHidden/>
+        </w:rPr>
+        <w:tab/>
+        <w:t>30</w:t>
+      </w:r>
     </w:p>
     <w:p>
       <w:pPr>
@@ -4796,64 +2170,22 @@
           <w:noProof/>
         </w:rPr>
       </w:pPr>
-      <w:hyperlink w:anchor="_Toc235837782" w:history="1">
-        <w:r>
-          <w:rPr>
-            <w:rStyle w:val="Hyperlink"/>
-            <w:i/>
-            <w:noProof/>
-          </w:rPr>
-          <w:t>Figure #: Frozen vs. Decision-Directed, QPSK, time-varying channel</w:t>
-        </w:r>
-        <w:r>
-          <w:rPr>
-            <w:noProof/>
-            <w:webHidden/>
-          </w:rPr>
-          <w:tab/>
-        </w:r>
-        <w:r>
-          <w:rPr>
-            <w:noProof/>
-            <w:webHidden/>
-          </w:rPr>
-          <w:fldChar w:fldCharType="begin"/>
-        </w:r>
-        <w:r>
-          <w:rPr>
-            <w:noProof/>
-            <w:webHidden/>
-          </w:rPr>
-          <w:instrText xml:space="preserve"> PAGEREF _Toc235837782 \h </w:instrText>
-        </w:r>
-        <w:r>
-          <w:rPr>
-            <w:noProof/>
-            <w:webHidden/>
-          </w:rPr>
-        </w:r>
-        <w:r>
-          <w:rPr>
-            <w:noProof/>
-            <w:webHidden/>
-          </w:rPr>
-          <w:fldChar w:fldCharType="separate"/>
-        </w:r>
-        <w:r>
-          <w:rPr>
-            <w:noProof/>
-            <w:webHidden/>
-          </w:rPr>
-          <w:t>30</w:t>
-        </w:r>
-        <w:r>
-          <w:rPr>
-            <w:noProof/>
-            <w:webHidden/>
-          </w:rPr>
-          <w:fldChar w:fldCharType="end"/>
-        </w:r>
-      </w:hyperlink>
+      <w:r>
+        <w:rPr>
+          <w:rStyle w:val="Hyperlink"/>
+          <w:i/>
+          <w:noProof/>
+        </w:rPr>
+        <w:t>Figure #: Frozen vs. Decision-Directed, QPSK, time-varying channel</w:t>
+      </w:r>
+      <w:r>
+        <w:rPr>
+          <w:noProof/>
+          <w:webHidden/>
+        </w:rPr>
+        <w:tab/>
+        <w:t>30</w:t>
+      </w:r>
     </w:p>
     <w:p>
       <w:pPr>
@@ -4865,64 +2197,22 @@
           <w:noProof/>
         </w:rPr>
       </w:pPr>
-      <w:hyperlink w:anchor="_Toc235837783" w:history="1">
-        <w:r>
-          <w:rPr>
-            <w:rStyle w:val="Hyperlink"/>
-            <w:i/>
-            <w:noProof/>
-          </w:rPr>
-          <w:t>Figure #: LMS vs. NLMS update-norm and channel envelope, illustrative diverging trial</w:t>
-        </w:r>
-        <w:r>
-          <w:rPr>
-            <w:noProof/>
-            <w:webHidden/>
-          </w:rPr>
-          <w:tab/>
-        </w:r>
-        <w:r>
-          <w:rPr>
-            <w:noProof/>
-            <w:webHidden/>
-          </w:rPr>
-          <w:fldChar w:fldCharType="begin"/>
-        </w:r>
-        <w:r>
-          <w:rPr>
-            <w:noProof/>
-            <w:webHidden/>
-          </w:rPr>
-          <w:instrText xml:space="preserve"> PAGEREF _Toc235837783 \h </w:instrText>
-        </w:r>
-        <w:r>
-          <w:rPr>
-            <w:noProof/>
-            <w:webHidden/>
-          </w:rPr>
-        </w:r>
-        <w:r>
-          <w:rPr>
-            <w:noProof/>
-            <w:webHidden/>
-          </w:rPr>
-          <w:fldChar w:fldCharType="separate"/>
-        </w:r>
-        <w:r>
-          <w:rPr>
-            <w:noProof/>
-            <w:webHidden/>
-          </w:rPr>
-          <w:t>31</w:t>
-        </w:r>
-        <w:r>
-          <w:rPr>
-            <w:noProof/>
-            <w:webHidden/>
-          </w:rPr>
-          <w:fldChar w:fldCharType="end"/>
-        </w:r>
-      </w:hyperlink>
+      <w:r>
+        <w:rPr>
+          <w:rStyle w:val="Hyperlink"/>
+          <w:i/>
+          <w:noProof/>
+        </w:rPr>
+        <w:t>Figure #: LMS vs. NLMS update-norm and channel envelope, illustrative diverging trial</w:t>
+      </w:r>
+      <w:r>
+        <w:rPr>
+          <w:noProof/>
+          <w:webHidden/>
+        </w:rPr>
+        <w:tab/>
+        <w:t>31</w:t>
+      </w:r>
     </w:p>
     <w:p>
       <w:pPr>
@@ -4934,64 +2224,22 @@
           <w:noProof/>
         </w:rPr>
       </w:pPr>
-      <w:hyperlink w:anchor="_Toc235837784" w:history="1">
-        <w:r>
-          <w:rPr>
-            <w:rStyle w:val="Hyperlink"/>
-            <w:i/>
-            <w:noProof/>
-          </w:rPr>
-          <w:t>Figure #: BER vs Input SNR, 16-QAM</w:t>
-        </w:r>
-        <w:r>
-          <w:rPr>
-            <w:noProof/>
-            <w:webHidden/>
-          </w:rPr>
-          <w:tab/>
-        </w:r>
-        <w:r>
-          <w:rPr>
-            <w:noProof/>
-            <w:webHidden/>
-          </w:rPr>
-          <w:fldChar w:fldCharType="begin"/>
-        </w:r>
-        <w:r>
-          <w:rPr>
-            <w:noProof/>
-            <w:webHidden/>
-          </w:rPr>
-          <w:instrText xml:space="preserve"> PAGEREF _Toc235837784 \h </w:instrText>
-        </w:r>
-        <w:r>
-          <w:rPr>
-            <w:noProof/>
-            <w:webHidden/>
-          </w:rPr>
-        </w:r>
-        <w:r>
-          <w:rPr>
-            <w:noProof/>
-            <w:webHidden/>
-          </w:rPr>
-          <w:fldChar w:fldCharType="separate"/>
-        </w:r>
-        <w:r>
-          <w:rPr>
-            <w:noProof/>
-            <w:webHidden/>
-          </w:rPr>
-          <w:t>34</w:t>
-        </w:r>
-        <w:r>
-          <w:rPr>
-            <w:noProof/>
-            <w:webHidden/>
-          </w:rPr>
-          <w:fldChar w:fldCharType="end"/>
-        </w:r>
-      </w:hyperlink>
+      <w:r>
+        <w:rPr>
+          <w:rStyle w:val="Hyperlink"/>
+          <w:i/>
+          <w:noProof/>
+        </w:rPr>
+        <w:t>Figure #: BER vs Input SNR, 16-QAM</w:t>
+      </w:r>
+      <w:r>
+        <w:rPr>
+          <w:noProof/>
+          <w:webHidden/>
+        </w:rPr>
+        <w:tab/>
+        <w:t>34</w:t>
+      </w:r>
     </w:p>
     <w:p>
       <w:pPr>
@@ -5003,64 +2251,22 @@
           <w:noProof/>
         </w:rPr>
       </w:pPr>
-      <w:hyperlink w:anchor="_Toc235837785" w:history="1">
-        <w:r>
-          <w:rPr>
-            <w:rStyle w:val="Hyperlink"/>
-            <w:i/>
-            <w:noProof/>
-          </w:rPr>
-          <w:t>Figure #: Received constellation, 16-QAM</w:t>
-        </w:r>
-        <w:r>
-          <w:rPr>
-            <w:noProof/>
-            <w:webHidden/>
-          </w:rPr>
-          <w:tab/>
-        </w:r>
-        <w:r>
-          <w:rPr>
-            <w:noProof/>
-            <w:webHidden/>
-          </w:rPr>
-          <w:fldChar w:fldCharType="begin"/>
-        </w:r>
-        <w:r>
-          <w:rPr>
-            <w:noProof/>
-            <w:webHidden/>
-          </w:rPr>
-          <w:instrText xml:space="preserve"> PAGEREF _Toc235837785 \h </w:instrText>
-        </w:r>
-        <w:r>
-          <w:rPr>
-            <w:noProof/>
-            <w:webHidden/>
-          </w:rPr>
-        </w:r>
-        <w:r>
-          <w:rPr>
-            <w:noProof/>
-            <w:webHidden/>
-          </w:rPr>
-          <w:fldChar w:fldCharType="separate"/>
-        </w:r>
-        <w:r>
-          <w:rPr>
-            <w:noProof/>
-            <w:webHidden/>
-          </w:rPr>
-          <w:t>34</w:t>
-        </w:r>
-        <w:r>
-          <w:rPr>
-            <w:noProof/>
-            <w:webHidden/>
-          </w:rPr>
-          <w:fldChar w:fldCharType="end"/>
-        </w:r>
-      </w:hyperlink>
+      <w:r>
+        <w:rPr>
+          <w:rStyle w:val="Hyperlink"/>
+          <w:i/>
+          <w:noProof/>
+        </w:rPr>
+        <w:t>Figure #: Received constellation, 16-QAM</w:t>
+      </w:r>
+      <w:r>
+        <w:rPr>
+          <w:noProof/>
+          <w:webHidden/>
+        </w:rPr>
+        <w:tab/>
+        <w:t>34</w:t>
+      </w:r>
     </w:p>
     <w:p>
       <w:pPr>
@@ -5072,70 +2278,24 @@
           <w:noProof/>
         </w:rPr>
       </w:pPr>
-      <w:hyperlink w:anchor="_Toc235837786" w:history="1">
-        <w:r>
-          <w:rPr>
-            <w:rStyle w:val="Hyperlink"/>
-            <w:i/>
-            <w:noProof/>
-          </w:rPr>
-          <w:t>Figure #: Adaptive filter convergence, 16-QAM</w:t>
-        </w:r>
-        <w:r>
-          <w:rPr>
-            <w:noProof/>
-            <w:webHidden/>
-          </w:rPr>
-          <w:tab/>
-        </w:r>
-        <w:r>
-          <w:rPr>
-            <w:noProof/>
-            <w:webHidden/>
-          </w:rPr>
-          <w:fldChar w:fldCharType="begin"/>
-        </w:r>
-        <w:r>
-          <w:rPr>
-            <w:noProof/>
-            <w:webHidden/>
-          </w:rPr>
-          <w:instrText xml:space="preserve"> PAGEREF _Toc235837786 \h </w:instrText>
-        </w:r>
-        <w:r>
-          <w:rPr>
-            <w:noProof/>
-            <w:webHidden/>
-          </w:rPr>
-        </w:r>
-        <w:r>
-          <w:rPr>
-            <w:noProof/>
-            <w:webHidden/>
-          </w:rPr>
-          <w:fldChar w:fldCharType="separate"/>
-        </w:r>
-        <w:r>
-          <w:rPr>
-            <w:noProof/>
-            <w:webHidden/>
-          </w:rPr>
-          <w:t>34</w:t>
-        </w:r>
-        <w:r>
-          <w:rPr>
-            <w:noProof/>
-            <w:webHidden/>
-          </w:rPr>
-          <w:fldChar w:fldCharType="end"/>
-        </w:r>
-      </w:hyperlink>
-    </w:p>
-    <w:p>
-      <w:r>
-        <w:fldChar w:fldCharType="end"/>
-      </w:r>
-    </w:p>
+      <w:r>
+        <w:rPr>
+          <w:rStyle w:val="Hyperlink"/>
+          <w:i/>
+          <w:noProof/>
+        </w:rPr>
+        <w:t>Figure #: Adaptive filter convergence, 16-QAM</w:t>
+      </w:r>
+      <w:r>
+        <w:rPr>
+          <w:noProof/>
+          <w:webHidden/>
+        </w:rPr>
+        <w:tab/>
+        <w:t>34</w:t>
+      </w:r>
+    </w:p>
+    <w:p/>
     <w:p>
       <w:r>
         <w:br w:type="page"/>
@@ -5145,7 +2305,7 @@
       <w:pPr>
         <w:pStyle w:val="Heading1"/>
       </w:pPr>
-      <w:bookmarkStart w:id="3" w:name="_Toc235837800"/>
+      <w:bookmarkStart w:id="3" w:name="_Toc236016025"/>
       <w:r>
         <w:rPr>
           <w:color w:val="1F3A5F"/>
@@ -5168,75 +2328,21 @@
         </w:rPr>
       </w:pPr>
       <w:r>
-        <w:fldChar w:fldCharType="begin"/>
-      </w:r>
-      <w:r>
-        <w:instrText>TOC \h \</w:instrText>
-      </w:r>
-      <w:r>
-        <w:instrText>z \c "Table"</w:instrText>
-      </w:r>
-      <w:r>
-        <w:fldChar w:fldCharType="separate"/>
-      </w:r>
-      <w:hyperlink w:anchor="_Toc235837787" w:history="1">
-        <w:r>
-          <w:rPr>
-            <w:rStyle w:val="Hyperlink"/>
-            <w:i/>
-            <w:noProof/>
-          </w:rPr>
-          <w:t>Table #: SNR and BER results, BPSK, Case Study 1 (memoryless AWGN)</w:t>
-        </w:r>
-        <w:r>
-          <w:rPr>
-            <w:noProof/>
-            <w:webHidden/>
-          </w:rPr>
-          <w:tab/>
-        </w:r>
-        <w:r>
-          <w:rPr>
-            <w:noProof/>
-            <w:webHidden/>
-          </w:rPr>
-          <w:fldChar w:fldCharType="begin"/>
-        </w:r>
-        <w:r>
-          <w:rPr>
-            <w:noProof/>
-            <w:webHidden/>
-          </w:rPr>
-          <w:instrText xml:space="preserve"> PAGEREF _Toc235837787 \h </w:instrText>
-        </w:r>
-        <w:r>
-          <w:rPr>
-            <w:noProof/>
-            <w:webHidden/>
-          </w:rPr>
-        </w:r>
-        <w:r>
-          <w:rPr>
-            <w:noProof/>
-            <w:webHidden/>
-          </w:rPr>
-          <w:fldChar w:fldCharType="separate"/>
-        </w:r>
-        <w:r>
-          <w:rPr>
-            <w:noProof/>
-            <w:webHidden/>
-          </w:rPr>
-          <w:t>7</w:t>
-        </w:r>
-        <w:r>
-          <w:rPr>
-            <w:noProof/>
-            <w:webHidden/>
-          </w:rPr>
-          <w:fldChar w:fldCharType="end"/>
-        </w:r>
-      </w:hyperlink>
+        <w:rPr>
+          <w:rStyle w:val="Hyperlink"/>
+          <w:i/>
+          <w:noProof/>
+        </w:rPr>
+        <w:t>Table #: SNR and BER results, BPSK, Case Study 1 (memoryless AWGN)</w:t>
+      </w:r>
+      <w:r>
+        <w:rPr>
+          <w:noProof/>
+          <w:webHidden/>
+        </w:rPr>
+        <w:tab/>
+        <w:t>7</w:t>
+      </w:r>
     </w:p>
     <w:p>
       <w:pPr>
@@ -5250,64 +2356,22 @@
           <w:lang w:val="en-IN" w:eastAsia="en-IN"/>
         </w:rPr>
       </w:pPr>
-      <w:hyperlink w:anchor="_Toc235837788" w:history="1">
-        <w:r>
-          <w:rPr>
-            <w:rStyle w:val="Hyperlink"/>
-            <w:i/>
-            <w:noProof/>
-          </w:rPr>
-          <w:t>Table #: SNR and BER results, QPSK, Case Study 1 (memoryless AWGN)</w:t>
-        </w:r>
-        <w:r>
-          <w:rPr>
-            <w:noProof/>
-            <w:webHidden/>
-          </w:rPr>
-          <w:tab/>
-        </w:r>
-        <w:r>
-          <w:rPr>
-            <w:noProof/>
-            <w:webHidden/>
-          </w:rPr>
-          <w:fldChar w:fldCharType="begin"/>
-        </w:r>
-        <w:r>
-          <w:rPr>
-            <w:noProof/>
-            <w:webHidden/>
-          </w:rPr>
-          <w:instrText xml:space="preserve"> PAGEREF _Toc235837788 \h </w:instrText>
-        </w:r>
-        <w:r>
-          <w:rPr>
-            <w:noProof/>
-            <w:webHidden/>
-          </w:rPr>
-        </w:r>
-        <w:r>
-          <w:rPr>
-            <w:noProof/>
-            <w:webHidden/>
-          </w:rPr>
-          <w:fldChar w:fldCharType="separate"/>
-        </w:r>
-        <w:r>
-          <w:rPr>
-            <w:noProof/>
-            <w:webHidden/>
-          </w:rPr>
-          <w:t>9</w:t>
-        </w:r>
-        <w:r>
-          <w:rPr>
-            <w:noProof/>
-            <w:webHidden/>
-          </w:rPr>
-          <w:fldChar w:fldCharType="end"/>
-        </w:r>
-      </w:hyperlink>
+      <w:r>
+        <w:rPr>
+          <w:rStyle w:val="Hyperlink"/>
+          <w:i/>
+          <w:noProof/>
+        </w:rPr>
+        <w:t>Table #: SNR and BER results, QPSK, Case Study 1 (memoryless AWGN)</w:t>
+      </w:r>
+      <w:r>
+        <w:rPr>
+          <w:noProof/>
+          <w:webHidden/>
+        </w:rPr>
+        <w:tab/>
+        <w:t>9</w:t>
+      </w:r>
     </w:p>
     <w:p>
       <w:pPr>
@@ -5321,64 +2385,22 @@
           <w:lang w:val="en-IN" w:eastAsia="en-IN"/>
         </w:rPr>
       </w:pPr>
-      <w:hyperlink w:anchor="_Toc235837789" w:history="1">
-        <w:r>
-          <w:rPr>
-            <w:rStyle w:val="Hyperlink"/>
-            <w:i/>
-            <w:noProof/>
-          </w:rPr>
-          <w:t>Table #: SNR and BER results, BPSK, Case Study 2 (RRC pulse shaping + multipath ISI)</w:t>
-        </w:r>
-        <w:r>
-          <w:rPr>
-            <w:noProof/>
-            <w:webHidden/>
-          </w:rPr>
-          <w:tab/>
-        </w:r>
-        <w:r>
-          <w:rPr>
-            <w:noProof/>
-            <w:webHidden/>
-          </w:rPr>
-          <w:fldChar w:fldCharType="begin"/>
-        </w:r>
-        <w:r>
-          <w:rPr>
-            <w:noProof/>
-            <w:webHidden/>
-          </w:rPr>
-          <w:instrText xml:space="preserve"> PAGEREF _Toc235837789 \h </w:instrText>
-        </w:r>
-        <w:r>
-          <w:rPr>
-            <w:noProof/>
-            <w:webHidden/>
-          </w:rPr>
-        </w:r>
-        <w:r>
-          <w:rPr>
-            <w:noProof/>
-            <w:webHidden/>
-          </w:rPr>
-          <w:fldChar w:fldCharType="separate"/>
-        </w:r>
-        <w:r>
-          <w:rPr>
-            <w:noProof/>
-            <w:webHidden/>
-          </w:rPr>
-          <w:t>15</w:t>
-        </w:r>
-        <w:r>
-          <w:rPr>
-            <w:noProof/>
-            <w:webHidden/>
-          </w:rPr>
-          <w:fldChar w:fldCharType="end"/>
-        </w:r>
-      </w:hyperlink>
+      <w:r>
+        <w:rPr>
+          <w:rStyle w:val="Hyperlink"/>
+          <w:i/>
+          <w:noProof/>
+        </w:rPr>
+        <w:t>Table #: SNR and BER results, BPSK, Case Study 2 (RRC pulse shaping + multipath ISI)</w:t>
+      </w:r>
+      <w:r>
+        <w:rPr>
+          <w:noProof/>
+          <w:webHidden/>
+        </w:rPr>
+        <w:tab/>
+        <w:t>15</w:t>
+      </w:r>
     </w:p>
     <w:p>
       <w:pPr>
@@ -5392,64 +2414,22 @@
           <w:lang w:val="en-IN" w:eastAsia="en-IN"/>
         </w:rPr>
       </w:pPr>
-      <w:hyperlink w:anchor="_Toc235837790" w:history="1">
-        <w:r>
-          <w:rPr>
-            <w:rStyle w:val="Hyperlink"/>
-            <w:i/>
-            <w:noProof/>
-          </w:rPr>
-          <w:t>Table #: SNR and BER results, QPSK, Case Study 2 (RRC pulse shaping + multipath ISI)</w:t>
-        </w:r>
-        <w:r>
-          <w:rPr>
-            <w:noProof/>
-            <w:webHidden/>
-          </w:rPr>
-          <w:tab/>
-        </w:r>
-        <w:r>
-          <w:rPr>
-            <w:noProof/>
-            <w:webHidden/>
-          </w:rPr>
-          <w:fldChar w:fldCharType="begin"/>
-        </w:r>
-        <w:r>
-          <w:rPr>
-            <w:noProof/>
-            <w:webHidden/>
-          </w:rPr>
-          <w:instrText xml:space="preserve"> PAGEREF _Toc235837790 \h </w:instrText>
-        </w:r>
-        <w:r>
-          <w:rPr>
-            <w:noProof/>
-            <w:webHidden/>
-          </w:rPr>
-        </w:r>
-        <w:r>
-          <w:rPr>
-            <w:noProof/>
-            <w:webHidden/>
-          </w:rPr>
-          <w:fldChar w:fldCharType="separate"/>
-        </w:r>
-        <w:r>
-          <w:rPr>
-            <w:noProof/>
-            <w:webHidden/>
-          </w:rPr>
-          <w:t>16</w:t>
-        </w:r>
-        <w:r>
-          <w:rPr>
-            <w:noProof/>
-            <w:webHidden/>
-          </w:rPr>
-          <w:fldChar w:fldCharType="end"/>
-        </w:r>
-      </w:hyperlink>
+      <w:r>
+        <w:rPr>
+          <w:rStyle w:val="Hyperlink"/>
+          <w:i/>
+          <w:noProof/>
+        </w:rPr>
+        <w:t>Table #: SNR and BER results, QPSK, Case Study 2 (RRC pulse shaping + multipath ISI)</w:t>
+      </w:r>
+      <w:r>
+        <w:rPr>
+          <w:noProof/>
+          <w:webHidden/>
+        </w:rPr>
+        <w:tab/>
+        <w:t>16</w:t>
+      </w:r>
     </w:p>
     <w:p>
       <w:pPr>
@@ -5463,64 +2443,22 @@
           <w:lang w:val="en-IN" w:eastAsia="en-IN"/>
         </w:rPr>
       </w:pPr>
-      <w:hyperlink w:anchor="_Toc235837791" w:history="1">
-        <w:r>
-          <w:rPr>
-            <w:rStyle w:val="Hyperlink"/>
-            <w:i/>
-            <w:noProof/>
-          </w:rPr>
-          <w:t>Table #: RLS error counts before/after tail-averaging, and improvement vs. LMS (after)</w:t>
-        </w:r>
-        <w:r>
-          <w:rPr>
-            <w:noProof/>
-            <w:webHidden/>
-          </w:rPr>
-          <w:tab/>
-        </w:r>
-        <w:r>
-          <w:rPr>
-            <w:noProof/>
-            <w:webHidden/>
-          </w:rPr>
-          <w:fldChar w:fldCharType="begin"/>
-        </w:r>
-        <w:r>
-          <w:rPr>
-            <w:noProof/>
-            <w:webHidden/>
-          </w:rPr>
-          <w:instrText xml:space="preserve"> PAGEREF _Toc235837791 \h </w:instrText>
-        </w:r>
-        <w:r>
-          <w:rPr>
-            <w:noProof/>
-            <w:webHidden/>
-          </w:rPr>
-        </w:r>
-        <w:r>
-          <w:rPr>
-            <w:noProof/>
-            <w:webHidden/>
-          </w:rPr>
-          <w:fldChar w:fldCharType="separate"/>
-        </w:r>
-        <w:r>
-          <w:rPr>
-            <w:noProof/>
-            <w:webHidden/>
-          </w:rPr>
-          <w:t>22</w:t>
-        </w:r>
-        <w:r>
-          <w:rPr>
-            <w:noProof/>
-            <w:webHidden/>
-          </w:rPr>
-          <w:fldChar w:fldCharType="end"/>
-        </w:r>
-      </w:hyperlink>
+      <w:r>
+        <w:rPr>
+          <w:rStyle w:val="Hyperlink"/>
+          <w:i/>
+          <w:noProof/>
+        </w:rPr>
+        <w:t>Table #: RLS error counts before/after tail-averaging, and improvement vs. LMS (after)</w:t>
+      </w:r>
+      <w:r>
+        <w:rPr>
+          <w:noProof/>
+          <w:webHidden/>
+        </w:rPr>
+        <w:tab/>
+        <w:t>22</w:t>
+      </w:r>
     </w:p>
     <w:p>
       <w:pPr>
@@ -5534,64 +2472,22 @@
           <w:lang w:val="en-IN" w:eastAsia="en-IN"/>
         </w:rPr>
       </w:pPr>
-      <w:hyperlink w:anchor="_Toc235837792" w:history="1">
-        <w:r>
-          <w:rPr>
-            <w:rStyle w:val="Hyperlink"/>
-            <w:i/>
-            <w:noProof/>
-          </w:rPr>
-          <w:t>Table #: BER improvement ratio vs. ISI severity</w:t>
-        </w:r>
-        <w:r>
-          <w:rPr>
-            <w:noProof/>
-            <w:webHidden/>
-          </w:rPr>
-          <w:tab/>
-        </w:r>
-        <w:r>
-          <w:rPr>
-            <w:noProof/>
-            <w:webHidden/>
-          </w:rPr>
-          <w:fldChar w:fldCharType="begin"/>
-        </w:r>
-        <w:r>
-          <w:rPr>
-            <w:noProof/>
-            <w:webHidden/>
-          </w:rPr>
-          <w:instrText xml:space="preserve"> PAGEREF _Toc235837792 \h </w:instrText>
-        </w:r>
-        <w:r>
-          <w:rPr>
-            <w:noProof/>
-            <w:webHidden/>
-          </w:rPr>
-        </w:r>
-        <w:r>
-          <w:rPr>
-            <w:noProof/>
-            <w:webHidden/>
-          </w:rPr>
-          <w:fldChar w:fldCharType="separate"/>
-        </w:r>
-        <w:r>
-          <w:rPr>
-            <w:noProof/>
-            <w:webHidden/>
-          </w:rPr>
-          <w:t>26</w:t>
-        </w:r>
-        <w:r>
-          <w:rPr>
-            <w:noProof/>
-            <w:webHidden/>
-          </w:rPr>
-          <w:fldChar w:fldCharType="end"/>
-        </w:r>
-      </w:hyperlink>
+      <w:r>
+        <w:rPr>
+          <w:rStyle w:val="Hyperlink"/>
+          <w:i/>
+          <w:noProof/>
+        </w:rPr>
+        <w:t>Table #: BER improvement ratio vs. ISI severity</w:t>
+      </w:r>
+      <w:r>
+        <w:rPr>
+          <w:noProof/>
+          <w:webHidden/>
+        </w:rPr>
+        <w:tab/>
+        <w:t>26</w:t>
+      </w:r>
     </w:p>
     <w:p>
       <w:pPr>
@@ -5605,64 +2501,22 @@
           <w:lang w:val="en-IN" w:eastAsia="en-IN"/>
         </w:rPr>
       </w:pPr>
-      <w:hyperlink w:anchor="_Toc235837793" w:history="1">
-        <w:r>
-          <w:rPr>
-            <w:rStyle w:val="Hyperlink"/>
-            <w:i/>
-            <w:noProof/>
-          </w:rPr>
-          <w:t>Table #: SNR and BER results, 16-QAM, Case Study 4</w:t>
-        </w:r>
-        <w:r>
-          <w:rPr>
-            <w:noProof/>
-            <w:webHidden/>
-          </w:rPr>
-          <w:tab/>
-        </w:r>
-        <w:r>
-          <w:rPr>
-            <w:noProof/>
-            <w:webHidden/>
-          </w:rPr>
-          <w:fldChar w:fldCharType="begin"/>
-        </w:r>
-        <w:r>
-          <w:rPr>
-            <w:noProof/>
-            <w:webHidden/>
-          </w:rPr>
-          <w:instrText xml:space="preserve"> PAGEREF _Toc235837793 \h </w:instrText>
-        </w:r>
-        <w:r>
-          <w:rPr>
-            <w:noProof/>
-            <w:webHidden/>
-          </w:rPr>
-        </w:r>
-        <w:r>
-          <w:rPr>
-            <w:noProof/>
-            <w:webHidden/>
-          </w:rPr>
-          <w:fldChar w:fldCharType="separate"/>
-        </w:r>
-        <w:r>
-          <w:rPr>
-            <w:noProof/>
-            <w:webHidden/>
-          </w:rPr>
-          <w:t>32</w:t>
-        </w:r>
-        <w:r>
-          <w:rPr>
-            <w:noProof/>
-            <w:webHidden/>
-          </w:rPr>
-          <w:fldChar w:fldCharType="end"/>
-        </w:r>
-      </w:hyperlink>
+      <w:r>
+        <w:rPr>
+          <w:rStyle w:val="Hyperlink"/>
+          <w:i/>
+          <w:noProof/>
+        </w:rPr>
+        <w:t>Table #: SNR and BER results, 16-QAM, Case Study 4</w:t>
+      </w:r>
+      <w:r>
+        <w:rPr>
+          <w:noProof/>
+          <w:webHidden/>
+        </w:rPr>
+        <w:tab/>
+        <w:t>32</w:t>
+      </w:r>
     </w:p>
     <w:p>
       <w:pPr>
@@ -5676,64 +2530,22 @@
           <w:lang w:val="en-IN" w:eastAsia="en-IN"/>
         </w:rPr>
       </w:pPr>
-      <w:hyperlink w:anchor="_Toc235837794" w:history="1">
-        <w:r>
-          <w:rPr>
-            <w:rStyle w:val="Hyperlink"/>
-            <w:i/>
-            <w:noProof/>
-          </w:rPr>
-          <w:t>Table #: BER improvement ratio vs. No-Processing, by modulation</w:t>
-        </w:r>
-        <w:r>
-          <w:rPr>
-            <w:noProof/>
-            <w:webHidden/>
-          </w:rPr>
-          <w:tab/>
-        </w:r>
-        <w:r>
-          <w:rPr>
-            <w:noProof/>
-            <w:webHidden/>
-          </w:rPr>
-          <w:fldChar w:fldCharType="begin"/>
-        </w:r>
-        <w:r>
-          <w:rPr>
-            <w:noProof/>
-            <w:webHidden/>
-          </w:rPr>
-          <w:instrText xml:space="preserve"> PAGEREF _Toc235837794 \h </w:instrText>
-        </w:r>
-        <w:r>
-          <w:rPr>
-            <w:noProof/>
-            <w:webHidden/>
-          </w:rPr>
-        </w:r>
-        <w:r>
-          <w:rPr>
-            <w:noProof/>
-            <w:webHidden/>
-          </w:rPr>
-          <w:fldChar w:fldCharType="separate"/>
-        </w:r>
-        <w:r>
-          <w:rPr>
-            <w:noProof/>
-            <w:webHidden/>
-          </w:rPr>
-          <w:t>33</w:t>
-        </w:r>
-        <w:r>
-          <w:rPr>
-            <w:noProof/>
-            <w:webHidden/>
-          </w:rPr>
-          <w:fldChar w:fldCharType="end"/>
-        </w:r>
-      </w:hyperlink>
+      <w:r>
+        <w:rPr>
+          <w:rStyle w:val="Hyperlink"/>
+          <w:i/>
+          <w:noProof/>
+        </w:rPr>
+        <w:t>Table #: BER improvement ratio vs. No-Processing, by modulation</w:t>
+      </w:r>
+      <w:r>
+        <w:rPr>
+          <w:noProof/>
+          <w:webHidden/>
+        </w:rPr>
+        <w:tab/>
+        <w:t>33</w:t>
+      </w:r>
     </w:p>
     <w:p>
       <w:pPr>
@@ -5747,64 +2559,22 @@
           <w:lang w:val="en-IN" w:eastAsia="en-IN"/>
         </w:rPr>
       </w:pPr>
-      <w:hyperlink w:anchor="_Toc235837795" w:history="1">
-        <w:r>
-          <w:rPr>
-            <w:rStyle w:val="Hyperlink"/>
-            <w:i/>
-            <w:noProof/>
-          </w:rPr>
-          <w:t>Table #: Compute cost by method: state size, MACs/sample, and relative cost vs. LMS</w:t>
-        </w:r>
-        <w:r>
-          <w:rPr>
-            <w:noProof/>
-            <w:webHidden/>
-          </w:rPr>
-          <w:tab/>
-        </w:r>
-        <w:r>
-          <w:rPr>
-            <w:noProof/>
-            <w:webHidden/>
-          </w:rPr>
-          <w:fldChar w:fldCharType="begin"/>
-        </w:r>
-        <w:r>
-          <w:rPr>
-            <w:noProof/>
-            <w:webHidden/>
-          </w:rPr>
-          <w:instrText xml:space="preserve"> PAGEREF _Toc235837795 \h </w:instrText>
-        </w:r>
-        <w:r>
-          <w:rPr>
-            <w:noProof/>
-            <w:webHidden/>
-          </w:rPr>
-        </w:r>
-        <w:r>
-          <w:rPr>
-            <w:noProof/>
-            <w:webHidden/>
-          </w:rPr>
-          <w:fldChar w:fldCharType="separate"/>
-        </w:r>
-        <w:r>
-          <w:rPr>
-            <w:noProof/>
-            <w:webHidden/>
-          </w:rPr>
-          <w:t>36</w:t>
-        </w:r>
-        <w:r>
-          <w:rPr>
-            <w:noProof/>
-            <w:webHidden/>
-          </w:rPr>
-          <w:fldChar w:fldCharType="end"/>
-        </w:r>
-      </w:hyperlink>
+      <w:r>
+        <w:rPr>
+          <w:rStyle w:val="Hyperlink"/>
+          <w:i/>
+          <w:noProof/>
+        </w:rPr>
+        <w:t>Table #: Compute cost by method: state size, MACs/sample, and relative cost vs. LMS</w:t>
+      </w:r>
+      <w:r>
+        <w:rPr>
+          <w:noProof/>
+          <w:webHidden/>
+        </w:rPr>
+        <w:tab/>
+        <w:t>36</w:t>
+      </w:r>
     </w:p>
     <w:p>
       <w:pPr>
@@ -5818,70 +2588,24 @@
           <w:lang w:val="en-IN" w:eastAsia="en-IN"/>
         </w:rPr>
       </w:pPr>
-      <w:hyperlink w:anchor="_Toc235837796" w:history="1">
-        <w:r>
-          <w:rPr>
-            <w:rStyle w:val="Hyperlink"/>
-            <w:i/>
-            <w:noProof/>
-          </w:rPr>
-          <w:t>Table #: Practical decision matrix: situation, recommendation, and supporting evidence</w:t>
-        </w:r>
-        <w:r>
-          <w:rPr>
-            <w:noProof/>
-            <w:webHidden/>
-          </w:rPr>
-          <w:tab/>
-        </w:r>
-        <w:r>
-          <w:rPr>
-            <w:noProof/>
-            <w:webHidden/>
-          </w:rPr>
-          <w:fldChar w:fldCharType="begin"/>
-        </w:r>
-        <w:r>
-          <w:rPr>
-            <w:noProof/>
-            <w:webHidden/>
-          </w:rPr>
-          <w:instrText xml:space="preserve"> PAGEREF _Toc235837796 \h </w:instrText>
-        </w:r>
-        <w:r>
-          <w:rPr>
-            <w:noProof/>
-            <w:webHidden/>
-          </w:rPr>
-        </w:r>
-        <w:r>
-          <w:rPr>
-            <w:noProof/>
-            <w:webHidden/>
-          </w:rPr>
-          <w:fldChar w:fldCharType="separate"/>
-        </w:r>
-        <w:r>
-          <w:rPr>
-            <w:noProof/>
-            <w:webHidden/>
-          </w:rPr>
-          <w:t>38</w:t>
-        </w:r>
-        <w:r>
-          <w:rPr>
-            <w:noProof/>
-            <w:webHidden/>
-          </w:rPr>
-          <w:fldChar w:fldCharType="end"/>
-        </w:r>
-      </w:hyperlink>
-    </w:p>
-    <w:p>
-      <w:r>
-        <w:fldChar w:fldCharType="end"/>
-      </w:r>
-    </w:p>
+      <w:r>
+        <w:rPr>
+          <w:rStyle w:val="Hyperlink"/>
+          <w:i/>
+          <w:noProof/>
+        </w:rPr>
+        <w:t>Table #: Practical decision matrix: situation, recommendation, and supporting evidence</w:t>
+      </w:r>
+      <w:r>
+        <w:rPr>
+          <w:noProof/>
+          <w:webHidden/>
+        </w:rPr>
+        <w:tab/>
+        <w:t>38</w:t>
+      </w:r>
+    </w:p>
+    <w:p/>
     <w:p>
       <w:r>
         <w:br w:type="page"/>
@@ -5905,7 +2629,7 @@
       <w:pPr>
         <w:pStyle w:val="Heading1"/>
       </w:pPr>
-      <w:bookmarkStart w:id="4" w:name="_Toc235837801"/>
+      <w:bookmarkStart w:id="4" w:name="_Toc236016026"/>
       <w:r>
         <w:rPr>
           <w:color w:val="1F3A5F"/>
@@ -6147,7 +2871,7 @@
       <w:pPr>
         <w:pStyle w:val="Heading1"/>
       </w:pPr>
-      <w:bookmarkStart w:id="5" w:name="_Toc235837802"/>
+      <w:bookmarkStart w:id="5" w:name="_Toc236016027"/>
       <w:r>
         <w:rPr>
           <w:color w:val="1F3A5F"/>
@@ -6235,7 +2959,7 @@
       <w:pPr>
         <w:pStyle w:val="Heading2"/>
       </w:pPr>
-      <w:bookmarkStart w:id="6" w:name="_Toc235837803"/>
+      <w:bookmarkStart w:id="6" w:name="_Toc236016028"/>
       <w:r>
         <w:rPr>
           <w:color w:val="1F3A5F"/>
@@ -6933,7 +3657,7 @@
       <w:pPr>
         <w:pStyle w:val="Heading1"/>
       </w:pPr>
-      <w:bookmarkStart w:id="7" w:name="_Toc235837804"/>
+      <w:bookmarkStart w:id="7" w:name="_Toc236016029"/>
       <w:r>
         <w:rPr>
           <w:color w:val="1F3A5F"/>
@@ -7032,7 +3756,7 @@
       <w:pPr>
         <w:pStyle w:val="Heading1"/>
       </w:pPr>
-      <w:bookmarkStart w:id="8" w:name="_Toc235837805"/>
+      <w:bookmarkStart w:id="8" w:name="_Toc236016030"/>
       <w:r>
         <w:rPr>
           <w:color w:val="1F3A5F"/>
@@ -7133,7 +3857,7 @@
       <w:pPr>
         <w:pStyle w:val="Heading1"/>
       </w:pPr>
-      <w:bookmarkStart w:id="9" w:name="_Toc235837806"/>
+      <w:bookmarkStart w:id="9" w:name="_Toc236016031"/>
       <w:r>
         <w:rPr>
           <w:color w:val="1F3A5F"/>
@@ -7153,7 +3877,7 @@
       <w:pPr>
         <w:pStyle w:val="Heading2"/>
       </w:pPr>
-      <w:bookmarkStart w:id="10" w:name="_Toc235837807"/>
+      <w:bookmarkStart w:id="10" w:name="_Toc236016032"/>
       <w:r>
         <w:rPr>
           <w:color w:val="1F3A5F"/>
@@ -7174,7 +3898,7 @@
       <w:pPr>
         <w:pStyle w:val="Heading2"/>
       </w:pPr>
-      <w:bookmarkStart w:id="11" w:name="_Toc235837808"/>
+      <w:bookmarkStart w:id="11" w:name="_Toc236016033"/>
       <w:r>
         <w:rPr>
           <w:color w:val="1F3A5F"/>
@@ -7226,7 +3950,7 @@
       <w:pPr>
         <w:pStyle w:val="Heading2"/>
       </w:pPr>
-      <w:bookmarkStart w:id="12" w:name="_Toc235837809"/>
+      <w:bookmarkStart w:id="12" w:name="_Toc236016034"/>
       <w:r>
         <w:rPr>
           <w:color w:val="1F3A5F"/>
@@ -7240,7 +3964,7 @@
         <w:pStyle w:val="Caption"/>
         <w:jc w:val="center"/>
       </w:pPr>
-      <w:bookmarkStart w:id="13" w:name="_Toc235837787"/>
+      <w:bookmarkStart w:id="13" w:name="_Toc236016012"/>
       <w:r>
         <w:rPr>
           <w:i/>
@@ -7254,27 +3978,6 @@
           <w:color w:val="555555"/>
         </w:rPr>
         <w:t xml:space="preserve">ble </w:t>
-      </w:r>
-      <w:r>
-        <w:rPr>
-          <w:i/>
-          <w:color w:val="555555"/>
-        </w:rPr>
-        <w:fldChar w:fldCharType="begin"/>
-      </w:r>
-      <w:r>
-        <w:rPr>
-          <w:i/>
-          <w:color w:val="555555"/>
-        </w:rPr>
-        <w:instrText xml:space="preserve"> SEQ Table \* ARABIC </w:instrText>
-      </w:r>
-      <w:r>
-        <w:rPr>
-          <w:i/>
-          <w:color w:val="555555"/>
-        </w:rPr>
-        <w:fldChar w:fldCharType="separate"/>
       </w:r>
       <w:r>
         <w:rPr>
@@ -7283,13 +3986,6 @@
           <w:color w:val="555555"/>
         </w:rPr>
         <w:t>1</w:t>
-      </w:r>
-      <w:r>
-        <w:rPr>
-          <w:i/>
-          <w:color w:val="555555"/>
-        </w:rPr>
-        <w:fldChar w:fldCharType="end"/>
       </w:r>
       <w:r>
         <w:rPr>
@@ -10001,7 +6697,7 @@
       <w:pPr>
         <w:pStyle w:val="Heading2"/>
       </w:pPr>
-      <w:bookmarkStart w:id="14" w:name="_Toc235837810"/>
+      <w:bookmarkStart w:id="14" w:name="_Toc236016035"/>
       <w:r>
         <w:rPr>
           <w:color w:val="1F3A5F"/>
@@ -10016,34 +6712,13 @@
         <w:pStyle w:val="Caption"/>
         <w:jc w:val="center"/>
       </w:pPr>
-      <w:bookmarkStart w:id="15" w:name="_Toc235837788"/>
+      <w:bookmarkStart w:id="15" w:name="_Toc236016013"/>
       <w:r>
         <w:rPr>
           <w:i/>
           <w:color w:val="555555"/>
         </w:rPr>
         <w:t xml:space="preserve">Table </w:t>
-      </w:r>
-      <w:r>
-        <w:rPr>
-          <w:i/>
-          <w:color w:val="555555"/>
-        </w:rPr>
-        <w:fldChar w:fldCharType="begin"/>
-      </w:r>
-      <w:r>
-        <w:rPr>
-          <w:i/>
-          <w:color w:val="555555"/>
-        </w:rPr>
-        <w:instrText xml:space="preserve"> SEQ Table \* ARABIC </w:instrText>
-      </w:r>
-      <w:r>
-        <w:rPr>
-          <w:i/>
-          <w:color w:val="555555"/>
-        </w:rPr>
-        <w:fldChar w:fldCharType="separate"/>
       </w:r>
       <w:r>
         <w:rPr>
@@ -10052,13 +6727,6 @@
           <w:color w:val="555555"/>
         </w:rPr>
         <w:t>2</w:t>
-      </w:r>
-      <w:r>
-        <w:rPr>
-          <w:i/>
-          <w:color w:val="555555"/>
-        </w:rPr>
-        <w:fldChar w:fldCharType="end"/>
       </w:r>
       <w:r>
         <w:rPr>
@@ -12762,7 +9430,7 @@
       <w:pPr>
         <w:pStyle w:val="Heading2"/>
       </w:pPr>
-      <w:bookmarkStart w:id="16" w:name="_Toc235837811"/>
+      <w:bookmarkStart w:id="16" w:name="_Toc236016036"/>
       <w:r>
         <w:rPr>
           <w:color w:val="1F3A5F"/>
@@ -12781,7 +9449,7 @@
           <w:noProof/>
         </w:rPr>
         <w:drawing>
-          <wp:inline distT="0" distB="0" distL="0" distR="0" wp14:anchorId="0A0B8362" wp14:editId="76BBEDDC">
+          <wp:inline distT="0" distB="0" distL="0" distR="0" wp14:anchorId="55D788D5" wp14:editId="48A9335D">
             <wp:extent cx="5303520" cy="3314700"/>
             <wp:effectExtent l="0" t="0" r="0" b="0"/>
             <wp:docPr id="1" name="Picture 1"/>
@@ -12822,34 +9490,13 @@
         <w:pStyle w:val="Caption"/>
         <w:jc w:val="center"/>
       </w:pPr>
-      <w:bookmarkStart w:id="17" w:name="_Toc235837769"/>
+      <w:bookmarkStart w:id="17" w:name="_Toc236015994"/>
       <w:r>
         <w:rPr>
           <w:i/>
           <w:color w:val="555555"/>
         </w:rPr>
         <w:t xml:space="preserve">Figure </w:t>
-      </w:r>
-      <w:r>
-        <w:rPr>
-          <w:i/>
-          <w:color w:val="555555"/>
-        </w:rPr>
-        <w:fldChar w:fldCharType="begin"/>
-      </w:r>
-      <w:r>
-        <w:rPr>
-          <w:i/>
-          <w:color w:val="555555"/>
-        </w:rPr>
-        <w:instrText xml:space="preserve"> SEQ Figure \* ARABIC </w:instrText>
-      </w:r>
-      <w:r>
-        <w:rPr>
-          <w:i/>
-          <w:color w:val="555555"/>
-        </w:rPr>
-        <w:fldChar w:fldCharType="separate"/>
       </w:r>
       <w:r>
         <w:rPr>
@@ -12864,13 +9511,6 @@
           <w:i/>
           <w:color w:val="555555"/>
         </w:rPr>
-        <w:fldChar w:fldCharType="end"/>
-      </w:r>
-      <w:r>
-        <w:rPr>
-          <w:i/>
-          <w:color w:val="555555"/>
-        </w:rPr>
         <w:t>: BER vs Input SNR, BPSK, Case Study 1</w:t>
       </w:r>
       <w:bookmarkEnd w:id="17"/>
@@ -12884,7 +9524,7 @@
           <w:noProof/>
         </w:rPr>
         <w:drawing>
-          <wp:inline distT="0" distB="0" distL="0" distR="0" wp14:anchorId="22A11805" wp14:editId="19233E7A">
+          <wp:inline distT="0" distB="0" distL="0" distR="0" wp14:anchorId="1E24446A" wp14:editId="706150E0">
             <wp:extent cx="5303520" cy="3314700"/>
             <wp:effectExtent l="0" t="0" r="0" b="0"/>
             <wp:docPr id="2" name="Picture 2"/>
@@ -12925,34 +9565,13 @@
         <w:pStyle w:val="Caption"/>
         <w:jc w:val="center"/>
       </w:pPr>
-      <w:bookmarkStart w:id="18" w:name="_Toc235837770"/>
+      <w:bookmarkStart w:id="18" w:name="_Toc236015995"/>
       <w:r>
         <w:rPr>
           <w:i/>
           <w:color w:val="555555"/>
         </w:rPr>
         <w:t xml:space="preserve">Figure </w:t>
-      </w:r>
-      <w:r>
-        <w:rPr>
-          <w:i/>
-          <w:color w:val="555555"/>
-        </w:rPr>
-        <w:fldChar w:fldCharType="begin"/>
-      </w:r>
-      <w:r>
-        <w:rPr>
-          <w:i/>
-          <w:color w:val="555555"/>
-        </w:rPr>
-        <w:instrText xml:space="preserve"> SEQ Figure \* ARABIC </w:instrText>
-      </w:r>
-      <w:r>
-        <w:rPr>
-          <w:i/>
-          <w:color w:val="555555"/>
-        </w:rPr>
-        <w:fldChar w:fldCharType="separate"/>
       </w:r>
       <w:r>
         <w:rPr>
@@ -12967,13 +9586,6 @@
           <w:i/>
           <w:color w:val="555555"/>
         </w:rPr>
-        <w:fldChar w:fldCharType="end"/>
-      </w:r>
-      <w:r>
-        <w:rPr>
-          <w:i/>
-          <w:color w:val="555555"/>
-        </w:rPr>
         <w:t>: BER vs Input SNR, QPSK, Case Study 1</w:t>
       </w:r>
       <w:bookmarkEnd w:id="18"/>
@@ -12987,7 +9599,7 @@
       <w:pPr>
         <w:pStyle w:val="Heading2"/>
       </w:pPr>
-      <w:bookmarkStart w:id="19" w:name="_Toc235837812"/>
+      <w:bookmarkStart w:id="19" w:name="_Toc236016037"/>
       <w:r>
         <w:rPr>
           <w:color w:val="1F3A5F"/>
@@ -13063,7 +9675,7 @@
       <w:pPr>
         <w:pStyle w:val="Heading2"/>
       </w:pPr>
-      <w:bookmarkStart w:id="20" w:name="_Toc235837813"/>
+      <w:bookmarkStart w:id="20" w:name="_Toc236016038"/>
       <w:r>
         <w:rPr>
           <w:color w:val="1F3A5F"/>
@@ -13242,7 +9854,7 @@
       <w:pPr>
         <w:pStyle w:val="Heading2"/>
       </w:pPr>
-      <w:bookmarkStart w:id="21" w:name="_Toc235837814"/>
+      <w:bookmarkStart w:id="21" w:name="_Toc236016039"/>
       <w:r>
         <w:rPr>
           <w:color w:val="1F3A5F"/>
@@ -13314,7 +9926,7 @@
       <w:pPr>
         <w:pStyle w:val="Heading1"/>
       </w:pPr>
-      <w:bookmarkStart w:id="22" w:name="_Toc235837815"/>
+      <w:bookmarkStart w:id="22" w:name="_Toc236016040"/>
       <w:r>
         <w:rPr>
           <w:color w:val="1F3A5F"/>
@@ -13328,7 +9940,7 @@
       <w:pPr>
         <w:pStyle w:val="Heading2"/>
       </w:pPr>
-      <w:bookmarkStart w:id="23" w:name="_Toc235837816"/>
+      <w:bookmarkStart w:id="23" w:name="_Toc236016041"/>
       <w:r>
         <w:rPr>
           <w:color w:val="1F3A5F"/>
@@ -13349,7 +9961,7 @@
       <w:pPr>
         <w:pStyle w:val="Heading2"/>
       </w:pPr>
-      <w:bookmarkStart w:id="24" w:name="_Toc235837817"/>
+      <w:bookmarkStart w:id="24" w:name="_Toc236016042"/>
       <w:r>
         <w:rPr>
           <w:color w:val="1F3A5F"/>
@@ -13431,7 +10043,7 @@
       <w:pPr>
         <w:pStyle w:val="Heading2"/>
       </w:pPr>
-      <w:bookmarkStart w:id="25" w:name="_Toc235837818"/>
+      <w:bookmarkStart w:id="25" w:name="_Toc236016043"/>
       <w:r>
         <w:rPr>
           <w:color w:val="1F3A5F"/>
@@ -13446,34 +10058,13 @@
         <w:pStyle w:val="Caption"/>
         <w:jc w:val="center"/>
       </w:pPr>
-      <w:bookmarkStart w:id="26" w:name="_Toc235837789"/>
+      <w:bookmarkStart w:id="26" w:name="_Toc236016014"/>
       <w:r>
         <w:rPr>
           <w:i/>
           <w:color w:val="555555"/>
         </w:rPr>
         <w:t xml:space="preserve">Table </w:t>
-      </w:r>
-      <w:r>
-        <w:rPr>
-          <w:i/>
-          <w:color w:val="555555"/>
-        </w:rPr>
-        <w:fldChar w:fldCharType="begin"/>
-      </w:r>
-      <w:r>
-        <w:rPr>
-          <w:i/>
-          <w:color w:val="555555"/>
-        </w:rPr>
-        <w:instrText xml:space="preserve"> SEQ Table \* ARABIC </w:instrText>
-      </w:r>
-      <w:r>
-        <w:rPr>
-          <w:i/>
-          <w:color w:val="555555"/>
-        </w:rPr>
-        <w:fldChar w:fldCharType="separate"/>
       </w:r>
       <w:r>
         <w:rPr>
@@ -13482,13 +10073,6 @@
           <w:color w:val="555555"/>
         </w:rPr>
         <w:t>3</w:t>
-      </w:r>
-      <w:r>
-        <w:rPr>
-          <w:i/>
-          <w:color w:val="555555"/>
-        </w:rPr>
-        <w:fldChar w:fldCharType="end"/>
       </w:r>
       <w:r>
         <w:rPr>
@@ -16722,7 +13306,7 @@
       <w:pPr>
         <w:pStyle w:val="Heading2"/>
       </w:pPr>
-      <w:bookmarkStart w:id="27" w:name="_Toc235837819"/>
+      <w:bookmarkStart w:id="27" w:name="_Toc236016044"/>
       <w:r>
         <w:rPr>
           <w:color w:val="1F3A5F"/>
@@ -16737,34 +13321,13 @@
         <w:pStyle w:val="Caption"/>
         <w:jc w:val="center"/>
       </w:pPr>
-      <w:bookmarkStart w:id="28" w:name="_Toc235837790"/>
+      <w:bookmarkStart w:id="28" w:name="_Toc236016015"/>
       <w:r>
         <w:rPr>
           <w:i/>
           <w:color w:val="555555"/>
         </w:rPr>
         <w:t xml:space="preserve">Table </w:t>
-      </w:r>
-      <w:r>
-        <w:rPr>
-          <w:i/>
-          <w:color w:val="555555"/>
-        </w:rPr>
-        <w:fldChar w:fldCharType="begin"/>
-      </w:r>
-      <w:r>
-        <w:rPr>
-          <w:i/>
-          <w:color w:val="555555"/>
-        </w:rPr>
-        <w:instrText xml:space="preserve"> SEQ Table \* ARABIC </w:instrText>
-      </w:r>
-      <w:r>
-        <w:rPr>
-          <w:i/>
-          <w:color w:val="555555"/>
-        </w:rPr>
-        <w:fldChar w:fldCharType="separate"/>
       </w:r>
       <w:r>
         <w:rPr>
@@ -16773,13 +13336,6 @@
           <w:color w:val="555555"/>
         </w:rPr>
         <w:t>4</w:t>
-      </w:r>
-      <w:r>
-        <w:rPr>
-          <w:i/>
-          <w:color w:val="555555"/>
-        </w:rPr>
-        <w:fldChar w:fldCharType="end"/>
       </w:r>
       <w:r>
         <w:rPr>
@@ -20001,7 +16557,7 @@
       <w:pPr>
         <w:pStyle w:val="Heading2"/>
       </w:pPr>
-      <w:bookmarkStart w:id="29" w:name="_Toc235837820"/>
+      <w:bookmarkStart w:id="29" w:name="_Toc236016045"/>
       <w:r>
         <w:rPr>
           <w:color w:val="1F3A5F"/>
@@ -20065,7 +16621,7 @@
       <w:pPr>
         <w:pStyle w:val="Heading2"/>
       </w:pPr>
-      <w:bookmarkStart w:id="30" w:name="_Toc235837821"/>
+      <w:bookmarkStart w:id="30" w:name="_Toc236016046"/>
       <w:r>
         <w:rPr>
           <w:color w:val="1F3A5F"/>
@@ -20114,7 +16670,7 @@
       <w:pPr>
         <w:pStyle w:val="Heading2"/>
       </w:pPr>
-      <w:bookmarkStart w:id="31" w:name="_Toc235837822"/>
+      <w:bookmarkStart w:id="31" w:name="_Toc236016047"/>
       <w:r>
         <w:rPr>
           <w:color w:val="1F3A5F"/>
@@ -20215,7 +16771,7 @@
       <w:pPr>
         <w:pStyle w:val="Heading2"/>
       </w:pPr>
-      <w:bookmarkStart w:id="32" w:name="_Toc235837823"/>
+      <w:bookmarkStart w:id="32" w:name="_Toc236016048"/>
       <w:r>
         <w:rPr>
           <w:color w:val="1F3A5F"/>
@@ -20234,7 +16790,7 @@
           <w:noProof/>
         </w:rPr>
         <w:drawing>
-          <wp:inline distT="0" distB="0" distL="0" distR="0" wp14:anchorId="78208CCF" wp14:editId="13C6CDC6">
+          <wp:inline distT="0" distB="0" distL="0" distR="0" wp14:anchorId="60688E52" wp14:editId="2628BDD3">
             <wp:extent cx="5303520" cy="3314700"/>
             <wp:effectExtent l="0" t="0" r="0" b="0"/>
             <wp:docPr id="3" name="Picture 3"/>
@@ -20275,34 +16831,13 @@
         <w:pStyle w:val="Caption"/>
         <w:jc w:val="center"/>
       </w:pPr>
-      <w:bookmarkStart w:id="33" w:name="_Toc235837771"/>
+      <w:bookmarkStart w:id="33" w:name="_Toc236015996"/>
       <w:r>
         <w:rPr>
           <w:i/>
           <w:color w:val="555555"/>
         </w:rPr>
         <w:t xml:space="preserve">Figure </w:t>
-      </w:r>
-      <w:r>
-        <w:rPr>
-          <w:i/>
-          <w:color w:val="555555"/>
-        </w:rPr>
-        <w:fldChar w:fldCharType="begin"/>
-      </w:r>
-      <w:r>
-        <w:rPr>
-          <w:i/>
-          <w:color w:val="555555"/>
-        </w:rPr>
-        <w:instrText xml:space="preserve"> SEQ Figure \* ARABIC </w:instrText>
-      </w:r>
-      <w:r>
-        <w:rPr>
-          <w:i/>
-          <w:color w:val="555555"/>
-        </w:rPr>
-        <w:fldChar w:fldCharType="separate"/>
       </w:r>
       <w:r>
         <w:rPr>
@@ -20317,13 +16852,6 @@
           <w:i/>
           <w:color w:val="555555"/>
         </w:rPr>
-        <w:fldChar w:fldCharType="end"/>
-      </w:r>
-      <w:r>
-        <w:rPr>
-          <w:i/>
-          <w:color w:val="555555"/>
-        </w:rPr>
         <w:t>: BER vs Input SNR, BPSK, Case Study 2</w:t>
       </w:r>
       <w:bookmarkEnd w:id="33"/>
@@ -20337,7 +16865,7 @@
           <w:noProof/>
         </w:rPr>
         <w:drawing>
-          <wp:inline distT="0" distB="0" distL="0" distR="0" wp14:anchorId="4CD0E00C" wp14:editId="04301244">
+          <wp:inline distT="0" distB="0" distL="0" distR="0" wp14:anchorId="04071FEC" wp14:editId="2060532A">
             <wp:extent cx="5303520" cy="3314700"/>
             <wp:effectExtent l="0" t="0" r="0" b="0"/>
             <wp:docPr id="4" name="Picture 4"/>
@@ -20378,34 +16906,13 @@
         <w:pStyle w:val="Caption"/>
         <w:jc w:val="center"/>
       </w:pPr>
-      <w:bookmarkStart w:id="34" w:name="_Toc235837772"/>
+      <w:bookmarkStart w:id="34" w:name="_Toc236015997"/>
       <w:r>
         <w:rPr>
           <w:i/>
           <w:color w:val="555555"/>
         </w:rPr>
         <w:t xml:space="preserve">Figure </w:t>
-      </w:r>
-      <w:r>
-        <w:rPr>
-          <w:i/>
-          <w:color w:val="555555"/>
-        </w:rPr>
-        <w:fldChar w:fldCharType="begin"/>
-      </w:r>
-      <w:r>
-        <w:rPr>
-          <w:i/>
-          <w:color w:val="555555"/>
-        </w:rPr>
-        <w:instrText xml:space="preserve"> SEQ Figure \* ARABIC </w:instrText>
-      </w:r>
-      <w:r>
-        <w:rPr>
-          <w:i/>
-          <w:color w:val="555555"/>
-        </w:rPr>
-        <w:fldChar w:fldCharType="separate"/>
       </w:r>
       <w:r>
         <w:rPr>
@@ -20420,13 +16927,6 @@
           <w:i/>
           <w:color w:val="555555"/>
         </w:rPr>
-        <w:fldChar w:fldCharType="end"/>
-      </w:r>
-      <w:r>
-        <w:rPr>
-          <w:i/>
-          <w:color w:val="555555"/>
-        </w:rPr>
         <w:t>: BER vs Input SNR, QPSK, Case Study 2</w:t>
       </w:r>
       <w:bookmarkEnd w:id="34"/>
@@ -20441,7 +16941,7 @@
         </w:rPr>
         <w:lastRenderedPageBreak/>
         <w:drawing>
-          <wp:inline distT="0" distB="0" distL="0" distR="0" wp14:anchorId="43396F61" wp14:editId="0D72AA51">
+          <wp:inline distT="0" distB="0" distL="0" distR="0" wp14:anchorId="2A632F1A" wp14:editId="3A12BECE">
             <wp:extent cx="5303520" cy="883920"/>
             <wp:effectExtent l="0" t="0" r="0" b="0"/>
             <wp:docPr id="5" name="Picture 5"/>
@@ -20482,34 +16982,13 @@
         <w:pStyle w:val="Caption"/>
         <w:jc w:val="center"/>
       </w:pPr>
-      <w:bookmarkStart w:id="35" w:name="_Toc235837773"/>
+      <w:bookmarkStart w:id="35" w:name="_Toc236015998"/>
       <w:r>
         <w:rPr>
           <w:i/>
           <w:color w:val="555555"/>
         </w:rPr>
         <w:t xml:space="preserve">Figure </w:t>
-      </w:r>
-      <w:r>
-        <w:rPr>
-          <w:i/>
-          <w:color w:val="555555"/>
-        </w:rPr>
-        <w:fldChar w:fldCharType="begin"/>
-      </w:r>
-      <w:r>
-        <w:rPr>
-          <w:i/>
-          <w:color w:val="555555"/>
-        </w:rPr>
-        <w:instrText xml:space="preserve"> SEQ Figure \* ARABIC </w:instrText>
-      </w:r>
-      <w:r>
-        <w:rPr>
-          <w:i/>
-          <w:color w:val="555555"/>
-        </w:rPr>
-        <w:fldChar w:fldCharType="separate"/>
       </w:r>
       <w:r>
         <w:rPr>
@@ -20524,13 +17003,6 @@
           <w:i/>
           <w:color w:val="555555"/>
         </w:rPr>
-        <w:fldChar w:fldCharType="end"/>
-      </w:r>
-      <w:r>
-        <w:rPr>
-          <w:i/>
-          <w:color w:val="555555"/>
-        </w:rPr>
         <w:t>: Received constellation, BPSK, Case Study 2</w:t>
       </w:r>
       <w:bookmarkEnd w:id="35"/>
@@ -20544,7 +17016,7 @@
           <w:noProof/>
         </w:rPr>
         <w:drawing>
-          <wp:inline distT="0" distB="0" distL="0" distR="0" wp14:anchorId="02FCA33F" wp14:editId="310F55BE">
+          <wp:inline distT="0" distB="0" distL="0" distR="0" wp14:anchorId="7C2EADD0" wp14:editId="25CF019F">
             <wp:extent cx="5303520" cy="883920"/>
             <wp:effectExtent l="0" t="0" r="0" b="0"/>
             <wp:docPr id="6" name="Picture 6"/>
@@ -20585,34 +17057,13 @@
         <w:pStyle w:val="Caption"/>
         <w:jc w:val="center"/>
       </w:pPr>
-      <w:bookmarkStart w:id="36" w:name="_Toc235837774"/>
+      <w:bookmarkStart w:id="36" w:name="_Toc236015999"/>
       <w:r>
         <w:rPr>
           <w:i/>
           <w:color w:val="555555"/>
         </w:rPr>
         <w:t xml:space="preserve">Figure </w:t>
-      </w:r>
-      <w:r>
-        <w:rPr>
-          <w:i/>
-          <w:color w:val="555555"/>
-        </w:rPr>
-        <w:fldChar w:fldCharType="begin"/>
-      </w:r>
-      <w:r>
-        <w:rPr>
-          <w:i/>
-          <w:color w:val="555555"/>
-        </w:rPr>
-        <w:instrText xml:space="preserve"> SEQ Figure \* ARABIC </w:instrText>
-      </w:r>
-      <w:r>
-        <w:rPr>
-          <w:i/>
-          <w:color w:val="555555"/>
-        </w:rPr>
-        <w:fldChar w:fldCharType="separate"/>
       </w:r>
       <w:r>
         <w:rPr>
@@ -20627,13 +17078,6 @@
           <w:i/>
           <w:color w:val="555555"/>
         </w:rPr>
-        <w:fldChar w:fldCharType="end"/>
-      </w:r>
-      <w:r>
-        <w:rPr>
-          <w:i/>
-          <w:color w:val="555555"/>
-        </w:rPr>
         <w:t>: Received constellation, QPSK, Case Study 2</w:t>
       </w:r>
       <w:bookmarkEnd w:id="36"/>
@@ -20647,7 +17091,7 @@
           <w:noProof/>
         </w:rPr>
         <w:drawing>
-          <wp:inline distT="0" distB="0" distL="0" distR="0" wp14:anchorId="34593A29" wp14:editId="5E190318">
+          <wp:inline distT="0" distB="0" distL="0" distR="0" wp14:anchorId="117DEA62" wp14:editId="26957F3B">
             <wp:extent cx="5303520" cy="2651760"/>
             <wp:effectExtent l="0" t="0" r="0" b="0"/>
             <wp:docPr id="7" name="Picture 7"/>
@@ -20688,34 +17132,13 @@
         <w:pStyle w:val="Caption"/>
         <w:jc w:val="center"/>
       </w:pPr>
-      <w:bookmarkStart w:id="37" w:name="_Toc235837775"/>
+      <w:bookmarkStart w:id="37" w:name="_Toc236016000"/>
       <w:r>
         <w:rPr>
           <w:i/>
           <w:color w:val="555555"/>
         </w:rPr>
         <w:t xml:space="preserve">Figure </w:t>
-      </w:r>
-      <w:r>
-        <w:rPr>
-          <w:i/>
-          <w:color w:val="555555"/>
-        </w:rPr>
-        <w:fldChar w:fldCharType="begin"/>
-      </w:r>
-      <w:r>
-        <w:rPr>
-          <w:i/>
-          <w:color w:val="555555"/>
-        </w:rPr>
-        <w:instrText xml:space="preserve"> SEQ Figure \* ARABIC </w:instrText>
-      </w:r>
-      <w:r>
-        <w:rPr>
-          <w:i/>
-          <w:color w:val="555555"/>
-        </w:rPr>
-        <w:fldChar w:fldCharType="separate"/>
       </w:r>
       <w:r>
         <w:rPr>
@@ -20730,13 +17153,6 @@
           <w:i/>
           <w:color w:val="555555"/>
         </w:rPr>
-        <w:fldChar w:fldCharType="end"/>
-      </w:r>
-      <w:r>
-        <w:rPr>
-          <w:i/>
-          <w:color w:val="555555"/>
-        </w:rPr>
         <w:t>: Adaptive filter convergence, BPSK, Case Study 2</w:t>
       </w:r>
       <w:bookmarkEnd w:id="37"/>
@@ -20750,7 +17166,7 @@
           <w:noProof/>
         </w:rPr>
         <w:drawing>
-          <wp:inline distT="0" distB="0" distL="0" distR="0" wp14:anchorId="0098A583" wp14:editId="7B123461">
+          <wp:inline distT="0" distB="0" distL="0" distR="0" wp14:anchorId="503EB4CD" wp14:editId="10AB096C">
             <wp:extent cx="5303520" cy="2651760"/>
             <wp:effectExtent l="0" t="0" r="0" b="0"/>
             <wp:docPr id="8" name="Picture 8"/>
@@ -20791,7 +17207,7 @@
         <w:pStyle w:val="Caption"/>
         <w:jc w:val="center"/>
       </w:pPr>
-      <w:bookmarkStart w:id="38" w:name="_Toc235837776"/>
+      <w:bookmarkStart w:id="38" w:name="_Toc236016001"/>
       <w:r>
         <w:rPr>
           <w:i/>
@@ -20799,34 +17215,6 @@
         </w:rPr>
         <w:lastRenderedPageBreak/>
         <w:t xml:space="preserve">Figure </w:t>
-      </w:r>
-      <w:r>
-        <w:rPr>
-          <w:i/>
-          <w:color w:val="555555"/>
-        </w:rPr>
-        <w:fldChar w:fldCharType="begin"/>
-      </w:r>
-      <w:r>
-        <w:rPr>
-          <w:i/>
-          <w:color w:val="555555"/>
-        </w:rPr>
-        <w:instrText xml:space="preserve"> SEQ Figure</w:instrText>
-      </w:r>
-      <w:r>
-        <w:rPr>
-          <w:i/>
-          <w:color w:val="555555"/>
-        </w:rPr>
-        <w:instrText xml:space="preserve"> \* ARABIC </w:instrText>
-      </w:r>
-      <w:r>
-        <w:rPr>
-          <w:i/>
-          <w:color w:val="555555"/>
-        </w:rPr>
-        <w:fldChar w:fldCharType="separate"/>
       </w:r>
       <w:r>
         <w:rPr>
@@ -20841,13 +17229,6 @@
           <w:i/>
           <w:color w:val="555555"/>
         </w:rPr>
-        <w:fldChar w:fldCharType="end"/>
-      </w:r>
-      <w:r>
-        <w:rPr>
-          <w:i/>
-          <w:color w:val="555555"/>
-        </w:rPr>
         <w:t>: Adaptive filter convergence, QPSK, Case Study 2</w:t>
       </w:r>
       <w:bookmarkEnd w:id="38"/>
@@ -20861,7 +17242,7 @@
       <w:pPr>
         <w:pStyle w:val="Heading2"/>
       </w:pPr>
-      <w:bookmarkStart w:id="39" w:name="_Toc235837824"/>
+      <w:bookmarkStart w:id="39" w:name="_Toc236016049"/>
       <w:r>
         <w:rPr>
           <w:color w:val="1F3A5F"/>
@@ -20929,34 +17310,13 @@
         <w:pStyle w:val="Caption"/>
         <w:jc w:val="center"/>
       </w:pPr>
-      <w:bookmarkStart w:id="40" w:name="_Toc235837791"/>
+      <w:bookmarkStart w:id="40" w:name="_Toc236016016"/>
       <w:r>
         <w:rPr>
           <w:i/>
           <w:color w:val="555555"/>
         </w:rPr>
         <w:t xml:space="preserve">Table </w:t>
-      </w:r>
-      <w:r>
-        <w:rPr>
-          <w:i/>
-          <w:color w:val="555555"/>
-        </w:rPr>
-        <w:fldChar w:fldCharType="begin"/>
-      </w:r>
-      <w:r>
-        <w:rPr>
-          <w:i/>
-          <w:color w:val="555555"/>
-        </w:rPr>
-        <w:instrText xml:space="preserve"> SEQ Table \* ARABIC </w:instrText>
-      </w:r>
-      <w:r>
-        <w:rPr>
-          <w:i/>
-          <w:color w:val="555555"/>
-        </w:rPr>
-        <w:fldChar w:fldCharType="separate"/>
       </w:r>
       <w:r>
         <w:rPr>
@@ -20965,13 +17325,6 @@
           <w:color w:val="555555"/>
         </w:rPr>
         <w:t>5</w:t>
-      </w:r>
-      <w:r>
-        <w:rPr>
-          <w:i/>
-          <w:color w:val="555555"/>
-        </w:rPr>
-        <w:fldChar w:fldCharType="end"/>
       </w:r>
       <w:r>
         <w:rPr>
@@ -21677,7 +18030,7 @@
         </w:rPr>
         <w:lastRenderedPageBreak/>
         <w:drawing>
-          <wp:inline distT="0" distB="0" distL="0" distR="0" wp14:anchorId="04706A60" wp14:editId="67AD8A90">
+          <wp:inline distT="0" distB="0" distL="0" distR="0" wp14:anchorId="0C952BC2" wp14:editId="51BC7BCE">
             <wp:extent cx="5303520" cy="3314700"/>
             <wp:effectExtent l="0" t="0" r="0" b="0"/>
             <wp:docPr id="9" name="Picture 9"/>
@@ -21718,34 +18071,13 @@
         <w:pStyle w:val="Caption"/>
         <w:jc w:val="center"/>
       </w:pPr>
-      <w:bookmarkStart w:id="41" w:name="_Toc235837777"/>
+      <w:bookmarkStart w:id="41" w:name="_Toc236016002"/>
       <w:r>
         <w:rPr>
           <w:i/>
           <w:color w:val="555555"/>
         </w:rPr>
         <w:t xml:space="preserve">Figure </w:t>
-      </w:r>
-      <w:r>
-        <w:rPr>
-          <w:i/>
-          <w:color w:val="555555"/>
-        </w:rPr>
-        <w:fldChar w:fldCharType="begin"/>
-      </w:r>
-      <w:r>
-        <w:rPr>
-          <w:i/>
-          <w:color w:val="555555"/>
-        </w:rPr>
-        <w:instrText xml:space="preserve"> SEQ Figure \* ARABIC </w:instrText>
-      </w:r>
-      <w:r>
-        <w:rPr>
-          <w:i/>
-          <w:color w:val="555555"/>
-        </w:rPr>
-        <w:fldChar w:fldCharType="separate"/>
       </w:r>
       <w:r>
         <w:rPr>
@@ -21760,13 +18092,6 @@
           <w:i/>
           <w:color w:val="555555"/>
         </w:rPr>
-        <w:fldChar w:fldCharType="end"/>
-      </w:r>
-      <w:r>
-        <w:rPr>
-          <w:i/>
-          <w:color w:val="555555"/>
-        </w:rPr>
         <w:t>: BER vs Input SNR incl. RLS, BPSK</w:t>
       </w:r>
       <w:bookmarkEnd w:id="41"/>
@@ -21780,7 +18105,7 @@
           <w:noProof/>
         </w:rPr>
         <w:drawing>
-          <wp:inline distT="0" distB="0" distL="0" distR="0" wp14:anchorId="07A99E2B" wp14:editId="112581A9">
+          <wp:inline distT="0" distB="0" distL="0" distR="0" wp14:anchorId="46E66EDE" wp14:editId="11381D1B">
             <wp:extent cx="5303520" cy="3314700"/>
             <wp:effectExtent l="0" t="0" r="0" b="0"/>
             <wp:docPr id="10" name="Picture 10"/>
@@ -21821,34 +18146,13 @@
         <w:pStyle w:val="Caption"/>
         <w:jc w:val="center"/>
       </w:pPr>
-      <w:bookmarkStart w:id="42" w:name="_Toc235837778"/>
+      <w:bookmarkStart w:id="42" w:name="_Toc236016003"/>
       <w:r>
         <w:rPr>
           <w:i/>
           <w:color w:val="555555"/>
         </w:rPr>
         <w:t xml:space="preserve">Figure </w:t>
-      </w:r>
-      <w:r>
-        <w:rPr>
-          <w:i/>
-          <w:color w:val="555555"/>
-        </w:rPr>
-        <w:fldChar w:fldCharType="begin"/>
-      </w:r>
-      <w:r>
-        <w:rPr>
-          <w:i/>
-          <w:color w:val="555555"/>
-        </w:rPr>
-        <w:instrText xml:space="preserve"> SEQ Figure \* ARABIC </w:instrText>
-      </w:r>
-      <w:r>
-        <w:rPr>
-          <w:i/>
-          <w:color w:val="555555"/>
-        </w:rPr>
-        <w:fldChar w:fldCharType="separate"/>
       </w:r>
       <w:r>
         <w:rPr>
@@ -21863,13 +18167,6 @@
           <w:i/>
           <w:color w:val="555555"/>
         </w:rPr>
-        <w:fldChar w:fldCharType="end"/>
-      </w:r>
-      <w:r>
-        <w:rPr>
-          <w:i/>
-          <w:color w:val="555555"/>
-        </w:rPr>
         <w:t>: BER vs Input SNR incl. RLS, QPSK</w:t>
       </w:r>
       <w:bookmarkEnd w:id="42"/>
@@ -21883,7 +18180,7 @@
       <w:pPr>
         <w:pStyle w:val="Heading2"/>
       </w:pPr>
-      <w:bookmarkStart w:id="43" w:name="_Toc235837825"/>
+      <w:bookmarkStart w:id="43" w:name="_Toc236016050"/>
       <w:r>
         <w:rPr>
           <w:color w:val="1F3A5F"/>
@@ -21967,7 +18264,7 @@
       <w:pPr>
         <w:pStyle w:val="Heading2"/>
       </w:pPr>
-      <w:bookmarkStart w:id="44" w:name="_Toc235837826"/>
+      <w:bookmarkStart w:id="44" w:name="_Toc236016051"/>
       <w:r>
         <w:rPr>
           <w:color w:val="1F3A5F"/>
@@ -22087,7 +18384,7 @@
       <w:pPr>
         <w:pStyle w:val="Heading1"/>
       </w:pPr>
-      <w:bookmarkStart w:id="45" w:name="_Toc235837827"/>
+      <w:bookmarkStart w:id="45" w:name="_Toc236016052"/>
       <w:r>
         <w:rPr>
           <w:color w:val="1F3A5F"/>
@@ -22113,34 +18410,13 @@
         <w:pStyle w:val="Caption"/>
         <w:jc w:val="center"/>
       </w:pPr>
-      <w:bookmarkStart w:id="46" w:name="_Toc235837792"/>
+      <w:bookmarkStart w:id="46" w:name="_Toc236016017"/>
       <w:r>
         <w:rPr>
           <w:i/>
           <w:color w:val="555555"/>
         </w:rPr>
         <w:t xml:space="preserve">Table </w:t>
-      </w:r>
-      <w:r>
-        <w:rPr>
-          <w:i/>
-          <w:color w:val="555555"/>
-        </w:rPr>
-        <w:fldChar w:fldCharType="begin"/>
-      </w:r>
-      <w:r>
-        <w:rPr>
-          <w:i/>
-          <w:color w:val="555555"/>
-        </w:rPr>
-        <w:instrText xml:space="preserve"> SEQ Table \* ARABIC </w:instrText>
-      </w:r>
-      <w:r>
-        <w:rPr>
-          <w:i/>
-          <w:color w:val="555555"/>
-        </w:rPr>
-        <w:fldChar w:fldCharType="separate"/>
       </w:r>
       <w:r>
         <w:rPr>
@@ -22149,13 +18425,6 @@
           <w:color w:val="555555"/>
         </w:rPr>
         <w:t>6</w:t>
-      </w:r>
-      <w:r>
-        <w:rPr>
-          <w:i/>
-          <w:color w:val="555555"/>
-        </w:rPr>
-        <w:fldChar w:fldCharType="end"/>
       </w:r>
       <w:r>
         <w:rPr>
@@ -23097,7 +19366,7 @@
       <w:pPr>
         <w:pStyle w:val="Heading2"/>
       </w:pPr>
-      <w:bookmarkStart w:id="47" w:name="_Toc235837828"/>
+      <w:bookmarkStart w:id="47" w:name="_Toc236016053"/>
       <w:r>
         <w:rPr>
           <w:color w:val="1F3A5F"/>
@@ -23116,7 +19385,7 @@
           <w:noProof/>
         </w:rPr>
         <w:drawing>
-          <wp:inline distT="0" distB="0" distL="0" distR="0" wp14:anchorId="66EBE00C" wp14:editId="01FF1A49">
+          <wp:inline distT="0" distB="0" distL="0" distR="0" wp14:anchorId="30C16236" wp14:editId="05E17D73">
             <wp:extent cx="5303520" cy="2209800"/>
             <wp:effectExtent l="0" t="0" r="0" b="0"/>
             <wp:docPr id="11" name="Picture 11"/>
@@ -23157,34 +19426,13 @@
         <w:pStyle w:val="Caption"/>
         <w:jc w:val="center"/>
       </w:pPr>
-      <w:bookmarkStart w:id="48" w:name="_Toc235837779"/>
+      <w:bookmarkStart w:id="48" w:name="_Toc236016004"/>
       <w:r>
         <w:rPr>
           <w:i/>
           <w:color w:val="555555"/>
         </w:rPr>
         <w:t xml:space="preserve">Figure </w:t>
-      </w:r>
-      <w:r>
-        <w:rPr>
-          <w:i/>
-          <w:color w:val="555555"/>
-        </w:rPr>
-        <w:fldChar w:fldCharType="begin"/>
-      </w:r>
-      <w:r>
-        <w:rPr>
-          <w:i/>
-          <w:color w:val="555555"/>
-        </w:rPr>
-        <w:instrText xml:space="preserve"> SEQ Figure \* ARABIC </w:instrText>
-      </w:r>
-      <w:r>
-        <w:rPr>
-          <w:i/>
-          <w:color w:val="555555"/>
-        </w:rPr>
-        <w:fldChar w:fldCharType="separate"/>
       </w:r>
       <w:r>
         <w:rPr>
@@ -23199,13 +19447,6 @@
           <w:i/>
           <w:color w:val="555555"/>
         </w:rPr>
-        <w:fldChar w:fldCharType="end"/>
-      </w:r>
-      <w:r>
-        <w:rPr>
-          <w:i/>
-          <w:color w:val="555555"/>
-        </w:rPr>
         <w:t>: BER improvement ratio vs ISI severity, BPSK</w:t>
       </w:r>
       <w:bookmarkEnd w:id="48"/>
@@ -23219,7 +19460,7 @@
           <w:noProof/>
         </w:rPr>
         <w:drawing>
-          <wp:inline distT="0" distB="0" distL="0" distR="0" wp14:anchorId="32A0018A" wp14:editId="3F67EC9E">
+          <wp:inline distT="0" distB="0" distL="0" distR="0" wp14:anchorId="3696515C" wp14:editId="3FBC132F">
             <wp:extent cx="5303520" cy="2209800"/>
             <wp:effectExtent l="0" t="0" r="0" b="0"/>
             <wp:docPr id="12" name="Picture 12"/>
@@ -23260,34 +19501,13 @@
         <w:pStyle w:val="Caption"/>
         <w:jc w:val="center"/>
       </w:pPr>
-      <w:bookmarkStart w:id="49" w:name="_Toc235837780"/>
+      <w:bookmarkStart w:id="49" w:name="_Toc236016005"/>
       <w:r>
         <w:rPr>
           <w:i/>
           <w:color w:val="555555"/>
         </w:rPr>
         <w:t xml:space="preserve">Figure </w:t>
-      </w:r>
-      <w:r>
-        <w:rPr>
-          <w:i/>
-          <w:color w:val="555555"/>
-        </w:rPr>
-        <w:fldChar w:fldCharType="begin"/>
-      </w:r>
-      <w:r>
-        <w:rPr>
-          <w:i/>
-          <w:color w:val="555555"/>
-        </w:rPr>
-        <w:instrText xml:space="preserve"> SEQ Figure \* ARABIC </w:instrText>
-      </w:r>
-      <w:r>
-        <w:rPr>
-          <w:i/>
-          <w:color w:val="555555"/>
-        </w:rPr>
-        <w:fldChar w:fldCharType="separate"/>
       </w:r>
       <w:r>
         <w:rPr>
@@ -23302,13 +19522,6 @@
           <w:i/>
           <w:color w:val="555555"/>
         </w:rPr>
-        <w:fldChar w:fldCharType="end"/>
-      </w:r>
-      <w:r>
-        <w:rPr>
-          <w:i/>
-          <w:color w:val="555555"/>
-        </w:rPr>
         <w:t>: BER improvement ratio vs ISI severity, QPSK</w:t>
       </w:r>
       <w:bookmarkEnd w:id="49"/>
@@ -23322,7 +19535,7 @@
       <w:pPr>
         <w:pStyle w:val="Heading1"/>
       </w:pPr>
-      <w:bookmarkStart w:id="50" w:name="_Toc235837829"/>
+      <w:bookmarkStart w:id="50" w:name="_Toc236016054"/>
       <w:r>
         <w:rPr>
           <w:color w:val="1F3A5F"/>
@@ -23386,7 +19599,7 @@
       <w:pPr>
         <w:pStyle w:val="Heading2"/>
       </w:pPr>
-      <w:bookmarkStart w:id="51" w:name="_Toc235837830"/>
+      <w:bookmarkStart w:id="51" w:name="_Toc236016055"/>
       <w:r>
         <w:rPr>
           <w:color w:val="1F3A5F"/>
@@ -23419,7 +19632,7 @@
       <w:pPr>
         <w:pStyle w:val="Heading2"/>
       </w:pPr>
-      <w:bookmarkStart w:id="52" w:name="_Toc235837831"/>
+      <w:bookmarkStart w:id="52" w:name="_Toc236016056"/>
       <w:r>
         <w:rPr>
           <w:color w:val="1F3A5F"/>
@@ -23449,7 +19662,7 @@
       <w:pPr>
         <w:pStyle w:val="Heading2"/>
       </w:pPr>
-      <w:bookmarkStart w:id="53" w:name="_Toc235837832"/>
+      <w:bookmarkStart w:id="53" w:name="_Toc236016057"/>
       <w:r>
         <w:rPr>
           <w:color w:val="1F3A5F"/>
@@ -23582,7 +19795,7 @@
       <w:pPr>
         <w:pStyle w:val="Heading2"/>
       </w:pPr>
-      <w:bookmarkStart w:id="54" w:name="_Toc235837833"/>
+      <w:bookmarkStart w:id="54" w:name="_Toc236016058"/>
       <w:r>
         <w:rPr>
           <w:color w:val="1F3A5F"/>
@@ -23614,7 +19827,7 @@
       <w:pPr>
         <w:pStyle w:val="Heading2"/>
       </w:pPr>
-      <w:bookmarkStart w:id="55" w:name="_Toc235837834"/>
+      <w:bookmarkStart w:id="55" w:name="_Toc236016059"/>
       <w:r>
         <w:rPr>
           <w:color w:val="1F3A5F"/>
@@ -23633,7 +19846,7 @@
           <w:noProof/>
         </w:rPr>
         <w:drawing>
-          <wp:inline distT="0" distB="0" distL="0" distR="0" wp14:anchorId="10ED3FF2" wp14:editId="78BAD285">
+          <wp:inline distT="0" distB="0" distL="0" distR="0" wp14:anchorId="2D38C6F8" wp14:editId="7635EA36">
             <wp:extent cx="5303520" cy="2209800"/>
             <wp:effectExtent l="0" t="0" r="0" b="0"/>
             <wp:docPr id="13" name="Picture 13"/>
@@ -23674,34 +19887,13 @@
         <w:pStyle w:val="Caption"/>
         <w:jc w:val="center"/>
       </w:pPr>
-      <w:bookmarkStart w:id="56" w:name="_Toc235837781"/>
+      <w:bookmarkStart w:id="56" w:name="_Toc236016006"/>
       <w:r>
         <w:rPr>
           <w:i/>
           <w:color w:val="555555"/>
         </w:rPr>
         <w:t xml:space="preserve">Figure </w:t>
-      </w:r>
-      <w:r>
-        <w:rPr>
-          <w:i/>
-          <w:color w:val="555555"/>
-        </w:rPr>
-        <w:fldChar w:fldCharType="begin"/>
-      </w:r>
-      <w:r>
-        <w:rPr>
-          <w:i/>
-          <w:color w:val="555555"/>
-        </w:rPr>
-        <w:instrText xml:space="preserve"> SEQ Figure \* ARABIC </w:instrText>
-      </w:r>
-      <w:r>
-        <w:rPr>
-          <w:i/>
-          <w:color w:val="555555"/>
-        </w:rPr>
-        <w:fldChar w:fldCharType="separate"/>
       </w:r>
       <w:r>
         <w:rPr>
@@ -23716,13 +19908,6 @@
           <w:i/>
           <w:color w:val="555555"/>
         </w:rPr>
-        <w:fldChar w:fldCharType="end"/>
-      </w:r>
-      <w:r>
-        <w:rPr>
-          <w:i/>
-          <w:color w:val="555555"/>
-        </w:rPr>
         <w:t>: Frozen vs. Decision-Directed, BPSK, time-varying channel</w:t>
       </w:r>
       <w:bookmarkEnd w:id="56"/>
@@ -23736,7 +19921,7 @@
           <w:noProof/>
         </w:rPr>
         <w:drawing>
-          <wp:inline distT="0" distB="0" distL="0" distR="0" wp14:anchorId="322B2D95" wp14:editId="3D806AF2">
+          <wp:inline distT="0" distB="0" distL="0" distR="0" wp14:anchorId="0D671CD2" wp14:editId="47C959DD">
             <wp:extent cx="5303520" cy="2209800"/>
             <wp:effectExtent l="0" t="0" r="0" b="0"/>
             <wp:docPr id="14" name="Picture 14"/>
@@ -23777,34 +19962,13 @@
         <w:pStyle w:val="Caption"/>
         <w:jc w:val="center"/>
       </w:pPr>
-      <w:bookmarkStart w:id="57" w:name="_Toc235837782"/>
+      <w:bookmarkStart w:id="57" w:name="_Toc236016007"/>
       <w:r>
         <w:rPr>
           <w:i/>
           <w:color w:val="555555"/>
         </w:rPr>
         <w:t xml:space="preserve">Figure </w:t>
-      </w:r>
-      <w:r>
-        <w:rPr>
-          <w:i/>
-          <w:color w:val="555555"/>
-        </w:rPr>
-        <w:fldChar w:fldCharType="begin"/>
-      </w:r>
-      <w:r>
-        <w:rPr>
-          <w:i/>
-          <w:color w:val="555555"/>
-        </w:rPr>
-        <w:instrText xml:space="preserve"> SEQ Figure \* ARABIC </w:instrText>
-      </w:r>
-      <w:r>
-        <w:rPr>
-          <w:i/>
-          <w:color w:val="555555"/>
-        </w:rPr>
-        <w:fldChar w:fldCharType="separate"/>
       </w:r>
       <w:r>
         <w:rPr>
@@ -23819,20 +19983,13 @@
           <w:i/>
           <w:color w:val="555555"/>
         </w:rPr>
-        <w:fldChar w:fldCharType="end"/>
+        <w:t xml:space="preserve">: Frozen vs. </w:t>
       </w:r>
       <w:r>
         <w:rPr>
           <w:i/>
           <w:color w:val="555555"/>
         </w:rPr>
-        <w:t xml:space="preserve">: Frozen vs. </w:t>
-      </w:r>
-      <w:r>
-        <w:rPr>
-          <w:i/>
-          <w:color w:val="555555"/>
-        </w:rPr>
         <w:t>Decision-Directed, QPSK, time-varying channel</w:t>
       </w:r>
       <w:bookmarkEnd w:id="57"/>
@@ -23847,7 +20004,7 @@
         </w:rPr>
         <w:lastRenderedPageBreak/>
         <w:drawing>
-          <wp:inline distT="0" distB="0" distL="0" distR="0" wp14:anchorId="02939A23" wp14:editId="738CEA7B">
+          <wp:inline distT="0" distB="0" distL="0" distR="0" wp14:anchorId="12894842" wp14:editId="37A5BEB4">
             <wp:extent cx="5303520" cy="3857105"/>
             <wp:effectExtent l="0" t="0" r="0" b="0"/>
             <wp:docPr id="15" name="Picture 15"/>
@@ -23888,34 +20045,13 @@
         <w:pStyle w:val="Caption"/>
         <w:jc w:val="center"/>
       </w:pPr>
-      <w:bookmarkStart w:id="58" w:name="_Toc235837783"/>
+      <w:bookmarkStart w:id="58" w:name="_Toc236016008"/>
       <w:r>
         <w:rPr>
           <w:i/>
           <w:color w:val="555555"/>
         </w:rPr>
         <w:t xml:space="preserve">Figure </w:t>
-      </w:r>
-      <w:r>
-        <w:rPr>
-          <w:i/>
-          <w:color w:val="555555"/>
-        </w:rPr>
-        <w:fldChar w:fldCharType="begin"/>
-      </w:r>
-      <w:r>
-        <w:rPr>
-          <w:i/>
-          <w:color w:val="555555"/>
-        </w:rPr>
-        <w:instrText xml:space="preserve"> SEQ Figure \* ARABIC </w:instrText>
-      </w:r>
-      <w:r>
-        <w:rPr>
-          <w:i/>
-          <w:color w:val="555555"/>
-        </w:rPr>
-        <w:fldChar w:fldCharType="separate"/>
       </w:r>
       <w:r>
         <w:rPr>
@@ -23930,83 +20066,55 @@
           <w:i/>
           <w:color w:val="555555"/>
         </w:rPr>
-        <w:fldChar w:fldCharType="end"/>
-      </w:r>
+        <w:t>: LMS vs. NLMS update-norm and channel envelope, illustrative diverging trial</w:t>
+      </w:r>
+      <w:bookmarkEnd w:id="58"/>
+    </w:p>
+    <w:p>
+      <w:r>
+        <w:br w:type="page"/>
+      </w:r>
+    </w:p>
+    <w:p>
+      <w:pPr>
+        <w:pStyle w:val="Heading1"/>
+      </w:pPr>
+      <w:bookmarkStart w:id="59" w:name="_Toc236016060"/>
+      <w:r>
+        <w:rPr>
+          <w:color w:val="1F3A5F"/>
+        </w:rPr>
+        <w:lastRenderedPageBreak/>
+        <w:t>7. Case Study 4: Higher-Order Modulation (16-QAM)</w:t>
+      </w:r>
+      <w:bookmarkEnd w:id="59"/>
+    </w:p>
+    <w:p>
+      <w:pPr>
+        <w:jc w:val="both"/>
+      </w:pPr>
+      <w:r>
+        <w:t>Case Study 2 found BPSK and QPSK experience t</w:t>
+      </w:r>
+      <w:r>
+        <w:t>he same ISI channel very differently, attributed to decision-boundary crowding. 16-QAM (16 tightly-packed points) tests whether this keeps sharpening. Implementation self-tested with a zero-noise round-trip (0 bit errors over 20,000 bits) before use — this</w:t>
+      </w:r>
+      <w:r>
+        <w:t xml:space="preserve"> project's standard practice, which caught a real Gray-mapping bug in a bonus 8-PSK implementation before it could contaminate any result.</w:t>
+      </w:r>
+    </w:p>
+    <w:p>
+      <w:pPr>
+        <w:pStyle w:val="Caption"/>
+        <w:jc w:val="center"/>
+      </w:pPr>
+      <w:bookmarkStart w:id="60" w:name="_Toc236016018"/>
       <w:r>
         <w:rPr>
           <w:i/>
           <w:color w:val="555555"/>
         </w:rPr>
-        <w:t>: LMS vs. NLMS update-norm and channel envelope, illustrative diverging trial</w:t>
-      </w:r>
-      <w:bookmarkEnd w:id="58"/>
-    </w:p>
-    <w:p>
-      <w:r>
-        <w:br w:type="page"/>
-      </w:r>
-    </w:p>
-    <w:p>
-      <w:pPr>
-        <w:pStyle w:val="Heading1"/>
-      </w:pPr>
-      <w:bookmarkStart w:id="59" w:name="_Toc235837835"/>
-      <w:r>
-        <w:rPr>
-          <w:color w:val="1F3A5F"/>
-        </w:rPr>
-        <w:lastRenderedPageBreak/>
-        <w:t>7. Case Study 4: Higher-Order Modulation (16-QAM)</w:t>
-      </w:r>
-      <w:bookmarkEnd w:id="59"/>
-    </w:p>
-    <w:p>
-      <w:pPr>
-        <w:jc w:val="both"/>
-      </w:pPr>
-      <w:r>
-        <w:t>Case Study 2 found BPSK and QPSK experience t</w:t>
-      </w:r>
-      <w:r>
-        <w:t>he same ISI channel very differently, attributed to decision-boundary crowding. 16-QAM (16 tightly-packed points) tests whether this keeps sharpening. Implementation self-tested with a zero-noise round-trip (0 bit errors over 20,000 bits) before use — this</w:t>
-      </w:r>
-      <w:r>
-        <w:t xml:space="preserve"> project's standard practice, which caught a real Gray-mapping bug in a bonus 8-PSK implementation before it could contaminate any result.</w:t>
-      </w:r>
-    </w:p>
-    <w:p>
-      <w:pPr>
-        <w:pStyle w:val="Caption"/>
-        <w:jc w:val="center"/>
-      </w:pPr>
-      <w:bookmarkStart w:id="60" w:name="_Toc235837793"/>
-      <w:r>
-        <w:rPr>
-          <w:i/>
-          <w:color w:val="555555"/>
-        </w:rPr>
         <w:t xml:space="preserve">Table </w:t>
-      </w:r>
-      <w:r>
-        <w:rPr>
-          <w:i/>
-          <w:color w:val="555555"/>
-        </w:rPr>
-        <w:fldChar w:fldCharType="begin"/>
-      </w:r>
-      <w:r>
-        <w:rPr>
-          <w:i/>
-          <w:color w:val="555555"/>
-        </w:rPr>
-        <w:instrText xml:space="preserve"> SEQ Table \* ARABIC </w:instrText>
-      </w:r>
-      <w:r>
-        <w:rPr>
-          <w:i/>
-          <w:color w:val="555555"/>
-        </w:rPr>
-        <w:fldChar w:fldCharType="separate"/>
       </w:r>
       <w:r>
         <w:rPr>
@@ -24015,13 +20123,6 @@
           <w:color w:val="555555"/>
         </w:rPr>
         <w:t>7</w:t>
-      </w:r>
-      <w:r>
-        <w:rPr>
-          <w:i/>
-          <w:color w:val="555555"/>
-        </w:rPr>
-        <w:fldChar w:fldCharType="end"/>
       </w:r>
       <w:r>
         <w:rPr>
@@ -26361,7 +22462,7 @@
       <w:pPr>
         <w:pStyle w:val="Heading2"/>
       </w:pPr>
-      <w:bookmarkStart w:id="61" w:name="_Toc235837836"/>
+      <w:bookmarkStart w:id="61" w:name="_Toc236016061"/>
       <w:r>
         <w:rPr>
           <w:color w:val="1F3A5F"/>
@@ -26376,34 +22477,13 @@
         <w:pStyle w:val="Caption"/>
         <w:jc w:val="center"/>
       </w:pPr>
-      <w:bookmarkStart w:id="62" w:name="_Toc235837794"/>
+      <w:bookmarkStart w:id="62" w:name="_Toc236016019"/>
       <w:r>
         <w:rPr>
           <w:i/>
           <w:color w:val="555555"/>
         </w:rPr>
         <w:t xml:space="preserve">Table </w:t>
-      </w:r>
-      <w:r>
-        <w:rPr>
-          <w:i/>
-          <w:color w:val="555555"/>
-        </w:rPr>
-        <w:fldChar w:fldCharType="begin"/>
-      </w:r>
-      <w:r>
-        <w:rPr>
-          <w:i/>
-          <w:color w:val="555555"/>
-        </w:rPr>
-        <w:instrText xml:space="preserve"> SEQ Table \* ARABIC </w:instrText>
-      </w:r>
-      <w:r>
-        <w:rPr>
-          <w:i/>
-          <w:color w:val="555555"/>
-        </w:rPr>
-        <w:fldChar w:fldCharType="separate"/>
       </w:r>
       <w:r>
         <w:rPr>
@@ -26412,13 +22492,6 @@
           <w:color w:val="555555"/>
         </w:rPr>
         <w:t>8</w:t>
-      </w:r>
-      <w:r>
-        <w:rPr>
-          <w:i/>
-          <w:color w:val="555555"/>
-        </w:rPr>
-        <w:fldChar w:fldCharType="end"/>
       </w:r>
       <w:r>
         <w:rPr>
@@ -26817,7 +22890,7 @@
       <w:pPr>
         <w:pStyle w:val="Heading2"/>
       </w:pPr>
-      <w:bookmarkStart w:id="63" w:name="_Toc235837837"/>
+      <w:bookmarkStart w:id="63" w:name="_Toc236016062"/>
       <w:r>
         <w:rPr>
           <w:color w:val="1F3A5F"/>
@@ -26836,7 +22909,7 @@
           <w:noProof/>
         </w:rPr>
         <w:drawing>
-          <wp:inline distT="0" distB="0" distL="0" distR="0" wp14:anchorId="000C729E" wp14:editId="7895BA3D">
+          <wp:inline distT="0" distB="0" distL="0" distR="0" wp14:anchorId="6C91D81A" wp14:editId="321C600C">
             <wp:extent cx="5303520" cy="3314700"/>
             <wp:effectExtent l="0" t="0" r="0" b="0"/>
             <wp:docPr id="16" name="Picture 16"/>
@@ -26877,34 +22950,13 @@
         <w:pStyle w:val="Caption"/>
         <w:jc w:val="center"/>
       </w:pPr>
-      <w:bookmarkStart w:id="64" w:name="_Toc235837784"/>
+      <w:bookmarkStart w:id="64" w:name="_Toc236016009"/>
       <w:r>
         <w:rPr>
           <w:i/>
           <w:color w:val="555555"/>
         </w:rPr>
         <w:t xml:space="preserve">Figure </w:t>
-      </w:r>
-      <w:r>
-        <w:rPr>
-          <w:i/>
-          <w:color w:val="555555"/>
-        </w:rPr>
-        <w:fldChar w:fldCharType="begin"/>
-      </w:r>
-      <w:r>
-        <w:rPr>
-          <w:i/>
-          <w:color w:val="555555"/>
-        </w:rPr>
-        <w:instrText xml:space="preserve"> SEQ Figure \* ARABIC </w:instrText>
-      </w:r>
-      <w:r>
-        <w:rPr>
-          <w:i/>
-          <w:color w:val="555555"/>
-        </w:rPr>
-        <w:fldChar w:fldCharType="separate"/>
       </w:r>
       <w:r>
         <w:rPr>
@@ -26919,13 +22971,6 @@
           <w:i/>
           <w:color w:val="555555"/>
         </w:rPr>
-        <w:fldChar w:fldCharType="end"/>
-      </w:r>
-      <w:r>
-        <w:rPr>
-          <w:i/>
-          <w:color w:val="555555"/>
-        </w:rPr>
         <w:t>: BER vs Input SNR, 16-QAM</w:t>
       </w:r>
       <w:bookmarkEnd w:id="64"/>
@@ -26939,7 +22984,7 @@
           <w:noProof/>
         </w:rPr>
         <w:drawing>
-          <wp:inline distT="0" distB="0" distL="0" distR="0" wp14:anchorId="2316A1C3" wp14:editId="364870CF">
+          <wp:inline distT="0" distB="0" distL="0" distR="0" wp14:anchorId="059D76EB" wp14:editId="04E7BE96">
             <wp:extent cx="5303520" cy="883920"/>
             <wp:effectExtent l="0" t="0" r="0" b="0"/>
             <wp:docPr id="17" name="Picture 17"/>
@@ -26980,34 +23025,13 @@
         <w:pStyle w:val="Caption"/>
         <w:jc w:val="center"/>
       </w:pPr>
-      <w:bookmarkStart w:id="65" w:name="_Toc235837785"/>
+      <w:bookmarkStart w:id="65" w:name="_Toc236016010"/>
       <w:r>
         <w:rPr>
           <w:i/>
           <w:color w:val="555555"/>
         </w:rPr>
         <w:t xml:space="preserve">Figure </w:t>
-      </w:r>
-      <w:r>
-        <w:rPr>
-          <w:i/>
-          <w:color w:val="555555"/>
-        </w:rPr>
-        <w:fldChar w:fldCharType="begin"/>
-      </w:r>
-      <w:r>
-        <w:rPr>
-          <w:i/>
-          <w:color w:val="555555"/>
-        </w:rPr>
-        <w:instrText xml:space="preserve"> SEQ Figure \* ARABIC </w:instrText>
-      </w:r>
-      <w:r>
-        <w:rPr>
-          <w:i/>
-          <w:color w:val="555555"/>
-        </w:rPr>
-        <w:fldChar w:fldCharType="separate"/>
       </w:r>
       <w:r>
         <w:rPr>
@@ -27022,13 +23046,6 @@
           <w:i/>
           <w:color w:val="555555"/>
         </w:rPr>
-        <w:fldChar w:fldCharType="end"/>
-      </w:r>
-      <w:r>
-        <w:rPr>
-          <w:i/>
-          <w:color w:val="555555"/>
-        </w:rPr>
         <w:t>: Received constellation, 16-QAM</w:t>
       </w:r>
       <w:bookmarkEnd w:id="65"/>
@@ -27042,7 +23059,7 @@
           <w:noProof/>
         </w:rPr>
         <w:drawing>
-          <wp:inline distT="0" distB="0" distL="0" distR="0" wp14:anchorId="141C8D2B" wp14:editId="2660678A">
+          <wp:inline distT="0" distB="0" distL="0" distR="0" wp14:anchorId="49873039" wp14:editId="6251C93B">
             <wp:extent cx="5303520" cy="2651760"/>
             <wp:effectExtent l="0" t="0" r="0" b="0"/>
             <wp:docPr id="18" name="Picture 18"/>
@@ -27083,34 +23100,13 @@
         <w:pStyle w:val="Caption"/>
         <w:jc w:val="center"/>
       </w:pPr>
-      <w:bookmarkStart w:id="66" w:name="_Toc235837786"/>
+      <w:bookmarkStart w:id="66" w:name="_Toc236016011"/>
       <w:r>
         <w:rPr>
           <w:i/>
           <w:color w:val="555555"/>
         </w:rPr>
         <w:t xml:space="preserve">Figure </w:t>
-      </w:r>
-      <w:r>
-        <w:rPr>
-          <w:i/>
-          <w:color w:val="555555"/>
-        </w:rPr>
-        <w:fldChar w:fldCharType="begin"/>
-      </w:r>
-      <w:r>
-        <w:rPr>
-          <w:i/>
-          <w:color w:val="555555"/>
-        </w:rPr>
-        <w:instrText xml:space="preserve"> SEQ Figure \* ARABIC </w:instrText>
-      </w:r>
-      <w:r>
-        <w:rPr>
-          <w:i/>
-          <w:color w:val="555555"/>
-        </w:rPr>
-        <w:fldChar w:fldCharType="separate"/>
       </w:r>
       <w:r>
         <w:rPr>
@@ -27125,78 +23121,50 @@
           <w:i/>
           <w:color w:val="555555"/>
         </w:rPr>
-        <w:fldChar w:fldCharType="end"/>
-      </w:r>
+        <w:t>: Adaptive filter convergence, 16-QAM</w:t>
+      </w:r>
+      <w:bookmarkEnd w:id="66"/>
+    </w:p>
+    <w:p>
+      <w:r>
+        <w:lastRenderedPageBreak/>
+        <w:br w:type="page"/>
+      </w:r>
+    </w:p>
+    <w:p>
+      <w:pPr>
+        <w:pStyle w:val="Heading1"/>
+      </w:pPr>
+      <w:bookmarkStart w:id="67" w:name="_Toc236016063"/>
+      <w:r>
+        <w:rPr>
+          <w:color w:val="1F3A5F"/>
+        </w:rPr>
+        <w:lastRenderedPageBreak/>
+        <w:t>8. Compute-Cost Analysis: When Is CNN Actually Worth It?</w:t>
+      </w:r>
+      <w:bookmarkEnd w:id="67"/>
+    </w:p>
+    <w:p>
+      <w:pPr>
+        <w:jc w:val="both"/>
+      </w:pPr>
+      <w:r>
+        <w:t>Every comparison above is BER/SNR-only, plus a runtime_sec_mean column that measures this specific software implementation's wall-clock speed — not a hardware-portable answer to how much compute each method fundamentally needs.</w:t>
+      </w:r>
+    </w:p>
+    <w:p>
+      <w:pPr>
+        <w:pStyle w:val="Caption"/>
+        <w:jc w:val="center"/>
+      </w:pPr>
+      <w:bookmarkStart w:id="68" w:name="_Toc236016020"/>
       <w:r>
         <w:rPr>
           <w:i/>
           <w:color w:val="555555"/>
         </w:rPr>
-        <w:t>: Adaptive filter convergence, 16-QAM</w:t>
-      </w:r>
-      <w:bookmarkEnd w:id="66"/>
-    </w:p>
-    <w:p>
-      <w:r>
-        <w:lastRenderedPageBreak/>
-        <w:br w:type="page"/>
-      </w:r>
-    </w:p>
-    <w:p>
-      <w:pPr>
-        <w:pStyle w:val="Heading1"/>
-      </w:pPr>
-      <w:bookmarkStart w:id="67" w:name="_Toc235837838"/>
-      <w:r>
-        <w:rPr>
-          <w:color w:val="1F3A5F"/>
-        </w:rPr>
-        <w:lastRenderedPageBreak/>
-        <w:t>8. Compute-Cost Analysis: When Is CNN Actually Worth It?</w:t>
-      </w:r>
-      <w:bookmarkEnd w:id="67"/>
-    </w:p>
-    <w:p>
-      <w:pPr>
-        <w:jc w:val="both"/>
-      </w:pPr>
-      <w:r>
-        <w:t>Every comparison above is BER/SNR-only, plus a runtime_sec_mean column that measures this specific software implementation's wall-clock speed — not a hardware-portable answer to how much compute each method fundamentally needs.</w:t>
-      </w:r>
-    </w:p>
-    <w:p>
-      <w:pPr>
-        <w:pStyle w:val="Caption"/>
-        <w:jc w:val="center"/>
-      </w:pPr>
-      <w:bookmarkStart w:id="68" w:name="_Toc235837795"/>
-      <w:r>
-        <w:rPr>
-          <w:i/>
-          <w:color w:val="555555"/>
-        </w:rPr>
         <w:t xml:space="preserve">Table </w:t>
-      </w:r>
-      <w:r>
-        <w:rPr>
-          <w:i/>
-          <w:color w:val="555555"/>
-        </w:rPr>
-        <w:fldChar w:fldCharType="begin"/>
-      </w:r>
-      <w:r>
-        <w:rPr>
-          <w:i/>
-          <w:color w:val="555555"/>
-        </w:rPr>
-        <w:instrText xml:space="preserve"> SEQ Table \* ARABIC </w:instrText>
-      </w:r>
-      <w:r>
-        <w:rPr>
-          <w:i/>
-          <w:color w:val="555555"/>
-        </w:rPr>
-        <w:fldChar w:fldCharType="separate"/>
       </w:r>
       <w:r>
         <w:rPr>
@@ -27205,13 +23173,6 @@
           <w:color w:val="555555"/>
         </w:rPr>
         <w:t>9</w:t>
-      </w:r>
-      <w:r>
-        <w:rPr>
-          <w:i/>
-          <w:color w:val="555555"/>
-        </w:rPr>
-        <w:fldChar w:fldCharType="end"/>
       </w:r>
       <w:r>
         <w:rPr>
@@ -27844,7 +23805,7 @@
       <w:pPr>
         <w:pStyle w:val="Heading1"/>
       </w:pPr>
-      <w:bookmarkStart w:id="69" w:name="_Toc235837839"/>
+      <w:bookmarkStart w:id="69" w:name="_Toc236016064"/>
       <w:r>
         <w:rPr>
           <w:color w:val="1F3A5F"/>
@@ -27916,7 +23877,7 @@
       <w:pPr>
         <w:pStyle w:val="Heading1"/>
       </w:pPr>
-      <w:bookmarkStart w:id="70" w:name="_Toc235837840"/>
+      <w:bookmarkStart w:id="70" w:name="_Toc236016065"/>
       <w:r>
         <w:rPr>
           <w:color w:val="1F3A5F"/>
@@ -27942,34 +23903,13 @@
         <w:pStyle w:val="Caption"/>
         <w:jc w:val="center"/>
       </w:pPr>
-      <w:bookmarkStart w:id="71" w:name="_Toc235837796"/>
+      <w:bookmarkStart w:id="71" w:name="_Toc236016021"/>
       <w:r>
         <w:rPr>
           <w:i/>
           <w:color w:val="555555"/>
         </w:rPr>
         <w:t xml:space="preserve">Table </w:t>
-      </w:r>
-      <w:r>
-        <w:rPr>
-          <w:i/>
-          <w:color w:val="555555"/>
-        </w:rPr>
-        <w:fldChar w:fldCharType="begin"/>
-      </w:r>
-      <w:r>
-        <w:rPr>
-          <w:i/>
-          <w:color w:val="555555"/>
-        </w:rPr>
-        <w:instrText xml:space="preserve"> SEQ Table \* ARABIC </w:instrText>
-      </w:r>
-      <w:r>
-        <w:rPr>
-          <w:i/>
-          <w:color w:val="555555"/>
-        </w:rPr>
-        <w:fldChar w:fldCharType="separate"/>
       </w:r>
       <w:r>
         <w:rPr>
@@ -27978,13 +23918,6 @@
           <w:color w:val="555555"/>
         </w:rPr>
         <w:t>10</w:t>
-      </w:r>
-      <w:r>
-        <w:rPr>
-          <w:i/>
-          <w:color w:val="555555"/>
-        </w:rPr>
-        <w:fldChar w:fldCharType="end"/>
       </w:r>
       <w:r>
         <w:rPr>
@@ -28614,7 +24547,7 @@
       <w:pPr>
         <w:pStyle w:val="Heading1"/>
       </w:pPr>
-      <w:bookmarkStart w:id="72" w:name="_Toc235837841"/>
+      <w:bookmarkStart w:id="72" w:name="_Toc236016066"/>
       <w:r>
         <w:rPr>
           <w:color w:val="1F3A5F"/>
@@ -28886,7 +24819,7 @@
       <w:pPr>
         <w:pStyle w:val="Heading1"/>
       </w:pPr>
-      <w:bookmarkStart w:id="73" w:name="_Toc235837842"/>
+      <w:bookmarkStart w:id="73" w:name="_Toc236016067"/>
       <w:r>
         <w:rPr>
           <w:color w:val="1F3A5F"/>
@@ -29052,7 +24985,7 @@
       <w:pPr>
         <w:pStyle w:val="Heading2"/>
       </w:pPr>
-      <w:bookmarkStart w:id="74" w:name="_Toc235837843"/>
+      <w:bookmarkStart w:id="74" w:name="_Toc236016068"/>
       <w:r>
         <w:rPr>
           <w:color w:val="1F3A5F"/>
@@ -29184,7 +25117,7 @@
       <w:pPr>
         <w:pStyle w:val="Heading1"/>
       </w:pPr>
-      <w:bookmarkStart w:id="75" w:name="_Toc235837844"/>
+      <w:bookmarkStart w:id="75" w:name="_Toc236016069"/>
       <w:r>
         <w:rPr>
           <w:color w:val="1F3A5F"/>
@@ -29271,7 +25204,7 @@
       <w:pPr>
         <w:pStyle w:val="Heading1"/>
       </w:pPr>
-      <w:bookmarkStart w:id="76" w:name="_Toc235837845"/>
+      <w:bookmarkStart w:id="76" w:name="_Toc236016070"/>
       <w:r>
         <w:rPr>
           <w:color w:val="1F3A5F"/>
@@ -29730,31 +25663,31 @@
       </w:rPr>
     </w:lvl>
   </w:abstractNum>
-  <w:num w:numId="1" w16cid:durableId="905258188">
+  <w:num w:numId="1" w16cid:durableId="1297761935">
     <w:abstractNumId w:val="8"/>
   </w:num>
-  <w:num w:numId="2" w16cid:durableId="85074421">
+  <w:num w:numId="2" w16cid:durableId="108818369">
     <w:abstractNumId w:val="6"/>
   </w:num>
-  <w:num w:numId="3" w16cid:durableId="1969237088">
+  <w:num w:numId="3" w16cid:durableId="1026057156">
     <w:abstractNumId w:val="5"/>
   </w:num>
-  <w:num w:numId="4" w16cid:durableId="1605113116">
+  <w:num w:numId="4" w16cid:durableId="107356497">
     <w:abstractNumId w:val="4"/>
   </w:num>
-  <w:num w:numId="5" w16cid:durableId="2036148768">
+  <w:num w:numId="5" w16cid:durableId="396394337">
     <w:abstractNumId w:val="7"/>
   </w:num>
-  <w:num w:numId="6" w16cid:durableId="999118177">
+  <w:num w:numId="6" w16cid:durableId="1345203575">
     <w:abstractNumId w:val="3"/>
   </w:num>
-  <w:num w:numId="7" w16cid:durableId="528839746">
+  <w:num w:numId="7" w16cid:durableId="206721415">
     <w:abstractNumId w:val="2"/>
   </w:num>
-  <w:num w:numId="8" w16cid:durableId="1998456831">
+  <w:num w:numId="8" w16cid:durableId="1272085798">
     <w:abstractNumId w:val="1"/>
   </w:num>
-  <w:num w:numId="9" w16cid:durableId="1480270388">
+  <w:num w:numId="9" w16cid:durableId="1901359801">
     <w:abstractNumId w:val="0"/>
   </w:num>
 </w:numbering>
@@ -41155,7 +37088,7 @@
     <w:autoRedefine/>
     <w:uiPriority w:val="39"/>
     <w:unhideWhenUsed/>
-    <w:rsid w:val="001E5791"/>
+    <w:rsid w:val="00F17699"/>
     <w:pPr>
       <w:spacing w:after="100"/>
     </w:pPr>
@@ -41167,7 +37100,7 @@
     <w:autoRedefine/>
     <w:uiPriority w:val="39"/>
     <w:unhideWhenUsed/>
-    <w:rsid w:val="001E5791"/>
+    <w:rsid w:val="00F17699"/>
     <w:pPr>
       <w:spacing w:after="100"/>
       <w:ind w:left="220"/>
@@ -41178,7 +37111,7 @@
     <w:basedOn w:val="DefaultParagraphFont"/>
     <w:uiPriority w:val="99"/>
     <w:unhideWhenUsed/>
-    <w:rsid w:val="001E5791"/>
+    <w:rsid w:val="00F17699"/>
     <w:rPr>
       <w:color w:val="0000FF" w:themeColor="hyperlink"/>
       <w:u w:val="single"/>
@@ -41190,7 +37123,7 @@
     <w:next w:val="Normal"/>
     <w:uiPriority w:val="99"/>
     <w:unhideWhenUsed/>
-    <w:rsid w:val="001E5791"/>
+    <w:rsid w:val="00F17699"/>
     <w:pPr>
       <w:spacing w:after="0"/>
     </w:pPr>

--- a/report/SDR_Denoising_Project_Report.docx
+++ b/report/SDR_Denoising_Project_Report.docx
@@ -11,7 +11,6 @@
       <w:r>
         <w:rPr>
           <w:b/>
-          <w:color w:val="1F3A5F"/>
           <w:sz w:val="56"/>
         </w:rPr>
         <w:t>Comparative Study of</w:t>
@@ -19,7 +18,6 @@
       <w:r>
         <w:rPr>
           <w:b/>
-          <w:color w:val="1F3A5F"/>
           <w:sz w:val="56"/>
         </w:rPr>
         <w:br/>
@@ -28,7 +26,6 @@
       <w:r>
         <w:rPr>
           <w:b/>
-          <w:color w:val="1F3A5F"/>
           <w:sz w:val="56"/>
         </w:rPr>
         <w:br/>
@@ -53,7 +50,6 @@
       <w:r>
         <w:rPr>
           <w:i/>
-          <w:color w:val="555555"/>
           <w:sz w:val="26"/>
         </w:rPr>
         <w:t>Classical Adaptive Filtering (LMS/NLMS)</w:t>
@@ -61,7 +57,6 @@
       <w:r>
         <w:rPr>
           <w:i/>
-          <w:color w:val="555555"/>
           <w:sz w:val="26"/>
         </w:rPr>
         <w:br/>
@@ -70,7 +65,6 @@
       <w:r>
         <w:rPr>
           <w:i/>
-          <w:color w:val="555555"/>
           <w:sz w:val="26"/>
         </w:rPr>
         <w:br/>
@@ -79,7 +73,6 @@
       <w:r>
         <w:rPr>
           <w:i/>
-          <w:color w:val="555555"/>
           <w:sz w:val="26"/>
         </w:rPr>
         <w:br/>
@@ -88,7 +81,6 @@
       <w:r>
         <w:rPr>
           <w:i/>
-          <w:color w:val="555555"/>
           <w:sz w:val="26"/>
         </w:rPr>
         <w:br/>
@@ -97,7 +89,6 @@
       <w:r>
         <w:rPr>
           <w:i/>
-          <w:color w:val="555555"/>
           <w:sz w:val="26"/>
         </w:rPr>
         <w:t>Time-Varying Fading</w:t>
@@ -113,7 +104,6 @@
       <w:r>
         <w:rPr>
           <w:b/>
-          <w:color w:val="1F3A5F"/>
           <w:sz w:val="30"/>
         </w:rPr>
         <w:t>Akshat Singh Verma</w:t>
@@ -126,14 +116,12 @@
       </w:pPr>
       <w:r>
         <w:rPr>
-          <w:color w:val="555555"/>
           <w:sz w:val="24"/>
         </w:rPr>
         <w:t>B.Tech, Artificial Intelligence &amp; Machine Learning</w:t>
       </w:r>
       <w:r>
         <w:rPr>
-          <w:color w:val="555555"/>
           <w:sz w:val="24"/>
         </w:rPr>
         <w:br/>
@@ -141,7 +129,6 @@
       </w:r>
       <w:r>
         <w:rPr>
-          <w:color w:val="555555"/>
           <w:sz w:val="24"/>
         </w:rPr>
         <w:br/>
@@ -155,7 +142,6 @@
       <w:r>
         <w:rPr>
           <w:i/>
-          <w:color w:val="555555"/>
         </w:rPr>
         <w:t>July 2026</w:t>
       </w:r>
@@ -196,14 +182,12 @@
           <w:p>
             <w:r>
               <w:rPr>
-                <w:color w:val="555555"/>
                 <w:sz w:val="18"/>
               </w:rPr>
               <w:t xml:space="preserve">4 case studies + 3 connecting analyses (severity sweep, boundary-aware loss, compute </w:t>
             </w:r>
             <w:r>
               <w:rPr>
-                <w:color w:val="555555"/>
                 <w:sz w:val="18"/>
               </w:rPr>
               <w:t>cost)</w:t>
@@ -236,7 +220,6 @@
           <w:p>
             <w:r>
               <w:rPr>
-                <w:color w:val="555555"/>
                 <w:sz w:val="18"/>
               </w:rPr>
               <w:t>Self-contained — includes full methodology, results, verification, and conclusions</w:t>
@@ -270,14 +253,12 @@
           <w:p>
             <w:r>
               <w:rPr>
-                <w:color w:val="555555"/>
                 <w:sz w:val="18"/>
               </w:rPr>
               <w:t xml:space="preserve">68-test regression suite (CI-enforced) · 8 real bugs found, root-caused, and fixed (Section 4.2, 6.1, 4.9, 3.7, 4.7, 11) · </w:t>
             </w:r>
             <w:r>
               <w:rPr>
-                <w:color w:val="555555"/>
                 <w:sz w:val="18"/>
               </w:rPr>
               <w:t>reviewed via two adversarial self-critique passes</w:t>
@@ -310,7 +291,6 @@
           <w:p>
             <w:r>
               <w:rPr>
-                <w:color w:val="555555"/>
                 <w:sz w:val="18"/>
               </w:rPr>
               <w:t>Available on request — see Appendix for the experiment/module file list</w:t>
@@ -328,11 +308,9 @@
       <w:pPr>
         <w:pStyle w:val="Heading1"/>
       </w:pPr>
-      <w:bookmarkStart w:id="0" w:name="_Toc236016022"/>
-      <w:r>
-        <w:rPr>
-          <w:color w:val="1F3A5F"/>
-        </w:rPr>
+      <w:bookmarkStart w:id="0" w:name="_Toc236016584"/>
+      <w:r>
+        <w:rPr/>
         <w:lastRenderedPageBreak/>
         <w:t>Abstract</w:t>
       </w:r>
@@ -401,18 +379,14 @@
       <w:pPr>
         <w:pStyle w:val="Heading1"/>
       </w:pPr>
-      <w:bookmarkStart w:id="1" w:name="_Toc236016023"/>
-      <w:r>
-        <w:rPr>
-          <w:color w:val="1F3A5F"/>
-        </w:rPr>
+      <w:bookmarkStart w:id="1" w:name="_Toc236016585"/>
+      <w:r>
+        <w:rPr/>
         <w:lastRenderedPageBreak/>
         <w:t>Table o</w:t>
       </w:r>
       <w:r>
-        <w:rPr>
-          <w:color w:val="1F3A5F"/>
-        </w:rPr>
+        <w:rPr/>
         <w:t>f Contents</w:t>
       </w:r>
       <w:bookmarkEnd w:id="1"/>
@@ -431,7 +405,6 @@
       </w:pPr>
       <w:r>
         <w:rPr>
-          <w:rStyle w:val="Hyperlink"/>
           <w:noProof/>
         </w:rPr>
         <w:t>Abstract</w:t>
@@ -459,7 +432,6 @@
       </w:pPr>
       <w:r>
         <w:rPr>
-          <w:rStyle w:val="Hyperlink"/>
           <w:noProof/>
         </w:rPr>
         <w:t>Table of Contents</w:t>
@@ -487,7 +459,6 @@
       </w:pPr>
       <w:r>
         <w:rPr>
-          <w:rStyle w:val="Hyperlink"/>
           <w:noProof/>
         </w:rPr>
         <w:t>List of Figures</w:t>
@@ -515,7 +486,6 @@
       </w:pPr>
       <w:r>
         <w:rPr>
-          <w:rStyle w:val="Hyperlink"/>
           <w:noProof/>
         </w:rPr>
         <w:t>List of Tables</w:t>
@@ -543,7 +513,6 @@
       </w:pPr>
       <w:r>
         <w:rPr>
-          <w:rStyle w:val="Hyperlink"/>
           <w:noProof/>
         </w:rPr>
         <w:t>Executive Summary</w:t>
@@ -571,7 +540,6 @@
       </w:pPr>
       <w:r>
         <w:rPr>
-          <w:rStyle w:val="Hyperlink"/>
           <w:noProof/>
         </w:rPr>
         <w:t>How to Read This Report: Pipeline &amp; Terminology</w:t>
@@ -599,7 +567,6 @@
       </w:pPr>
       <w:r>
         <w:rPr>
-          <w:rStyle w:val="Hyperlink"/>
           <w:noProof/>
         </w:rPr>
         <w:t>Glossary</w:t>
@@ -627,7 +594,6 @@
       </w:pPr>
       <w:r>
         <w:rPr>
-          <w:rStyle w:val="Hyperlink"/>
           <w:noProof/>
         </w:rPr>
         <w:t>1. Objective</w:t>
@@ -655,7 +621,6 @@
       </w:pPr>
       <w:r>
         <w:rPr>
-          <w:rStyle w:val="Hyperlink"/>
           <w:noProof/>
         </w:rPr>
         <w:t>2. Shared Methodology</w:t>
@@ -683,7 +648,6 @@
       </w:pPr>
       <w:r>
         <w:rPr>
-          <w:rStyle w:val="Hyperlink"/>
           <w:noProof/>
         </w:rPr>
         <w:t>3. Case Study 1: Memoryless AWGN Channel (No ISI)</w:t>
@@ -711,7 +675,6 @@
       </w:pPr>
       <w:r>
         <w:rPr>
-          <w:rStyle w:val="Hyperlink"/>
           <w:noProof/>
         </w:rPr>
         <w:t>3.1 Configuration</w:t>
@@ -739,7 +702,6 @@
       </w:pPr>
       <w:r>
         <w:rPr>
-          <w:rStyle w:val="Hyperlink"/>
           <w:noProof/>
         </w:rPr>
         <w:t>3.2 Fixing LMS/NLMS Divergence</w:t>
@@ -767,7 +729,6 @@
       </w:pPr>
       <w:r>
         <w:rPr>
-          <w:rStyle w:val="Hyperlink"/>
           <w:noProof/>
         </w:rPr>
         <w:t>3.3 Results — BPSK</w:t>
@@ -795,7 +756,6 @@
       </w:pPr>
       <w:r>
         <w:rPr>
-          <w:rStyle w:val="Hyperlink"/>
           <w:noProof/>
         </w:rPr>
         <w:t>3.4 Results — QPSK</w:t>
@@ -823,7 +783,6 @@
       </w:pPr>
       <w:r>
         <w:rPr>
-          <w:rStyle w:val="Hyperlink"/>
           <w:noProof/>
         </w:rPr>
         <w:t>3.5 Figures</w:t>
@@ -851,7 +810,6 @@
       </w:pPr>
       <w:r>
         <w:rPr>
-          <w:rStyle w:val="Hyperlink"/>
           <w:noProof/>
         </w:rPr>
         <w:t>3.6 Key Finding: SNR Improvement Does Not Imply BER Improvement</w:t>
@@ -879,7 +837,6 @@
       </w:pPr>
       <w:r>
         <w:rPr>
-          <w:rStyle w:val="Hyperlink"/>
           <w:noProof/>
         </w:rPr>
         <w:t>3.7 Follow-Up: Is “MSE Is Boundary-Blind” a Tested Causal Claim?</w:t>
@@ -907,7 +864,6 @@
       </w:pPr>
       <w:r>
         <w:rPr>
-          <w:rStyle w:val="Hyperlink"/>
           <w:noProof/>
         </w:rPr>
         <w:t>3.8 Follow-Up: Is Training the CNN Once Enough?</w:t>
@@ -935,7 +891,6 @@
       </w:pPr>
       <w:r>
         <w:rPr>
-          <w:rStyle w:val="Hyperlink"/>
           <w:noProof/>
         </w:rPr>
         <w:t>4. Case Study 2: RRC Pulse-Shaped + Multipath ISI Channel</w:t>
@@ -963,7 +918,6 @@
       </w:pPr>
       <w:r>
         <w:rPr>
-          <w:rStyle w:val="Hyperlink"/>
           <w:noProof/>
         </w:rPr>
         <w:t>4.1 Configuration</w:t>
@@ -991,7 +945,6 @@
       </w:pPr>
       <w:r>
         <w:rPr>
-          <w:rStyle w:val="Hyperlink"/>
           <w:noProof/>
         </w:rPr>
         <w:t>4.2 Three Normalization Bugs Found and Fixed</w:t>
@@ -1019,7 +972,6 @@
       </w:pPr>
       <w:r>
         <w:rPr>
-          <w:rStyle w:val="Hyperlink"/>
           <w:noProof/>
         </w:rPr>
         <w:t>4.3 Results — BPSK</w:t>
@@ -1047,7 +999,6 @@
       </w:pPr>
       <w:r>
         <w:rPr>
-          <w:rStyle w:val="Hyperlink"/>
           <w:noProof/>
         </w:rPr>
         <w:t>4.4 Results — QPSK</w:t>
@@ -1075,7 +1026,6 @@
       </w:pPr>
       <w:r>
         <w:rPr>
-          <w:rStyle w:val="Hyperlink"/>
           <w:noProof/>
         </w:rPr>
         <w:t>4.5 Verification Before Trusting These Numbers</w:t>
@@ -1103,7 +1053,6 @@
       </w:pPr>
       <w:r>
         <w:rPr>
-          <w:rStyle w:val="Hyperlink"/>
           <w:noProof/>
         </w:rPr>
         <w:t>4.6 Key Finding: Equalization Helps — But How Much Depends on Modulation</w:t>
@@ -1131,7 +1080,6 @@
       </w:pPr>
       <w:r>
         <w:rPr>
-          <w:rStyle w:val="Hyperlink"/>
           <w:noProof/>
         </w:rPr>
         <w:t>4.7 The Genie-Aided MMSE Bound</w:t>
@@ -1159,7 +1107,6 @@
       </w:pPr>
       <w:r>
         <w:rPr>
-          <w:rStyle w:val="Hyperlink"/>
           <w:noProof/>
         </w:rPr>
         <w:t>4.8 Figures</w:t>
@@ -1187,7 +1134,6 @@
       </w:pPr>
       <w:r>
         <w:rPr>
-          <w:rStyle w:val="Hyperlink"/>
           <w:noProof/>
         </w:rPr>
         <w:t>4.9 Follow-Up: RLS as a Third Classical Baseline</w:t>
@@ -1215,7 +1161,6 @@
       </w:pPr>
       <w:r>
         <w:rPr>
-          <w:rStyle w:val="Hyperlink"/>
           <w:noProof/>
         </w:rPr>
         <w:t>4.10 Follow-Up: Zero-Forcing (ZF) — a Missing Baseline Found in Published Work</w:t>
@@ -1243,7 +1188,6 @@
       </w:pPr>
       <w:r>
         <w:rPr>
-          <w:rStyle w:val="Hyperlink"/>
           <w:noProof/>
         </w:rPr>
         <w:t>4.11 Follow-Up: Does the CNN Generalize Across Channels, or Memorize the One It Was Trained On?</w:t>
@@ -1271,7 +1215,6 @@
       </w:pPr>
       <w:r>
         <w:rPr>
-          <w:rStyle w:val="Hyperlink"/>
           <w:noProof/>
         </w:rPr>
         <w:t>5. ISI Severity Sweep: Locating the Crossover</w:t>
@@ -1299,7 +1242,6 @@
       </w:pPr>
       <w:r>
         <w:rPr>
-          <w:rStyle w:val="Hyperlink"/>
           <w:noProof/>
         </w:rPr>
         <w:t>Figures</w:t>
@@ -1327,7 +1269,6 @@
       </w:pPr>
       <w:r>
         <w:rPr>
-          <w:rStyle w:val="Hyperlink"/>
           <w:noProof/>
         </w:rPr>
         <w:t>6. Case Study 3: Time-Varying Channel</w:t>
@@ -1355,7 +1296,6 @@
       </w:pPr>
       <w:r>
         <w:rPr>
-          <w:rStyle w:val="Hyperlink"/>
           <w:noProof/>
         </w:rPr>
         <w:t>6.1 Finding 1 — a Fourth Bug: the DD Reliability Gate Is Dead Code at SPS&gt;1</w:t>
@@ -1383,7 +1323,6 @@
       </w:pPr>
       <w:r>
         <w:rPr>
-          <w:rStyle w:val="Hyperlink"/>
           <w:noProof/>
         </w:rPr>
         <w:t>6.2 Finding 2 — Bypassing the Gate Is Catastrophic, and It's Not About Time-Variation</w:t>
@@ -1411,7 +1350,6 @@
       </w:pPr>
       <w:r>
         <w:rPr>
-          <w:rStyle w:val="Hyperlink"/>
           <w:noProof/>
         </w:rPr>
         <w:t>6.3 Finding 3 — the Clean Test: SPS=1, Genuine Flat Fading, Gate Untouched</w:t>
@@ -1439,7 +1377,6 @@
       </w:pPr>
       <w:r>
         <w:rPr>
-          <w:rStyle w:val="Hyperlink"/>
           <w:noProof/>
         </w:rPr>
         <w:t>6.4 Conclusion</w:t>
@@ -1467,7 +1404,6 @@
       </w:pPr>
       <w:r>
         <w:rPr>
-          <w:rStyle w:val="Hyperlink"/>
           <w:noProof/>
         </w:rPr>
         <w:t>Figures</w:t>
@@ -1495,7 +1431,6 @@
       </w:pPr>
       <w:r>
         <w:rPr>
-          <w:rStyle w:val="Hyperlink"/>
           <w:noProof/>
         </w:rPr>
         <w:t>7. Case Study 4: Higher-Order Modulation (16-QAM)</w:t>
@@ -1523,7 +1458,6 @@
       </w:pPr>
       <w:r>
         <w:rPr>
-          <w:rStyle w:val="Hyperlink"/>
           <w:noProof/>
         </w:rPr>
         <w:t>BER Improvement Ratio Comparison</w:t>
@@ -1551,7 +1485,6 @@
       </w:pPr>
       <w:r>
         <w:rPr>
-          <w:rStyle w:val="Hyperlink"/>
           <w:noProof/>
         </w:rPr>
         <w:t>Figures</w:t>
@@ -1579,7 +1512,6 @@
       </w:pPr>
       <w:r>
         <w:rPr>
-          <w:rStyle w:val="Hyperlink"/>
           <w:noProof/>
         </w:rPr>
         <w:t>8. Compute-Cost Analysis: When Is CNN Actually Worth It?</w:t>
@@ -1607,7 +1539,6 @@
       </w:pPr>
       <w:r>
         <w:rPr>
-          <w:rStyle w:val="Hyperlink"/>
           <w:noProof/>
         </w:rPr>
         <w:t>9. Cross-Case-Study Discussion</w:t>
@@ -1635,7 +1566,6 @@
       </w:pPr>
       <w:r>
         <w:rPr>
-          <w:rStyle w:val="Hyperlink"/>
           <w:noProof/>
         </w:rPr>
         <w:t>9.5 Practical Recommendation: Which Method Should You Actually Use?</w:t>
@@ -1663,7 +1593,6 @@
       </w:pPr>
       <w:r>
         <w:rPr>
-          <w:rStyle w:val="Hyperlink"/>
           <w:noProof/>
         </w:rPr>
         <w:t>10. Conclusions</w:t>
@@ -1691,7 +1620,6 @@
       </w:pPr>
       <w:r>
         <w:rPr>
-          <w:rStyle w:val="Hyperlink"/>
           <w:noProof/>
         </w:rPr>
         <w:t>11. Assumptions, Limitations, and Future Work</w:t>
@@ -1719,7 +1647,6 @@
       </w:pPr>
       <w:r>
         <w:rPr>
-          <w:rStyle w:val="Hyperlink"/>
           <w:noProof/>
         </w:rPr>
         <w:t>Named, Scoped-Out Future Work</w:t>
@@ -1747,7 +1674,6 @@
       </w:pPr>
       <w:r>
         <w:rPr>
-          <w:rStyle w:val="Hyperlink"/>
           <w:noProof/>
         </w:rPr>
         <w:t>References</w:t>
@@ -1775,7 +1701,6 @@
       </w:pPr>
       <w:r>
         <w:rPr>
-          <w:rStyle w:val="Hyperlink"/>
           <w:noProof/>
         </w:rPr>
         <w:t>Appendix: Project Structure &amp; Regression Test Suite</w:t>
@@ -1799,11 +1724,9 @@
       <w:pPr>
         <w:pStyle w:val="Heading1"/>
       </w:pPr>
-      <w:bookmarkStart w:id="2" w:name="_Toc236016024"/>
-      <w:r>
-        <w:rPr>
-          <w:color w:val="1F3A5F"/>
-        </w:rPr>
+      <w:bookmarkStart w:id="2" w:name="_Toc236016586"/>
+      <w:r>
+        <w:rPr/>
         <w:lastRenderedPageBreak/>
         <w:t>List of Figures</w:t>
       </w:r>
@@ -1821,7 +1744,6 @@
       </w:pPr>
       <w:r>
         <w:rPr>
-          <w:rStyle w:val="Hyperlink"/>
           <w:i/>
           <w:noProof/>
         </w:rPr>
@@ -1848,7 +1770,6 @@
       </w:pPr>
       <w:r>
         <w:rPr>
-          <w:rStyle w:val="Hyperlink"/>
           <w:i/>
           <w:noProof/>
         </w:rPr>
@@ -1875,7 +1796,6 @@
       </w:pPr>
       <w:r>
         <w:rPr>
-          <w:rStyle w:val="Hyperlink"/>
           <w:i/>
           <w:noProof/>
         </w:rPr>
@@ -1902,7 +1822,6 @@
       </w:pPr>
       <w:r>
         <w:rPr>
-          <w:rStyle w:val="Hyperlink"/>
           <w:i/>
           <w:noProof/>
         </w:rPr>
@@ -1929,7 +1848,6 @@
       </w:pPr>
       <w:r>
         <w:rPr>
-          <w:rStyle w:val="Hyperlink"/>
           <w:i/>
           <w:noProof/>
         </w:rPr>
@@ -1956,7 +1874,6 @@
       </w:pPr>
       <w:r>
         <w:rPr>
-          <w:rStyle w:val="Hyperlink"/>
           <w:i/>
           <w:noProof/>
         </w:rPr>
@@ -1983,7 +1900,6 @@
       </w:pPr>
       <w:r>
         <w:rPr>
-          <w:rStyle w:val="Hyperlink"/>
           <w:i/>
           <w:noProof/>
         </w:rPr>
@@ -2010,7 +1926,6 @@
       </w:pPr>
       <w:r>
         <w:rPr>
-          <w:rStyle w:val="Hyperlink"/>
           <w:i/>
           <w:noProof/>
         </w:rPr>
@@ -2037,7 +1952,6 @@
       </w:pPr>
       <w:r>
         <w:rPr>
-          <w:rStyle w:val="Hyperlink"/>
           <w:i/>
           <w:noProof/>
         </w:rPr>
@@ -2064,7 +1978,6 @@
       </w:pPr>
       <w:r>
         <w:rPr>
-          <w:rStyle w:val="Hyperlink"/>
           <w:i/>
           <w:noProof/>
         </w:rPr>
@@ -2091,7 +2004,6 @@
       </w:pPr>
       <w:r>
         <w:rPr>
-          <w:rStyle w:val="Hyperlink"/>
           <w:i/>
           <w:noProof/>
         </w:rPr>
@@ -2118,7 +2030,6 @@
       </w:pPr>
       <w:r>
         <w:rPr>
-          <w:rStyle w:val="Hyperlink"/>
           <w:i/>
           <w:noProof/>
         </w:rPr>
@@ -2145,7 +2056,6 @@
       </w:pPr>
       <w:r>
         <w:rPr>
-          <w:rStyle w:val="Hyperlink"/>
           <w:i/>
           <w:noProof/>
         </w:rPr>
@@ -2172,7 +2082,6 @@
       </w:pPr>
       <w:r>
         <w:rPr>
-          <w:rStyle w:val="Hyperlink"/>
           <w:i/>
           <w:noProof/>
         </w:rPr>
@@ -2199,7 +2108,6 @@
       </w:pPr>
       <w:r>
         <w:rPr>
-          <w:rStyle w:val="Hyperlink"/>
           <w:i/>
           <w:noProof/>
         </w:rPr>
@@ -2226,7 +2134,6 @@
       </w:pPr>
       <w:r>
         <w:rPr>
-          <w:rStyle w:val="Hyperlink"/>
           <w:i/>
           <w:noProof/>
         </w:rPr>
@@ -2253,7 +2160,6 @@
       </w:pPr>
       <w:r>
         <w:rPr>
-          <w:rStyle w:val="Hyperlink"/>
           <w:i/>
           <w:noProof/>
         </w:rPr>
@@ -2280,7 +2186,6 @@
       </w:pPr>
       <w:r>
         <w:rPr>
-          <w:rStyle w:val="Hyperlink"/>
           <w:i/>
           <w:noProof/>
         </w:rPr>
@@ -2305,11 +2210,9 @@
       <w:pPr>
         <w:pStyle w:val="Heading1"/>
       </w:pPr>
-      <w:bookmarkStart w:id="3" w:name="_Toc236016025"/>
-      <w:r>
-        <w:rPr>
-          <w:color w:val="1F3A5F"/>
-        </w:rPr>
+      <w:bookmarkStart w:id="3" w:name="_Toc236016587"/>
+      <w:r>
+        <w:rPr/>
         <w:lastRenderedPageBreak/>
         <w:t>List of Tables</w:t>
       </w:r>
@@ -2329,7 +2232,6 @@
       </w:pPr>
       <w:r>
         <w:rPr>
-          <w:rStyle w:val="Hyperlink"/>
           <w:i/>
           <w:noProof/>
         </w:rPr>
@@ -2358,7 +2260,6 @@
       </w:pPr>
       <w:r>
         <w:rPr>
-          <w:rStyle w:val="Hyperlink"/>
           <w:i/>
           <w:noProof/>
         </w:rPr>
@@ -2387,7 +2288,6 @@
       </w:pPr>
       <w:r>
         <w:rPr>
-          <w:rStyle w:val="Hyperlink"/>
           <w:i/>
           <w:noProof/>
         </w:rPr>
@@ -2416,7 +2316,6 @@
       </w:pPr>
       <w:r>
         <w:rPr>
-          <w:rStyle w:val="Hyperlink"/>
           <w:i/>
           <w:noProof/>
         </w:rPr>
@@ -2445,7 +2344,6 @@
       </w:pPr>
       <w:r>
         <w:rPr>
-          <w:rStyle w:val="Hyperlink"/>
           <w:i/>
           <w:noProof/>
         </w:rPr>
@@ -2474,7 +2372,6 @@
       </w:pPr>
       <w:r>
         <w:rPr>
-          <w:rStyle w:val="Hyperlink"/>
           <w:i/>
           <w:noProof/>
         </w:rPr>
@@ -2503,7 +2400,6 @@
       </w:pPr>
       <w:r>
         <w:rPr>
-          <w:rStyle w:val="Hyperlink"/>
           <w:i/>
           <w:noProof/>
         </w:rPr>
@@ -2532,7 +2428,6 @@
       </w:pPr>
       <w:r>
         <w:rPr>
-          <w:rStyle w:val="Hyperlink"/>
           <w:i/>
           <w:noProof/>
         </w:rPr>
@@ -2561,7 +2456,6 @@
       </w:pPr>
       <w:r>
         <w:rPr>
-          <w:rStyle w:val="Hyperlink"/>
           <w:i/>
           <w:noProof/>
         </w:rPr>
@@ -2590,7 +2484,6 @@
       </w:pPr>
       <w:r>
         <w:rPr>
-          <w:rStyle w:val="Hyperlink"/>
           <w:i/>
           <w:noProof/>
         </w:rPr>
@@ -2629,11 +2522,9 @@
       <w:pPr>
         <w:pStyle w:val="Heading1"/>
       </w:pPr>
-      <w:bookmarkStart w:id="4" w:name="_Toc236016026"/>
-      <w:r>
-        <w:rPr>
-          <w:color w:val="1F3A5F"/>
-        </w:rPr>
+      <w:bookmarkStart w:id="4" w:name="_Toc236016588"/>
+      <w:r>
+        <w:rPr/>
         <w:lastRenderedPageBreak/>
         <w:t>Executive Summary</w:t>
       </w:r>
@@ -2871,11 +2762,9 @@
       <w:pPr>
         <w:pStyle w:val="Heading1"/>
       </w:pPr>
-      <w:bookmarkStart w:id="5" w:name="_Toc236016027"/>
-      <w:r>
-        <w:rPr>
-          <w:color w:val="1F3A5F"/>
-        </w:rPr>
+      <w:bookmarkStart w:id="5" w:name="_Toc236016589"/>
+      <w:r>
+        <w:rPr/>
         <w:lastRenderedPageBreak/>
         <w:t>How to Read This Report: Pipeline &amp; Terminology</w:t>
       </w:r>
@@ -2959,11 +2848,9 @@
       <w:pPr>
         <w:pStyle w:val="Heading2"/>
       </w:pPr>
-      <w:bookmarkStart w:id="6" w:name="_Toc236016028"/>
-      <w:r>
-        <w:rPr>
-          <w:color w:val="1F3A5F"/>
-        </w:rPr>
+      <w:bookmarkStart w:id="6" w:name="_Toc236016590"/>
+      <w:r>
+        <w:rPr/>
         <w:t>Glossary</w:t>
       </w:r>
       <w:bookmarkEnd w:id="6"/>
@@ -3657,11 +3544,9 @@
       <w:pPr>
         <w:pStyle w:val="Heading1"/>
       </w:pPr>
-      <w:bookmarkStart w:id="7" w:name="_Toc236016029"/>
-      <w:r>
-        <w:rPr>
-          <w:color w:val="1F3A5F"/>
-        </w:rPr>
+      <w:bookmarkStart w:id="7" w:name="_Toc236016591"/>
+      <w:r>
+        <w:rPr/>
         <w:lastRenderedPageBreak/>
         <w:t>1. Objective</w:t>
       </w:r>
@@ -3756,11 +3641,9 @@
       <w:pPr>
         <w:pStyle w:val="Heading1"/>
       </w:pPr>
-      <w:bookmarkStart w:id="8" w:name="_Toc236016030"/>
-      <w:r>
-        <w:rPr>
-          <w:color w:val="1F3A5F"/>
-        </w:rPr>
+      <w:bookmarkStart w:id="8" w:name="_Toc236016592"/>
+      <w:r>
+        <w:rPr/>
         <w:t>2. Shared Methodology</w:t>
       </w:r>
       <w:bookmarkEnd w:id="8"/>
@@ -3857,18 +3740,14 @@
       <w:pPr>
         <w:pStyle w:val="Heading1"/>
       </w:pPr>
-      <w:bookmarkStart w:id="9" w:name="_Toc236016031"/>
-      <w:r>
-        <w:rPr>
-          <w:color w:val="1F3A5F"/>
-        </w:rPr>
+      <w:bookmarkStart w:id="9" w:name="_Toc236016593"/>
+      <w:r>
+        <w:rPr/>
         <w:lastRenderedPageBreak/>
         <w:t>3. Cas</w:t>
       </w:r>
       <w:r>
-        <w:rPr>
-          <w:color w:val="1F3A5F"/>
-        </w:rPr>
+        <w:rPr/>
         <w:t>e Study 1: Memoryless AWGN Channel (No ISI)</w:t>
       </w:r>
       <w:bookmarkEnd w:id="9"/>
@@ -3877,11 +3756,9 @@
       <w:pPr>
         <w:pStyle w:val="Heading2"/>
       </w:pPr>
-      <w:bookmarkStart w:id="10" w:name="_Toc236016032"/>
-      <w:r>
-        <w:rPr>
-          <w:color w:val="1F3A5F"/>
-        </w:rPr>
+      <w:bookmarkStart w:id="10" w:name="_Toc236016594"/>
+      <w:r>
+        <w:rPr/>
         <w:t>3.1 Configuration</w:t>
       </w:r>
       <w:bookmarkEnd w:id="10"/>
@@ -3898,17 +3775,13 @@
       <w:pPr>
         <w:pStyle w:val="Heading2"/>
       </w:pPr>
-      <w:bookmarkStart w:id="11" w:name="_Toc236016033"/>
-      <w:r>
-        <w:rPr>
-          <w:color w:val="1F3A5F"/>
-        </w:rPr>
+      <w:bookmarkStart w:id="11" w:name="_Toc236016595"/>
+      <w:r>
+        <w:rPr/>
         <w:t>3.2 Fixing LMS/NLMS Diverge</w:t>
       </w:r>
       <w:r>
-        <w:rPr>
-          <w:color w:val="1F3A5F"/>
-        </w:rPr>
+        <w:rPr/>
         <w:t>nce</w:t>
       </w:r>
       <w:bookmarkEnd w:id="11"/>
@@ -3950,11 +3823,9 @@
       <w:pPr>
         <w:pStyle w:val="Heading2"/>
       </w:pPr>
-      <w:bookmarkStart w:id="12" w:name="_Toc236016034"/>
-      <w:r>
-        <w:rPr>
-          <w:color w:val="1F3A5F"/>
-        </w:rPr>
+      <w:bookmarkStart w:id="12" w:name="_Toc236016596"/>
+      <w:r>
+        <w:rPr/>
         <w:t>3.3 Results — BPSK</w:t>
       </w:r>
       <w:bookmarkEnd w:id="12"/>
@@ -3964,18 +3835,16 @@
         <w:pStyle w:val="Caption"/>
         <w:jc w:val="center"/>
       </w:pPr>
-      <w:bookmarkStart w:id="13" w:name="_Toc236016012"/>
+      <w:bookmarkStart w:id="13" w:name="_Toc236016574"/>
       <w:r>
         <w:rPr>
           <w:i/>
-          <w:color w:val="555555"/>
         </w:rPr>
         <w:t>Ta</w:t>
       </w:r>
       <w:r>
         <w:rPr>
           <w:i/>
-          <w:color w:val="555555"/>
         </w:rPr>
         <w:t xml:space="preserve">ble </w:t>
       </w:r>
@@ -3983,14 +3852,12 @@
         <w:rPr>
           <w:i/>
           <w:noProof/>
-          <w:color w:val="555555"/>
         </w:rPr>
         <w:t>1</w:t>
       </w:r>
       <w:r>
         <w:rPr>
           <w:i/>
-          <w:color w:val="555555"/>
         </w:rPr>
         <w:t>: SNR and BER results, BPSK, Case Study 1 (memoryless AWGN)</w:t>
       </w:r>
@@ -6697,11 +6564,9 @@
       <w:pPr>
         <w:pStyle w:val="Heading2"/>
       </w:pPr>
-      <w:bookmarkStart w:id="14" w:name="_Toc236016035"/>
-      <w:r>
-        <w:rPr>
-          <w:color w:val="1F3A5F"/>
-        </w:rPr>
+      <w:bookmarkStart w:id="14" w:name="_Toc236016597"/>
+      <w:r>
+        <w:rPr/>
         <w:lastRenderedPageBreak/>
         <w:t>3.4 Results — QPSK</w:t>
       </w:r>
@@ -6712,11 +6577,10 @@
         <w:pStyle w:val="Caption"/>
         <w:jc w:val="center"/>
       </w:pPr>
-      <w:bookmarkStart w:id="15" w:name="_Toc236016013"/>
+      <w:bookmarkStart w:id="15" w:name="_Toc236016575"/>
       <w:r>
         <w:rPr>
           <w:i/>
-          <w:color w:val="555555"/>
         </w:rPr>
         <w:t xml:space="preserve">Table </w:t>
       </w:r>
@@ -6724,14 +6588,12 @@
         <w:rPr>
           <w:i/>
           <w:noProof/>
-          <w:color w:val="555555"/>
         </w:rPr>
         <w:t>2</w:t>
       </w:r>
       <w:r>
         <w:rPr>
           <w:i/>
-          <w:color w:val="555555"/>
         </w:rPr>
         <w:t>: SNR and BER results, QPSK, Case Study 1 (memoryless AWGN)</w:t>
       </w:r>
@@ -9430,11 +9292,9 @@
       <w:pPr>
         <w:pStyle w:val="Heading2"/>
       </w:pPr>
-      <w:bookmarkStart w:id="16" w:name="_Toc236016036"/>
-      <w:r>
-        <w:rPr>
-          <w:color w:val="1F3A5F"/>
-        </w:rPr>
+      <w:bookmarkStart w:id="16" w:name="_Toc236016598"/>
+      <w:r>
+        <w:rPr/>
         <w:lastRenderedPageBreak/>
         <w:t>3.5 Figures</w:t>
       </w:r>
@@ -9449,7 +9309,7 @@
           <w:noProof/>
         </w:rPr>
         <w:drawing>
-          <wp:inline distT="0" distB="0" distL="0" distR="0" wp14:anchorId="55D788D5" wp14:editId="48A9335D">
+          <wp:inline distT="0" distB="0" distL="0" distR="0" wp14:anchorId="07A00A60" wp14:editId="21BAC65D">
             <wp:extent cx="5303520" cy="3314700"/>
             <wp:effectExtent l="0" t="0" r="0" b="0"/>
             <wp:docPr id="1" name="Picture 1"/>
@@ -9490,11 +9350,10 @@
         <w:pStyle w:val="Caption"/>
         <w:jc w:val="center"/>
       </w:pPr>
-      <w:bookmarkStart w:id="17" w:name="_Toc236015994"/>
+      <w:bookmarkStart w:id="17" w:name="_Toc236016556"/>
       <w:r>
         <w:rPr>
           <w:i/>
-          <w:color w:val="555555"/>
         </w:rPr>
         <w:t xml:space="preserve">Figure </w:t>
       </w:r>
@@ -9502,14 +9361,12 @@
         <w:rPr>
           <w:i/>
           <w:noProof/>
-          <w:color w:val="555555"/>
         </w:rPr>
         <w:t>1</w:t>
       </w:r>
       <w:r>
         <w:rPr>
           <w:i/>
-          <w:color w:val="555555"/>
         </w:rPr>
         <w:t>: BER vs Input SNR, BPSK, Case Study 1</w:t>
       </w:r>
@@ -9524,7 +9381,7 @@
           <w:noProof/>
         </w:rPr>
         <w:drawing>
-          <wp:inline distT="0" distB="0" distL="0" distR="0" wp14:anchorId="1E24446A" wp14:editId="706150E0">
+          <wp:inline distT="0" distB="0" distL="0" distR="0" wp14:anchorId="1558AE30" wp14:editId="061F1719">
             <wp:extent cx="5303520" cy="3314700"/>
             <wp:effectExtent l="0" t="0" r="0" b="0"/>
             <wp:docPr id="2" name="Picture 2"/>
@@ -9565,11 +9422,10 @@
         <w:pStyle w:val="Caption"/>
         <w:jc w:val="center"/>
       </w:pPr>
-      <w:bookmarkStart w:id="18" w:name="_Toc236015995"/>
+      <w:bookmarkStart w:id="18" w:name="_Toc236016557"/>
       <w:r>
         <w:rPr>
           <w:i/>
-          <w:color w:val="555555"/>
         </w:rPr>
         <w:t xml:space="preserve">Figure </w:t>
       </w:r>
@@ -9577,14 +9433,12 @@
         <w:rPr>
           <w:i/>
           <w:noProof/>
-          <w:color w:val="555555"/>
         </w:rPr>
         <w:t>2</w:t>
       </w:r>
       <w:r>
         <w:rPr>
           <w:i/>
-          <w:color w:val="555555"/>
         </w:rPr>
         <w:t>: BER vs Input SNR, QPSK, Case Study 1</w:t>
       </w:r>
@@ -9599,11 +9453,9 @@
       <w:pPr>
         <w:pStyle w:val="Heading2"/>
       </w:pPr>
-      <w:bookmarkStart w:id="19" w:name="_Toc236016037"/>
-      <w:r>
-        <w:rPr>
-          <w:color w:val="1F3A5F"/>
-        </w:rPr>
+      <w:bookmarkStart w:id="19" w:name="_Toc236016599"/>
+      <w:r>
+        <w:rPr/>
         <w:lastRenderedPageBreak/>
         <w:t>3.6 Key Finding: SNR Improvement Does Not Imply BER Improvement</w:t>
       </w:r>
@@ -9675,11 +9527,9 @@
       <w:pPr>
         <w:pStyle w:val="Heading2"/>
       </w:pPr>
-      <w:bookmarkStart w:id="20" w:name="_Toc236016038"/>
-      <w:r>
-        <w:rPr>
-          <w:color w:val="1F3A5F"/>
-        </w:rPr>
+      <w:bookmarkStart w:id="20" w:name="_Toc236016600"/>
+      <w:r>
+        <w:rPr/>
         <w:t>3.7 Follow-Up: Is “MSE Is Boundary-Blind” a Tested Causal Claim?</w:t>
       </w:r>
       <w:bookmarkEnd w:id="20"/>
@@ -9854,11 +9704,9 @@
       <w:pPr>
         <w:pStyle w:val="Heading2"/>
       </w:pPr>
-      <w:bookmarkStart w:id="21" w:name="_Toc236016039"/>
-      <w:r>
-        <w:rPr>
-          <w:color w:val="1F3A5F"/>
-        </w:rPr>
+      <w:bookmarkStart w:id="21" w:name="_Toc236016601"/>
+      <w:r>
+        <w:rPr/>
         <w:t>3.8 Follow-Up: Is Training the CNN Once Enough?</w:t>
       </w:r>
       <w:bookmarkEnd w:id="21"/>
@@ -9926,11 +9774,9 @@
       <w:pPr>
         <w:pStyle w:val="Heading1"/>
       </w:pPr>
-      <w:bookmarkStart w:id="22" w:name="_Toc236016040"/>
-      <w:r>
-        <w:rPr>
-          <w:color w:val="1F3A5F"/>
-        </w:rPr>
+      <w:bookmarkStart w:id="22" w:name="_Toc236016602"/>
+      <w:r>
+        <w:rPr/>
         <w:lastRenderedPageBreak/>
         <w:t>4. Case Study 2: RRC Pulse-Shaped + Multipath ISI Channel</w:t>
       </w:r>
@@ -9940,11 +9786,9 @@
       <w:pPr>
         <w:pStyle w:val="Heading2"/>
       </w:pPr>
-      <w:bookmarkStart w:id="23" w:name="_Toc236016041"/>
-      <w:r>
-        <w:rPr>
-          <w:color w:val="1F3A5F"/>
-        </w:rPr>
+      <w:bookmarkStart w:id="23" w:name="_Toc236016603"/>
+      <w:r>
+        <w:rPr/>
         <w:t>4.1 Configuration</w:t>
       </w:r>
       <w:bookmarkEnd w:id="23"/>
@@ -9961,17 +9805,13 @@
       <w:pPr>
         <w:pStyle w:val="Heading2"/>
       </w:pPr>
-      <w:bookmarkStart w:id="24" w:name="_Toc236016042"/>
-      <w:r>
-        <w:rPr>
-          <w:color w:val="1F3A5F"/>
-        </w:rPr>
+      <w:bookmarkStart w:id="24" w:name="_Toc236016604"/>
+      <w:r>
+        <w:rPr/>
         <w:t>4.2 Three Normalizati</w:t>
       </w:r>
       <w:r>
-        <w:rPr>
-          <w:color w:val="1F3A5F"/>
-        </w:rPr>
+        <w:rPr/>
         <w:t>on Bugs Found and Fixed</w:t>
       </w:r>
       <w:bookmarkEnd w:id="24"/>
@@ -10043,11 +9883,9 @@
       <w:pPr>
         <w:pStyle w:val="Heading2"/>
       </w:pPr>
-      <w:bookmarkStart w:id="25" w:name="_Toc236016043"/>
-      <w:r>
-        <w:rPr>
-          <w:color w:val="1F3A5F"/>
-        </w:rPr>
+      <w:bookmarkStart w:id="25" w:name="_Toc236016605"/>
+      <w:r>
+        <w:rPr/>
         <w:lastRenderedPageBreak/>
         <w:t>4.3 Results — BPSK</w:t>
       </w:r>
@@ -10058,11 +9896,10 @@
         <w:pStyle w:val="Caption"/>
         <w:jc w:val="center"/>
       </w:pPr>
-      <w:bookmarkStart w:id="26" w:name="_Toc236016014"/>
+      <w:bookmarkStart w:id="26" w:name="_Toc236016576"/>
       <w:r>
         <w:rPr>
           <w:i/>
-          <w:color w:val="555555"/>
         </w:rPr>
         <w:t xml:space="preserve">Table </w:t>
       </w:r>
@@ -10070,14 +9907,12 @@
         <w:rPr>
           <w:i/>
           <w:noProof/>
-          <w:color w:val="555555"/>
         </w:rPr>
         <w:t>3</w:t>
       </w:r>
       <w:r>
         <w:rPr>
           <w:i/>
-          <w:color w:val="555555"/>
         </w:rPr>
         <w:t>: SNR and BER results, BPSK, Case Study 2 (RRC pulse shaping + multipath ISI)</w:t>
       </w:r>
@@ -13306,11 +13141,9 @@
       <w:pPr>
         <w:pStyle w:val="Heading2"/>
       </w:pPr>
-      <w:bookmarkStart w:id="27" w:name="_Toc236016044"/>
-      <w:r>
-        <w:rPr>
-          <w:color w:val="1F3A5F"/>
-        </w:rPr>
+      <w:bookmarkStart w:id="27" w:name="_Toc236016606"/>
+      <w:r>
+        <w:rPr/>
         <w:lastRenderedPageBreak/>
         <w:t>4.4 Results — QPSK</w:t>
       </w:r>
@@ -13321,11 +13154,10 @@
         <w:pStyle w:val="Caption"/>
         <w:jc w:val="center"/>
       </w:pPr>
-      <w:bookmarkStart w:id="28" w:name="_Toc236016015"/>
+      <w:bookmarkStart w:id="28" w:name="_Toc236016577"/>
       <w:r>
         <w:rPr>
           <w:i/>
-          <w:color w:val="555555"/>
         </w:rPr>
         <w:t xml:space="preserve">Table </w:t>
       </w:r>
@@ -13333,14 +13165,12 @@
         <w:rPr>
           <w:i/>
           <w:noProof/>
-          <w:color w:val="555555"/>
         </w:rPr>
         <w:t>4</w:t>
       </w:r>
       <w:r>
         <w:rPr>
           <w:i/>
-          <w:color w:val="555555"/>
         </w:rPr>
         <w:t>: SNR and BER results, QPSK, Case Study 2 (RRC pulse shaping + multipath ISI)</w:t>
       </w:r>
@@ -16557,11 +16387,9 @@
       <w:pPr>
         <w:pStyle w:val="Heading2"/>
       </w:pPr>
-      <w:bookmarkStart w:id="29" w:name="_Toc236016045"/>
-      <w:r>
-        <w:rPr>
-          <w:color w:val="1F3A5F"/>
-        </w:rPr>
+      <w:bookmarkStart w:id="29" w:name="_Toc236016607"/>
+      <w:r>
+        <w:rPr/>
         <w:lastRenderedPageBreak/>
         <w:t>4.5 Verification Before Trusting These Numbers</w:t>
       </w:r>
@@ -16621,11 +16449,9 @@
       <w:pPr>
         <w:pStyle w:val="Heading2"/>
       </w:pPr>
-      <w:bookmarkStart w:id="30" w:name="_Toc236016046"/>
-      <w:r>
-        <w:rPr>
-          <w:color w:val="1F3A5F"/>
-        </w:rPr>
+      <w:bookmarkStart w:id="30" w:name="_Toc236016608"/>
+      <w:r>
+        <w:rPr/>
         <w:t>4.6 Key Finding: Equalization Helps — But How Much Depends on Modulation</w:t>
       </w:r>
       <w:bookmarkEnd w:id="30"/>
@@ -16670,11 +16496,9 @@
       <w:pPr>
         <w:pStyle w:val="Heading2"/>
       </w:pPr>
-      <w:bookmarkStart w:id="31" w:name="_Toc236016047"/>
-      <w:r>
-        <w:rPr>
-          <w:color w:val="1F3A5F"/>
-        </w:rPr>
+      <w:bookmarkStart w:id="31" w:name="_Toc236016609"/>
+      <w:r>
+        <w:rPr/>
         <w:t>4.7 The Genie-Aided MMSE Bound</w:t>
       </w:r>
       <w:bookmarkEnd w:id="31"/>
@@ -16771,11 +16595,9 @@
       <w:pPr>
         <w:pStyle w:val="Heading2"/>
       </w:pPr>
-      <w:bookmarkStart w:id="32" w:name="_Toc236016048"/>
-      <w:r>
-        <w:rPr>
-          <w:color w:val="1F3A5F"/>
-        </w:rPr>
+      <w:bookmarkStart w:id="32" w:name="_Toc236016610"/>
+      <w:r>
+        <w:rPr/>
         <w:lastRenderedPageBreak/>
         <w:t>4.8 Figures</w:t>
       </w:r>
@@ -16790,7 +16612,7 @@
           <w:noProof/>
         </w:rPr>
         <w:drawing>
-          <wp:inline distT="0" distB="0" distL="0" distR="0" wp14:anchorId="60688E52" wp14:editId="2628BDD3">
+          <wp:inline distT="0" distB="0" distL="0" distR="0" wp14:anchorId="71C5BB46" wp14:editId="49AE582D">
             <wp:extent cx="5303520" cy="3314700"/>
             <wp:effectExtent l="0" t="0" r="0" b="0"/>
             <wp:docPr id="3" name="Picture 3"/>
@@ -16831,11 +16653,10 @@
         <w:pStyle w:val="Caption"/>
         <w:jc w:val="center"/>
       </w:pPr>
-      <w:bookmarkStart w:id="33" w:name="_Toc236015996"/>
+      <w:bookmarkStart w:id="33" w:name="_Toc236016558"/>
       <w:r>
         <w:rPr>
           <w:i/>
-          <w:color w:val="555555"/>
         </w:rPr>
         <w:t xml:space="preserve">Figure </w:t>
       </w:r>
@@ -16843,14 +16664,12 @@
         <w:rPr>
           <w:i/>
           <w:noProof/>
-          <w:color w:val="555555"/>
         </w:rPr>
         <w:t>3</w:t>
       </w:r>
       <w:r>
         <w:rPr>
           <w:i/>
-          <w:color w:val="555555"/>
         </w:rPr>
         <w:t>: BER vs Input SNR, BPSK, Case Study 2</w:t>
       </w:r>
@@ -16865,7 +16684,7 @@
           <w:noProof/>
         </w:rPr>
         <w:drawing>
-          <wp:inline distT="0" distB="0" distL="0" distR="0" wp14:anchorId="04071FEC" wp14:editId="2060532A">
+          <wp:inline distT="0" distB="0" distL="0" distR="0" wp14:anchorId="407997FB" wp14:editId="13C845AA">
             <wp:extent cx="5303520" cy="3314700"/>
             <wp:effectExtent l="0" t="0" r="0" b="0"/>
             <wp:docPr id="4" name="Picture 4"/>
@@ -16906,11 +16725,10 @@
         <w:pStyle w:val="Caption"/>
         <w:jc w:val="center"/>
       </w:pPr>
-      <w:bookmarkStart w:id="34" w:name="_Toc236015997"/>
+      <w:bookmarkStart w:id="34" w:name="_Toc236016559"/>
       <w:r>
         <w:rPr>
           <w:i/>
-          <w:color w:val="555555"/>
         </w:rPr>
         <w:t xml:space="preserve">Figure </w:t>
       </w:r>
@@ -16918,14 +16736,12 @@
         <w:rPr>
           <w:i/>
           <w:noProof/>
-          <w:color w:val="555555"/>
         </w:rPr>
         <w:t>4</w:t>
       </w:r>
       <w:r>
         <w:rPr>
           <w:i/>
-          <w:color w:val="555555"/>
         </w:rPr>
         <w:t>: BER vs Input SNR, QPSK, Case Study 2</w:t>
       </w:r>
@@ -16941,7 +16757,7 @@
         </w:rPr>
         <w:lastRenderedPageBreak/>
         <w:drawing>
-          <wp:inline distT="0" distB="0" distL="0" distR="0" wp14:anchorId="2A632F1A" wp14:editId="3A12BECE">
+          <wp:inline distT="0" distB="0" distL="0" distR="0" wp14:anchorId="05253732" wp14:editId="7FC3219F">
             <wp:extent cx="5303520" cy="883920"/>
             <wp:effectExtent l="0" t="0" r="0" b="0"/>
             <wp:docPr id="5" name="Picture 5"/>
@@ -16982,11 +16798,10 @@
         <w:pStyle w:val="Caption"/>
         <w:jc w:val="center"/>
       </w:pPr>
-      <w:bookmarkStart w:id="35" w:name="_Toc236015998"/>
+      <w:bookmarkStart w:id="35" w:name="_Toc236016560"/>
       <w:r>
         <w:rPr>
           <w:i/>
-          <w:color w:val="555555"/>
         </w:rPr>
         <w:t xml:space="preserve">Figure </w:t>
       </w:r>
@@ -16994,14 +16809,12 @@
         <w:rPr>
           <w:i/>
           <w:noProof/>
-          <w:color w:val="555555"/>
         </w:rPr>
         <w:t>5</w:t>
       </w:r>
       <w:r>
         <w:rPr>
           <w:i/>
-          <w:color w:val="555555"/>
         </w:rPr>
         <w:t>: Received constellation, BPSK, Case Study 2</w:t>
       </w:r>
@@ -17016,7 +16829,7 @@
           <w:noProof/>
         </w:rPr>
         <w:drawing>
-          <wp:inline distT="0" distB="0" distL="0" distR="0" wp14:anchorId="7C2EADD0" wp14:editId="25CF019F">
+          <wp:inline distT="0" distB="0" distL="0" distR="0" wp14:anchorId="7BEDD442" wp14:editId="6DF4DFC9">
             <wp:extent cx="5303520" cy="883920"/>
             <wp:effectExtent l="0" t="0" r="0" b="0"/>
             <wp:docPr id="6" name="Picture 6"/>
@@ -17057,11 +16870,10 @@
         <w:pStyle w:val="Caption"/>
         <w:jc w:val="center"/>
       </w:pPr>
-      <w:bookmarkStart w:id="36" w:name="_Toc236015999"/>
+      <w:bookmarkStart w:id="36" w:name="_Toc236016561"/>
       <w:r>
         <w:rPr>
           <w:i/>
-          <w:color w:val="555555"/>
         </w:rPr>
         <w:t xml:space="preserve">Figure </w:t>
       </w:r>
@@ -17069,14 +16881,12 @@
         <w:rPr>
           <w:i/>
           <w:noProof/>
-          <w:color w:val="555555"/>
         </w:rPr>
         <w:t>6</w:t>
       </w:r>
       <w:r>
         <w:rPr>
           <w:i/>
-          <w:color w:val="555555"/>
         </w:rPr>
         <w:t>: Received constellation, QPSK, Case Study 2</w:t>
       </w:r>
@@ -17091,7 +16901,7 @@
           <w:noProof/>
         </w:rPr>
         <w:drawing>
-          <wp:inline distT="0" distB="0" distL="0" distR="0" wp14:anchorId="117DEA62" wp14:editId="26957F3B">
+          <wp:inline distT="0" distB="0" distL="0" distR="0" wp14:anchorId="663A0CF1" wp14:editId="5C0F5B2E">
             <wp:extent cx="5303520" cy="2651760"/>
             <wp:effectExtent l="0" t="0" r="0" b="0"/>
             <wp:docPr id="7" name="Picture 7"/>
@@ -17132,11 +16942,10 @@
         <w:pStyle w:val="Caption"/>
         <w:jc w:val="center"/>
       </w:pPr>
-      <w:bookmarkStart w:id="37" w:name="_Toc236016000"/>
+      <w:bookmarkStart w:id="37" w:name="_Toc236016562"/>
       <w:r>
         <w:rPr>
           <w:i/>
-          <w:color w:val="555555"/>
         </w:rPr>
         <w:t xml:space="preserve">Figure </w:t>
       </w:r>
@@ -17144,14 +16953,12 @@
         <w:rPr>
           <w:i/>
           <w:noProof/>
-          <w:color w:val="555555"/>
         </w:rPr>
         <w:t>7</w:t>
       </w:r>
       <w:r>
         <w:rPr>
           <w:i/>
-          <w:color w:val="555555"/>
         </w:rPr>
         <w:t>: Adaptive filter convergence, BPSK, Case Study 2</w:t>
       </w:r>
@@ -17166,7 +16973,7 @@
           <w:noProof/>
         </w:rPr>
         <w:drawing>
-          <wp:inline distT="0" distB="0" distL="0" distR="0" wp14:anchorId="503EB4CD" wp14:editId="10AB096C">
+          <wp:inline distT="0" distB="0" distL="0" distR="0" wp14:anchorId="5429E78D" wp14:editId="66A4DF04">
             <wp:extent cx="5303520" cy="2651760"/>
             <wp:effectExtent l="0" t="0" r="0" b="0"/>
             <wp:docPr id="8" name="Picture 8"/>
@@ -17207,11 +17014,10 @@
         <w:pStyle w:val="Caption"/>
         <w:jc w:val="center"/>
       </w:pPr>
-      <w:bookmarkStart w:id="38" w:name="_Toc236016001"/>
+      <w:bookmarkStart w:id="38" w:name="_Toc236016563"/>
       <w:r>
         <w:rPr>
           <w:i/>
-          <w:color w:val="555555"/>
         </w:rPr>
         <w:lastRenderedPageBreak/>
         <w:t xml:space="preserve">Figure </w:t>
@@ -17220,14 +17026,12 @@
         <w:rPr>
           <w:i/>
           <w:noProof/>
-          <w:color w:val="555555"/>
         </w:rPr>
         <w:t>8</w:t>
       </w:r>
       <w:r>
         <w:rPr>
           <w:i/>
-          <w:color w:val="555555"/>
         </w:rPr>
         <w:t>: Adaptive filter convergence, QPSK, Case Study 2</w:t>
       </w:r>
@@ -17242,11 +17046,9 @@
       <w:pPr>
         <w:pStyle w:val="Heading2"/>
       </w:pPr>
-      <w:bookmarkStart w:id="39" w:name="_Toc236016049"/>
-      <w:r>
-        <w:rPr>
-          <w:color w:val="1F3A5F"/>
-        </w:rPr>
+      <w:bookmarkStart w:id="39" w:name="_Toc236016611"/>
+      <w:r>
+        <w:rPr/>
         <w:lastRenderedPageBreak/>
         <w:t>4.9 Follow-Up: RLS as a Third Classical Baseline</w:t>
       </w:r>
@@ -17310,11 +17112,10 @@
         <w:pStyle w:val="Caption"/>
         <w:jc w:val="center"/>
       </w:pPr>
-      <w:bookmarkStart w:id="40" w:name="_Toc236016016"/>
+      <w:bookmarkStart w:id="40" w:name="_Toc236016578"/>
       <w:r>
         <w:rPr>
           <w:i/>
-          <w:color w:val="555555"/>
         </w:rPr>
         <w:t xml:space="preserve">Table </w:t>
       </w:r>
@@ -17322,14 +17123,12 @@
         <w:rPr>
           <w:i/>
           <w:noProof/>
-          <w:color w:val="555555"/>
         </w:rPr>
         <w:t>5</w:t>
       </w:r>
       <w:r>
         <w:rPr>
           <w:i/>
-          <w:color w:val="555555"/>
         </w:rPr>
         <w:t>: RLS error counts before/after tail-averaging, and improvement vs. LMS (after)</w:t>
       </w:r>
@@ -18030,7 +17829,7 @@
         </w:rPr>
         <w:lastRenderedPageBreak/>
         <w:drawing>
-          <wp:inline distT="0" distB="0" distL="0" distR="0" wp14:anchorId="0C952BC2" wp14:editId="51BC7BCE">
+          <wp:inline distT="0" distB="0" distL="0" distR="0" wp14:anchorId="5E0C91A4" wp14:editId="233C1DB7">
             <wp:extent cx="5303520" cy="3314700"/>
             <wp:effectExtent l="0" t="0" r="0" b="0"/>
             <wp:docPr id="9" name="Picture 9"/>
@@ -18071,11 +17870,10 @@
         <w:pStyle w:val="Caption"/>
         <w:jc w:val="center"/>
       </w:pPr>
-      <w:bookmarkStart w:id="41" w:name="_Toc236016002"/>
+      <w:bookmarkStart w:id="41" w:name="_Toc236016564"/>
       <w:r>
         <w:rPr>
           <w:i/>
-          <w:color w:val="555555"/>
         </w:rPr>
         <w:t xml:space="preserve">Figure </w:t>
       </w:r>
@@ -18083,14 +17881,12 @@
         <w:rPr>
           <w:i/>
           <w:noProof/>
-          <w:color w:val="555555"/>
         </w:rPr>
         <w:t>9</w:t>
       </w:r>
       <w:r>
         <w:rPr>
           <w:i/>
-          <w:color w:val="555555"/>
         </w:rPr>
         <w:t>: BER vs Input SNR incl. RLS, BPSK</w:t>
       </w:r>
@@ -18105,7 +17901,7 @@
           <w:noProof/>
         </w:rPr>
         <w:drawing>
-          <wp:inline distT="0" distB="0" distL="0" distR="0" wp14:anchorId="46E66EDE" wp14:editId="11381D1B">
+          <wp:inline distT="0" distB="0" distL="0" distR="0" wp14:anchorId="544CC6DA" wp14:editId="20757D14">
             <wp:extent cx="5303520" cy="3314700"/>
             <wp:effectExtent l="0" t="0" r="0" b="0"/>
             <wp:docPr id="10" name="Picture 10"/>
@@ -18146,11 +17942,10 @@
         <w:pStyle w:val="Caption"/>
         <w:jc w:val="center"/>
       </w:pPr>
-      <w:bookmarkStart w:id="42" w:name="_Toc236016003"/>
+      <w:bookmarkStart w:id="42" w:name="_Toc236016565"/>
       <w:r>
         <w:rPr>
           <w:i/>
-          <w:color w:val="555555"/>
         </w:rPr>
         <w:t xml:space="preserve">Figure </w:t>
       </w:r>
@@ -18158,14 +17953,12 @@
         <w:rPr>
           <w:i/>
           <w:noProof/>
-          <w:color w:val="555555"/>
         </w:rPr>
         <w:t>10</w:t>
       </w:r>
       <w:r>
         <w:rPr>
           <w:i/>
-          <w:color w:val="555555"/>
         </w:rPr>
         <w:t>: BER vs Input SNR incl. RLS, QPSK</w:t>
       </w:r>
@@ -18180,18 +17973,14 @@
       <w:pPr>
         <w:pStyle w:val="Heading2"/>
       </w:pPr>
-      <w:bookmarkStart w:id="43" w:name="_Toc236016050"/>
-      <w:r>
-        <w:rPr>
-          <w:color w:val="1F3A5F"/>
-        </w:rPr>
+      <w:bookmarkStart w:id="43" w:name="_Toc236016612"/>
+      <w:r>
+        <w:rPr/>
         <w:lastRenderedPageBreak/>
         <w:t>4.10 Fo</w:t>
       </w:r>
       <w:r>
-        <w:rPr>
-          <w:color w:val="1F3A5F"/>
-        </w:rPr>
+        <w:rPr/>
         <w:t>llow-Up: Zero-Forcing (ZF) — a Missing Baseline Found in Published Work</w:t>
       </w:r>
       <w:bookmarkEnd w:id="43"/>
@@ -18264,18 +18053,14 @@
       <w:pPr>
         <w:pStyle w:val="Heading2"/>
       </w:pPr>
-      <w:bookmarkStart w:id="44" w:name="_Toc236016051"/>
-      <w:r>
-        <w:rPr>
-          <w:color w:val="1F3A5F"/>
-        </w:rPr>
+      <w:bookmarkStart w:id="44" w:name="_Toc236016613"/>
+      <w:r>
+        <w:rPr/>
         <w:lastRenderedPageBreak/>
         <w:t>4.11 Follow-</w:t>
       </w:r>
       <w:r>
-        <w:rPr>
-          <w:color w:val="1F3A5F"/>
-        </w:rPr>
+        <w:rPr/>
         <w:t>Up: Does the CNN Generalize Across Channels, or Memorize the One It Was Trained On?</w:t>
       </w:r>
       <w:bookmarkEnd w:id="44"/>
@@ -18384,11 +18169,9 @@
       <w:pPr>
         <w:pStyle w:val="Heading1"/>
       </w:pPr>
-      <w:bookmarkStart w:id="45" w:name="_Toc236016052"/>
-      <w:r>
-        <w:rPr>
-          <w:color w:val="1F3A5F"/>
-        </w:rPr>
+      <w:bookmarkStart w:id="45" w:name="_Toc236016614"/>
+      <w:r>
+        <w:rPr/>
         <w:lastRenderedPageBreak/>
         <w:t>5. ISI Severity Sweep: Locating the Crossover</w:t>
       </w:r>
@@ -18410,11 +18193,10 @@
         <w:pStyle w:val="Caption"/>
         <w:jc w:val="center"/>
       </w:pPr>
-      <w:bookmarkStart w:id="46" w:name="_Toc236016017"/>
+      <w:bookmarkStart w:id="46" w:name="_Toc236016579"/>
       <w:r>
         <w:rPr>
           <w:i/>
-          <w:color w:val="555555"/>
         </w:rPr>
         <w:t xml:space="preserve">Table </w:t>
       </w:r>
@@ -18422,21 +18204,18 @@
         <w:rPr>
           <w:i/>
           <w:noProof/>
-          <w:color w:val="555555"/>
         </w:rPr>
         <w:t>6</w:t>
       </w:r>
       <w:r>
         <w:rPr>
           <w:i/>
-          <w:color w:val="555555"/>
         </w:rPr>
         <w:t>: BER improvement ratio vs. ISI severi</w:t>
       </w:r>
       <w:r>
         <w:rPr>
           <w:i/>
-          <w:color w:val="555555"/>
         </w:rPr>
         <w:t>ty</w:t>
       </w:r>
@@ -19366,11 +19145,9 @@
       <w:pPr>
         <w:pStyle w:val="Heading2"/>
       </w:pPr>
-      <w:bookmarkStart w:id="47" w:name="_Toc236016053"/>
-      <w:r>
-        <w:rPr>
-          <w:color w:val="1F3A5F"/>
-        </w:rPr>
+      <w:bookmarkStart w:id="47" w:name="_Toc236016615"/>
+      <w:r>
+        <w:rPr/>
         <w:lastRenderedPageBreak/>
         <w:t>Figures</w:t>
       </w:r>
@@ -19385,7 +19162,7 @@
           <w:noProof/>
         </w:rPr>
         <w:drawing>
-          <wp:inline distT="0" distB="0" distL="0" distR="0" wp14:anchorId="30C16236" wp14:editId="05E17D73">
+          <wp:inline distT="0" distB="0" distL="0" distR="0" wp14:anchorId="564C209C" wp14:editId="418BF14A">
             <wp:extent cx="5303520" cy="2209800"/>
             <wp:effectExtent l="0" t="0" r="0" b="0"/>
             <wp:docPr id="11" name="Picture 11"/>
@@ -19426,11 +19203,10 @@
         <w:pStyle w:val="Caption"/>
         <w:jc w:val="center"/>
       </w:pPr>
-      <w:bookmarkStart w:id="48" w:name="_Toc236016004"/>
+      <w:bookmarkStart w:id="48" w:name="_Toc236016566"/>
       <w:r>
         <w:rPr>
           <w:i/>
-          <w:color w:val="555555"/>
         </w:rPr>
         <w:t xml:space="preserve">Figure </w:t>
       </w:r>
@@ -19438,14 +19214,12 @@
         <w:rPr>
           <w:i/>
           <w:noProof/>
-          <w:color w:val="555555"/>
         </w:rPr>
         <w:t>11</w:t>
       </w:r>
       <w:r>
         <w:rPr>
           <w:i/>
-          <w:color w:val="555555"/>
         </w:rPr>
         <w:t>: BER improvement ratio vs ISI severity, BPSK</w:t>
       </w:r>
@@ -19460,7 +19234,7 @@
           <w:noProof/>
         </w:rPr>
         <w:drawing>
-          <wp:inline distT="0" distB="0" distL="0" distR="0" wp14:anchorId="3696515C" wp14:editId="3FBC132F">
+          <wp:inline distT="0" distB="0" distL="0" distR="0" wp14:anchorId="30B47DF3" wp14:editId="1750937E">
             <wp:extent cx="5303520" cy="2209800"/>
             <wp:effectExtent l="0" t="0" r="0" b="0"/>
             <wp:docPr id="12" name="Picture 12"/>
@@ -19501,11 +19275,10 @@
         <w:pStyle w:val="Caption"/>
         <w:jc w:val="center"/>
       </w:pPr>
-      <w:bookmarkStart w:id="49" w:name="_Toc236016005"/>
+      <w:bookmarkStart w:id="49" w:name="_Toc236016567"/>
       <w:r>
         <w:rPr>
           <w:i/>
-          <w:color w:val="555555"/>
         </w:rPr>
         <w:t xml:space="preserve">Figure </w:t>
       </w:r>
@@ -19513,14 +19286,12 @@
         <w:rPr>
           <w:i/>
           <w:noProof/>
-          <w:color w:val="555555"/>
         </w:rPr>
         <w:t>12</w:t>
       </w:r>
       <w:r>
         <w:rPr>
           <w:i/>
-          <w:color w:val="555555"/>
         </w:rPr>
         <w:t>: BER improvement ratio vs ISI severity, QPSK</w:t>
       </w:r>
@@ -19535,11 +19306,9 @@
       <w:pPr>
         <w:pStyle w:val="Heading1"/>
       </w:pPr>
-      <w:bookmarkStart w:id="50" w:name="_Toc236016054"/>
-      <w:r>
-        <w:rPr>
-          <w:color w:val="1F3A5F"/>
-        </w:rPr>
+      <w:bookmarkStart w:id="50" w:name="_Toc236016616"/>
+      <w:r>
+        <w:rPr/>
         <w:lastRenderedPageBreak/>
         <w:t>6. Case Study 3: Time-Varying Channel</w:t>
       </w:r>
@@ -19599,17 +19368,13 @@
       <w:pPr>
         <w:pStyle w:val="Heading2"/>
       </w:pPr>
-      <w:bookmarkStart w:id="51" w:name="_Toc236016055"/>
-      <w:r>
-        <w:rPr>
-          <w:color w:val="1F3A5F"/>
-        </w:rPr>
+      <w:bookmarkStart w:id="51" w:name="_Toc236016617"/>
+      <w:r>
+        <w:rPr/>
         <w:t>6.1 Finding 1 — a Fourth Bug: the DD Reliability Gate Is Dead Code at</w:t>
       </w:r>
       <w:r>
-        <w:rPr>
-          <w:color w:val="1F3A5F"/>
-        </w:rPr>
+        <w:rPr/>
         <w:t xml:space="preserve"> SPS&gt;1</w:t>
       </w:r>
       <w:bookmarkEnd w:id="51"/>
@@ -19632,11 +19397,9 @@
       <w:pPr>
         <w:pStyle w:val="Heading2"/>
       </w:pPr>
-      <w:bookmarkStart w:id="52" w:name="_Toc236016056"/>
-      <w:r>
-        <w:rPr>
-          <w:color w:val="1F3A5F"/>
-        </w:rPr>
+      <w:bookmarkStart w:id="52" w:name="_Toc236016618"/>
+      <w:r>
+        <w:rPr/>
         <w:t>6.2 Finding 2 — Bypassing the Gate Is Catastrophic, and It's Not About Time-Variation</w:t>
       </w:r>
       <w:bookmarkEnd w:id="52"/>
@@ -19662,17 +19425,13 @@
       <w:pPr>
         <w:pStyle w:val="Heading2"/>
       </w:pPr>
-      <w:bookmarkStart w:id="53" w:name="_Toc236016057"/>
-      <w:r>
-        <w:rPr>
-          <w:color w:val="1F3A5F"/>
-        </w:rPr>
+      <w:bookmarkStart w:id="53" w:name="_Toc236016619"/>
+      <w:r>
+        <w:rPr/>
         <w:t>6.3 Finding 3 — the Clean Test: SPS=1, Genuine</w:t>
       </w:r>
       <w:r>
-        <w:rPr>
-          <w:color w:val="1F3A5F"/>
-        </w:rPr>
+        <w:rPr/>
         <w:t xml:space="preserve"> Flat Fading, Gate Untouched</w:t>
       </w:r>
       <w:bookmarkEnd w:id="53"/>
@@ -19795,11 +19554,9 @@
       <w:pPr>
         <w:pStyle w:val="Heading2"/>
       </w:pPr>
-      <w:bookmarkStart w:id="54" w:name="_Toc236016058"/>
-      <w:r>
-        <w:rPr>
-          <w:color w:val="1F3A5F"/>
-        </w:rPr>
+      <w:bookmarkStart w:id="54" w:name="_Toc236016620"/>
+      <w:r>
+        <w:rPr/>
         <w:t>6.4 Conclusion</w:t>
       </w:r>
       <w:bookmarkEnd w:id="54"/>
@@ -19827,11 +19584,9 @@
       <w:pPr>
         <w:pStyle w:val="Heading2"/>
       </w:pPr>
-      <w:bookmarkStart w:id="55" w:name="_Toc236016059"/>
-      <w:r>
-        <w:rPr>
-          <w:color w:val="1F3A5F"/>
-        </w:rPr>
+      <w:bookmarkStart w:id="55" w:name="_Toc236016621"/>
+      <w:r>
+        <w:rPr/>
         <w:lastRenderedPageBreak/>
         <w:t>Figures</w:t>
       </w:r>
@@ -19846,7 +19601,7 @@
           <w:noProof/>
         </w:rPr>
         <w:drawing>
-          <wp:inline distT="0" distB="0" distL="0" distR="0" wp14:anchorId="2D38C6F8" wp14:editId="7635EA36">
+          <wp:inline distT="0" distB="0" distL="0" distR="0" wp14:anchorId="093715CE" wp14:editId="214C28D3">
             <wp:extent cx="5303520" cy="2209800"/>
             <wp:effectExtent l="0" t="0" r="0" b="0"/>
             <wp:docPr id="13" name="Picture 13"/>
@@ -19887,11 +19642,10 @@
         <w:pStyle w:val="Caption"/>
         <w:jc w:val="center"/>
       </w:pPr>
-      <w:bookmarkStart w:id="56" w:name="_Toc236016006"/>
+      <w:bookmarkStart w:id="56" w:name="_Toc236016568"/>
       <w:r>
         <w:rPr>
           <w:i/>
-          <w:color w:val="555555"/>
         </w:rPr>
         <w:t xml:space="preserve">Figure </w:t>
       </w:r>
@@ -19899,14 +19653,12 @@
         <w:rPr>
           <w:i/>
           <w:noProof/>
-          <w:color w:val="555555"/>
         </w:rPr>
         <w:t>13</w:t>
       </w:r>
       <w:r>
         <w:rPr>
           <w:i/>
-          <w:color w:val="555555"/>
         </w:rPr>
         <w:t>: Frozen vs. Decision-Directed, BPSK, time-varying channel</w:t>
       </w:r>
@@ -19921,7 +19673,7 @@
           <w:noProof/>
         </w:rPr>
         <w:drawing>
-          <wp:inline distT="0" distB="0" distL="0" distR="0" wp14:anchorId="0D671CD2" wp14:editId="47C959DD">
+          <wp:inline distT="0" distB="0" distL="0" distR="0" wp14:anchorId="01C6E7D8" wp14:editId="46B8FDFE">
             <wp:extent cx="5303520" cy="2209800"/>
             <wp:effectExtent l="0" t="0" r="0" b="0"/>
             <wp:docPr id="14" name="Picture 14"/>
@@ -19962,11 +19714,10 @@
         <w:pStyle w:val="Caption"/>
         <w:jc w:val="center"/>
       </w:pPr>
-      <w:bookmarkStart w:id="57" w:name="_Toc236016007"/>
+      <w:bookmarkStart w:id="57" w:name="_Toc236016569"/>
       <w:r>
         <w:rPr>
           <w:i/>
-          <w:color w:val="555555"/>
         </w:rPr>
         <w:t xml:space="preserve">Figure </w:t>
       </w:r>
@@ -19974,21 +19725,18 @@
         <w:rPr>
           <w:i/>
           <w:noProof/>
-          <w:color w:val="555555"/>
         </w:rPr>
         <w:t>14</w:t>
       </w:r>
       <w:r>
         <w:rPr>
           <w:i/>
-          <w:color w:val="555555"/>
         </w:rPr>
         <w:t xml:space="preserve">: Frozen vs. </w:t>
       </w:r>
       <w:r>
         <w:rPr>
           <w:i/>
-          <w:color w:val="555555"/>
         </w:rPr>
         <w:t>Decision-Directed, QPSK, time-varying channel</w:t>
       </w:r>
@@ -20004,7 +19752,7 @@
         </w:rPr>
         <w:lastRenderedPageBreak/>
         <w:drawing>
-          <wp:inline distT="0" distB="0" distL="0" distR="0" wp14:anchorId="12894842" wp14:editId="37A5BEB4">
+          <wp:inline distT="0" distB="0" distL="0" distR="0" wp14:anchorId="41F4DFC7" wp14:editId="6A39B25A">
             <wp:extent cx="5303520" cy="3857105"/>
             <wp:effectExtent l="0" t="0" r="0" b="0"/>
             <wp:docPr id="15" name="Picture 15"/>
@@ -20045,11 +19793,10 @@
         <w:pStyle w:val="Caption"/>
         <w:jc w:val="center"/>
       </w:pPr>
-      <w:bookmarkStart w:id="58" w:name="_Toc236016008"/>
+      <w:bookmarkStart w:id="58" w:name="_Toc236016570"/>
       <w:r>
         <w:rPr>
           <w:i/>
-          <w:color w:val="555555"/>
         </w:rPr>
         <w:t xml:space="preserve">Figure </w:t>
       </w:r>
@@ -20057,14 +19804,12 @@
         <w:rPr>
           <w:i/>
           <w:noProof/>
-          <w:color w:val="555555"/>
         </w:rPr>
         <w:t>15</w:t>
       </w:r>
       <w:r>
         <w:rPr>
           <w:i/>
-          <w:color w:val="555555"/>
         </w:rPr>
         <w:t>: LMS vs. NLMS update-norm and channel envelope, illustrative diverging trial</w:t>
       </w:r>
@@ -20079,11 +19824,9 @@
       <w:pPr>
         <w:pStyle w:val="Heading1"/>
       </w:pPr>
-      <w:bookmarkStart w:id="59" w:name="_Toc236016060"/>
-      <w:r>
-        <w:rPr>
-          <w:color w:val="1F3A5F"/>
-        </w:rPr>
+      <w:bookmarkStart w:id="59" w:name="_Toc236016622"/>
+      <w:r>
+        <w:rPr/>
         <w:lastRenderedPageBreak/>
         <w:t>7. Case Study 4: Higher-Order Modulation (16-QAM)</w:t>
       </w:r>
@@ -20108,11 +19851,10 @@
         <w:pStyle w:val="Caption"/>
         <w:jc w:val="center"/>
       </w:pPr>
-      <w:bookmarkStart w:id="60" w:name="_Toc236016018"/>
+      <w:bookmarkStart w:id="60" w:name="_Toc236016580"/>
       <w:r>
         <w:rPr>
           <w:i/>
-          <w:color w:val="555555"/>
         </w:rPr>
         <w:t xml:space="preserve">Table </w:t>
       </w:r>
@@ -20120,14 +19862,12 @@
         <w:rPr>
           <w:i/>
           <w:noProof/>
-          <w:color w:val="555555"/>
         </w:rPr>
         <w:t>7</w:t>
       </w:r>
       <w:r>
         <w:rPr>
           <w:i/>
-          <w:color w:val="555555"/>
         </w:rPr>
         <w:t>: SNR and BER results, 16-QAM, Case Study 4</w:t>
       </w:r>
@@ -22462,11 +22202,9 @@
       <w:pPr>
         <w:pStyle w:val="Heading2"/>
       </w:pPr>
-      <w:bookmarkStart w:id="61" w:name="_Toc236016061"/>
-      <w:r>
-        <w:rPr>
-          <w:color w:val="1F3A5F"/>
-        </w:rPr>
+      <w:bookmarkStart w:id="61" w:name="_Toc236016623"/>
+      <w:r>
+        <w:rPr/>
         <w:lastRenderedPageBreak/>
         <w:t>BER Improvement Ratio Comparison</w:t>
       </w:r>
@@ -22477,11 +22215,10 @@
         <w:pStyle w:val="Caption"/>
         <w:jc w:val="center"/>
       </w:pPr>
-      <w:bookmarkStart w:id="62" w:name="_Toc236016019"/>
+      <w:bookmarkStart w:id="62" w:name="_Toc236016581"/>
       <w:r>
         <w:rPr>
           <w:i/>
-          <w:color w:val="555555"/>
         </w:rPr>
         <w:t xml:space="preserve">Table </w:t>
       </w:r>
@@ -22489,21 +22226,18 @@
         <w:rPr>
           <w:i/>
           <w:noProof/>
-          <w:color w:val="555555"/>
         </w:rPr>
         <w:t>8</w:t>
       </w:r>
       <w:r>
         <w:rPr>
           <w:i/>
-          <w:color w:val="555555"/>
         </w:rPr>
         <w:t xml:space="preserve">: BER </w:t>
       </w:r>
       <w:r>
         <w:rPr>
           <w:i/>
-          <w:color w:val="555555"/>
         </w:rPr>
         <w:t>improvement ratio vs. No-Processing, by modulation</w:t>
       </w:r>
@@ -22890,11 +22624,9 @@
       <w:pPr>
         <w:pStyle w:val="Heading2"/>
       </w:pPr>
-      <w:bookmarkStart w:id="63" w:name="_Toc236016062"/>
-      <w:r>
-        <w:rPr>
-          <w:color w:val="1F3A5F"/>
-        </w:rPr>
+      <w:bookmarkStart w:id="63" w:name="_Toc236016624"/>
+      <w:r>
+        <w:rPr/>
         <w:lastRenderedPageBreak/>
         <w:t>Figures</w:t>
       </w:r>
@@ -22909,7 +22641,7 @@
           <w:noProof/>
         </w:rPr>
         <w:drawing>
-          <wp:inline distT="0" distB="0" distL="0" distR="0" wp14:anchorId="6C91D81A" wp14:editId="321C600C">
+          <wp:inline distT="0" distB="0" distL="0" distR="0" wp14:anchorId="427C1776" wp14:editId="2D9CF1DE">
             <wp:extent cx="5303520" cy="3314700"/>
             <wp:effectExtent l="0" t="0" r="0" b="0"/>
             <wp:docPr id="16" name="Picture 16"/>
@@ -22950,11 +22682,10 @@
         <w:pStyle w:val="Caption"/>
         <w:jc w:val="center"/>
       </w:pPr>
-      <w:bookmarkStart w:id="64" w:name="_Toc236016009"/>
+      <w:bookmarkStart w:id="64" w:name="_Toc236016571"/>
       <w:r>
         <w:rPr>
           <w:i/>
-          <w:color w:val="555555"/>
         </w:rPr>
         <w:t xml:space="preserve">Figure </w:t>
       </w:r>
@@ -22962,14 +22693,12 @@
         <w:rPr>
           <w:i/>
           <w:noProof/>
-          <w:color w:val="555555"/>
         </w:rPr>
         <w:t>16</w:t>
       </w:r>
       <w:r>
         <w:rPr>
           <w:i/>
-          <w:color w:val="555555"/>
         </w:rPr>
         <w:t>: BER vs Input SNR, 16-QAM</w:t>
       </w:r>
@@ -22984,7 +22713,7 @@
           <w:noProof/>
         </w:rPr>
         <w:drawing>
-          <wp:inline distT="0" distB="0" distL="0" distR="0" wp14:anchorId="059D76EB" wp14:editId="04E7BE96">
+          <wp:inline distT="0" distB="0" distL="0" distR="0" wp14:anchorId="78F7AFFB" wp14:editId="51272452">
             <wp:extent cx="5303520" cy="883920"/>
             <wp:effectExtent l="0" t="0" r="0" b="0"/>
             <wp:docPr id="17" name="Picture 17"/>
@@ -23025,11 +22754,10 @@
         <w:pStyle w:val="Caption"/>
         <w:jc w:val="center"/>
       </w:pPr>
-      <w:bookmarkStart w:id="65" w:name="_Toc236016010"/>
+      <w:bookmarkStart w:id="65" w:name="_Toc236016572"/>
       <w:r>
         <w:rPr>
           <w:i/>
-          <w:color w:val="555555"/>
         </w:rPr>
         <w:t xml:space="preserve">Figure </w:t>
       </w:r>
@@ -23037,14 +22765,12 @@
         <w:rPr>
           <w:i/>
           <w:noProof/>
-          <w:color w:val="555555"/>
         </w:rPr>
         <w:t>17</w:t>
       </w:r>
       <w:r>
         <w:rPr>
           <w:i/>
-          <w:color w:val="555555"/>
         </w:rPr>
         <w:t>: Received constellation, 16-QAM</w:t>
       </w:r>
@@ -23059,7 +22785,7 @@
           <w:noProof/>
         </w:rPr>
         <w:drawing>
-          <wp:inline distT="0" distB="0" distL="0" distR="0" wp14:anchorId="49873039" wp14:editId="6251C93B">
+          <wp:inline distT="0" distB="0" distL="0" distR="0" wp14:anchorId="65A94C9B" wp14:editId="2AECC8F3">
             <wp:extent cx="5303520" cy="2651760"/>
             <wp:effectExtent l="0" t="0" r="0" b="0"/>
             <wp:docPr id="18" name="Picture 18"/>
@@ -23100,11 +22826,10 @@
         <w:pStyle w:val="Caption"/>
         <w:jc w:val="center"/>
       </w:pPr>
-      <w:bookmarkStart w:id="66" w:name="_Toc236016011"/>
+      <w:bookmarkStart w:id="66" w:name="_Toc236016573"/>
       <w:r>
         <w:rPr>
           <w:i/>
-          <w:color w:val="555555"/>
         </w:rPr>
         <w:t xml:space="preserve">Figure </w:t>
       </w:r>
@@ -23112,14 +22837,12 @@
         <w:rPr>
           <w:i/>
           <w:noProof/>
-          <w:color w:val="555555"/>
         </w:rPr>
         <w:t>18</w:t>
       </w:r>
       <w:r>
         <w:rPr>
           <w:i/>
-          <w:color w:val="555555"/>
         </w:rPr>
         <w:t>: Adaptive filter convergence, 16-QAM</w:t>
       </w:r>
@@ -23135,11 +22858,9 @@
       <w:pPr>
         <w:pStyle w:val="Heading1"/>
       </w:pPr>
-      <w:bookmarkStart w:id="67" w:name="_Toc236016063"/>
-      <w:r>
-        <w:rPr>
-          <w:color w:val="1F3A5F"/>
-        </w:rPr>
+      <w:bookmarkStart w:id="67" w:name="_Toc236016625"/>
+      <w:r>
+        <w:rPr/>
         <w:lastRenderedPageBreak/>
         <w:t>8. Compute-Cost Analysis: When Is CNN Actually Worth It?</w:t>
       </w:r>
@@ -23158,11 +22879,10 @@
         <w:pStyle w:val="Caption"/>
         <w:jc w:val="center"/>
       </w:pPr>
-      <w:bookmarkStart w:id="68" w:name="_Toc236016020"/>
+      <w:bookmarkStart w:id="68" w:name="_Toc236016582"/>
       <w:r>
         <w:rPr>
           <w:i/>
-          <w:color w:val="555555"/>
         </w:rPr>
         <w:t xml:space="preserve">Table </w:t>
       </w:r>
@@ -23170,14 +22890,12 @@
         <w:rPr>
           <w:i/>
           <w:noProof/>
-          <w:color w:val="555555"/>
         </w:rPr>
         <w:t>9</w:t>
       </w:r>
       <w:r>
         <w:rPr>
           <w:i/>
-          <w:color w:val="555555"/>
         </w:rPr>
         <w:t>: Compute cost by method: state size, MACs/sample, and relative cost vs. LMS</w:t>
       </w:r>
@@ -23805,11 +23523,9 @@
       <w:pPr>
         <w:pStyle w:val="Heading1"/>
       </w:pPr>
-      <w:bookmarkStart w:id="69" w:name="_Toc236016064"/>
-      <w:r>
-        <w:rPr>
-          <w:color w:val="1F3A5F"/>
-        </w:rPr>
+      <w:bookmarkStart w:id="69" w:name="_Toc236016626"/>
+      <w:r>
+        <w:rPr/>
         <w:lastRenderedPageBreak/>
         <w:t>9. Cross-Case-Study Discussion</w:t>
       </w:r>
@@ -23877,11 +23593,9 @@
       <w:pPr>
         <w:pStyle w:val="Heading1"/>
       </w:pPr>
-      <w:bookmarkStart w:id="70" w:name="_Toc236016065"/>
-      <w:r>
-        <w:rPr>
-          <w:color w:val="1F3A5F"/>
-        </w:rPr>
+      <w:bookmarkStart w:id="70" w:name="_Toc236016627"/>
+      <w:r>
+        <w:rPr/>
         <w:lastRenderedPageBreak/>
         <w:t>9.5 Practical Recommendation: Which Method Should You Actually Use?</w:t>
       </w:r>
@@ -23903,11 +23617,10 @@
         <w:pStyle w:val="Caption"/>
         <w:jc w:val="center"/>
       </w:pPr>
-      <w:bookmarkStart w:id="71" w:name="_Toc236016021"/>
+      <w:bookmarkStart w:id="71" w:name="_Toc236016583"/>
       <w:r>
         <w:rPr>
           <w:i/>
-          <w:color w:val="555555"/>
         </w:rPr>
         <w:t xml:space="preserve">Table </w:t>
       </w:r>
@@ -23915,21 +23628,18 @@
         <w:rPr>
           <w:i/>
           <w:noProof/>
-          <w:color w:val="555555"/>
         </w:rPr>
         <w:t>10</w:t>
       </w:r>
       <w:r>
         <w:rPr>
           <w:i/>
-          <w:color w:val="555555"/>
         </w:rPr>
         <w:t xml:space="preserve">: Practical decision matrix: situation, </w:t>
       </w:r>
       <w:r>
         <w:rPr>
           <w:i/>
-          <w:color w:val="555555"/>
         </w:rPr>
         <w:t>recommendation, and supporting evidence</w:t>
       </w:r>
@@ -24547,11 +24257,9 @@
       <w:pPr>
         <w:pStyle w:val="Heading1"/>
       </w:pPr>
-      <w:bookmarkStart w:id="72" w:name="_Toc236016066"/>
-      <w:r>
-        <w:rPr>
-          <w:color w:val="1F3A5F"/>
-        </w:rPr>
+      <w:bookmarkStart w:id="72" w:name="_Toc236016628"/>
+      <w:r>
+        <w:rPr/>
         <w:lastRenderedPageBreak/>
         <w:t>10. Conclusions</w:t>
       </w:r>
@@ -24819,11 +24527,9 @@
       <w:pPr>
         <w:pStyle w:val="Heading1"/>
       </w:pPr>
-      <w:bookmarkStart w:id="73" w:name="_Toc236016067"/>
-      <w:r>
-        <w:rPr>
-          <w:color w:val="1F3A5F"/>
-        </w:rPr>
+      <w:bookmarkStart w:id="73" w:name="_Toc236016629"/>
+      <w:r>
+        <w:rPr/>
         <w:lastRenderedPageBreak/>
         <w:t>11. Assumptions, Limitations, and Future Work</w:t>
       </w:r>
@@ -24985,11 +24691,9 @@
       <w:pPr>
         <w:pStyle w:val="Heading2"/>
       </w:pPr>
-      <w:bookmarkStart w:id="74" w:name="_Toc236016068"/>
-      <w:r>
-        <w:rPr>
-          <w:color w:val="1F3A5F"/>
-        </w:rPr>
+      <w:bookmarkStart w:id="74" w:name="_Toc236016630"/>
+      <w:r>
+        <w:rPr/>
         <w:t>Named, Scoped-Out Future Work</w:t>
       </w:r>
       <w:bookmarkEnd w:id="74"/>
@@ -25117,11 +24821,9 @@
       <w:pPr>
         <w:pStyle w:val="Heading1"/>
       </w:pPr>
-      <w:bookmarkStart w:id="75" w:name="_Toc236016069"/>
-      <w:r>
-        <w:rPr>
-          <w:color w:val="1F3A5F"/>
-        </w:rPr>
+      <w:bookmarkStart w:id="75" w:name="_Toc236016631"/>
+      <w:r>
+        <w:rPr/>
         <w:lastRenderedPageBreak/>
         <w:t>References</w:t>
       </w:r>
@@ -25204,11 +24906,9 @@
       <w:pPr>
         <w:pStyle w:val="Heading1"/>
       </w:pPr>
-      <w:bookmarkStart w:id="76" w:name="_Toc236016070"/>
-      <w:r>
-        <w:rPr>
-          <w:color w:val="1F3A5F"/>
-        </w:rPr>
+      <w:bookmarkStart w:id="76" w:name="_Toc236016632"/>
+      <w:r>
+        <w:rPr/>
         <w:lastRenderedPageBreak/>
         <w:t>Appendix: Project Structure &amp; Regression Test Suite</w:t>
       </w:r>
@@ -25663,31 +25363,31 @@
       </w:rPr>
     </w:lvl>
   </w:abstractNum>
-  <w:num w:numId="1" w16cid:durableId="1297761935">
+  <w:num w:numId="1" w16cid:durableId="2060349843">
     <w:abstractNumId w:val="8"/>
   </w:num>
-  <w:num w:numId="2" w16cid:durableId="108818369">
+  <w:num w:numId="2" w16cid:durableId="1727988566">
     <w:abstractNumId w:val="6"/>
   </w:num>
-  <w:num w:numId="3" w16cid:durableId="1026057156">
+  <w:num w:numId="3" w16cid:durableId="979961085">
     <w:abstractNumId w:val="5"/>
   </w:num>
-  <w:num w:numId="4" w16cid:durableId="107356497">
+  <w:num w:numId="4" w16cid:durableId="541013723">
     <w:abstractNumId w:val="4"/>
   </w:num>
-  <w:num w:numId="5" w16cid:durableId="396394337">
+  <w:num w:numId="5" w16cid:durableId="593167787">
     <w:abstractNumId w:val="7"/>
   </w:num>
-  <w:num w:numId="6" w16cid:durableId="1345203575">
+  <w:num w:numId="6" w16cid:durableId="1649355785">
     <w:abstractNumId w:val="3"/>
   </w:num>
-  <w:num w:numId="7" w16cid:durableId="206721415">
+  <w:num w:numId="7" w16cid:durableId="1240213033">
     <w:abstractNumId w:val="2"/>
   </w:num>
-  <w:num w:numId="8" w16cid:durableId="1272085798">
+  <w:num w:numId="8" w16cid:durableId="1461264179">
     <w:abstractNumId w:val="1"/>
   </w:num>
-  <w:num w:numId="9" w16cid:durableId="1901359801">
+  <w:num w:numId="9" w16cid:durableId="1510825187">
     <w:abstractNumId w:val="0"/>
   </w:num>
 </w:numbering>
@@ -37088,7 +36788,7 @@
     <w:autoRedefine/>
     <w:uiPriority w:val="39"/>
     <w:unhideWhenUsed/>
-    <w:rsid w:val="00F17699"/>
+    <w:rsid w:val="00E2112A"/>
     <w:pPr>
       <w:spacing w:after="100"/>
     </w:pPr>
@@ -37100,7 +36800,7 @@
     <w:autoRedefine/>
     <w:uiPriority w:val="39"/>
     <w:unhideWhenUsed/>
-    <w:rsid w:val="00F17699"/>
+    <w:rsid w:val="00E2112A"/>
     <w:pPr>
       <w:spacing w:after="100"/>
       <w:ind w:left="220"/>
@@ -37111,7 +36811,7 @@
     <w:basedOn w:val="DefaultParagraphFont"/>
     <w:uiPriority w:val="99"/>
     <w:unhideWhenUsed/>
-    <w:rsid w:val="00F17699"/>
+    <w:rsid w:val="00E2112A"/>
     <w:rPr>
       <w:color w:val="0000FF" w:themeColor="hyperlink"/>
       <w:u w:val="single"/>
@@ -37123,7 +36823,7 @@
     <w:next w:val="Normal"/>
     <w:uiPriority w:val="99"/>
     <w:unhideWhenUsed/>
-    <w:rsid w:val="00F17699"/>
+    <w:rsid w:val="00E2112A"/>
     <w:pPr>
       <w:spacing w:after="0"/>
     </w:pPr>
